--- a/Documents/UseCase_SRS_SOML_ENGSE206_v1.0_TH.docx
+++ b/Documents/UseCase_SRS_SOML_ENGSE206_v1.0_TH.docx
@@ -2261,7 +2261,7 @@
     </w:p>
     <w:bookmarkEnd w:id="18"/>
     <w:bookmarkEnd w:id="19"/>
-    <w:bookmarkStart w:id="27" w:name="overall-description"/>
+    <w:bookmarkStart w:id="34" w:name="overall-description"/>
     <w:p>
       <w:pPr>
         <w:pStyle w:val="Heading1"/>
@@ -2270,7 +2270,7 @@
         <w:t xml:space="preserve">2. Overall Description</w:t>
       </w:r>
     </w:p>
-    <w:bookmarkStart w:id="20" w:name="product-perspective"/>
+    <w:bookmarkStart w:id="26" w:name="product-perspective"/>
     <w:p>
       <w:pPr>
         <w:pStyle w:val="Heading2"/>
@@ -2295,8 +2295,142 @@
         <w:t xml:space="preserve">ระบบไม่เชื่อมต่อกับ Payment Gateway หรือ API ของธนาคาร การยืนยันว่าได้รับเงินแล้วจึงเป็นการกระทำของพนักงานขายหลังตรวจการแจ้งเตือนจากแอปพลิเคชันธนาคารด้วยตนเอง ข้อเท็จจริงนี้เป็นเงื่อนไขสำคัญที่กำหนดพฤติกรรมของระบบทั้งหมด</w:t>
       </w:r>
     </w:p>
-    <w:bookmarkEnd w:id="20"/>
-    <w:bookmarkStart w:id="21" w:name="product-functions"/>
+    <w:p>
+      <w:pPr>
+        <w:pStyle w:val="CaptionedFigure"/>
+      </w:pPr>
+      <w:r>
+        <w:drawing>
+          <wp:inline>
+            <wp:extent cx="5334000" cy="3864833"/>
+            <wp:effectExtent b="0" l="0" r="0" t="0"/>
+            <wp:docPr descr="แผนภาพบริบทของระบบ" title="" id="21" name="Picture"/>
+            <a:graphic>
+              <a:graphicData uri="http://schemas.openxmlformats.org/drawingml/2006/picture">
+                <pic:pic>
+                  <pic:nvPicPr>
+                    <pic:cNvPr descr="assets/diagrams/fig3-02_c1_context.png" id="22" name="Picture"/>
+                    <pic:cNvPicPr>
+                      <a:picLocks noChangeArrowheads="1" noChangeAspect="1"/>
+                    </pic:cNvPicPr>
+                  </pic:nvPicPr>
+                  <pic:blipFill>
+                    <a:blip r:embed="rId20"/>
+                    <a:stretch>
+                      <a:fillRect/>
+                    </a:stretch>
+                  </pic:blipFill>
+                  <pic:spPr bwMode="auto">
+                    <a:xfrm>
+                      <a:off x="0" y="0"/>
+                      <a:ext cx="5334000" cy="3864833"/>
+                    </a:xfrm>
+                    <a:prstGeom prst="rect">
+                      <a:avLst/>
+                    </a:prstGeom>
+                    <a:noFill/>
+                    <a:ln w="9525">
+                      <a:noFill/>
+                      <a:headEnd/>
+                      <a:tailEnd/>
+                    </a:ln>
+                  </pic:spPr>
+                </pic:pic>
+              </a:graphicData>
+            </a:graphic>
+          </wp:inline>
+        </w:drawing>
+      </w:r>
+    </w:p>
+    <w:p>
+      <w:pPr>
+        <w:pStyle w:val="ImageCaption"/>
+      </w:pPr>
+      <w:r>
+        <w:t xml:space="preserve">แผนภาพบริบทของระบบ</w:t>
+      </w:r>
+    </w:p>
+    <w:p>
+      <w:pPr>
+        <w:pStyle w:val="BodyText"/>
+      </w:pPr>
+      <w:r>
+        <w:rPr>
+          <w:i/>
+          <w:iCs/>
+        </w:rPr>
+        <w:t xml:space="preserve">ภาพที่ 1 — System Context และขอบเขตความรับผิดชอบของระบบ SOML</w:t>
+      </w:r>
+    </w:p>
+    <w:p>
+      <w:pPr>
+        <w:pStyle w:val="CaptionedFigure"/>
+      </w:pPr>
+      <w:r>
+        <w:drawing>
+          <wp:inline>
+            <wp:extent cx="5334000" cy="5913648"/>
+            <wp:effectExtent b="0" l="0" r="0" t="0"/>
+            <wp:docPr descr="แผนภาพคอนเทนเนอร์" title="" id="24" name="Picture"/>
+            <a:graphic>
+              <a:graphicData uri="http://schemas.openxmlformats.org/drawingml/2006/picture">
+                <pic:pic>
+                  <pic:nvPicPr>
+                    <pic:cNvPr descr="assets/diagrams/fig3-03_c2_container.png" id="25" name="Picture"/>
+                    <pic:cNvPicPr>
+                      <a:picLocks noChangeArrowheads="1" noChangeAspect="1"/>
+                    </pic:cNvPicPr>
+                  </pic:nvPicPr>
+                  <pic:blipFill>
+                    <a:blip r:embed="rId23"/>
+                    <a:stretch>
+                      <a:fillRect/>
+                    </a:stretch>
+                  </pic:blipFill>
+                  <pic:spPr bwMode="auto">
+                    <a:xfrm>
+                      <a:off x="0" y="0"/>
+                      <a:ext cx="5334000" cy="5913648"/>
+                    </a:xfrm>
+                    <a:prstGeom prst="rect">
+                      <a:avLst/>
+                    </a:prstGeom>
+                    <a:noFill/>
+                    <a:ln w="9525">
+                      <a:noFill/>
+                      <a:headEnd/>
+                      <a:tailEnd/>
+                    </a:ln>
+                  </pic:spPr>
+                </pic:pic>
+              </a:graphicData>
+            </a:graphic>
+          </wp:inline>
+        </w:drawing>
+      </w:r>
+    </w:p>
+    <w:p>
+      <w:pPr>
+        <w:pStyle w:val="ImageCaption"/>
+      </w:pPr>
+      <w:r>
+        <w:t xml:space="preserve">แผนภาพคอนเทนเนอร์</w:t>
+      </w:r>
+    </w:p>
+    <w:p>
+      <w:pPr>
+        <w:pStyle w:val="BodyText"/>
+      </w:pPr>
+      <w:r>
+        <w:rPr>
+          <w:i/>
+          <w:iCs/>
+        </w:rPr>
+        <w:t xml:space="preserve">ภาพที่ 2 — Container View แสดงส่วนที่ติดตั้งแยกจากกันสี่ส่วนและช่องทางสื่อสารระหว่างกัน</w:t>
+      </w:r>
+    </w:p>
+    <w:bookmarkEnd w:id="26"/>
+    <w:bookmarkStart w:id="28" w:name="product-functions"/>
     <w:p>
       <w:pPr>
         <w:pStyle w:val="Heading2"/>
@@ -2636,14 +2770,13 @@
         </w:tc>
       </w:tr>
     </w:tbl>
-    <w:bookmarkEnd w:id="21"/>
-    <w:bookmarkStart w:id="22" w:name="user-classes-and-characteristics"/>
-    <w:p>
-      <w:pPr>
-        <w:pStyle w:val="Heading2"/>
-      </w:pPr>
-      <w:r>
-        <w:t xml:space="preserve">2.3 User Classes and Characteristics</w:t>
+    <w:bookmarkStart w:id="27" w:name="user-story-summary"/>
+    <w:p>
+      <w:pPr>
+        <w:pStyle w:val="Heading3"/>
+      </w:pPr>
+      <w:r>
+        <w:t xml:space="preserve">User Story Summary</w:t>
       </w:r>
     </w:p>
     <w:tbl>
@@ -2669,348 +2802,253 @@
               <w:pStyle w:val="Compact"/>
             </w:pPr>
             <w:r>
-              <w:t xml:space="preserve">User Class</w:t>
-            </w:r>
-          </w:p>
-        </w:tc>
-        <w:tc>
-          <w:tcPr/>
-          <w:p>
-            <w:pPr>
-              <w:pStyle w:val="Compact"/>
-            </w:pPr>
-            <w:r>
-              <w:t xml:space="preserve">ลักษณะ</w:t>
-            </w:r>
-          </w:p>
-        </w:tc>
-        <w:tc>
-          <w:tcPr/>
-          <w:p>
-            <w:pPr>
-              <w:pStyle w:val="Compact"/>
-            </w:pPr>
-            <w:r>
-              <w:t xml:space="preserve">ความคาดหวังต่อระบบ</w:t>
-            </w:r>
-          </w:p>
-        </w:tc>
-      </w:tr>
-      <w:tr>
-        <w:tc>
-          <w:tcPr/>
-          <w:p>
-            <w:pPr>
-              <w:pStyle w:val="Compact"/>
-            </w:pPr>
-            <w:r>
-              <w:t xml:space="preserve">พนักงานขาย (sales)</w:t>
-            </w:r>
-          </w:p>
-        </w:tc>
-        <w:tc>
-          <w:tcPr/>
-          <w:p>
-            <w:pPr>
-              <w:pStyle w:val="Compact"/>
-            </w:pPr>
-            <w:r>
-              <w:t xml:space="preserve">ประจำจุดชำระเงินหน้าร้าน ทำงานเร็วภายใต้แรงกดดันเวลา คุ้นกับใบเสร็จกระดาษ</w:t>
-            </w:r>
-          </w:p>
-        </w:tc>
-        <w:tc>
-          <w:tcPr/>
-          <w:p>
-            <w:pPr>
-              <w:pStyle w:val="Compact"/>
-            </w:pPr>
-            <w:r>
-              <w:t xml:space="preserve">บันทึกการขายได้ในหน้าจอเดียว ไม่ต้องคิดเลขเอง และออกใบเสร็จได้ทันที</w:t>
-            </w:r>
-          </w:p>
-        </w:tc>
-      </w:tr>
-      <w:tr>
-        <w:tc>
-          <w:tcPr/>
-          <w:p>
-            <w:pPr>
-              <w:pStyle w:val="Compact"/>
-            </w:pPr>
-            <w:r>
-              <w:t xml:space="preserve">พนักงานคลังสินค้า (warehouse)</w:t>
-            </w:r>
-          </w:p>
-        </w:tc>
-        <w:tc>
-          <w:tcPr/>
-          <w:p>
-            <w:pPr>
-              <w:pStyle w:val="Compact"/>
-            </w:pPr>
-            <w:r>
-              <w:t xml:space="preserve">เดินระหว่างชั้นวางสินค้า ใช้แท็บเล็ตหรือสมาร์ตโฟนมากกว่าคอมพิวเตอร์ตั้งโต๊ะ</w:t>
-            </w:r>
-          </w:p>
-        </w:tc>
-        <w:tc>
-          <w:tcPr/>
-          <w:p>
-            <w:pPr>
-              <w:pStyle w:val="Compact"/>
-            </w:pPr>
-            <w:r>
-              <w:t xml:space="preserve">รู้ว่ามีงานรออยู่โดยไม่ต้องรอลูกค้าเดินมา และมั่นใจว่าจ่ายของแล้วสต็อกตัดถูกต้อง</w:t>
-            </w:r>
-          </w:p>
-        </w:tc>
-      </w:tr>
-      <w:tr>
-        <w:tc>
-          <w:tcPr/>
-          <w:p>
-            <w:pPr>
-              <w:pStyle w:val="Compact"/>
-            </w:pPr>
-            <w:r>
-              <w:t xml:space="preserve">ผู้จัดการ (manager)</w:t>
-            </w:r>
-          </w:p>
-        </w:tc>
-        <w:tc>
-          <w:tcPr/>
-          <w:p>
-            <w:pPr>
-              <w:pStyle w:val="Compact"/>
-            </w:pPr>
-            <w:r>
-              <w:t xml:space="preserve">เจ้าของร้าน ดูภาพรวมเป็นระยะระหว่างวัน ไม่ได้อยู่หน้าจอตลอดเวลา</w:t>
-            </w:r>
-          </w:p>
-        </w:tc>
-        <w:tc>
-          <w:tcPr/>
-          <w:p>
-            <w:pPr>
-              <w:pStyle w:val="Compact"/>
-            </w:pPr>
-            <w:r>
-              <w:t xml:space="preserve">เห็นยอดขาย คิวงาน และระดับสต็อกได้ทันทีที่เปิดดู และได้รับแจ้งเตือนเมื่อของใกล้หมด</w:t>
+              <w:t xml:space="preserve">ID</w:t>
+            </w:r>
+          </w:p>
+        </w:tc>
+        <w:tc>
+          <w:tcPr/>
+          <w:p>
+            <w:pPr>
+              <w:pStyle w:val="Compact"/>
+            </w:pPr>
+            <w:r>
+              <w:t xml:space="preserve">User Story</w:t>
+            </w:r>
+          </w:p>
+        </w:tc>
+        <w:tc>
+          <w:tcPr/>
+          <w:p>
+            <w:pPr>
+              <w:pStyle w:val="Compact"/>
+            </w:pPr>
+            <w:r>
+              <w:t xml:space="preserve">Coverage</w:t>
+            </w:r>
+          </w:p>
+        </w:tc>
+      </w:tr>
+      <w:tr>
+        <w:tc>
+          <w:tcPr/>
+          <w:p>
+            <w:pPr>
+              <w:pStyle w:val="Compact"/>
+            </w:pPr>
+            <w:r>
+              <w:t xml:space="preserve">US-01</w:t>
+            </w:r>
+          </w:p>
+        </w:tc>
+        <w:tc>
+          <w:tcPr/>
+          <w:p>
+            <w:pPr>
+              <w:pStyle w:val="Compact"/>
+            </w:pPr>
+            <w:r>
+              <w:t xml:space="preserve">ในฐานะพนักงานขาย ฉันต้องการบันทึกการขายและออกใบเสร็จได้ในหน้าจอเดียว เพื่อไม่ต้องคิดเลขเองและไม่ต้องเขียนบิลด้วยมือ</w:t>
+            </w:r>
+          </w:p>
+        </w:tc>
+        <w:tc>
+          <w:tcPr/>
+          <w:p>
+            <w:pPr>
+              <w:pStyle w:val="Compact"/>
+            </w:pPr>
+            <w:r>
+              <w:t xml:space="preserve">FR-03; BR-01; AC-03..05</w:t>
+            </w:r>
+          </w:p>
+        </w:tc>
+      </w:tr>
+      <w:tr>
+        <w:tc>
+          <w:tcPr/>
+          <w:p>
+            <w:pPr>
+              <w:pStyle w:val="Compact"/>
+            </w:pPr>
+            <w:r>
+              <w:t xml:space="preserve">US-02</w:t>
+            </w:r>
+          </w:p>
+        </w:tc>
+        <w:tc>
+          <w:tcPr/>
+          <w:p>
+            <w:pPr>
+              <w:pStyle w:val="Compact"/>
+            </w:pPr>
+            <w:r>
+              <w:t xml:space="preserve">ในฐานะพนักงานคลังสินค้า ฉันต้องการรู้ว่ามีคำสั่งซื้อรออยู่โดยไม่ต้องรอลูกค้าเดินมาบอก เพื่อเริ่มจัดของได้ก่อน</w:t>
+            </w:r>
+          </w:p>
+        </w:tc>
+        <w:tc>
+          <w:tcPr/>
+          <w:p>
+            <w:pPr>
+              <w:pStyle w:val="Compact"/>
+            </w:pPr>
+            <w:r>
+              <w:t xml:space="preserve">FR-04; BR-03; NFR-02; AC-06</w:t>
+            </w:r>
+          </w:p>
+        </w:tc>
+      </w:tr>
+      <w:tr>
+        <w:tc>
+          <w:tcPr/>
+          <w:p>
+            <w:pPr>
+              <w:pStyle w:val="Compact"/>
+            </w:pPr>
+            <w:r>
+              <w:t xml:space="preserve">US-03</w:t>
+            </w:r>
+          </w:p>
+        </w:tc>
+        <w:tc>
+          <w:tcPr/>
+          <w:p>
+            <w:pPr>
+              <w:pStyle w:val="Compact"/>
+            </w:pPr>
+            <w:r>
+              <w:t xml:space="preserve">ในฐานะพนักงานคลังสินค้า ฉันต้องการให้ระบบตัดสต็อกให้เองเมื่อจ่ายของ และกันไม่ให้จ่ายซ้ำ เพื่อให้ยอดตรงกับของจริง</w:t>
+            </w:r>
+          </w:p>
+        </w:tc>
+        <w:tc>
+          <w:tcPr/>
+          <w:p>
+            <w:pPr>
+              <w:pStyle w:val="Compact"/>
+            </w:pPr>
+            <w:r>
+              <w:t xml:space="preserve">FR-05, FR-06; BR-02; NFR-04; AC-07, AC-08</w:t>
+            </w:r>
+          </w:p>
+        </w:tc>
+      </w:tr>
+      <w:tr>
+        <w:tc>
+          <w:tcPr/>
+          <w:p>
+            <w:pPr>
+              <w:pStyle w:val="Compact"/>
+            </w:pPr>
+            <w:r>
+              <w:t xml:space="preserve">US-04</w:t>
+            </w:r>
+          </w:p>
+        </w:tc>
+        <w:tc>
+          <w:tcPr/>
+          <w:p>
+            <w:pPr>
+              <w:pStyle w:val="Compact"/>
+            </w:pPr>
+            <w:r>
+              <w:t xml:space="preserve">ในฐานะผู้จัดการ ฉันต้องการเห็นยอดขาย คิวงาน และระดับสต็อกได้ทันทีที่เปิดดู เพื่อตัดสินใจจากข้อมูลจริง</w:t>
+            </w:r>
+          </w:p>
+        </w:tc>
+        <w:tc>
+          <w:tcPr/>
+          <w:p>
+            <w:pPr>
+              <w:pStyle w:val="Compact"/>
+            </w:pPr>
+            <w:r>
+              <w:t xml:space="preserve">FR-07; BR-04; AC-09</w:t>
+            </w:r>
+          </w:p>
+        </w:tc>
+      </w:tr>
+      <w:tr>
+        <w:tc>
+          <w:tcPr/>
+          <w:p>
+            <w:pPr>
+              <w:pStyle w:val="Compact"/>
+            </w:pPr>
+            <w:r>
+              <w:t xml:space="preserve">US-05</w:t>
+            </w:r>
+          </w:p>
+        </w:tc>
+        <w:tc>
+          <w:tcPr/>
+          <w:p>
+            <w:pPr>
+              <w:pStyle w:val="Compact"/>
+            </w:pPr>
+            <w:r>
+              <w:t xml:space="preserve">ในฐานะผู้จัดการ ฉันต้องการให้ระบบเตือนเองเมื่อสินค้าใกล้หมด เพื่อสั่งซื้อได้ทันก่อนของขาด</w:t>
+            </w:r>
+          </w:p>
+        </w:tc>
+        <w:tc>
+          <w:tcPr/>
+          <w:p>
+            <w:pPr>
+              <w:pStyle w:val="Compact"/>
+            </w:pPr>
+            <w:r>
+              <w:t xml:space="preserve">FR-02, FR-08; BR-05; AC-02, AC-10</w:t>
+            </w:r>
+          </w:p>
+        </w:tc>
+      </w:tr>
+      <w:tr>
+        <w:tc>
+          <w:tcPr/>
+          <w:p>
+            <w:pPr>
+              <w:pStyle w:val="Compact"/>
+            </w:pPr>
+            <w:r>
+              <w:t xml:space="preserve">US-06</w:t>
+            </w:r>
+          </w:p>
+        </w:tc>
+        <w:tc>
+          <w:tcPr/>
+          <w:p>
+            <w:pPr>
+              <w:pStyle w:val="Compact"/>
+            </w:pPr>
+            <w:r>
+              <w:t xml:space="preserve">ในฐานะผู้จัดการ ฉันต้องการตรวจสอบย้อนหลังได้ว่าใครทำอะไรเมื่อใด เพื่อหาสาเหตุเมื่อข้อมูลไม่ตรง</w:t>
+            </w:r>
+          </w:p>
+        </w:tc>
+        <w:tc>
+          <w:tcPr/>
+          <w:p>
+            <w:pPr>
+              <w:pStyle w:val="Compact"/>
+            </w:pPr>
+            <w:r>
+              <w:t xml:space="preserve">FR-09; AC-11</w:t>
             </w:r>
           </w:p>
         </w:tc>
       </w:tr>
     </w:tbl>
-    <w:p>
-      <w:pPr>
-        <w:pStyle w:val="BodyText"/>
-      </w:pPr>
-      <w:r>
-        <w:t xml:space="preserve">สิทธิ์ระดับผู้ดูแลระบบรวมอยู่ในบทบาทผู้จัดการ ไม่มีบทบาทที่สี่แยกต่างหาก เนื่องจากขนาดของร้านไม่จำเป็นต้องแยก</w:t>
-      </w:r>
-    </w:p>
-    <w:bookmarkEnd w:id="22"/>
-    <w:bookmarkStart w:id="23" w:name="operating-environment"/>
+    <w:bookmarkEnd w:id="27"/>
+    <w:bookmarkEnd w:id="28"/>
+    <w:bookmarkStart w:id="29" w:name="user-classes-and-characteristics"/>
     <w:p>
       <w:pPr>
         <w:pStyle w:val="Heading2"/>
       </w:pPr>
       <w:r>
-        <w:t xml:space="preserve">2.4 Operating Environment</w:t>
-      </w:r>
-    </w:p>
-    <w:tbl>
-      <w:tblPr>
-        <w:tblStyle w:val="Table"/>
-        <w:tblW w:type="pct" w:w="5000"/>
-        <w:tblLayout w:type="fixed"/>
-        <w:tblLook w:firstRow="1" w:lastRow="0" w:firstColumn="0" w:lastColumn="0" w:noHBand="0" w:noVBand="0" w:val="0020"/>
-      </w:tblPr>
-      <w:tblGrid>
-        <w:gridCol w:w="3960"/>
-        <w:gridCol w:w="3960"/>
-      </w:tblGrid>
-      <w:tr>
-        <w:trPr>
-          <w:tblHeader w:val="on"/>
-        </w:trPr>
-        <w:tc>
-          <w:tcPr/>
-          <w:p>
-            <w:pPr>
-              <w:pStyle w:val="Compact"/>
-            </w:pPr>
-            <w:r>
-              <w:t xml:space="preserve">รายการ</w:t>
-            </w:r>
-          </w:p>
-        </w:tc>
-        <w:tc>
-          <w:tcPr/>
-          <w:p>
-            <w:pPr>
-              <w:pStyle w:val="Compact"/>
-            </w:pPr>
-            <w:r>
-              <w:t xml:space="preserve">ข้อกำหนด</w:t>
-            </w:r>
-          </w:p>
-        </w:tc>
-      </w:tr>
-      <w:tr>
-        <w:tc>
-          <w:tcPr/>
-          <w:p>
-            <w:pPr>
-              <w:pStyle w:val="Compact"/>
-            </w:pPr>
-            <w:r>
-              <w:t xml:space="preserve">ฝั่งผู้ใช้</w:t>
-            </w:r>
-          </w:p>
-        </w:tc>
-        <w:tc>
-          <w:tcPr/>
-          <w:p>
-            <w:pPr>
-              <w:pStyle w:val="Compact"/>
-            </w:pPr>
-            <w:r>
-              <w:t xml:space="preserve">เว็บเบราว์เซอร์รุ่นล่าสุด Chrome, Edge หรือ Firefox บนคอมพิวเตอร์ แท็บเล็ต หรือสมาร์ตโฟน</w:t>
-            </w:r>
-          </w:p>
-        </w:tc>
-      </w:tr>
-      <w:tr>
-        <w:tc>
-          <w:tcPr/>
-          <w:p>
-            <w:pPr>
-              <w:pStyle w:val="Compact"/>
-            </w:pPr>
-            <w:r>
-              <w:t xml:space="preserve">ฝั่งเซิร์ฟเวอร์</w:t>
-            </w:r>
-          </w:p>
-        </w:tc>
-        <w:tc>
-          <w:tcPr/>
-          <w:p>
-            <w:pPr>
-              <w:pStyle w:val="Compact"/>
-            </w:pPr>
-            <w:r>
-              <w:t xml:space="preserve">Node.js 20 LTS ขึ้นไป · Express.js</w:t>
-            </w:r>
-          </w:p>
-        </w:tc>
-      </w:tr>
-      <w:tr>
-        <w:tc>
-          <w:tcPr/>
-          <w:p>
-            <w:pPr>
-              <w:pStyle w:val="Compact"/>
-            </w:pPr>
-            <w:r>
-              <w:t xml:space="preserve">ฐานข้อมูล</w:t>
-            </w:r>
-          </w:p>
-        </w:tc>
-        <w:tc>
-          <w:tcPr/>
-          <w:p>
-            <w:pPr>
-              <w:pStyle w:val="Compact"/>
-            </w:pPr>
-            <w:r>
-              <w:t xml:space="preserve">MySQL 8.0 กลไกจัดเก็บ InnoDB</w:t>
-            </w:r>
-          </w:p>
-        </w:tc>
-      </w:tr>
-      <w:tr>
-        <w:tc>
-          <w:tcPr/>
-          <w:p>
-            <w:pPr>
-              <w:pStyle w:val="Compact"/>
-            </w:pPr>
-            <w:r>
-              <w:t xml:space="preserve">อุปกรณ์ต่อพ่วง</w:t>
-            </w:r>
-          </w:p>
-        </w:tc>
-        <w:tc>
-          <w:tcPr/>
-          <w:p>
-            <w:pPr>
-              <w:pStyle w:val="Compact"/>
-            </w:pPr>
-            <w:r>
-              <w:t xml:space="preserve">เครื่องพิมพ์ใบเสร็จความร้อนที่รองรับ ESC/POS ต่อผ่าน USB หรือเครือข่าย</w:t>
-            </w:r>
-          </w:p>
-        </w:tc>
-      </w:tr>
-      <w:tr>
-        <w:tc>
-          <w:tcPr/>
-          <w:p>
-            <w:pPr>
-              <w:pStyle w:val="Compact"/>
-            </w:pPr>
-            <w:r>
-              <w:t xml:space="preserve">เครือข่าย</w:t>
-            </w:r>
-          </w:p>
-        </w:tc>
-        <w:tc>
-          <w:tcPr/>
-          <w:p>
-            <w:pPr>
-              <w:pStyle w:val="Compact"/>
-            </w:pPr>
-            <w:r>
-              <w:t xml:space="preserve">เครือข่ายภายในร้านที่ครอบคลุมทั้งจุดชำระเงินและคลังสินค้า</w:t>
-            </w:r>
-          </w:p>
-        </w:tc>
-      </w:tr>
-      <w:tr>
-        <w:tc>
-          <w:tcPr/>
-          <w:p>
-            <w:pPr>
-              <w:pStyle w:val="Compact"/>
-            </w:pPr>
-            <w:r>
-              <w:t xml:space="preserve">ช่องทางเข้าถึง</w:t>
-            </w:r>
-          </w:p>
-        </w:tc>
-        <w:tc>
-          <w:tcPr/>
-          <w:p>
-            <w:pPr>
-              <w:pStyle w:val="Compact"/>
-            </w:pPr>
-            <w:r>
-              <w:t xml:space="preserve">HTTPS เท่านั้น</w:t>
-            </w:r>
-          </w:p>
-        </w:tc>
-      </w:tr>
-    </w:tbl>
-    <w:bookmarkEnd w:id="23"/>
-    <w:bookmarkStart w:id="24" w:name="design-and-implementation-constraints"/>
-    <w:p>
-      <w:pPr>
-        <w:pStyle w:val="Heading2"/>
-      </w:pPr>
-      <w:r>
-        <w:t xml:space="preserve">2.5 Design and Implementation Constraints</w:t>
+        <w:t xml:space="preserve">2.3 User Classes and Characteristics</w:t>
       </w:r>
     </w:p>
     <w:tbl>
@@ -3036,322 +3074,348 @@
               <w:pStyle w:val="Compact"/>
             </w:pPr>
             <w:r>
-              <w:t xml:space="preserve">ID</w:t>
-            </w:r>
-          </w:p>
-        </w:tc>
-        <w:tc>
-          <w:tcPr/>
-          <w:p>
-            <w:pPr>
-              <w:pStyle w:val="Compact"/>
-            </w:pPr>
-            <w:r>
-              <w:t xml:space="preserve">ข้อจำกัด</w:t>
-            </w:r>
-          </w:p>
-        </w:tc>
-        <w:tc>
-          <w:tcPr/>
-          <w:p>
-            <w:pPr>
-              <w:pStyle w:val="Compact"/>
-            </w:pPr>
-            <w:r>
-              <w:t xml:space="preserve">เหตุผล</w:t>
-            </w:r>
-          </w:p>
-        </w:tc>
-      </w:tr>
-      <w:tr>
-        <w:tc>
-          <w:tcPr/>
-          <w:p>
-            <w:pPr>
-              <w:pStyle w:val="Compact"/>
-            </w:pPr>
-            <w:r>
-              <w:t xml:space="preserve">CON-01</w:t>
-            </w:r>
-          </w:p>
-        </w:tc>
-        <w:tc>
-          <w:tcPr/>
-          <w:p>
-            <w:pPr>
-              <w:pStyle w:val="Compact"/>
-            </w:pPr>
-            <w:r>
-              <w:t xml:space="preserve">ต้องออกแบบเป็นสถาปัตยกรรมสามชั้น แยกชั้นแสดงผล ชั้นตรรกะธุรกิจ และชั้นข้อมูล</w:t>
-            </w:r>
-          </w:p>
-        </w:tc>
-        <w:tc>
-          <w:tcPr/>
-          <w:p>
-            <w:pPr>
-              <w:pStyle w:val="Compact"/>
-            </w:pPr>
-            <w:r>
-              <w:t xml:space="preserve">รองรับการพัฒนา ทดสอบ และบำรุงรักษาแยกส่วน ตาม NFR-08</w:t>
-            </w:r>
-          </w:p>
-        </w:tc>
-      </w:tr>
-      <w:tr>
-        <w:tc>
-          <w:tcPr/>
-          <w:p>
-            <w:pPr>
-              <w:pStyle w:val="Compact"/>
-            </w:pPr>
-            <w:r>
-              <w:t xml:space="preserve">CON-02</w:t>
-            </w:r>
-          </w:p>
-        </w:tc>
-        <w:tc>
-          <w:tcPr/>
-          <w:p>
-            <w:pPr>
-              <w:pStyle w:val="Compact"/>
-            </w:pPr>
-            <w:r>
-              <w:t xml:space="preserve">ชั้นแสดงผลต้องเป็น React.js แบบ Responsive Design</w:t>
-            </w:r>
-          </w:p>
-        </w:tc>
-        <w:tc>
-          <w:tcPr/>
-          <w:p>
-            <w:pPr>
-              <w:pStyle w:val="Compact"/>
-            </w:pPr>
-            <w:r>
-              <w:t xml:space="preserve">ต้องแสดงผลได้ทั้งเดสก์ท็อป แท็บเล็ต และสมาร์ตโฟน ตาม NFR-03</w:t>
-            </w:r>
-          </w:p>
-        </w:tc>
-      </w:tr>
-      <w:tr>
-        <w:tc>
-          <w:tcPr/>
-          <w:p>
-            <w:pPr>
-              <w:pStyle w:val="Compact"/>
-            </w:pPr>
-            <w:r>
-              <w:t xml:space="preserve">CON-03</w:t>
-            </w:r>
-          </w:p>
-        </w:tc>
-        <w:tc>
-          <w:tcPr/>
-          <w:p>
-            <w:pPr>
-              <w:pStyle w:val="Compact"/>
-            </w:pPr>
-            <w:r>
-              <w:t xml:space="preserve">ชั้นตรรกะธุรกิจต้องเป็น Node.js ร่วมกับ Express.js</w:t>
-            </w:r>
-          </w:p>
-        </w:tc>
-        <w:tc>
-          <w:tcPr/>
-          <w:p>
-            <w:pPr>
-              <w:pStyle w:val="Compact"/>
-            </w:pPr>
-            <w:r>
-              <w:t xml:space="preserve">ใช้ภาษาเดียวกับชั้นแสดงผลเพื่อลดภาระการเรียนรู้ภายในทีมสองคน</w:t>
-            </w:r>
-          </w:p>
-        </w:tc>
-      </w:tr>
-      <w:tr>
-        <w:tc>
-          <w:tcPr/>
-          <w:p>
-            <w:pPr>
-              <w:pStyle w:val="Compact"/>
-            </w:pPr>
-            <w:r>
-              <w:t xml:space="preserve">CON-04</w:t>
-            </w:r>
-          </w:p>
-        </w:tc>
-        <w:tc>
-          <w:tcPr/>
-          <w:p>
-            <w:pPr>
-              <w:pStyle w:val="Compact"/>
-            </w:pPr>
-            <w:r>
-              <w:t xml:space="preserve">ชั้นข้อมูลต้องเป็น MySQL 8.0 และตั้งกลไกจัดเก็บเป็น InnoDB</w:t>
-            </w:r>
-          </w:p>
-        </w:tc>
-        <w:tc>
-          <w:tcPr/>
-          <w:p>
-            <w:pPr>
-              <w:pStyle w:val="Compact"/>
-            </w:pPr>
-            <w:r>
-              <w:t xml:space="preserve">InnoDB เท่านั้นที่รองรับธุรกรรมแบบ ACID และการล็อกระดับแถวที่ NFR-04 กำหนด</w:t>
-            </w:r>
-          </w:p>
-        </w:tc>
-      </w:tr>
-      <w:tr>
-        <w:tc>
-          <w:tcPr/>
-          <w:p>
-            <w:pPr>
-              <w:pStyle w:val="Compact"/>
-            </w:pPr>
-            <w:r>
-              <w:t xml:space="preserve">CON-05</w:t>
-            </w:r>
-          </w:p>
-        </w:tc>
-        <w:tc>
-          <w:tcPr/>
-          <w:p>
-            <w:pPr>
-              <w:pStyle w:val="Compact"/>
-            </w:pPr>
-            <w:r>
-              <w:t xml:space="preserve">การสื่อสารเรียลไทม์ต้องใช้ WebSocket โดยมี Server-Sent Events เป็นช่องทางสำรอง</w:t>
-            </w:r>
-          </w:p>
-        </w:tc>
-        <w:tc>
-          <w:tcPr/>
-          <w:p>
-            <w:pPr>
-              <w:pStyle w:val="Compact"/>
-            </w:pPr>
-            <w:r>
-              <w:t xml:space="preserve">ต้องผลักข้อมูลจากฝั่งเซิร์ฟเวอร์ได้ภายในเกณฑ์เวลาของ NFR-02</w:t>
-            </w:r>
-          </w:p>
-        </w:tc>
-      </w:tr>
-      <w:tr>
-        <w:tc>
-          <w:tcPr/>
-          <w:p>
-            <w:pPr>
-              <w:pStyle w:val="Compact"/>
-            </w:pPr>
-            <w:r>
-              <w:t xml:space="preserve">CON-06</w:t>
-            </w:r>
-          </w:p>
-        </w:tc>
-        <w:tc>
-          <w:tcPr/>
-          <w:p>
-            <w:pPr>
-              <w:pStyle w:val="Compact"/>
-            </w:pPr>
-            <w:r>
-              <w:t xml:space="preserve">การพิมพ์ใบเสร็จต้องใช้โพรโทคอล ESC/POS ผ่าน USB หรือเครือข่าย</w:t>
-            </w:r>
-          </w:p>
-        </w:tc>
-        <w:tc>
-          <w:tcPr/>
-          <w:p>
-            <w:pPr>
-              <w:pStyle w:val="Compact"/>
-            </w:pPr>
-            <w:r>
-              <w:t xml:space="preserve">เป็นมาตรฐานที่เครื่องพิมพ์ใบเสร็จความร้อนทั่วไปรองรับ</w:t>
-            </w:r>
-          </w:p>
-        </w:tc>
-      </w:tr>
-      <w:tr>
-        <w:tc>
-          <w:tcPr/>
-          <w:p>
-            <w:pPr>
-              <w:pStyle w:val="Compact"/>
-            </w:pPr>
-            <w:r>
-              <w:t xml:space="preserve">CON-07</w:t>
-            </w:r>
-          </w:p>
-        </w:tc>
-        <w:tc>
-          <w:tcPr/>
-          <w:p>
-            <w:pPr>
-              <w:pStyle w:val="Compact"/>
-            </w:pPr>
-            <w:r>
-              <w:t xml:space="preserve">ต้องสร้างรหัส QR ตามมาตรฐาน EMVCo และให้พนักงานยืนยันรับชำระเอง</w:t>
-            </w:r>
-          </w:p>
-        </w:tc>
-        <w:tc>
-          <w:tcPr/>
-          <w:p>
-            <w:pPr>
-              <w:pStyle w:val="Compact"/>
-            </w:pPr>
-            <w:r>
-              <w:t xml:space="preserve">ไม่มี Payment Gateway ในขอบเขตโครงงาน</w:t>
-            </w:r>
-          </w:p>
-        </w:tc>
-      </w:tr>
-      <w:tr>
-        <w:tc>
-          <w:tcPr/>
-          <w:p>
-            <w:pPr>
-              <w:pStyle w:val="Compact"/>
-            </w:pPr>
-            <w:r>
-              <w:t xml:space="preserve">CON-08</w:t>
-            </w:r>
-          </w:p>
-        </w:tc>
-        <w:tc>
-          <w:tcPr/>
-          <w:p>
-            <w:pPr>
-              <w:pStyle w:val="Compact"/>
-            </w:pPr>
-            <w:r>
-              <w:t xml:space="preserve">ต้องเข้าถึงผ่าน HTTPS เท่านั้น และตรวจสอบสิทธิ์ทุกคำขอ</w:t>
-            </w:r>
-          </w:p>
-        </w:tc>
-        <w:tc>
-          <w:tcPr/>
-          <w:p>
-            <w:pPr>
-              <w:pStyle w:val="Compact"/>
-            </w:pPr>
-            <w:r>
-              <w:t xml:space="preserve">ตามข้อกำหนดความมั่นคงปลอดภัย NFR-01</w:t>
+              <w:t xml:space="preserve">User Class</w:t>
+            </w:r>
+          </w:p>
+        </w:tc>
+        <w:tc>
+          <w:tcPr/>
+          <w:p>
+            <w:pPr>
+              <w:pStyle w:val="Compact"/>
+            </w:pPr>
+            <w:r>
+              <w:t xml:space="preserve">ลักษณะ</w:t>
+            </w:r>
+          </w:p>
+        </w:tc>
+        <w:tc>
+          <w:tcPr/>
+          <w:p>
+            <w:pPr>
+              <w:pStyle w:val="Compact"/>
+            </w:pPr>
+            <w:r>
+              <w:t xml:space="preserve">ความคาดหวังต่อระบบ</w:t>
+            </w:r>
+          </w:p>
+        </w:tc>
+      </w:tr>
+      <w:tr>
+        <w:tc>
+          <w:tcPr/>
+          <w:p>
+            <w:pPr>
+              <w:pStyle w:val="Compact"/>
+            </w:pPr>
+            <w:r>
+              <w:t xml:space="preserve">พนักงานขาย (sales)</w:t>
+            </w:r>
+          </w:p>
+        </w:tc>
+        <w:tc>
+          <w:tcPr/>
+          <w:p>
+            <w:pPr>
+              <w:pStyle w:val="Compact"/>
+            </w:pPr>
+            <w:r>
+              <w:t xml:space="preserve">ประจำจุดชำระเงินหน้าร้าน ทำงานเร็วภายใต้แรงกดดันเวลา คุ้นกับใบเสร็จกระดาษ</w:t>
+            </w:r>
+          </w:p>
+        </w:tc>
+        <w:tc>
+          <w:tcPr/>
+          <w:p>
+            <w:pPr>
+              <w:pStyle w:val="Compact"/>
+            </w:pPr>
+            <w:r>
+              <w:t xml:space="preserve">บันทึกการขายได้ในหน้าจอเดียว ไม่ต้องคิดเลขเอง และออกใบเสร็จได้ทันที</w:t>
+            </w:r>
+          </w:p>
+        </w:tc>
+      </w:tr>
+      <w:tr>
+        <w:tc>
+          <w:tcPr/>
+          <w:p>
+            <w:pPr>
+              <w:pStyle w:val="Compact"/>
+            </w:pPr>
+            <w:r>
+              <w:t xml:space="preserve">พนักงานคลังสินค้า (warehouse)</w:t>
+            </w:r>
+          </w:p>
+        </w:tc>
+        <w:tc>
+          <w:tcPr/>
+          <w:p>
+            <w:pPr>
+              <w:pStyle w:val="Compact"/>
+            </w:pPr>
+            <w:r>
+              <w:t xml:space="preserve">เดินระหว่างชั้นวางสินค้า ใช้แท็บเล็ตหรือสมาร์ตโฟนมากกว่าคอมพิวเตอร์ตั้งโต๊ะ</w:t>
+            </w:r>
+          </w:p>
+        </w:tc>
+        <w:tc>
+          <w:tcPr/>
+          <w:p>
+            <w:pPr>
+              <w:pStyle w:val="Compact"/>
+            </w:pPr>
+            <w:r>
+              <w:t xml:space="preserve">รู้ว่ามีงานรออยู่โดยไม่ต้องรอลูกค้าเดินมา และมั่นใจว่าจ่ายของแล้วสต็อกตัดถูกต้อง</w:t>
+            </w:r>
+          </w:p>
+        </w:tc>
+      </w:tr>
+      <w:tr>
+        <w:tc>
+          <w:tcPr/>
+          <w:p>
+            <w:pPr>
+              <w:pStyle w:val="Compact"/>
+            </w:pPr>
+            <w:r>
+              <w:t xml:space="preserve">ผู้จัดการ (manager)</w:t>
+            </w:r>
+          </w:p>
+        </w:tc>
+        <w:tc>
+          <w:tcPr/>
+          <w:p>
+            <w:pPr>
+              <w:pStyle w:val="Compact"/>
+            </w:pPr>
+            <w:r>
+              <w:t xml:space="preserve">เจ้าของร้าน ดูภาพรวมเป็นระยะระหว่างวัน ไม่ได้อยู่หน้าจอตลอดเวลา</w:t>
+            </w:r>
+          </w:p>
+        </w:tc>
+        <w:tc>
+          <w:tcPr/>
+          <w:p>
+            <w:pPr>
+              <w:pStyle w:val="Compact"/>
+            </w:pPr>
+            <w:r>
+              <w:t xml:space="preserve">เห็นยอดขาย คิวงาน และระดับสต็อกได้ทันทีที่เปิดดู และได้รับแจ้งเตือนเมื่อของใกล้หมด</w:t>
             </w:r>
           </w:p>
         </w:tc>
       </w:tr>
     </w:tbl>
-    <w:bookmarkEnd w:id="24"/>
-    <w:bookmarkStart w:id="25" w:name="user-documentation"/>
+    <w:p>
+      <w:pPr>
+        <w:pStyle w:val="BodyText"/>
+      </w:pPr>
+      <w:r>
+        <w:t xml:space="preserve">สิทธิ์ระดับผู้ดูแลระบบรวมอยู่ในบทบาทผู้จัดการ ไม่มีบทบาทที่สี่แยกต่างหาก เนื่องจากขนาดของร้านไม่จำเป็นต้องแยก</w:t>
+      </w:r>
+    </w:p>
+    <w:bookmarkEnd w:id="29"/>
+    <w:bookmarkStart w:id="30" w:name="operating-environment"/>
     <w:p>
       <w:pPr>
         <w:pStyle w:val="Heading2"/>
       </w:pPr>
       <w:r>
-        <w:t xml:space="preserve">2.6 User Documentation</w:t>
+        <w:t xml:space="preserve">2.4 Operating Environment</w:t>
+      </w:r>
+    </w:p>
+    <w:tbl>
+      <w:tblPr>
+        <w:tblStyle w:val="Table"/>
+        <w:tblW w:type="pct" w:w="5000"/>
+        <w:tblLayout w:type="fixed"/>
+        <w:tblLook w:firstRow="1" w:lastRow="0" w:firstColumn="0" w:lastColumn="0" w:noHBand="0" w:noVBand="0" w:val="0020"/>
+      </w:tblPr>
+      <w:tblGrid>
+        <w:gridCol w:w="3960"/>
+        <w:gridCol w:w="3960"/>
+      </w:tblGrid>
+      <w:tr>
+        <w:trPr>
+          <w:tblHeader w:val="on"/>
+        </w:trPr>
+        <w:tc>
+          <w:tcPr/>
+          <w:p>
+            <w:pPr>
+              <w:pStyle w:val="Compact"/>
+            </w:pPr>
+            <w:r>
+              <w:t xml:space="preserve">รายการ</w:t>
+            </w:r>
+          </w:p>
+        </w:tc>
+        <w:tc>
+          <w:tcPr/>
+          <w:p>
+            <w:pPr>
+              <w:pStyle w:val="Compact"/>
+            </w:pPr>
+            <w:r>
+              <w:t xml:space="preserve">ข้อกำหนด</w:t>
+            </w:r>
+          </w:p>
+        </w:tc>
+      </w:tr>
+      <w:tr>
+        <w:tc>
+          <w:tcPr/>
+          <w:p>
+            <w:pPr>
+              <w:pStyle w:val="Compact"/>
+            </w:pPr>
+            <w:r>
+              <w:t xml:space="preserve">ฝั่งผู้ใช้</w:t>
+            </w:r>
+          </w:p>
+        </w:tc>
+        <w:tc>
+          <w:tcPr/>
+          <w:p>
+            <w:pPr>
+              <w:pStyle w:val="Compact"/>
+            </w:pPr>
+            <w:r>
+              <w:t xml:space="preserve">เว็บเบราว์เซอร์รุ่นล่าสุด Chrome, Edge หรือ Firefox บนคอมพิวเตอร์ แท็บเล็ต หรือสมาร์ตโฟน</w:t>
+            </w:r>
+          </w:p>
+        </w:tc>
+      </w:tr>
+      <w:tr>
+        <w:tc>
+          <w:tcPr/>
+          <w:p>
+            <w:pPr>
+              <w:pStyle w:val="Compact"/>
+            </w:pPr>
+            <w:r>
+              <w:t xml:space="preserve">ฝั่งเซิร์ฟเวอร์</w:t>
+            </w:r>
+          </w:p>
+        </w:tc>
+        <w:tc>
+          <w:tcPr/>
+          <w:p>
+            <w:pPr>
+              <w:pStyle w:val="Compact"/>
+            </w:pPr>
+            <w:r>
+              <w:t xml:space="preserve">Node.js 20 LTS ขึ้นไป · Express.js</w:t>
+            </w:r>
+          </w:p>
+        </w:tc>
+      </w:tr>
+      <w:tr>
+        <w:tc>
+          <w:tcPr/>
+          <w:p>
+            <w:pPr>
+              <w:pStyle w:val="Compact"/>
+            </w:pPr>
+            <w:r>
+              <w:t xml:space="preserve">ฐานข้อมูล</w:t>
+            </w:r>
+          </w:p>
+        </w:tc>
+        <w:tc>
+          <w:tcPr/>
+          <w:p>
+            <w:pPr>
+              <w:pStyle w:val="Compact"/>
+            </w:pPr>
+            <w:r>
+              <w:t xml:space="preserve">MySQL 8.0 กลไกจัดเก็บ InnoDB</w:t>
+            </w:r>
+          </w:p>
+        </w:tc>
+      </w:tr>
+      <w:tr>
+        <w:tc>
+          <w:tcPr/>
+          <w:p>
+            <w:pPr>
+              <w:pStyle w:val="Compact"/>
+            </w:pPr>
+            <w:r>
+              <w:t xml:space="preserve">อุปกรณ์ต่อพ่วง</w:t>
+            </w:r>
+          </w:p>
+        </w:tc>
+        <w:tc>
+          <w:tcPr/>
+          <w:p>
+            <w:pPr>
+              <w:pStyle w:val="Compact"/>
+            </w:pPr>
+            <w:r>
+              <w:t xml:space="preserve">เครื่องพิมพ์ใบเสร็จความร้อนที่รองรับ ESC/POS ต่อผ่าน USB หรือเครือข่าย</w:t>
+            </w:r>
+          </w:p>
+        </w:tc>
+      </w:tr>
+      <w:tr>
+        <w:tc>
+          <w:tcPr/>
+          <w:p>
+            <w:pPr>
+              <w:pStyle w:val="Compact"/>
+            </w:pPr>
+            <w:r>
+              <w:t xml:space="preserve">เครือข่าย</w:t>
+            </w:r>
+          </w:p>
+        </w:tc>
+        <w:tc>
+          <w:tcPr/>
+          <w:p>
+            <w:pPr>
+              <w:pStyle w:val="Compact"/>
+            </w:pPr>
+            <w:r>
+              <w:t xml:space="preserve">เครือข่ายภายในร้านที่ครอบคลุมทั้งจุดชำระเงินและคลังสินค้า</w:t>
+            </w:r>
+          </w:p>
+        </w:tc>
+      </w:tr>
+      <w:tr>
+        <w:tc>
+          <w:tcPr/>
+          <w:p>
+            <w:pPr>
+              <w:pStyle w:val="Compact"/>
+            </w:pPr>
+            <w:r>
+              <w:t xml:space="preserve">ช่องทางเข้าถึง</w:t>
+            </w:r>
+          </w:p>
+        </w:tc>
+        <w:tc>
+          <w:tcPr/>
+          <w:p>
+            <w:pPr>
+              <w:pStyle w:val="Compact"/>
+            </w:pPr>
+            <w:r>
+              <w:t xml:space="preserve">HTTPS เท่านั้น</w:t>
+            </w:r>
+          </w:p>
+        </w:tc>
+      </w:tr>
+    </w:tbl>
+    <w:bookmarkEnd w:id="30"/>
+    <w:bookmarkStart w:id="31" w:name="design-and-implementation-constraints"/>
+    <w:p>
+      <w:pPr>
+        <w:pStyle w:val="Heading2"/>
+      </w:pPr>
+      <w:r>
+        <w:t xml:space="preserve">2.5 Design and Implementation Constraints</w:t>
       </w:r>
     </w:p>
     <w:tbl>
@@ -3377,120 +3441,322 @@
               <w:pStyle w:val="Compact"/>
             </w:pPr>
             <w:r>
-              <w:t xml:space="preserve">เอกสาร</w:t>
-            </w:r>
-          </w:p>
-        </w:tc>
-        <w:tc>
-          <w:tcPr/>
-          <w:p>
-            <w:pPr>
-              <w:pStyle w:val="Compact"/>
-            </w:pPr>
-            <w:r>
-              <w:t xml:space="preserve">ผู้ใช้</w:t>
-            </w:r>
-          </w:p>
-        </w:tc>
-        <w:tc>
-          <w:tcPr/>
-          <w:p>
-            <w:pPr>
-              <w:pStyle w:val="Compact"/>
-            </w:pPr>
-            <w:r>
-              <w:t xml:space="preserve">เนื้อหา</w:t>
-            </w:r>
-          </w:p>
-        </w:tc>
-      </w:tr>
-      <w:tr>
-        <w:tc>
-          <w:tcPr/>
-          <w:p>
-            <w:pPr>
-              <w:pStyle w:val="Compact"/>
-            </w:pPr>
-            <w:r>
-              <w:t xml:space="preserve">คู่มือติดตั้งและใช้งาน (app/README.md)</w:t>
-            </w:r>
-          </w:p>
-        </w:tc>
-        <w:tc>
-          <w:tcPr/>
-          <w:p>
-            <w:pPr>
-              <w:pStyle w:val="Compact"/>
-            </w:pPr>
-            <w:r>
-              <w:t xml:space="preserve">ผู้ดูแลระบบของร้าน</w:t>
-            </w:r>
-          </w:p>
-        </w:tc>
-        <w:tc>
-          <w:tcPr/>
-          <w:p>
-            <w:pPr>
-              <w:pStyle w:val="Compact"/>
-            </w:pPr>
-            <w:r>
-              <w:t xml:space="preserve">ขั้นตอนติดตั้งเจ็ดข้อ การตั้งค่าเครื่องพิมพ์ การสาธิต และการทดสอบ</w:t>
-            </w:r>
-          </w:p>
-        </w:tc>
-      </w:tr>
-      <w:tr>
-        <w:tc>
-          <w:tcPr/>
-          <w:p>
-            <w:pPr>
-              <w:pStyle w:val="Compact"/>
-            </w:pPr>
-            <w:r>
-              <w:t xml:space="preserve">ข้อความแนะนำในหน้าจอ</w:t>
-            </w:r>
-          </w:p>
-        </w:tc>
-        <w:tc>
-          <w:tcPr/>
-          <w:p>
-            <w:pPr>
-              <w:pStyle w:val="Compact"/>
-            </w:pPr>
-            <w:r>
-              <w:t xml:space="preserve">ผู้ใช้ทุกบทบาท</w:t>
-            </w:r>
-          </w:p>
-        </w:tc>
-        <w:tc>
-          <w:tcPr/>
-          <w:p>
-            <w:pPr>
-              <w:pStyle w:val="Compact"/>
-            </w:pPr>
-            <w:r>
-              <w:t xml:space="preserve">ข้อความกำกับปุ่มที่มีผลถาวร คำเตือนก่อนยืนยันจ่าย และผลลัพธ์ของทุกการกระทำ</w:t>
+              <w:t xml:space="preserve">ID</w:t>
+            </w:r>
+          </w:p>
+        </w:tc>
+        <w:tc>
+          <w:tcPr/>
+          <w:p>
+            <w:pPr>
+              <w:pStyle w:val="Compact"/>
+            </w:pPr>
+            <w:r>
+              <w:t xml:space="preserve">ข้อจำกัด</w:t>
+            </w:r>
+          </w:p>
+        </w:tc>
+        <w:tc>
+          <w:tcPr/>
+          <w:p>
+            <w:pPr>
+              <w:pStyle w:val="Compact"/>
+            </w:pPr>
+            <w:r>
+              <w:t xml:space="preserve">เหตุผล</w:t>
+            </w:r>
+          </w:p>
+        </w:tc>
+      </w:tr>
+      <w:tr>
+        <w:tc>
+          <w:tcPr/>
+          <w:p>
+            <w:pPr>
+              <w:pStyle w:val="Compact"/>
+            </w:pPr>
+            <w:r>
+              <w:t xml:space="preserve">CON-01</w:t>
+            </w:r>
+          </w:p>
+        </w:tc>
+        <w:tc>
+          <w:tcPr/>
+          <w:p>
+            <w:pPr>
+              <w:pStyle w:val="Compact"/>
+            </w:pPr>
+            <w:r>
+              <w:t xml:space="preserve">ต้องออกแบบเป็นสถาปัตยกรรมสามชั้น แยกชั้นแสดงผล ชั้นตรรกะธุรกิจ และชั้นข้อมูล</w:t>
+            </w:r>
+          </w:p>
+        </w:tc>
+        <w:tc>
+          <w:tcPr/>
+          <w:p>
+            <w:pPr>
+              <w:pStyle w:val="Compact"/>
+            </w:pPr>
+            <w:r>
+              <w:t xml:space="preserve">รองรับการพัฒนา ทดสอบ และบำรุงรักษาแยกส่วน ตาม NFR-08</w:t>
+            </w:r>
+          </w:p>
+        </w:tc>
+      </w:tr>
+      <w:tr>
+        <w:tc>
+          <w:tcPr/>
+          <w:p>
+            <w:pPr>
+              <w:pStyle w:val="Compact"/>
+            </w:pPr>
+            <w:r>
+              <w:t xml:space="preserve">CON-02</w:t>
+            </w:r>
+          </w:p>
+        </w:tc>
+        <w:tc>
+          <w:tcPr/>
+          <w:p>
+            <w:pPr>
+              <w:pStyle w:val="Compact"/>
+            </w:pPr>
+            <w:r>
+              <w:t xml:space="preserve">ชั้นแสดงผลต้องเป็น React.js แบบ Responsive Design</w:t>
+            </w:r>
+          </w:p>
+        </w:tc>
+        <w:tc>
+          <w:tcPr/>
+          <w:p>
+            <w:pPr>
+              <w:pStyle w:val="Compact"/>
+            </w:pPr>
+            <w:r>
+              <w:t xml:space="preserve">ต้องแสดงผลได้ทั้งเดสก์ท็อป แท็บเล็ต และสมาร์ตโฟน ตาม NFR-03</w:t>
+            </w:r>
+          </w:p>
+        </w:tc>
+      </w:tr>
+      <w:tr>
+        <w:tc>
+          <w:tcPr/>
+          <w:p>
+            <w:pPr>
+              <w:pStyle w:val="Compact"/>
+            </w:pPr>
+            <w:r>
+              <w:t xml:space="preserve">CON-03</w:t>
+            </w:r>
+          </w:p>
+        </w:tc>
+        <w:tc>
+          <w:tcPr/>
+          <w:p>
+            <w:pPr>
+              <w:pStyle w:val="Compact"/>
+            </w:pPr>
+            <w:r>
+              <w:t xml:space="preserve">ชั้นตรรกะธุรกิจต้องเป็น Node.js ร่วมกับ Express.js</w:t>
+            </w:r>
+          </w:p>
+        </w:tc>
+        <w:tc>
+          <w:tcPr/>
+          <w:p>
+            <w:pPr>
+              <w:pStyle w:val="Compact"/>
+            </w:pPr>
+            <w:r>
+              <w:t xml:space="preserve">ใช้ภาษาเดียวกับชั้นแสดงผลเพื่อลดภาระการเรียนรู้ภายในทีมสองคน</w:t>
+            </w:r>
+          </w:p>
+        </w:tc>
+      </w:tr>
+      <w:tr>
+        <w:tc>
+          <w:tcPr/>
+          <w:p>
+            <w:pPr>
+              <w:pStyle w:val="Compact"/>
+            </w:pPr>
+            <w:r>
+              <w:t xml:space="preserve">CON-04</w:t>
+            </w:r>
+          </w:p>
+        </w:tc>
+        <w:tc>
+          <w:tcPr/>
+          <w:p>
+            <w:pPr>
+              <w:pStyle w:val="Compact"/>
+            </w:pPr>
+            <w:r>
+              <w:t xml:space="preserve">ชั้นข้อมูลต้องเป็น MySQL 8.0 และตั้งกลไกจัดเก็บเป็น InnoDB</w:t>
+            </w:r>
+          </w:p>
+        </w:tc>
+        <w:tc>
+          <w:tcPr/>
+          <w:p>
+            <w:pPr>
+              <w:pStyle w:val="Compact"/>
+            </w:pPr>
+            <w:r>
+              <w:t xml:space="preserve">InnoDB เท่านั้นที่รองรับธุรกรรมแบบ ACID และการล็อกระดับแถวที่ NFR-04 กำหนด</w:t>
+            </w:r>
+          </w:p>
+        </w:tc>
+      </w:tr>
+      <w:tr>
+        <w:tc>
+          <w:tcPr/>
+          <w:p>
+            <w:pPr>
+              <w:pStyle w:val="Compact"/>
+            </w:pPr>
+            <w:r>
+              <w:t xml:space="preserve">CON-05</w:t>
+            </w:r>
+          </w:p>
+        </w:tc>
+        <w:tc>
+          <w:tcPr/>
+          <w:p>
+            <w:pPr>
+              <w:pStyle w:val="Compact"/>
+            </w:pPr>
+            <w:r>
+              <w:t xml:space="preserve">การสื่อสารเรียลไทม์ต้องใช้ WebSocket โดยมี Server-Sent Events เป็นช่องทางสำรอง</w:t>
+            </w:r>
+          </w:p>
+        </w:tc>
+        <w:tc>
+          <w:tcPr/>
+          <w:p>
+            <w:pPr>
+              <w:pStyle w:val="Compact"/>
+            </w:pPr>
+            <w:r>
+              <w:t xml:space="preserve">ต้องผลักข้อมูลจากฝั่งเซิร์ฟเวอร์ได้ภายในเกณฑ์เวลาของ NFR-02</w:t>
+            </w:r>
+          </w:p>
+        </w:tc>
+      </w:tr>
+      <w:tr>
+        <w:tc>
+          <w:tcPr/>
+          <w:p>
+            <w:pPr>
+              <w:pStyle w:val="Compact"/>
+            </w:pPr>
+            <w:r>
+              <w:t xml:space="preserve">CON-06</w:t>
+            </w:r>
+          </w:p>
+        </w:tc>
+        <w:tc>
+          <w:tcPr/>
+          <w:p>
+            <w:pPr>
+              <w:pStyle w:val="Compact"/>
+            </w:pPr>
+            <w:r>
+              <w:t xml:space="preserve">การพิมพ์ใบเสร็จต้องใช้โพรโทคอล ESC/POS ผ่าน USB หรือเครือข่าย</w:t>
+            </w:r>
+          </w:p>
+        </w:tc>
+        <w:tc>
+          <w:tcPr/>
+          <w:p>
+            <w:pPr>
+              <w:pStyle w:val="Compact"/>
+            </w:pPr>
+            <w:r>
+              <w:t xml:space="preserve">เป็นมาตรฐานที่เครื่องพิมพ์ใบเสร็จความร้อนทั่วไปรองรับ</w:t>
+            </w:r>
+          </w:p>
+        </w:tc>
+      </w:tr>
+      <w:tr>
+        <w:tc>
+          <w:tcPr/>
+          <w:p>
+            <w:pPr>
+              <w:pStyle w:val="Compact"/>
+            </w:pPr>
+            <w:r>
+              <w:t xml:space="preserve">CON-07</w:t>
+            </w:r>
+          </w:p>
+        </w:tc>
+        <w:tc>
+          <w:tcPr/>
+          <w:p>
+            <w:pPr>
+              <w:pStyle w:val="Compact"/>
+            </w:pPr>
+            <w:r>
+              <w:t xml:space="preserve">ต้องสร้างรหัส QR ตามมาตรฐาน EMVCo และให้พนักงานยืนยันรับชำระเอง</w:t>
+            </w:r>
+          </w:p>
+        </w:tc>
+        <w:tc>
+          <w:tcPr/>
+          <w:p>
+            <w:pPr>
+              <w:pStyle w:val="Compact"/>
+            </w:pPr>
+            <w:r>
+              <w:t xml:space="preserve">ไม่มี Payment Gateway ในขอบเขตโครงงาน</w:t>
+            </w:r>
+          </w:p>
+        </w:tc>
+      </w:tr>
+      <w:tr>
+        <w:tc>
+          <w:tcPr/>
+          <w:p>
+            <w:pPr>
+              <w:pStyle w:val="Compact"/>
+            </w:pPr>
+            <w:r>
+              <w:t xml:space="preserve">CON-08</w:t>
+            </w:r>
+          </w:p>
+        </w:tc>
+        <w:tc>
+          <w:tcPr/>
+          <w:p>
+            <w:pPr>
+              <w:pStyle w:val="Compact"/>
+            </w:pPr>
+            <w:r>
+              <w:t xml:space="preserve">ต้องเข้าถึงผ่าน HTTPS เท่านั้น และตรวจสอบสิทธิ์ทุกคำขอ</w:t>
+            </w:r>
+          </w:p>
+        </w:tc>
+        <w:tc>
+          <w:tcPr/>
+          <w:p>
+            <w:pPr>
+              <w:pStyle w:val="Compact"/>
+            </w:pPr>
+            <w:r>
+              <w:t xml:space="preserve">ตามข้อกำหนดความมั่นคงปลอดภัย NFR-01</w:t>
             </w:r>
           </w:p>
         </w:tc>
       </w:tr>
     </w:tbl>
-    <w:p>
-      <w:pPr>
-        <w:pStyle w:val="BodyText"/>
-      </w:pPr>
-      <w:r>
-        <w:t xml:space="preserve">คู่มือติดตั้งทำหน้าที่เป็นหลักฐานทวนสอบ NFR-09 ด้วย เกณฑ์คือติดตั้งบนเครื่องใหม่ได้สำเร็จโดยใช้เอกสารนี้เพียงอย่างเดียว โดยไม่ต้องแก้ซอร์สโค้ด</w:t>
-      </w:r>
-    </w:p>
-    <w:bookmarkEnd w:id="25"/>
-    <w:bookmarkStart w:id="26" w:name="assumptions-and-dependencies"/>
+    <w:bookmarkEnd w:id="31"/>
+    <w:bookmarkStart w:id="32" w:name="user-documentation"/>
     <w:p>
       <w:pPr>
         <w:pStyle w:val="Heading2"/>
       </w:pPr>
       <w:r>
-        <w:t xml:space="preserve">2.7 Assumptions and Dependencies</w:t>
+        <w:t xml:space="preserve">2.6 User Documentation</w:t>
       </w:r>
     </w:p>
     <w:tbl>
@@ -3516,6 +3782,145 @@
               <w:pStyle w:val="Compact"/>
             </w:pPr>
             <w:r>
+              <w:t xml:space="preserve">เอกสาร</w:t>
+            </w:r>
+          </w:p>
+        </w:tc>
+        <w:tc>
+          <w:tcPr/>
+          <w:p>
+            <w:pPr>
+              <w:pStyle w:val="Compact"/>
+            </w:pPr>
+            <w:r>
+              <w:t xml:space="preserve">ผู้ใช้</w:t>
+            </w:r>
+          </w:p>
+        </w:tc>
+        <w:tc>
+          <w:tcPr/>
+          <w:p>
+            <w:pPr>
+              <w:pStyle w:val="Compact"/>
+            </w:pPr>
+            <w:r>
+              <w:t xml:space="preserve">เนื้อหา</w:t>
+            </w:r>
+          </w:p>
+        </w:tc>
+      </w:tr>
+      <w:tr>
+        <w:tc>
+          <w:tcPr/>
+          <w:p>
+            <w:pPr>
+              <w:pStyle w:val="Compact"/>
+            </w:pPr>
+            <w:r>
+              <w:t xml:space="preserve">คู่มือติดตั้งและใช้งาน (app/README.md)</w:t>
+            </w:r>
+          </w:p>
+        </w:tc>
+        <w:tc>
+          <w:tcPr/>
+          <w:p>
+            <w:pPr>
+              <w:pStyle w:val="Compact"/>
+            </w:pPr>
+            <w:r>
+              <w:t xml:space="preserve">ผู้ดูแลระบบของร้าน</w:t>
+            </w:r>
+          </w:p>
+        </w:tc>
+        <w:tc>
+          <w:tcPr/>
+          <w:p>
+            <w:pPr>
+              <w:pStyle w:val="Compact"/>
+            </w:pPr>
+            <w:r>
+              <w:t xml:space="preserve">ขั้นตอนติดตั้งเจ็ดข้อ การตั้งค่าเครื่องพิมพ์ การสาธิต และการทดสอบ</w:t>
+            </w:r>
+          </w:p>
+        </w:tc>
+      </w:tr>
+      <w:tr>
+        <w:tc>
+          <w:tcPr/>
+          <w:p>
+            <w:pPr>
+              <w:pStyle w:val="Compact"/>
+            </w:pPr>
+            <w:r>
+              <w:t xml:space="preserve">ข้อความแนะนำในหน้าจอ</w:t>
+            </w:r>
+          </w:p>
+        </w:tc>
+        <w:tc>
+          <w:tcPr/>
+          <w:p>
+            <w:pPr>
+              <w:pStyle w:val="Compact"/>
+            </w:pPr>
+            <w:r>
+              <w:t xml:space="preserve">ผู้ใช้ทุกบทบาท</w:t>
+            </w:r>
+          </w:p>
+        </w:tc>
+        <w:tc>
+          <w:tcPr/>
+          <w:p>
+            <w:pPr>
+              <w:pStyle w:val="Compact"/>
+            </w:pPr>
+            <w:r>
+              <w:t xml:space="preserve">ข้อความกำกับปุ่มที่มีผลถาวร คำเตือนก่อนยืนยันจ่าย และผลลัพธ์ของทุกการกระทำ</w:t>
+            </w:r>
+          </w:p>
+        </w:tc>
+      </w:tr>
+    </w:tbl>
+    <w:p>
+      <w:pPr>
+        <w:pStyle w:val="BodyText"/>
+      </w:pPr>
+      <w:r>
+        <w:t xml:space="preserve">คู่มือติดตั้งทำหน้าที่เป็นหลักฐานทวนสอบ NFR-09 ด้วย เกณฑ์คือติดตั้งบนเครื่องใหม่ได้สำเร็จโดยใช้เอกสารนี้เพียงอย่างเดียว โดยไม่ต้องแก้ซอร์สโค้ด</w:t>
+      </w:r>
+    </w:p>
+    <w:bookmarkEnd w:id="32"/>
+    <w:bookmarkStart w:id="33" w:name="assumptions-and-dependencies"/>
+    <w:p>
+      <w:pPr>
+        <w:pStyle w:val="Heading2"/>
+      </w:pPr>
+      <w:r>
+        <w:t xml:space="preserve">2.7 Assumptions and Dependencies</w:t>
+      </w:r>
+    </w:p>
+    <w:tbl>
+      <w:tblPr>
+        <w:tblStyle w:val="Table"/>
+        <w:tblW w:type="pct" w:w="5000"/>
+        <w:tblLayout w:type="fixed"/>
+        <w:tblLook w:firstRow="1" w:lastRow="0" w:firstColumn="0" w:lastColumn="0" w:noHBand="0" w:noVBand="0" w:val="0020"/>
+      </w:tblPr>
+      <w:tblGrid>
+        <w:gridCol w:w="2640"/>
+        <w:gridCol w:w="2640"/>
+        <w:gridCol w:w="2640"/>
+      </w:tblGrid>
+      <w:tr>
+        <w:trPr>
+          <w:tblHeader w:val="on"/>
+        </w:trPr>
+        <w:tc>
+          <w:tcPr/>
+          <w:p>
+            <w:pPr>
+              <w:pStyle w:val="Compact"/>
+            </w:pPr>
+            <w:r>
               <w:t xml:space="preserve">ID</w:t>
             </w:r>
           </w:p>
@@ -3726,9 +4131,9 @@
         </w:pict>
       </w:r>
     </w:p>
-    <w:bookmarkEnd w:id="26"/>
-    <w:bookmarkEnd w:id="27"/>
-    <w:bookmarkStart w:id="32" w:name="external-interface-requirements"/>
+    <w:bookmarkEnd w:id="33"/>
+    <w:bookmarkEnd w:id="34"/>
+    <w:bookmarkStart w:id="39" w:name="external-interface-requirements"/>
     <w:p>
       <w:pPr>
         <w:pStyle w:val="Heading1"/>
@@ -3737,7 +4142,7 @@
         <w:t xml:space="preserve">3. External Interface Requirements</w:t>
       </w:r>
     </w:p>
-    <w:bookmarkStart w:id="28" w:name="user-interfaces"/>
+    <w:bookmarkStart w:id="35" w:name="user-interfaces"/>
     <w:p>
       <w:pPr>
         <w:pStyle w:val="Heading2"/>
@@ -3945,8 +4350,8 @@
         <w:t xml:space="preserve">หน้าจอที่พัฒนาแล้วมีเก้าหน้า ได้แก่ หน้าเข้าสู่ระบบ หน้าขายหน้าร้าน หน้ารับชำระด้วย QR พร้อมเพย์ หน้าคิวรอจ่ายสินค้า หน้ายืนยันจ่ายสินค้า แดชบอร์ดปฏิบัติการ แดชบอร์ดระดับบริหาร หน้าจัดการข้อมูลสินค้า หน้าการแจ้งเตือน และหน้าประวัติการทำรายการ</w:t>
       </w:r>
     </w:p>
-    <w:bookmarkEnd w:id="28"/>
-    <w:bookmarkStart w:id="29" w:name="hardware-interfaces"/>
+    <w:bookmarkEnd w:id="35"/>
+    <w:bookmarkStart w:id="36" w:name="hardware-interfaces"/>
     <w:p>
       <w:pPr>
         <w:pStyle w:val="Heading2"/>
@@ -4241,8 +4646,8 @@
         <w:t xml:space="preserve">ระบบไม่ใช้เครื่องอ่านบาร์โค้ด เครื่องสแกน QR หรือกล้อง ในการยืนยันสิทธิ์รับสินค้าที่คลัง</w:t>
       </w:r>
     </w:p>
-    <w:bookmarkEnd w:id="29"/>
-    <w:bookmarkStart w:id="30" w:name="software-interfaces"/>
+    <w:bookmarkEnd w:id="36"/>
+    <w:bookmarkStart w:id="37" w:name="software-interfaces"/>
     <w:p>
       <w:pPr>
         <w:pStyle w:val="Heading2"/>
@@ -4460,8 +4865,8 @@
         <w:t xml:space="preserve">ระบบไม่เชื่อมต่อ Payment Gateway, API ธนาคาร, ระบบ ERP, ระบบซัพพลายเออร์ภายนอก หรือบริการแจ้งเตือนภายนอกใด ๆ</w:t>
       </w:r>
     </w:p>
-    <w:bookmarkEnd w:id="30"/>
-    <w:bookmarkStart w:id="31" w:name="communications-interfaces"/>
+    <w:bookmarkEnd w:id="37"/>
+    <w:bookmarkStart w:id="38" w:name="communications-interfaces"/>
     <w:p>
       <w:pPr>
         <w:pStyle w:val="Heading2"/>
@@ -4732,9 +5137,9 @@
         </w:pict>
       </w:r>
     </w:p>
-    <w:bookmarkEnd w:id="31"/>
-    <w:bookmarkEnd w:id="32"/>
-    <w:bookmarkStart w:id="41" w:name="system-features"/>
+    <w:bookmarkEnd w:id="38"/>
+    <w:bookmarkEnd w:id="39"/>
+    <w:bookmarkStart w:id="105" w:name="system-features"/>
     <w:p>
       <w:pPr>
         <w:pStyle w:val="Heading1"/>
@@ -4751,7 +5156,275 @@
         <w:t xml:space="preserve">ส่วนนี้จัดตามเป้าหมายของผู้ใช้และกรณีการใช้งาน ตามที่แบบฟอร์ม IEEE อนุญาต โดยคงรหัสความต้องการเดิมจากบทที่ 3</w:t>
       </w:r>
     </w:p>
-    <w:bookmarkStart w:id="33" w:name="เขาสระบบและควบคมสทธตามบทบาท-uc-01"/>
+    <w:p>
+      <w:pPr>
+        <w:pStyle w:val="CaptionedFigure"/>
+      </w:pPr>
+      <w:r>
+        <w:drawing>
+          <wp:inline>
+            <wp:extent cx="5334000" cy="5104306"/>
+            <wp:effectExtent b="0" l="0" r="0" t="0"/>
+            <wp:docPr descr="แผนภาพกรณีการใช้งานกลุ่มเข้าสู่ระบบ" title="" id="41" name="Picture"/>
+            <a:graphic>
+              <a:graphicData uri="http://schemas.openxmlformats.org/drawingml/2006/picture">
+                <pic:pic>
+                  <pic:nvPicPr>
+                    <pic:cNvPr descr="assets/diagrams/fig3-06_uc_auth.png" id="42" name="Picture"/>
+                    <pic:cNvPicPr>
+                      <a:picLocks noChangeArrowheads="1" noChangeAspect="1"/>
+                    </pic:cNvPicPr>
+                  </pic:nvPicPr>
+                  <pic:blipFill>
+                    <a:blip r:embed="rId40"/>
+                    <a:stretch>
+                      <a:fillRect/>
+                    </a:stretch>
+                  </pic:blipFill>
+                  <pic:spPr bwMode="auto">
+                    <a:xfrm>
+                      <a:off x="0" y="0"/>
+                      <a:ext cx="5334000" cy="5104306"/>
+                    </a:xfrm>
+                    <a:prstGeom prst="rect">
+                      <a:avLst/>
+                    </a:prstGeom>
+                    <a:noFill/>
+                    <a:ln w="9525">
+                      <a:noFill/>
+                      <a:headEnd/>
+                      <a:tailEnd/>
+                    </a:ln>
+                  </pic:spPr>
+                </pic:pic>
+              </a:graphicData>
+            </a:graphic>
+          </wp:inline>
+        </w:drawing>
+      </w:r>
+    </w:p>
+    <w:p>
+      <w:pPr>
+        <w:pStyle w:val="ImageCaption"/>
+      </w:pPr>
+      <w:r>
+        <w:t xml:space="preserve">แผนภาพกรณีการใช้งานกลุ่มเข้าสู่ระบบ</w:t>
+      </w:r>
+    </w:p>
+    <w:p>
+      <w:pPr>
+        <w:pStyle w:val="BodyText"/>
+      </w:pPr>
+      <w:r>
+        <w:rPr>
+          <w:i/>
+          <w:iCs/>
+        </w:rPr>
+        <w:t xml:space="preserve">ภาพที่ 3 — Use Case Diagram กลุ่มการเข้าสู่ระบบและการควบคุมสิทธิ์ (UC-01, UC-02)</w:t>
+      </w:r>
+    </w:p>
+    <w:p>
+      <w:pPr>
+        <w:pStyle w:val="CaptionedFigure"/>
+      </w:pPr>
+      <w:r>
+        <w:drawing>
+          <wp:inline>
+            <wp:extent cx="5334000" cy="3249351"/>
+            <wp:effectExtent b="0" l="0" r="0" t="0"/>
+            <wp:docPr descr="แผนภาพกรณีการใช้งานกลุ่มพนักงานขาย" title="" id="44" name="Picture"/>
+            <a:graphic>
+              <a:graphicData uri="http://schemas.openxmlformats.org/drawingml/2006/picture">
+                <pic:pic>
+                  <pic:nvPicPr>
+                    <pic:cNvPr descr="assets/diagrams/fig3-07_uc_sales.png" id="45" name="Picture"/>
+                    <pic:cNvPicPr>
+                      <a:picLocks noChangeArrowheads="1" noChangeAspect="1"/>
+                    </pic:cNvPicPr>
+                  </pic:nvPicPr>
+                  <pic:blipFill>
+                    <a:blip r:embed="rId43"/>
+                    <a:stretch>
+                      <a:fillRect/>
+                    </a:stretch>
+                  </pic:blipFill>
+                  <pic:spPr bwMode="auto">
+                    <a:xfrm>
+                      <a:off x="0" y="0"/>
+                      <a:ext cx="5334000" cy="3249351"/>
+                    </a:xfrm>
+                    <a:prstGeom prst="rect">
+                      <a:avLst/>
+                    </a:prstGeom>
+                    <a:noFill/>
+                    <a:ln w="9525">
+                      <a:noFill/>
+                      <a:headEnd/>
+                      <a:tailEnd/>
+                    </a:ln>
+                  </pic:spPr>
+                </pic:pic>
+              </a:graphicData>
+            </a:graphic>
+          </wp:inline>
+        </w:drawing>
+      </w:r>
+    </w:p>
+    <w:p>
+      <w:pPr>
+        <w:pStyle w:val="ImageCaption"/>
+      </w:pPr>
+      <w:r>
+        <w:t xml:space="preserve">แผนภาพกรณีการใช้งานกลุ่มพนักงานขาย</w:t>
+      </w:r>
+    </w:p>
+    <w:p>
+      <w:pPr>
+        <w:pStyle w:val="BodyText"/>
+      </w:pPr>
+      <w:r>
+        <w:rPr>
+          <w:i/>
+          <w:iCs/>
+        </w:rPr>
+        <w:t xml:space="preserve">ภาพที่ 4 — Use Case Diagram กลุ่มการขายหน้าร้าน (UC-03, UC-04)</w:t>
+      </w:r>
+    </w:p>
+    <w:p>
+      <w:pPr>
+        <w:pStyle w:val="CaptionedFigure"/>
+      </w:pPr>
+      <w:r>
+        <w:drawing>
+          <wp:inline>
+            <wp:extent cx="5334000" cy="3170207"/>
+            <wp:effectExtent b="0" l="0" r="0" t="0"/>
+            <wp:docPr descr="แผนภาพกรณีการใช้งานกลุ่มคลังสินค้า" title="" id="47" name="Picture"/>
+            <a:graphic>
+              <a:graphicData uri="http://schemas.openxmlformats.org/drawingml/2006/picture">
+                <pic:pic>
+                  <pic:nvPicPr>
+                    <pic:cNvPr descr="assets/diagrams/fig3-08_uc_warehouse.png" id="48" name="Picture"/>
+                    <pic:cNvPicPr>
+                      <a:picLocks noChangeArrowheads="1" noChangeAspect="1"/>
+                    </pic:cNvPicPr>
+                  </pic:nvPicPr>
+                  <pic:blipFill>
+                    <a:blip r:embed="rId46"/>
+                    <a:stretch>
+                      <a:fillRect/>
+                    </a:stretch>
+                  </pic:blipFill>
+                  <pic:spPr bwMode="auto">
+                    <a:xfrm>
+                      <a:off x="0" y="0"/>
+                      <a:ext cx="5334000" cy="3170207"/>
+                    </a:xfrm>
+                    <a:prstGeom prst="rect">
+                      <a:avLst/>
+                    </a:prstGeom>
+                    <a:noFill/>
+                    <a:ln w="9525">
+                      <a:noFill/>
+                      <a:headEnd/>
+                      <a:tailEnd/>
+                    </a:ln>
+                  </pic:spPr>
+                </pic:pic>
+              </a:graphicData>
+            </a:graphic>
+          </wp:inline>
+        </w:drawing>
+      </w:r>
+    </w:p>
+    <w:p>
+      <w:pPr>
+        <w:pStyle w:val="ImageCaption"/>
+      </w:pPr>
+      <w:r>
+        <w:t xml:space="preserve">แผนภาพกรณีการใช้งานกลุ่มคลังสินค้า</w:t>
+      </w:r>
+    </w:p>
+    <w:p>
+      <w:pPr>
+        <w:pStyle w:val="BodyText"/>
+      </w:pPr>
+      <w:r>
+        <w:rPr>
+          <w:i/>
+          <w:iCs/>
+        </w:rPr>
+        <w:t xml:space="preserve">ภาพที่ 5 — Use Case Diagram กลุ่มคลังสินค้า (UC-05, UC-06, UC-07)</w:t>
+      </w:r>
+    </w:p>
+    <w:p>
+      <w:pPr>
+        <w:pStyle w:val="CaptionedFigure"/>
+      </w:pPr>
+      <w:r>
+        <w:drawing>
+          <wp:inline>
+            <wp:extent cx="5334000" cy="8862854"/>
+            <wp:effectExtent b="0" l="0" r="0" t="0"/>
+            <wp:docPr descr="แผนภาพกรณีการใช้งานกลุ่มผู้จัดการ" title="" id="50" name="Picture"/>
+            <a:graphic>
+              <a:graphicData uri="http://schemas.openxmlformats.org/drawingml/2006/picture">
+                <pic:pic>
+                  <pic:nvPicPr>
+                    <pic:cNvPr descr="assets/diagrams/fig3-09_uc_manager.png" id="51" name="Picture"/>
+                    <pic:cNvPicPr>
+                      <a:picLocks noChangeArrowheads="1" noChangeAspect="1"/>
+                    </pic:cNvPicPr>
+                  </pic:nvPicPr>
+                  <pic:blipFill>
+                    <a:blip r:embed="rId49"/>
+                    <a:stretch>
+                      <a:fillRect/>
+                    </a:stretch>
+                  </pic:blipFill>
+                  <pic:spPr bwMode="auto">
+                    <a:xfrm>
+                      <a:off x="0" y="0"/>
+                      <a:ext cx="5334000" cy="8862854"/>
+                    </a:xfrm>
+                    <a:prstGeom prst="rect">
+                      <a:avLst/>
+                    </a:prstGeom>
+                    <a:noFill/>
+                    <a:ln w="9525">
+                      <a:noFill/>
+                      <a:headEnd/>
+                      <a:tailEnd/>
+                    </a:ln>
+                  </pic:spPr>
+                </pic:pic>
+              </a:graphicData>
+            </a:graphic>
+          </wp:inline>
+        </w:drawing>
+      </w:r>
+    </w:p>
+    <w:p>
+      <w:pPr>
+        <w:pStyle w:val="ImageCaption"/>
+      </w:pPr>
+      <w:r>
+        <w:t xml:space="preserve">แผนภาพกรณีการใช้งานกลุ่มผู้จัดการ</w:t>
+      </w:r>
+    </w:p>
+    <w:p>
+      <w:pPr>
+        <w:pStyle w:val="BodyText"/>
+      </w:pPr>
+      <w:r>
+        <w:rPr>
+          <w:i/>
+          <w:iCs/>
+        </w:rPr>
+        <w:t xml:space="preserve">ภาพที่ 6 — Use Case Diagram กลุ่มผู้จัดการ (UC-08, UC-09, UC-10, UC-11)</w:t>
+      </w:r>
+    </w:p>
+    <w:bookmarkStart w:id="57" w:name="เขาสระบบและควบคมสทธตามบทบาท-uc-01"/>
     <w:p>
       <w:pPr>
         <w:pStyle w:val="Heading2"/>
@@ -4958,105 +5631,150 @@
         </w:tc>
       </w:tr>
     </w:tbl>
-    <w:p>
-      <w:pPr>
-        <w:pStyle w:val="BodyText"/>
-      </w:pPr>
-      <w:r>
-        <w:rPr>
-          <w:b/>
-          <w:bCs/>
-        </w:rPr>
+    <w:bookmarkStart w:id="52" w:name="preconditions"/>
+    <w:p>
+      <w:pPr>
+        <w:pStyle w:val="Heading3"/>
+      </w:pPr>
+      <w:r>
         <w:t xml:space="preserve">Preconditions</w:t>
       </w:r>
-      <w:r>
-        <w:t xml:space="preserve"> </w:t>
-      </w:r>
-      <w:r>
-        <w:t xml:space="preserve">- ผู้ใช้มีบัญชีที่ผู้จัดการสร้างไว้แล้ว และสถานะบัญชีเป็นเปิดใช้งาน</w:t>
-      </w:r>
-      <w:r>
-        <w:t xml:space="preserve"> </w:t>
-      </w:r>
-      <w:r>
-        <w:t xml:space="preserve">- เข้าถึงระบบผ่าน HTTPS ตาม CON-08</w:t>
-      </w:r>
-    </w:p>
-    <w:p>
-      <w:pPr>
-        <w:pStyle w:val="BodyText"/>
-      </w:pPr>
-      <w:r>
-        <w:rPr>
-          <w:b/>
-          <w:bCs/>
-        </w:rPr>
+    </w:p>
+    <w:p>
+      <w:pPr>
+        <w:pStyle w:val="Compact"/>
+        <w:numPr>
+          <w:ilvl w:val="0"/>
+          <w:numId w:val="1001"/>
+        </w:numPr>
+      </w:pPr>
+      <w:r>
+        <w:t xml:space="preserve">ผู้ใช้มีบัญชีที่ผู้จัดการสร้างไว้แล้ว และสถานะบัญชีเป็นเปิดใช้งาน</w:t>
+      </w:r>
+    </w:p>
+    <w:p>
+      <w:pPr>
+        <w:pStyle w:val="Compact"/>
+        <w:numPr>
+          <w:ilvl w:val="0"/>
+          <w:numId w:val="1001"/>
+        </w:numPr>
+      </w:pPr>
+      <w:r>
+        <w:t xml:space="preserve">เข้าถึงระบบผ่าน HTTPS ตาม CON-08</w:t>
+      </w:r>
+    </w:p>
+    <w:bookmarkEnd w:id="52"/>
+    <w:bookmarkStart w:id="53" w:name="success-postconditions"/>
+    <w:p>
+      <w:pPr>
+        <w:pStyle w:val="Heading3"/>
+      </w:pPr>
+      <w:r>
         <w:t xml:space="preserve">Success Postconditions</w:t>
       </w:r>
-      <w:r>
-        <w:t xml:space="preserve"> </w:t>
-      </w:r>
-      <w:r>
-        <w:t xml:space="preserve">- ผู้ใช้ได้รับโทเคนที่ระบุบทบาท และเห็นเฉพาะเมนูที่ตรงกับบทบาทของตน</w:t>
-      </w:r>
-      <w:r>
-        <w:t xml:space="preserve"> </w:t>
-      </w:r>
-      <w:r>
-        <w:t xml:space="preserve">- ระบบบันทึกเหตุการณ์เข้าสู่ระบบลงประวัติการทำรายการพร้อมหมายเลขไอพี</w:t>
-      </w:r>
-    </w:p>
-    <w:p>
-      <w:pPr>
-        <w:pStyle w:val="BodyText"/>
-      </w:pPr>
-      <w:r>
-        <w:rPr>
-          <w:b/>
-          <w:bCs/>
-        </w:rPr>
+    </w:p>
+    <w:p>
+      <w:pPr>
+        <w:pStyle w:val="Compact"/>
+        <w:numPr>
+          <w:ilvl w:val="0"/>
+          <w:numId w:val="1002"/>
+        </w:numPr>
+      </w:pPr>
+      <w:r>
+        <w:t xml:space="preserve">ผู้ใช้ได้รับโทเคนที่ระบุบทบาท และเห็นเฉพาะเมนูที่ตรงกับบทบาทของตน</w:t>
+      </w:r>
+    </w:p>
+    <w:p>
+      <w:pPr>
+        <w:pStyle w:val="Compact"/>
+        <w:numPr>
+          <w:ilvl w:val="0"/>
+          <w:numId w:val="1002"/>
+        </w:numPr>
+      </w:pPr>
+      <w:r>
+        <w:t xml:space="preserve">ระบบบันทึกเหตุการณ์เข้าสู่ระบบลงประวัติการทำรายการพร้อมหมายเลขไอพี</w:t>
+      </w:r>
+    </w:p>
+    <w:bookmarkEnd w:id="53"/>
+    <w:bookmarkStart w:id="54" w:name="main-success-scenario"/>
+    <w:p>
+      <w:pPr>
+        <w:pStyle w:val="Heading3"/>
+      </w:pPr>
+      <w:r>
         <w:t xml:space="preserve">Main Success Scenario</w:t>
       </w:r>
-      <w:r>
-        <w:t xml:space="preserve"> </w:t>
-      </w:r>
-      <w:r>
-        <w:t xml:space="preserve">1. ผู้ใช้กรอกชื่อผู้ใช้และรหัสผ่าน</w:t>
-      </w:r>
-      <w:r>
-        <w:t xml:space="preserve"> </w:t>
-      </w:r>
-      <w:r>
-        <w:t xml:space="preserve">2. ระบบเปรียบเทียบรหัสผ่านกับค่าที่เข้ารหัสไว้ในฐานข้อมูล</w:t>
-      </w:r>
-      <w:r>
-        <w:t xml:space="preserve"> </w:t>
-      </w:r>
-      <w:r>
-        <w:t xml:space="preserve">3. ระบบตรวจว่าบัญชียังเปิดใช้งานอยู่</w:t>
-      </w:r>
-      <w:r>
-        <w:t xml:space="preserve"> </w:t>
-      </w:r>
-      <w:r>
-        <w:t xml:space="preserve">4. ระบบออกโทเคนที่ระบุบทบาทของผู้ใช้</w:t>
-      </w:r>
-      <w:r>
-        <w:t xml:space="preserve"> </w:t>
-      </w:r>
-      <w:r>
-        <w:t xml:space="preserve">5. ระบบแสดงเมนูตามบทบาทที่ตรวจสอบได้</w:t>
-      </w:r>
-    </w:p>
-    <w:p>
-      <w:pPr>
-        <w:pStyle w:val="BodyText"/>
-      </w:pPr>
-      <w:r>
-        <w:rPr>
-          <w:b/>
-          <w:bCs/>
-        </w:rPr>
+    </w:p>
+    <w:p>
+      <w:pPr>
+        <w:pStyle w:val="Compact"/>
+        <w:numPr>
+          <w:ilvl w:val="0"/>
+          <w:numId w:val="1003"/>
+        </w:numPr>
+      </w:pPr>
+      <w:r>
+        <w:t xml:space="preserve">ผู้ใช้กรอกชื่อผู้ใช้และรหัสผ่าน</w:t>
+      </w:r>
+    </w:p>
+    <w:p>
+      <w:pPr>
+        <w:pStyle w:val="Compact"/>
+        <w:numPr>
+          <w:ilvl w:val="0"/>
+          <w:numId w:val="1003"/>
+        </w:numPr>
+      </w:pPr>
+      <w:r>
+        <w:t xml:space="preserve">ระบบเปรียบเทียบรหัสผ่านกับค่าที่เข้ารหัสไว้ในฐานข้อมูล</w:t>
+      </w:r>
+    </w:p>
+    <w:p>
+      <w:pPr>
+        <w:pStyle w:val="Compact"/>
+        <w:numPr>
+          <w:ilvl w:val="0"/>
+          <w:numId w:val="1003"/>
+        </w:numPr>
+      </w:pPr>
+      <w:r>
+        <w:t xml:space="preserve">ระบบตรวจว่าบัญชียังเปิดใช้งานอยู่</w:t>
+      </w:r>
+    </w:p>
+    <w:p>
+      <w:pPr>
+        <w:pStyle w:val="Compact"/>
+        <w:numPr>
+          <w:ilvl w:val="0"/>
+          <w:numId w:val="1003"/>
+        </w:numPr>
+      </w:pPr>
+      <w:r>
+        <w:t xml:space="preserve">ระบบออกโทเคนที่ระบุบทบาทของผู้ใช้</w:t>
+      </w:r>
+    </w:p>
+    <w:p>
+      <w:pPr>
+        <w:pStyle w:val="Compact"/>
+        <w:numPr>
+          <w:ilvl w:val="0"/>
+          <w:numId w:val="1003"/>
+        </w:numPr>
+      </w:pPr>
+      <w:r>
+        <w:t xml:space="preserve">ระบบแสดงเมนูตามบทบาทที่ตรวจสอบได้</w:t>
+      </w:r>
+    </w:p>
+    <w:bookmarkEnd w:id="54"/>
+    <w:bookmarkStart w:id="55" w:name="alternate-flows"/>
+    <w:p>
+      <w:pPr>
+        <w:pStyle w:val="Heading3"/>
+      </w:pPr>
+      <w:r>
         <w:t xml:space="preserve">Alternate Flows</w:t>
       </w:r>
     </w:p>
@@ -5181,15 +5899,13 @@
         </w:tc>
       </w:tr>
     </w:tbl>
-    <w:p>
-      <w:pPr>
-        <w:pStyle w:val="BodyText"/>
-      </w:pPr>
-      <w:r>
-        <w:rPr>
-          <w:b/>
-          <w:bCs/>
-        </w:rPr>
+    <w:bookmarkEnd w:id="55"/>
+    <w:bookmarkStart w:id="56" w:name="exception-flows"/>
+    <w:p>
+      <w:pPr>
+        <w:pStyle w:val="Heading3"/>
+      </w:pPr>
+      <w:r>
         <w:t xml:space="preserve">Exception Flows</w:t>
       </w:r>
     </w:p>
@@ -5424,8 +6140,9 @@
         </w:tc>
       </w:tr>
     </w:tbl>
-    <w:bookmarkEnd w:id="33"/>
-    <w:bookmarkStart w:id="34" w:name="จดการขอมลสนคาและจดสงซอเพม-uc-02"/>
+    <w:bookmarkEnd w:id="56"/>
+    <w:bookmarkEnd w:id="57"/>
+    <w:bookmarkStart w:id="63" w:name="จดการขอมลสนคาและจดสงซอเพม-uc-02"/>
     <w:p>
       <w:pPr>
         <w:pStyle w:val="Heading2"/>
@@ -5632,105 +6349,150 @@
         </w:tc>
       </w:tr>
     </w:tbl>
-    <w:p>
-      <w:pPr>
-        <w:pStyle w:val="BodyText"/>
-      </w:pPr>
-      <w:r>
-        <w:rPr>
-          <w:b/>
-          <w:bCs/>
-        </w:rPr>
+    <w:bookmarkStart w:id="58" w:name="preconditions-1"/>
+    <w:p>
+      <w:pPr>
+        <w:pStyle w:val="Heading3"/>
+      </w:pPr>
+      <w:r>
         <w:t xml:space="preserve">Preconditions</w:t>
       </w:r>
-      <w:r>
-        <w:t xml:space="preserve"> </w:t>
-      </w:r>
-      <w:r>
-        <w:t xml:space="preserve">- ผู้จัดการเข้าสู่ระบบสำเร็จตาม UC-01</w:t>
-      </w:r>
-    </w:p>
-    <w:p>
-      <w:pPr>
-        <w:pStyle w:val="BodyText"/>
-      </w:pPr>
-      <w:r>
-        <w:rPr>
-          <w:b/>
-          <w:bCs/>
-        </w:rPr>
+    </w:p>
+    <w:p>
+      <w:pPr>
+        <w:pStyle w:val="Compact"/>
+        <w:numPr>
+          <w:ilvl w:val="0"/>
+          <w:numId w:val="1004"/>
+        </w:numPr>
+      </w:pPr>
+      <w:r>
+        <w:t xml:space="preserve">ผู้จัดการเข้าสู่ระบบสำเร็จตาม UC-01</w:t>
+      </w:r>
+    </w:p>
+    <w:bookmarkEnd w:id="58"/>
+    <w:bookmarkStart w:id="59" w:name="success-postconditions-1"/>
+    <w:p>
+      <w:pPr>
+        <w:pStyle w:val="Heading3"/>
+      </w:pPr>
+      <w:r>
         <w:t xml:space="preserve">Success Postconditions</w:t>
       </w:r>
-      <w:r>
-        <w:t xml:space="preserve"> </w:t>
-      </w:r>
-      <w:r>
-        <w:t xml:space="preserve">- ค่าที่บันทึกในฐานข้อมูลตรงกับที่กรอกทุกประการ</w:t>
-      </w:r>
-      <w:r>
-        <w:t xml:space="preserve"> </w:t>
-      </w:r>
-      <w:r>
-        <w:t xml:space="preserve">- มีบันทึกในประวัติการทำรายการที่เก็บทั้งค่าเดิมและค่าใหม่</w:t>
-      </w:r>
-      <w:r>
-        <w:t xml:space="preserve"> </w:t>
-      </w:r>
-      <w:r>
-        <w:t xml:space="preserve">- การปรับยอดคงเหลือทุกครั้งมีบันทึกการเคลื่อนไหวสต็อกพร้อมสาเหตุ</w:t>
-      </w:r>
-    </w:p>
-    <w:p>
-      <w:pPr>
-        <w:pStyle w:val="BodyText"/>
-      </w:pPr>
-      <w:r>
-        <w:rPr>
-          <w:b/>
-          <w:bCs/>
-        </w:rPr>
+    </w:p>
+    <w:p>
+      <w:pPr>
+        <w:pStyle w:val="Compact"/>
+        <w:numPr>
+          <w:ilvl w:val="0"/>
+          <w:numId w:val="1005"/>
+        </w:numPr>
+      </w:pPr>
+      <w:r>
+        <w:t xml:space="preserve">ค่าที่บันทึกในฐานข้อมูลตรงกับที่กรอกทุกประการ</w:t>
+      </w:r>
+    </w:p>
+    <w:p>
+      <w:pPr>
+        <w:pStyle w:val="Compact"/>
+        <w:numPr>
+          <w:ilvl w:val="0"/>
+          <w:numId w:val="1005"/>
+        </w:numPr>
+      </w:pPr>
+      <w:r>
+        <w:t xml:space="preserve">มีบันทึกในประวัติการทำรายการที่เก็บทั้งค่าเดิมและค่าใหม่</w:t>
+      </w:r>
+    </w:p>
+    <w:p>
+      <w:pPr>
+        <w:pStyle w:val="Compact"/>
+        <w:numPr>
+          <w:ilvl w:val="0"/>
+          <w:numId w:val="1005"/>
+        </w:numPr>
+      </w:pPr>
+      <w:r>
+        <w:t xml:space="preserve">การปรับยอดคงเหลือทุกครั้งมีบันทึกการเคลื่อนไหวสต็อกพร้อมสาเหตุ</w:t>
+      </w:r>
+    </w:p>
+    <w:bookmarkEnd w:id="59"/>
+    <w:bookmarkStart w:id="60" w:name="main-success-scenario-1"/>
+    <w:p>
+      <w:pPr>
+        <w:pStyle w:val="Heading3"/>
+      </w:pPr>
+      <w:r>
         <w:t xml:space="preserve">Main Success Scenario</w:t>
       </w:r>
-      <w:r>
-        <w:t xml:space="preserve"> </w:t>
-      </w:r>
-      <w:r>
-        <w:t xml:space="preserve">1. ผู้จัดการเปิดหน้าจัดการข้อมูลสินค้า</w:t>
-      </w:r>
-      <w:r>
-        <w:t xml:space="preserve"> </w:t>
-      </w:r>
-      <w:r>
-        <w:t xml:space="preserve">2. ผู้จัดการเลือกสินค้าที่ต้องการแก้ไข หรือกดเพิ่มสินค้าใหม่</w:t>
-      </w:r>
-      <w:r>
-        <w:t xml:space="preserve"> </w:t>
-      </w:r>
-      <w:r>
-        <w:t xml:space="preserve">3. ผู้จัดการแก้ไขข้อมูลแล้วบันทึก</w:t>
-      </w:r>
-      <w:r>
-        <w:t xml:space="preserve"> </w:t>
-      </w:r>
-      <w:r>
-        <w:t xml:space="preserve">4. ระบบบันทึกค่าใหม่ พร้อมเก็บค่าเดิมและค่าใหม่ลงประวัติการทำรายการ</w:t>
-      </w:r>
-      <w:r>
-        <w:t xml:space="preserve"> </w:t>
-      </w:r>
-      <w:r>
-        <w:t xml:space="preserve">5. ระบบตรวจว่าจุดสั่งซื้อเพิ่มที่ตั้งใหม่ทำให้สินค้ากลายเป็นต่ำกว่าเกณฑ์หรือไม่ แล้วสร้างการแจ้งเตือนถ้าจำเป็น</w:t>
-      </w:r>
-    </w:p>
-    <w:p>
-      <w:pPr>
-        <w:pStyle w:val="BodyText"/>
-      </w:pPr>
-      <w:r>
-        <w:rPr>
-          <w:b/>
-          <w:bCs/>
-        </w:rPr>
+    </w:p>
+    <w:p>
+      <w:pPr>
+        <w:pStyle w:val="Compact"/>
+        <w:numPr>
+          <w:ilvl w:val="0"/>
+          <w:numId w:val="1006"/>
+        </w:numPr>
+      </w:pPr>
+      <w:r>
+        <w:t xml:space="preserve">ผู้จัดการเปิดหน้าจัดการข้อมูลสินค้า</w:t>
+      </w:r>
+    </w:p>
+    <w:p>
+      <w:pPr>
+        <w:pStyle w:val="Compact"/>
+        <w:numPr>
+          <w:ilvl w:val="0"/>
+          <w:numId w:val="1006"/>
+        </w:numPr>
+      </w:pPr>
+      <w:r>
+        <w:t xml:space="preserve">ผู้จัดการเลือกสินค้าที่ต้องการแก้ไข หรือกดเพิ่มสินค้าใหม่</w:t>
+      </w:r>
+    </w:p>
+    <w:p>
+      <w:pPr>
+        <w:pStyle w:val="Compact"/>
+        <w:numPr>
+          <w:ilvl w:val="0"/>
+          <w:numId w:val="1006"/>
+        </w:numPr>
+      </w:pPr>
+      <w:r>
+        <w:t xml:space="preserve">ผู้จัดการแก้ไขข้อมูลแล้วบันทึก</w:t>
+      </w:r>
+    </w:p>
+    <w:p>
+      <w:pPr>
+        <w:pStyle w:val="Compact"/>
+        <w:numPr>
+          <w:ilvl w:val="0"/>
+          <w:numId w:val="1006"/>
+        </w:numPr>
+      </w:pPr>
+      <w:r>
+        <w:t xml:space="preserve">ระบบบันทึกค่าใหม่ พร้อมเก็บค่าเดิมและค่าใหม่ลงประวัติการทำรายการ</w:t>
+      </w:r>
+    </w:p>
+    <w:p>
+      <w:pPr>
+        <w:pStyle w:val="Compact"/>
+        <w:numPr>
+          <w:ilvl w:val="0"/>
+          <w:numId w:val="1006"/>
+        </w:numPr>
+      </w:pPr>
+      <w:r>
+        <w:t xml:space="preserve">ระบบตรวจว่าจุดสั่งซื้อเพิ่มที่ตั้งใหม่ทำให้สินค้ากลายเป็นต่ำกว่าเกณฑ์หรือไม่ แล้วสร้างการแจ้งเตือนถ้าจำเป็น</w:t>
+      </w:r>
+    </w:p>
+    <w:bookmarkEnd w:id="60"/>
+    <w:bookmarkStart w:id="61" w:name="alternate-flows-1"/>
+    <w:p>
+      <w:pPr>
+        <w:pStyle w:val="Heading3"/>
+      </w:pPr>
+      <w:r>
         <w:t xml:space="preserve">Alternate Flows</w:t>
       </w:r>
     </w:p>
@@ -5855,15 +6617,13 @@
         </w:tc>
       </w:tr>
     </w:tbl>
-    <w:p>
-      <w:pPr>
-        <w:pStyle w:val="BodyText"/>
-      </w:pPr>
-      <w:r>
-        <w:rPr>
-          <w:b/>
-          <w:bCs/>
-        </w:rPr>
+    <w:bookmarkEnd w:id="61"/>
+    <w:bookmarkStart w:id="62" w:name="exception-flows-1"/>
+    <w:p>
+      <w:pPr>
+        <w:pStyle w:val="Heading3"/>
+      </w:pPr>
+      <w:r>
         <w:t xml:space="preserve">Exception Flows</w:t>
       </w:r>
     </w:p>
@@ -6133,8 +6893,9 @@
         </w:tc>
       </w:tr>
     </w:tbl>
-    <w:bookmarkEnd w:id="34"/>
-    <w:bookmarkStart w:id="35" w:name="X9741515b1cf33927aeb37a8663472abbf5640b6"/>
+    <w:bookmarkEnd w:id="62"/>
+    <w:bookmarkEnd w:id="63"/>
+    <w:bookmarkStart w:id="69" w:name="X9741515b1cf33927aeb37a8663472abbf5640b6"/>
     <w:p>
       <w:pPr>
         <w:pStyle w:val="Heading2"/>
@@ -6341,129 +7102,198 @@
         </w:tc>
       </w:tr>
     </w:tbl>
-    <w:p>
-      <w:pPr>
-        <w:pStyle w:val="BodyText"/>
-      </w:pPr>
-      <w:r>
-        <w:rPr>
-          <w:b/>
-          <w:bCs/>
-        </w:rPr>
+    <w:bookmarkStart w:id="64" w:name="preconditions-2"/>
+    <w:p>
+      <w:pPr>
+        <w:pStyle w:val="Heading3"/>
+      </w:pPr>
+      <w:r>
         <w:t xml:space="preserve">Preconditions</w:t>
       </w:r>
-      <w:r>
-        <w:t xml:space="preserve"> </w:t>
-      </w:r>
-      <w:r>
-        <w:t xml:space="preserve">- พนักงานขายเข้าสู่ระบบสำเร็จและอยู่ที่หน้าจอขายหน้าร้าน</w:t>
-      </w:r>
-      <w:r>
-        <w:t xml:space="preserve"> </w:t>
-      </w:r>
-      <w:r>
-        <w:t xml:space="preserve">- ระบบตั้งค่าหมายเลขพร้อมเพย์ของร้านไว้แล้ว</w:t>
-      </w:r>
-    </w:p>
-    <w:p>
-      <w:pPr>
-        <w:pStyle w:val="BodyText"/>
-      </w:pPr>
-      <w:r>
-        <w:rPr>
-          <w:b/>
-          <w:bCs/>
-        </w:rPr>
+    </w:p>
+    <w:p>
+      <w:pPr>
+        <w:pStyle w:val="Compact"/>
+        <w:numPr>
+          <w:ilvl w:val="0"/>
+          <w:numId w:val="1007"/>
+        </w:numPr>
+      </w:pPr>
+      <w:r>
+        <w:t xml:space="preserve">พนักงานขายเข้าสู่ระบบสำเร็จและอยู่ที่หน้าจอขายหน้าร้าน</w:t>
+      </w:r>
+    </w:p>
+    <w:p>
+      <w:pPr>
+        <w:pStyle w:val="Compact"/>
+        <w:numPr>
+          <w:ilvl w:val="0"/>
+          <w:numId w:val="1007"/>
+        </w:numPr>
+      </w:pPr>
+      <w:r>
+        <w:t xml:space="preserve">ระบบตั้งค่าหมายเลขพร้อมเพย์ของร้านไว้แล้ว</w:t>
+      </w:r>
+    </w:p>
+    <w:bookmarkEnd w:id="64"/>
+    <w:bookmarkStart w:id="65" w:name="success-postconditions-2"/>
+    <w:p>
+      <w:pPr>
+        <w:pStyle w:val="Heading3"/>
+      </w:pPr>
+      <w:r>
         <w:t xml:space="preserve">Success Postconditions</w:t>
       </w:r>
-      <w:r>
-        <w:t xml:space="preserve"> </w:t>
-      </w:r>
-      <w:r>
-        <w:t xml:space="preserve">- คำสั่งซื้อถูกบันทึกด้วยสถานะรอจ่ายสินค้าและเวลารับชำระเงิน</w:t>
-      </w:r>
-      <w:r>
-        <w:t xml:space="preserve"> </w:t>
-      </w:r>
-      <w:r>
-        <w:t xml:space="preserve">- เลขที่คำสั่งซื้อไม่ซ้ำกับคำสั่งซื้อใดในระบบ</w:t>
-      </w:r>
-      <w:r>
-        <w:t xml:space="preserve"> </w:t>
-      </w:r>
-      <w:r>
-        <w:t xml:space="preserve">- คิวคลังสินค้าแสดงคำสั่งซื้อใหม่</w:t>
-      </w:r>
-      <w:r>
-        <w:t xml:space="preserve"> </w:t>
-      </w:r>
-      <w:r>
-        <w:t xml:space="preserve">- มีบันทึกเหตุการณ์สร้างคำสั่งซื้อในประวัติการทำรายการ</w:t>
-      </w:r>
-    </w:p>
-    <w:p>
-      <w:pPr>
-        <w:pStyle w:val="BodyText"/>
-      </w:pPr>
-      <w:r>
-        <w:rPr>
-          <w:b/>
-          <w:bCs/>
-        </w:rPr>
+    </w:p>
+    <w:p>
+      <w:pPr>
+        <w:pStyle w:val="Compact"/>
+        <w:numPr>
+          <w:ilvl w:val="0"/>
+          <w:numId w:val="1008"/>
+        </w:numPr>
+      </w:pPr>
+      <w:r>
+        <w:t xml:space="preserve">คำสั่งซื้อถูกบันทึกด้วยสถานะรอจ่ายสินค้าและเวลารับชำระเงิน</w:t>
+      </w:r>
+    </w:p>
+    <w:p>
+      <w:pPr>
+        <w:pStyle w:val="Compact"/>
+        <w:numPr>
+          <w:ilvl w:val="0"/>
+          <w:numId w:val="1008"/>
+        </w:numPr>
+      </w:pPr>
+      <w:r>
+        <w:t xml:space="preserve">เลขที่คำสั่งซื้อไม่ซ้ำกับคำสั่งซื้อใดในระบบ</w:t>
+      </w:r>
+    </w:p>
+    <w:p>
+      <w:pPr>
+        <w:pStyle w:val="Compact"/>
+        <w:numPr>
+          <w:ilvl w:val="0"/>
+          <w:numId w:val="1008"/>
+        </w:numPr>
+      </w:pPr>
+      <w:r>
+        <w:t xml:space="preserve">คิวคลังสินค้าแสดงคำสั่งซื้อใหม่</w:t>
+      </w:r>
+    </w:p>
+    <w:p>
+      <w:pPr>
+        <w:pStyle w:val="Compact"/>
+        <w:numPr>
+          <w:ilvl w:val="0"/>
+          <w:numId w:val="1008"/>
+        </w:numPr>
+      </w:pPr>
+      <w:r>
+        <w:t xml:space="preserve">มีบันทึกเหตุการณ์สร้างคำสั่งซื้อในประวัติการทำรายการ</w:t>
+      </w:r>
+    </w:p>
+    <w:bookmarkEnd w:id="65"/>
+    <w:bookmarkStart w:id="66" w:name="main-success-scenario-2"/>
+    <w:p>
+      <w:pPr>
+        <w:pStyle w:val="Heading3"/>
+      </w:pPr>
+      <w:r>
         <w:t xml:space="preserve">Main Success Scenario</w:t>
       </w:r>
-      <w:r>
-        <w:t xml:space="preserve"> </w:t>
-      </w:r>
-      <w:r>
-        <w:t xml:space="preserve">1. พนักงานเลือกสินค้าและระบุจำนวน</w:t>
-      </w:r>
-      <w:r>
-        <w:t xml:space="preserve"> </w:t>
-      </w:r>
-      <w:r>
-        <w:t xml:space="preserve">2. ระบบดึงราคาปัจจุบันจากฐานข้อมูลมาคำนวณยอดรวมอัตโนมัติ</w:t>
-      </w:r>
-      <w:r>
-        <w:t xml:space="preserve"> </w:t>
-      </w:r>
-      <w:r>
-        <w:t xml:space="preserve">3. ระบบสร้างและแสดง QR พร้อมเพย์ตามยอดชำระ</w:t>
-      </w:r>
-      <w:r>
-        <w:t xml:space="preserve"> </w:t>
-      </w:r>
-      <w:r>
-        <w:t xml:space="preserve">4. ลูกค้าสแกนและโอนเงินผ่านแอปพลิเคชันธนาคาร</w:t>
-      </w:r>
-      <w:r>
-        <w:t xml:space="preserve"> </w:t>
-      </w:r>
-      <w:r>
-        <w:t xml:space="preserve">5. พนักงานตรวจสอบการแจ้งเตือนเงินเข้าแล้วกดยืนยันรับชำระ</w:t>
-      </w:r>
-      <w:r>
-        <w:t xml:space="preserve"> </w:t>
-      </w:r>
-      <w:r>
-        <w:t xml:space="preserve">6. ระบบเรียก UC-04 เพื่อสร้างเลขที่คำสั่งซื้อ แล้วบันทึกคำสั่งซื้อและรายการสินค้าลงฐานข้อมูลภายในธุรกรรมเดียว</w:t>
-      </w:r>
-      <w:r>
-        <w:t xml:space="preserve"> </w:t>
-      </w:r>
-      <w:r>
-        <w:t xml:space="preserve">7. ระบบสั่งพิมพ์ใบเสร็จและผลักคำสั่งซื้อเข้าคิวคลังสินค้าแบบเรียลไทม์</w:t>
-      </w:r>
-    </w:p>
-    <w:p>
-      <w:pPr>
-        <w:pStyle w:val="BodyText"/>
-      </w:pPr>
-      <w:r>
-        <w:rPr>
-          <w:b/>
-          <w:bCs/>
-        </w:rPr>
+    </w:p>
+    <w:p>
+      <w:pPr>
+        <w:pStyle w:val="Compact"/>
+        <w:numPr>
+          <w:ilvl w:val="0"/>
+          <w:numId w:val="1009"/>
+        </w:numPr>
+      </w:pPr>
+      <w:r>
+        <w:t xml:space="preserve">พนักงานเลือกสินค้าและระบุจำนวน</w:t>
+      </w:r>
+    </w:p>
+    <w:p>
+      <w:pPr>
+        <w:pStyle w:val="Compact"/>
+        <w:numPr>
+          <w:ilvl w:val="0"/>
+          <w:numId w:val="1009"/>
+        </w:numPr>
+      </w:pPr>
+      <w:r>
+        <w:t xml:space="preserve">ระบบดึงราคาปัจจุบันจากฐานข้อมูลมาคำนวณยอดรวมอัตโนมัติ</w:t>
+      </w:r>
+    </w:p>
+    <w:p>
+      <w:pPr>
+        <w:pStyle w:val="Compact"/>
+        <w:numPr>
+          <w:ilvl w:val="0"/>
+          <w:numId w:val="1009"/>
+        </w:numPr>
+      </w:pPr>
+      <w:r>
+        <w:t xml:space="preserve">ระบบสร้างและแสดง QR พร้อมเพย์ตามยอดชำระ</w:t>
+      </w:r>
+    </w:p>
+    <w:p>
+      <w:pPr>
+        <w:pStyle w:val="Compact"/>
+        <w:numPr>
+          <w:ilvl w:val="0"/>
+          <w:numId w:val="1009"/>
+        </w:numPr>
+      </w:pPr>
+      <w:r>
+        <w:t xml:space="preserve">ลูกค้าสแกนและโอนเงินผ่านแอปพลิเคชันธนาคาร</w:t>
+      </w:r>
+    </w:p>
+    <w:p>
+      <w:pPr>
+        <w:pStyle w:val="Compact"/>
+        <w:numPr>
+          <w:ilvl w:val="0"/>
+          <w:numId w:val="1009"/>
+        </w:numPr>
+      </w:pPr>
+      <w:r>
+        <w:t xml:space="preserve">พนักงานตรวจสอบการแจ้งเตือนเงินเข้าแล้วกดยืนยันรับชำระ</w:t>
+      </w:r>
+    </w:p>
+    <w:p>
+      <w:pPr>
+        <w:pStyle w:val="Compact"/>
+        <w:numPr>
+          <w:ilvl w:val="0"/>
+          <w:numId w:val="1009"/>
+        </w:numPr>
+      </w:pPr>
+      <w:r>
+        <w:t xml:space="preserve">ระบบเรียก UC-04 เพื่อสร้างเลขที่คำสั่งซื้อ แล้วบันทึกคำสั่งซื้อและรายการสินค้าลงฐานข้อมูลภายในธุรกรรมเดียว</w:t>
+      </w:r>
+    </w:p>
+    <w:p>
+      <w:pPr>
+        <w:pStyle w:val="Compact"/>
+        <w:numPr>
+          <w:ilvl w:val="0"/>
+          <w:numId w:val="1009"/>
+        </w:numPr>
+      </w:pPr>
+      <w:r>
+        <w:t xml:space="preserve">ระบบสั่งพิมพ์ใบเสร็จและผลักคำสั่งซื้อเข้าคิวคลังสินค้าแบบเรียลไทม์</w:t>
+      </w:r>
+    </w:p>
+    <w:bookmarkEnd w:id="66"/>
+    <w:bookmarkStart w:id="67" w:name="alternate-flows-2"/>
+    <w:p>
+      <w:pPr>
+        <w:pStyle w:val="Heading3"/>
+      </w:pPr>
+      <w:r>
         <w:t xml:space="preserve">Alternate Flows</w:t>
       </w:r>
     </w:p>
@@ -6623,15 +7453,13 @@
         </w:tc>
       </w:tr>
     </w:tbl>
-    <w:p>
-      <w:pPr>
-        <w:pStyle w:val="BodyText"/>
-      </w:pPr>
-      <w:r>
-        <w:rPr>
-          <w:b/>
-          <w:bCs/>
-        </w:rPr>
+    <w:bookmarkEnd w:id="67"/>
+    <w:bookmarkStart w:id="68" w:name="exception-flows-2"/>
+    <w:p>
+      <w:pPr>
+        <w:pStyle w:val="Heading3"/>
+      </w:pPr>
+      <w:r>
         <w:t xml:space="preserve">Exception Flows</w:t>
       </w:r>
     </w:p>
@@ -6919,8 +7747,9 @@
         <w:t xml:space="preserve">ระบบเขียนคำสั่งซื้อลงฐานข้อมูลครั้งเดียวเมื่อรับชำระเงินแล้วเท่านั้น เนื่องจากแผนภาพสถานะกำหนดให้สถานะแรกของคำสั่งซื้อคือรอจ่ายสินค้า และคอลัมน์เวลารับชำระเงินห้ามเป็นค่าว่าง ผลพลอยได้คือฐานข้อมูลไม่มีคำสั่งซื้อค้างจากตะกร้าที่ลูกค้าเปลี่ยนใจ</w:t>
       </w:r>
     </w:p>
-    <w:bookmarkEnd w:id="35"/>
-    <w:bookmarkStart w:id="36" w:name="ควรอจายสนคาแบบเรยลไทม-uc-05-uc-06"/>
+    <w:bookmarkEnd w:id="68"/>
+    <w:bookmarkEnd w:id="69"/>
+    <w:bookmarkStart w:id="75" w:name="ควรอจายสนคาแบบเรยลไทม-uc-05-uc-06"/>
     <w:p>
       <w:pPr>
         <w:pStyle w:val="Heading2"/>
@@ -7127,93 +7956,126 @@
         </w:tc>
       </w:tr>
     </w:tbl>
-    <w:p>
-      <w:pPr>
-        <w:pStyle w:val="BodyText"/>
-      </w:pPr>
-      <w:r>
-        <w:rPr>
-          <w:b/>
-          <w:bCs/>
-        </w:rPr>
+    <w:bookmarkStart w:id="70" w:name="preconditions-3"/>
+    <w:p>
+      <w:pPr>
+        <w:pStyle w:val="Heading3"/>
+      </w:pPr>
+      <w:r>
         <w:t xml:space="preserve">Preconditions</w:t>
       </w:r>
-      <w:r>
-        <w:t xml:space="preserve"> </w:t>
-      </w:r>
-      <w:r>
-        <w:t xml:space="preserve">- พนักงานคลังสินค้าเข้าสู่ระบบและเปิดหน้าจอคิวค้างไว้</w:t>
-      </w:r>
-    </w:p>
-    <w:p>
-      <w:pPr>
-        <w:pStyle w:val="BodyText"/>
-      </w:pPr>
-      <w:r>
-        <w:rPr>
-          <w:b/>
-          <w:bCs/>
-        </w:rPr>
+    </w:p>
+    <w:p>
+      <w:pPr>
+        <w:pStyle w:val="Compact"/>
+        <w:numPr>
+          <w:ilvl w:val="0"/>
+          <w:numId w:val="1010"/>
+        </w:numPr>
+      </w:pPr>
+      <w:r>
+        <w:t xml:space="preserve">พนักงานคลังสินค้าเข้าสู่ระบบและเปิดหน้าจอคิวค้างไว้</w:t>
+      </w:r>
+    </w:p>
+    <w:bookmarkEnd w:id="70"/>
+    <w:bookmarkStart w:id="71" w:name="success-postconditions-3"/>
+    <w:p>
+      <w:pPr>
+        <w:pStyle w:val="Heading3"/>
+      </w:pPr>
+      <w:r>
         <w:t xml:space="preserve">Success Postconditions</w:t>
       </w:r>
-      <w:r>
-        <w:t xml:space="preserve"> </w:t>
-      </w:r>
-      <w:r>
-        <w:t xml:space="preserve">- คำสั่งซื้อใหม่ปรากฏบนหน้าจอคิวภายในเกณฑ์เวลาที่ NFR-02 กำหนด</w:t>
-      </w:r>
-      <w:r>
-        <w:t xml:space="preserve"> </w:t>
-      </w:r>
-      <w:r>
-        <w:t xml:space="preserve">- สถานะการจัดของสะท้อนบนหน้าจอของพนักงานทุกคนที่เปิดหน้าเดียวกัน</w:t>
-      </w:r>
-    </w:p>
-    <w:p>
-      <w:pPr>
-        <w:pStyle w:val="BodyText"/>
-      </w:pPr>
-      <w:r>
-        <w:rPr>
-          <w:b/>
-          <w:bCs/>
-        </w:rPr>
+    </w:p>
+    <w:p>
+      <w:pPr>
+        <w:pStyle w:val="Compact"/>
+        <w:numPr>
+          <w:ilvl w:val="0"/>
+          <w:numId w:val="1011"/>
+        </w:numPr>
+      </w:pPr>
+      <w:r>
+        <w:t xml:space="preserve">คำสั่งซื้อใหม่ปรากฏบนหน้าจอคิวภายในเกณฑ์เวลาที่ NFR-02 กำหนด</w:t>
+      </w:r>
+    </w:p>
+    <w:p>
+      <w:pPr>
+        <w:pStyle w:val="Compact"/>
+        <w:numPr>
+          <w:ilvl w:val="0"/>
+          <w:numId w:val="1011"/>
+        </w:numPr>
+      </w:pPr>
+      <w:r>
+        <w:t xml:space="preserve">สถานะการจัดของสะท้อนบนหน้าจอของพนักงานทุกคนที่เปิดหน้าเดียวกัน</w:t>
+      </w:r>
+    </w:p>
+    <w:bookmarkEnd w:id="71"/>
+    <w:bookmarkStart w:id="72" w:name="main-success-scenario-3"/>
+    <w:p>
+      <w:pPr>
+        <w:pStyle w:val="Heading3"/>
+      </w:pPr>
+      <w:r>
         <w:t xml:space="preserve">Main Success Scenario</w:t>
       </w:r>
-      <w:r>
-        <w:t xml:space="preserve"> </w:t>
-      </w:r>
-      <w:r>
-        <w:t xml:space="preserve">1. หน้าจอคิวเชื่อมช่องทางรับเหตุการณ์กับเซิร์ฟเวอร์เมื่อเปิดหน้า</w:t>
-      </w:r>
-      <w:r>
-        <w:t xml:space="preserve"> </w:t>
-      </w:r>
-      <w:r>
-        <w:t xml:space="preserve">2. ระบบส่งเหตุการณ์คำสั่งซื้อใหม่ออกไปทันทีที่ธุรกรรมบันทึกสำเร็จ</w:t>
-      </w:r>
-      <w:r>
-        <w:t xml:space="preserve"> </w:t>
-      </w:r>
-      <w:r>
-        <w:t xml:space="preserve">3. หน้าจอดึงรายการคิวใหม่และแสดงผล โดยเรียงตามเวลารับชำระจากเก่าไปใหม่</w:t>
-      </w:r>
-      <w:r>
-        <w:t xml:space="preserve"> </w:t>
-      </w:r>
-      <w:r>
-        <w:t xml:space="preserve">4. พนักงานกดเริ่มจัดของ ระบบเปลี่ยนสถานะเป็นกำลังจัดของและแจ้งไปยังหน้าจออื่น</w:t>
-      </w:r>
-    </w:p>
-    <w:p>
-      <w:pPr>
-        <w:pStyle w:val="BodyText"/>
-      </w:pPr>
-      <w:r>
-        <w:rPr>
-          <w:b/>
-          <w:bCs/>
-        </w:rPr>
+    </w:p>
+    <w:p>
+      <w:pPr>
+        <w:pStyle w:val="Compact"/>
+        <w:numPr>
+          <w:ilvl w:val="0"/>
+          <w:numId w:val="1012"/>
+        </w:numPr>
+      </w:pPr>
+      <w:r>
+        <w:t xml:space="preserve">หน้าจอคิวเชื่อมช่องทางรับเหตุการณ์กับเซิร์ฟเวอร์เมื่อเปิดหน้า</w:t>
+      </w:r>
+    </w:p>
+    <w:p>
+      <w:pPr>
+        <w:pStyle w:val="Compact"/>
+        <w:numPr>
+          <w:ilvl w:val="0"/>
+          <w:numId w:val="1012"/>
+        </w:numPr>
+      </w:pPr>
+      <w:r>
+        <w:t xml:space="preserve">ระบบส่งเหตุการณ์คำสั่งซื้อใหม่ออกไปทันทีที่ธุรกรรมบันทึกสำเร็จ</w:t>
+      </w:r>
+    </w:p>
+    <w:p>
+      <w:pPr>
+        <w:pStyle w:val="Compact"/>
+        <w:numPr>
+          <w:ilvl w:val="0"/>
+          <w:numId w:val="1012"/>
+        </w:numPr>
+      </w:pPr>
+      <w:r>
+        <w:t xml:space="preserve">หน้าจอดึงรายการคิวใหม่และแสดงผล โดยเรียงตามเวลารับชำระจากเก่าไปใหม่</w:t>
+      </w:r>
+    </w:p>
+    <w:p>
+      <w:pPr>
+        <w:pStyle w:val="Compact"/>
+        <w:numPr>
+          <w:ilvl w:val="0"/>
+          <w:numId w:val="1012"/>
+        </w:numPr>
+      </w:pPr>
+      <w:r>
+        <w:t xml:space="preserve">พนักงานกดเริ่มจัดของ ระบบเปลี่ยนสถานะเป็นกำลังจัดของและแจ้งไปยังหน้าจออื่น</w:t>
+      </w:r>
+    </w:p>
+    <w:bookmarkEnd w:id="72"/>
+    <w:bookmarkStart w:id="73" w:name="alternate-flows-3"/>
+    <w:p>
+      <w:pPr>
+        <w:pStyle w:val="Heading3"/>
+      </w:pPr>
+      <w:r>
         <w:t xml:space="preserve">Alternate Flows</w:t>
       </w:r>
     </w:p>
@@ -7373,15 +8235,13 @@
         </w:tc>
       </w:tr>
     </w:tbl>
-    <w:p>
-      <w:pPr>
-        <w:pStyle w:val="BodyText"/>
-      </w:pPr>
-      <w:r>
-        <w:rPr>
-          <w:b/>
-          <w:bCs/>
-        </w:rPr>
+    <w:bookmarkEnd w:id="73"/>
+    <w:bookmarkStart w:id="74" w:name="exception-flows-3"/>
+    <w:p>
+      <w:pPr>
+        <w:pStyle w:val="Heading3"/>
+      </w:pPr>
+      <w:r>
         <w:t xml:space="preserve">Exception Flows</w:t>
       </w:r>
     </w:p>
@@ -7616,8 +8476,9 @@
         </w:tc>
       </w:tr>
     </w:tbl>
-    <w:bookmarkEnd w:id="36"/>
-    <w:bookmarkStart w:id="37" w:name="ยนยนจายสนคาและตดสตอก-uc-07"/>
+    <w:bookmarkEnd w:id="74"/>
+    <w:bookmarkEnd w:id="75"/>
+    <w:bookmarkStart w:id="84" w:name="ยนยนจายสนคาและตดสตอก-uc-07"/>
     <w:p>
       <w:pPr>
         <w:pStyle w:val="Heading2"/>
@@ -7632,6 +8493,73 @@
       </w:pPr>
       <w:r>
         <w:t xml:space="preserve">หัวข้อนี้เป็นความสามารถที่สำคัญที่สุดของระบบ และเป็นจุดที่ตอบวัตถุประสงค์ข้อ 1.2.3 โดยตรง</w:t>
+      </w:r>
+    </w:p>
+    <w:p>
+      <w:pPr>
+        <w:pStyle w:val="CaptionedFigure"/>
+      </w:pPr>
+      <w:r>
+        <w:drawing>
+          <wp:inline>
+            <wp:extent cx="5334000" cy="3669813"/>
+            <wp:effectExtent b="0" l="0" r="0" t="0"/>
+            <wp:docPr descr="แผนภาพลำดับของการยืนยันจ่ายสินค้า" title="" id="77" name="Picture"/>
+            <a:graphic>
+              <a:graphicData uri="http://schemas.openxmlformats.org/drawingml/2006/picture">
+                <pic:pic>
+                  <pic:nvPicPr>
+                    <pic:cNvPr descr="assets/diagrams/fig3-11_seq_uc07.png" id="78" name="Picture"/>
+                    <pic:cNvPicPr>
+                      <a:picLocks noChangeArrowheads="1" noChangeAspect="1"/>
+                    </pic:cNvPicPr>
+                  </pic:nvPicPr>
+                  <pic:blipFill>
+                    <a:blip r:embed="rId76"/>
+                    <a:stretch>
+                      <a:fillRect/>
+                    </a:stretch>
+                  </pic:blipFill>
+                  <pic:spPr bwMode="auto">
+                    <a:xfrm>
+                      <a:off x="0" y="0"/>
+                      <a:ext cx="5334000" cy="3669813"/>
+                    </a:xfrm>
+                    <a:prstGeom prst="rect">
+                      <a:avLst/>
+                    </a:prstGeom>
+                    <a:noFill/>
+                    <a:ln w="9525">
+                      <a:noFill/>
+                      <a:headEnd/>
+                      <a:tailEnd/>
+                    </a:ln>
+                  </pic:spPr>
+                </pic:pic>
+              </a:graphicData>
+            </a:graphic>
+          </wp:inline>
+        </w:drawing>
+      </w:r>
+    </w:p>
+    <w:p>
+      <w:pPr>
+        <w:pStyle w:val="ImageCaption"/>
+      </w:pPr>
+      <w:r>
+        <w:t xml:space="preserve">แผนภาพลำดับของการยืนยันจ่ายสินค้า</w:t>
+      </w:r>
+    </w:p>
+    <w:p>
+      <w:pPr>
+        <w:pStyle w:val="BodyText"/>
+      </w:pPr>
+      <w:r>
+        <w:rPr>
+          <w:i/>
+          <w:iCs/>
+        </w:rPr>
+        <w:t xml:space="preserve">ภาพที่ 7 — ลำดับการทำงานของการยืนยันจ่ายสินค้าและการตัดสต็อกภายในธุรกรรมเดียว</w:t>
       </w:r>
     </w:p>
     <w:tbl>
@@ -7833,135 +8761,210 @@
         </w:tc>
       </w:tr>
     </w:tbl>
-    <w:p>
-      <w:pPr>
-        <w:pStyle w:val="BodyText"/>
-      </w:pPr>
-      <w:r>
-        <w:rPr>
-          <w:b/>
-          <w:bCs/>
-        </w:rPr>
+    <w:bookmarkStart w:id="79" w:name="preconditions-4"/>
+    <w:p>
+      <w:pPr>
+        <w:pStyle w:val="Heading3"/>
+      </w:pPr>
+      <w:r>
         <w:t xml:space="preserve">Preconditions</w:t>
       </w:r>
-      <w:r>
-        <w:t xml:space="preserve"> </w:t>
-      </w:r>
-      <w:r>
-        <w:t xml:space="preserve">- คำสั่งซื้ออยู่ในสถานะรอจ่ายสินค้าหรือกำลังจัดของ</w:t>
-      </w:r>
-      <w:r>
-        <w:t xml:space="preserve"> </w:t>
-      </w:r>
-      <w:r>
-        <w:t xml:space="preserve">- พนักงานทำเครื่องหมายตรวจนับครบทุกรายการแล้ว</w:t>
-      </w:r>
-    </w:p>
-    <w:p>
-      <w:pPr>
-        <w:pStyle w:val="BodyText"/>
-      </w:pPr>
-      <w:r>
-        <w:rPr>
-          <w:b/>
-          <w:bCs/>
-        </w:rPr>
+    </w:p>
+    <w:p>
+      <w:pPr>
+        <w:pStyle w:val="Compact"/>
+        <w:numPr>
+          <w:ilvl w:val="0"/>
+          <w:numId w:val="1013"/>
+        </w:numPr>
+      </w:pPr>
+      <w:r>
+        <w:t xml:space="preserve">คำสั่งซื้ออยู่ในสถานะรอจ่ายสินค้าหรือกำลังจัดของ</w:t>
+      </w:r>
+    </w:p>
+    <w:p>
+      <w:pPr>
+        <w:pStyle w:val="Compact"/>
+        <w:numPr>
+          <w:ilvl w:val="0"/>
+          <w:numId w:val="1013"/>
+        </w:numPr>
+      </w:pPr>
+      <w:r>
+        <w:t xml:space="preserve">พนักงานทำเครื่องหมายตรวจนับครบทุกรายการแล้ว</w:t>
+      </w:r>
+    </w:p>
+    <w:bookmarkEnd w:id="79"/>
+    <w:bookmarkStart w:id="80" w:name="success-postconditions-4"/>
+    <w:p>
+      <w:pPr>
+        <w:pStyle w:val="Heading3"/>
+      </w:pPr>
+      <w:r>
         <w:t xml:space="preserve">Success Postconditions</w:t>
       </w:r>
-      <w:r>
-        <w:t xml:space="preserve"> </w:t>
-      </w:r>
-      <w:r>
-        <w:t xml:space="preserve">- สถานะคำสั่งซื้อเป็นส่งมอบสำเร็จ พร้อมบันทึกผู้จ่ายและเวลาที่จ่าย</w:t>
-      </w:r>
-      <w:r>
-        <w:t xml:space="preserve"> </w:t>
-      </w:r>
-      <w:r>
-        <w:t xml:space="preserve">- ยอดคงเหลือของสินค้าทุกรายการลดลงตามจำนวนในคำสั่งซื้อพอดี</w:t>
-      </w:r>
-      <w:r>
-        <w:t xml:space="preserve"> </w:t>
-      </w:r>
-      <w:r>
-        <w:t xml:space="preserve">- มีบันทึกการเคลื่อนไหวสต็อกหนึ่งแถวต่อสินค้าหนึ่งรายการ</w:t>
-      </w:r>
-      <w:r>
-        <w:t xml:space="preserve"> </w:t>
-      </w:r>
-      <w:r>
-        <w:t xml:space="preserve">- คำสั่งซื้อหายจากคิวของทุกหน้าจอ</w:t>
-      </w:r>
-      <w:r>
-        <w:t xml:space="preserve"> </w:t>
-      </w:r>
-      <w:r>
-        <w:t xml:space="preserve">- มีบันทึกเหตุการณ์ยืนยันจ่ายในประวัติการทำรายการ</w:t>
-      </w:r>
-    </w:p>
-    <w:p>
-      <w:pPr>
-        <w:pStyle w:val="BodyText"/>
-      </w:pPr>
-      <w:r>
-        <w:rPr>
-          <w:b/>
-          <w:bCs/>
-        </w:rPr>
+    </w:p>
+    <w:p>
+      <w:pPr>
+        <w:pStyle w:val="Compact"/>
+        <w:numPr>
+          <w:ilvl w:val="0"/>
+          <w:numId w:val="1014"/>
+        </w:numPr>
+      </w:pPr>
+      <w:r>
+        <w:t xml:space="preserve">สถานะคำสั่งซื้อเป็นส่งมอบสำเร็จ พร้อมบันทึกผู้จ่ายและเวลาที่จ่าย</w:t>
+      </w:r>
+    </w:p>
+    <w:p>
+      <w:pPr>
+        <w:pStyle w:val="Compact"/>
+        <w:numPr>
+          <w:ilvl w:val="0"/>
+          <w:numId w:val="1014"/>
+        </w:numPr>
+      </w:pPr>
+      <w:r>
+        <w:t xml:space="preserve">ยอดคงเหลือของสินค้าทุกรายการลดลงตามจำนวนในคำสั่งซื้อพอดี</w:t>
+      </w:r>
+    </w:p>
+    <w:p>
+      <w:pPr>
+        <w:pStyle w:val="Compact"/>
+        <w:numPr>
+          <w:ilvl w:val="0"/>
+          <w:numId w:val="1014"/>
+        </w:numPr>
+      </w:pPr>
+      <w:r>
+        <w:t xml:space="preserve">มีบันทึกการเคลื่อนไหวสต็อกหนึ่งแถวต่อสินค้าหนึ่งรายการ</w:t>
+      </w:r>
+    </w:p>
+    <w:p>
+      <w:pPr>
+        <w:pStyle w:val="Compact"/>
+        <w:numPr>
+          <w:ilvl w:val="0"/>
+          <w:numId w:val="1014"/>
+        </w:numPr>
+      </w:pPr>
+      <w:r>
+        <w:t xml:space="preserve">คำสั่งซื้อหายจากคิวของทุกหน้าจอ</w:t>
+      </w:r>
+    </w:p>
+    <w:p>
+      <w:pPr>
+        <w:pStyle w:val="Compact"/>
+        <w:numPr>
+          <w:ilvl w:val="0"/>
+          <w:numId w:val="1014"/>
+        </w:numPr>
+      </w:pPr>
+      <w:r>
+        <w:t xml:space="preserve">มีบันทึกเหตุการณ์ยืนยันจ่ายในประวัติการทำรายการ</w:t>
+      </w:r>
+    </w:p>
+    <w:bookmarkEnd w:id="80"/>
+    <w:bookmarkStart w:id="81" w:name="main-success-scenario-4"/>
+    <w:p>
+      <w:pPr>
+        <w:pStyle w:val="Heading3"/>
+      </w:pPr>
+      <w:r>
         <w:t xml:space="preserve">Main Success Scenario</w:t>
       </w:r>
-      <w:r>
-        <w:t xml:space="preserve"> </w:t>
-      </w:r>
-      <w:r>
-        <w:t xml:space="preserve">1. พนักงานเปิดรายการจากคิว ระบบแสดงสินค้าพร้อมยอดคงเหลือปัจจุบันและยอดที่จะเหลือหลังจ่าย</w:t>
-      </w:r>
-      <w:r>
-        <w:t xml:space="preserve"> </w:t>
-      </w:r>
-      <w:r>
-        <w:t xml:space="preserve">2. พนักงานทำเครื่องหมายตรวจนับทีละรายการจนครบ ปุ่มยืนยันจึงใช้งานได้</w:t>
-      </w:r>
-      <w:r>
-        <w:t xml:space="preserve"> </w:t>
-      </w:r>
-      <w:r>
-        <w:t xml:space="preserve">3. พนักงานกดยืนยัน ระบบถามยืนยันซ้ำอีกครั้ง</w:t>
-      </w:r>
-      <w:r>
-        <w:t xml:space="preserve"> </w:t>
-      </w:r>
-      <w:r>
-        <w:t xml:space="preserve">4. ระบบเริ่มธุรกรรม แล้วเปลี่ยนสถานะคำสั่งซื้อโดยมีเงื่อนไขสถานะเดิมกำกับอยู่ในคำสั่งเดียวกัน</w:t>
-      </w:r>
-      <w:r>
-        <w:t xml:space="preserve"> </w:t>
-      </w:r>
-      <w:r>
-        <w:t xml:space="preserve">5. ระบบล็อกแถวสินค้าที่เกี่ยวข้อง แล้วหักยอดคงเหลือทีละรายการโดยมีเงื่อนไขว่ายอดต้องเพียงพอ</w:t>
-      </w:r>
-      <w:r>
-        <w:t xml:space="preserve"> </w:t>
-      </w:r>
-      <w:r>
-        <w:t xml:space="preserve">6. ระบบบันทึกการเคลื่อนไหวสต็อกและประวัติการทำรายการ แล้วยืนยันธุรกรรม</w:t>
-      </w:r>
-      <w:r>
-        <w:t xml:space="preserve"> </w:t>
-      </w:r>
-      <w:r>
-        <w:t xml:space="preserve">7. หลังธุรกรรมสำเร็จ ระบบลบคำสั่งซื้อออกจากคิวทุกหน้าจอ และตรวจว่าสินค้าใดต่ำกว่าจุดสั่งซื้อเพิ่ม</w:t>
-      </w:r>
-    </w:p>
-    <w:p>
-      <w:pPr>
-        <w:pStyle w:val="BodyText"/>
-      </w:pPr>
-      <w:r>
-        <w:rPr>
-          <w:b/>
-          <w:bCs/>
-        </w:rPr>
+    </w:p>
+    <w:p>
+      <w:pPr>
+        <w:pStyle w:val="Compact"/>
+        <w:numPr>
+          <w:ilvl w:val="0"/>
+          <w:numId w:val="1015"/>
+        </w:numPr>
+      </w:pPr>
+      <w:r>
+        <w:t xml:space="preserve">พนักงานเปิดรายการจากคิว ระบบแสดงสินค้าพร้อมยอดคงเหลือปัจจุบันและยอดที่จะเหลือหลังจ่าย</w:t>
+      </w:r>
+    </w:p>
+    <w:p>
+      <w:pPr>
+        <w:pStyle w:val="Compact"/>
+        <w:numPr>
+          <w:ilvl w:val="0"/>
+          <w:numId w:val="1015"/>
+        </w:numPr>
+      </w:pPr>
+      <w:r>
+        <w:t xml:space="preserve">พนักงานทำเครื่องหมายตรวจนับทีละรายการจนครบ ปุ่มยืนยันจึงใช้งานได้</w:t>
+      </w:r>
+    </w:p>
+    <w:p>
+      <w:pPr>
+        <w:pStyle w:val="Compact"/>
+        <w:numPr>
+          <w:ilvl w:val="0"/>
+          <w:numId w:val="1015"/>
+        </w:numPr>
+      </w:pPr>
+      <w:r>
+        <w:t xml:space="preserve">พนักงานกดยืนยัน ระบบถามยืนยันซ้ำอีกครั้ง</w:t>
+      </w:r>
+    </w:p>
+    <w:p>
+      <w:pPr>
+        <w:pStyle w:val="Compact"/>
+        <w:numPr>
+          <w:ilvl w:val="0"/>
+          <w:numId w:val="1015"/>
+        </w:numPr>
+      </w:pPr>
+      <w:r>
+        <w:t xml:space="preserve">ระบบเริ่มธุรกรรม แล้วเปลี่ยนสถานะคำสั่งซื้อโดยมีเงื่อนไขสถานะเดิมกำกับอยู่ในคำสั่งเดียวกัน</w:t>
+      </w:r>
+    </w:p>
+    <w:p>
+      <w:pPr>
+        <w:pStyle w:val="Compact"/>
+        <w:numPr>
+          <w:ilvl w:val="0"/>
+          <w:numId w:val="1015"/>
+        </w:numPr>
+      </w:pPr>
+      <w:r>
+        <w:t xml:space="preserve">ระบบล็อกแถวสินค้าที่เกี่ยวข้อง แล้วหักยอดคงเหลือทีละรายการโดยมีเงื่อนไขว่ายอดต้องเพียงพอ</w:t>
+      </w:r>
+    </w:p>
+    <w:p>
+      <w:pPr>
+        <w:pStyle w:val="Compact"/>
+        <w:numPr>
+          <w:ilvl w:val="0"/>
+          <w:numId w:val="1015"/>
+        </w:numPr>
+      </w:pPr>
+      <w:r>
+        <w:t xml:space="preserve">ระบบบันทึกการเคลื่อนไหวสต็อกและประวัติการทำรายการ แล้วยืนยันธุรกรรม</w:t>
+      </w:r>
+    </w:p>
+    <w:p>
+      <w:pPr>
+        <w:pStyle w:val="Compact"/>
+        <w:numPr>
+          <w:ilvl w:val="0"/>
+          <w:numId w:val="1015"/>
+        </w:numPr>
+      </w:pPr>
+      <w:r>
+        <w:t xml:space="preserve">หลังธุรกรรมสำเร็จ ระบบลบคำสั่งซื้อออกจากคิวทุกหน้าจอ และตรวจว่าสินค้าใดต่ำกว่าจุดสั่งซื้อเพิ่ม</w:t>
+      </w:r>
+    </w:p>
+    <w:bookmarkEnd w:id="81"/>
+    <w:bookmarkStart w:id="82" w:name="alternate-flows-4"/>
+    <w:p>
+      <w:pPr>
+        <w:pStyle w:val="Heading3"/>
+      </w:pPr>
+      <w:r>
         <w:t xml:space="preserve">Alternate Flows</w:t>
       </w:r>
     </w:p>
@@ -8086,15 +9089,13 @@
         </w:tc>
       </w:tr>
     </w:tbl>
-    <w:p>
-      <w:pPr>
-        <w:pStyle w:val="BodyText"/>
-      </w:pPr>
-      <w:r>
-        <w:rPr>
-          <w:b/>
-          <w:bCs/>
-        </w:rPr>
+    <w:bookmarkEnd w:id="82"/>
+    <w:bookmarkStart w:id="83" w:name="exception-flows-4"/>
+    <w:p>
+      <w:pPr>
+        <w:pStyle w:val="Heading3"/>
+      </w:pPr>
+      <w:r>
         <w:t xml:space="preserve">Exception Flows</w:t>
       </w:r>
     </w:p>
@@ -8481,14 +9482,480 @@
         <w:t xml:space="preserve">ชั้นที่สอง การล็อกแถวสินค้าทำให้คำขอที่เข้ามาพร้อมกันต้องรอคิวกันตามลำดับ ไม่เกิดสภาวะแข่งขัน</w:t>
       </w:r>
     </w:p>
-    <w:bookmarkEnd w:id="37"/>
-    <w:bookmarkStart w:id="38" w:name="แดชบอรดปฏบตการและระดบบรหาร-uc-08-uc-09"/>
+    <w:bookmarkEnd w:id="83"/>
+    <w:bookmarkEnd w:id="84"/>
+    <w:bookmarkStart w:id="85" w:name="Xca924159c8d38813c87aaef27e6e21c1eea7ea0"/>
     <w:p>
       <w:pPr>
         <w:pStyle w:val="Heading2"/>
       </w:pPr>
       <w:r>
-        <w:t xml:space="preserve">4.6 แดชบอร์ดปฏิบัติการและระดับบริหาร — UC-08, UC-09</w:t>
+        <w:t xml:space="preserve">4.6 การเปลี่ยนสถานะคำสั่งซื้อและการแจ้งเตือนที่ระบบสร้างเอง</w:t>
+      </w:r>
+    </w:p>
+    <w:tbl>
+      <w:tblPr>
+        <w:tblStyle w:val="Table"/>
+        <w:tblW w:type="pct" w:w="5000"/>
+        <w:tblLayout w:type="fixed"/>
+        <w:tblLook w:firstRow="1" w:lastRow="0" w:firstColumn="0" w:lastColumn="0" w:noHBand="0" w:noVBand="0" w:val="0020"/>
+      </w:tblPr>
+      <w:tblGrid>
+        <w:gridCol w:w="3960"/>
+        <w:gridCol w:w="3960"/>
+      </w:tblGrid>
+      <w:tr>
+        <w:trPr>
+          <w:tblHeader w:val="on"/>
+        </w:trPr>
+        <w:tc>
+          <w:tcPr/>
+          <w:p>
+            <w:pPr>
+              <w:pStyle w:val="Compact"/>
+            </w:pPr>
+            <w:r>
+              <w:t xml:space="preserve">Priority</w:t>
+            </w:r>
+          </w:p>
+        </w:tc>
+        <w:tc>
+          <w:tcPr/>
+          <w:p>
+            <w:pPr>
+              <w:pStyle w:val="Compact"/>
+            </w:pPr>
+            <w:r>
+              <w:t xml:space="preserve">Source / Coverage</w:t>
+            </w:r>
+          </w:p>
+        </w:tc>
+      </w:tr>
+      <w:tr>
+        <w:tc>
+          <w:tcPr/>
+          <w:p>
+            <w:pPr>
+              <w:pStyle w:val="Compact"/>
+            </w:pPr>
+            <w:r>
+              <w:t xml:space="preserve">Critical / Must</w:t>
+            </w:r>
+          </w:p>
+        </w:tc>
+        <w:tc>
+          <w:tcPr/>
+          <w:p>
+            <w:pPr>
+              <w:pStyle w:val="Compact"/>
+            </w:pPr>
+            <w:r>
+              <w:t xml:space="preserve">US-02, US-03, US-05; FR-04..06, FR-08; BR-02, BR-05; AC-07, AC-10, AC-13</w:t>
+            </w:r>
+          </w:p>
+        </w:tc>
+      </w:tr>
+    </w:tbl>
+    <w:p>
+      <w:pPr>
+        <w:pStyle w:val="BodyText"/>
+      </w:pPr>
+      <w:r>
+        <w:t xml:space="preserve">หัวข้อนี้ไม่ใช่กรณีการใช้งานของผู้ใช้คนใดคนหนึ่ง แต่เป็นพฤติกรรมที่ระบบต้องอนุมานเองจากเหตุการณ์ที่เกิดขึ้น สถานะของคำสั่งซื้อเป็นผลของการกระทำที่บันทึกสำเร็จแล้ว มิใช่ค่าที่ผู้ใช้กำหนดได้โดยตรง และการแจ้งเตือนเป็นผลของเงื่อนไขที่ระบบตรวจเองหลังทุกครั้งที่ข้อมูลเปลี่ยน มิใช่สิ่งที่ต้องรอให้คนมาเปิดดู</w:t>
+      </w:r>
+    </w:p>
+    <w:tbl>
+      <w:tblPr>
+        <w:tblStyle w:val="Table"/>
+        <w:tblW w:type="pct" w:w="5000"/>
+        <w:tblLayout w:type="fixed"/>
+        <w:tblLook w:firstRow="1" w:lastRow="0" w:firstColumn="0" w:lastColumn="0" w:noHBand="0" w:noVBand="0" w:val="0020"/>
+      </w:tblPr>
+      <w:tblGrid>
+        <w:gridCol w:w="2640"/>
+        <w:gridCol w:w="2640"/>
+        <w:gridCol w:w="2640"/>
+      </w:tblGrid>
+      <w:tr>
+        <w:trPr>
+          <w:tblHeader w:val="on"/>
+        </w:trPr>
+        <w:tc>
+          <w:tcPr/>
+          <w:p>
+            <w:pPr>
+              <w:pStyle w:val="Compact"/>
+            </w:pPr>
+            <w:r>
+              <w:t xml:space="preserve">Stimulus / Condition</w:t>
+            </w:r>
+          </w:p>
+        </w:tc>
+        <w:tc>
+          <w:tcPr/>
+          <w:p>
+            <w:pPr>
+              <w:pStyle w:val="Compact"/>
+            </w:pPr>
+            <w:r>
+              <w:t xml:space="preserve">System Response</w:t>
+            </w:r>
+          </w:p>
+        </w:tc>
+        <w:tc>
+          <w:tcPr/>
+          <w:p>
+            <w:pPr>
+              <w:pStyle w:val="Compact"/>
+            </w:pPr>
+            <w:r>
+              <w:t xml:space="preserve">Resulting State</w:t>
+            </w:r>
+          </w:p>
+        </w:tc>
+      </w:tr>
+      <w:tr>
+        <w:tc>
+          <w:tcPr/>
+          <w:p>
+            <w:pPr>
+              <w:pStyle w:val="Compact"/>
+            </w:pPr>
+            <w:r>
+              <w:t xml:space="preserve">ลูกค้ายังไม่ชำระเงิน</w:t>
+            </w:r>
+          </w:p>
+        </w:tc>
+        <w:tc>
+          <w:tcPr/>
+          <w:p>
+            <w:pPr>
+              <w:pStyle w:val="Compact"/>
+            </w:pPr>
+            <w:r>
+              <w:t xml:space="preserve">ไม่เขียนข้อมูลใดลงฐานข้อมูล</w:t>
+            </w:r>
+          </w:p>
+        </w:tc>
+        <w:tc>
+          <w:tcPr/>
+          <w:p>
+            <w:pPr>
+              <w:pStyle w:val="Compact"/>
+            </w:pPr>
+            <w:r>
+              <w:t xml:space="preserve">ยังไม่มีคำสั่งซื้อในระบบ</w:t>
+            </w:r>
+          </w:p>
+        </w:tc>
+      </w:tr>
+      <w:tr>
+        <w:tc>
+          <w:tcPr/>
+          <w:p>
+            <w:pPr>
+              <w:pStyle w:val="Compact"/>
+            </w:pPr>
+            <w:r>
+              <w:t xml:space="preserve">พนักงานขายยืนยันรับชำระเงิน</w:t>
+            </w:r>
+          </w:p>
+        </w:tc>
+        <w:tc>
+          <w:tcPr/>
+          <w:p>
+            <w:pPr>
+              <w:pStyle w:val="Compact"/>
+            </w:pPr>
+            <w:r>
+              <w:t xml:space="preserve">ออกเลขที่ที่ไม่ซ้ำ บันทึกคำสั่งซื้อ สั่งพิมพ์ใบเสร็จ และผลักเข้าคิวคลัง</w:t>
+            </w:r>
+          </w:p>
+        </w:tc>
+        <w:tc>
+          <w:tcPr/>
+          <w:p>
+            <w:pPr>
+              <w:pStyle w:val="Compact"/>
+            </w:pPr>
+            <w:r>
+              <w:t xml:space="preserve">รอจ่ายสินค้า</w:t>
+            </w:r>
+          </w:p>
+        </w:tc>
+      </w:tr>
+      <w:tr>
+        <w:tc>
+          <w:tcPr/>
+          <w:p>
+            <w:pPr>
+              <w:pStyle w:val="Compact"/>
+            </w:pPr>
+            <w:r>
+              <w:t xml:space="preserve">พนักงานคลังกดเริ่มจัดของ</w:t>
+            </w:r>
+          </w:p>
+        </w:tc>
+        <w:tc>
+          <w:tcPr/>
+          <w:p>
+            <w:pPr>
+              <w:pStyle w:val="Compact"/>
+            </w:pPr>
+            <w:r>
+              <w:t xml:space="preserve">เปลี่ยนสถานะและแจ้งไปยังหน้าจออื่นที่เปิดค้างอยู่</w:t>
+            </w:r>
+          </w:p>
+        </w:tc>
+        <w:tc>
+          <w:tcPr/>
+          <w:p>
+            <w:pPr>
+              <w:pStyle w:val="Compact"/>
+            </w:pPr>
+            <w:r>
+              <w:t xml:space="preserve">กำลังจัดของ</w:t>
+            </w:r>
+          </w:p>
+        </w:tc>
+      </w:tr>
+      <w:tr>
+        <w:tc>
+          <w:tcPr/>
+          <w:p>
+            <w:pPr>
+              <w:pStyle w:val="Compact"/>
+            </w:pPr>
+            <w:r>
+              <w:t xml:space="preserve">พนักงานคลังยืนยันจ่ายสินค้าสำเร็จ</w:t>
+            </w:r>
+          </w:p>
+        </w:tc>
+        <w:tc>
+          <w:tcPr/>
+          <w:p>
+            <w:pPr>
+              <w:pStyle w:val="Compact"/>
+            </w:pPr>
+            <w:r>
+              <w:t xml:space="preserve">หักยอดคงเหลือ บันทึกการเคลื่อนไหวสต็อก และนำออกจากคิว ทั้งหมดในธุรกรรมเดียว</w:t>
+            </w:r>
+          </w:p>
+        </w:tc>
+        <w:tc>
+          <w:tcPr/>
+          <w:p>
+            <w:pPr>
+              <w:pStyle w:val="Compact"/>
+            </w:pPr>
+            <w:r>
+              <w:t xml:space="preserve">ส่งมอบสำเร็จ</w:t>
+            </w:r>
+          </w:p>
+        </w:tc>
+      </w:tr>
+      <w:tr>
+        <w:tc>
+          <w:tcPr/>
+          <w:p>
+            <w:pPr>
+              <w:pStyle w:val="Compact"/>
+            </w:pPr>
+            <w:r>
+              <w:t xml:space="preserve">เครื่องที่สองยืนยันจ่ายรายการเดิมพร้อมกัน</w:t>
+            </w:r>
+          </w:p>
+        </w:tc>
+        <w:tc>
+          <w:tcPr/>
+          <w:p>
+            <w:pPr>
+              <w:pStyle w:val="Compact"/>
+            </w:pPr>
+            <w:r>
+              <w:t xml:space="preserve">ปฏิเสธด้วยรหัส 409 พร้อมข้อความว่าถูกจ่ายไปแล้ว และไม่หักสต็อกเพิ่ม</w:t>
+            </w:r>
+          </w:p>
+        </w:tc>
+        <w:tc>
+          <w:tcPr/>
+          <w:p>
+            <w:pPr>
+              <w:pStyle w:val="Compact"/>
+            </w:pPr>
+            <w:r>
+              <w:t xml:space="preserve">ส่งมอบสำเร็จ (ไม่เปลี่ยน)</w:t>
+            </w:r>
+          </w:p>
+        </w:tc>
+      </w:tr>
+      <w:tr>
+        <w:tc>
+          <w:tcPr/>
+          <w:p>
+            <w:pPr>
+              <w:pStyle w:val="Compact"/>
+            </w:pPr>
+            <w:r>
+              <w:t xml:space="preserve">สินค้ารายการใดรายการหนึ่งมีไม่พอระหว่างธุรกรรม</w:t>
+            </w:r>
+          </w:p>
+        </w:tc>
+        <w:tc>
+          <w:tcPr/>
+          <w:p>
+            <w:pPr>
+              <w:pStyle w:val="Compact"/>
+            </w:pPr>
+            <w:r>
+              <w:t xml:space="preserve">ย้อนกลับทั้งธุรกรรม ไม่หักสต็อกรายการใดเลย</w:t>
+            </w:r>
+          </w:p>
+        </w:tc>
+        <w:tc>
+          <w:tcPr/>
+          <w:p>
+            <w:pPr>
+              <w:pStyle w:val="Compact"/>
+            </w:pPr>
+            <w:r>
+              <w:t xml:space="preserve">รอจ่ายสินค้า (ไม่เปลี่ยน)</w:t>
+            </w:r>
+          </w:p>
+        </w:tc>
+      </w:tr>
+      <w:tr>
+        <w:tc>
+          <w:tcPr/>
+          <w:p>
+            <w:pPr>
+              <w:pStyle w:val="Compact"/>
+            </w:pPr>
+            <w:r>
+              <w:t xml:space="preserve">ผู้จัดการยกเลิกคำสั่งซื้อที่ยังไม่ได้จ่าย</w:t>
+            </w:r>
+          </w:p>
+        </w:tc>
+        <w:tc>
+          <w:tcPr/>
+          <w:p>
+            <w:pPr>
+              <w:pStyle w:val="Compact"/>
+            </w:pPr>
+            <w:r>
+              <w:t xml:space="preserve">เปลี่ยนสถานะและนำออกจากคิว พร้อมบันทึกผู้กระทำและเวลา</w:t>
+            </w:r>
+          </w:p>
+        </w:tc>
+        <w:tc>
+          <w:tcPr/>
+          <w:p>
+            <w:pPr>
+              <w:pStyle w:val="Compact"/>
+            </w:pPr>
+            <w:r>
+              <w:t xml:space="preserve">ยกเลิก</w:t>
+            </w:r>
+          </w:p>
+        </w:tc>
+      </w:tr>
+      <w:tr>
+        <w:tc>
+          <w:tcPr/>
+          <w:p>
+            <w:pPr>
+              <w:pStyle w:val="Compact"/>
+            </w:pPr>
+            <w:r>
+              <w:t xml:space="preserve">ยอดคงเหลือหลังหักต่ำกว่าหรือเท่ากับจุดสั่งซื้อเพิ่ม</w:t>
+            </w:r>
+          </w:p>
+        </w:tc>
+        <w:tc>
+          <w:tcPr/>
+          <w:p>
+            <w:pPr>
+              <w:pStyle w:val="Compact"/>
+            </w:pPr>
+            <w:r>
+              <w:t xml:space="preserve">สร้างการแจ้งเตือนสต็อกต่ำ เว้นแต่มีรายการเดิมที่ยังไม่ถูกอ่านอยู่แล้ว</w:t>
+            </w:r>
+          </w:p>
+        </w:tc>
+        <w:tc>
+          <w:tcPr/>
+          <w:p>
+            <w:pPr>
+              <w:pStyle w:val="Compact"/>
+            </w:pPr>
+            <w:r>
+              <w:t xml:space="preserve">ส่งมอบสำเร็จ พร้อมการแจ้งเตือน</w:t>
+            </w:r>
+          </w:p>
+        </w:tc>
+      </w:tr>
+      <w:tr>
+        <w:tc>
+          <w:tcPr/>
+          <w:p>
+            <w:pPr>
+              <w:pStyle w:val="Compact"/>
+            </w:pPr>
+            <w:r>
+              <w:t xml:space="preserve">คำสั่งซื้อค้างในคิวเกินเกณฑ์เวลาที่ตั้งไว้</w:t>
+            </w:r>
+          </w:p>
+        </w:tc>
+        <w:tc>
+          <w:tcPr/>
+          <w:p>
+            <w:pPr>
+              <w:pStyle w:val="Compact"/>
+            </w:pPr>
+            <w:r>
+              <w:t xml:space="preserve">สร้างการแจ้งเตือนคิวงานค้าง ระบุเลขที่คำสั่งซื้อและระยะเวลาที่รอ</w:t>
+            </w:r>
+          </w:p>
+        </w:tc>
+        <w:tc>
+          <w:tcPr/>
+          <w:p>
+            <w:pPr>
+              <w:pStyle w:val="Compact"/>
+            </w:pPr>
+            <w:r>
+              <w:t xml:space="preserve">รอจ่ายสินค้า พร้อมการแจ้งเตือน</w:t>
+            </w:r>
+          </w:p>
+        </w:tc>
+      </w:tr>
+    </w:tbl>
+    <w:p>
+      <w:pPr>
+        <w:pStyle w:val="BlockText"/>
+      </w:pPr>
+      <w:r>
+        <w:rPr>
+          <w:b/>
+          <w:bCs/>
+        </w:rPr>
+        <w:t xml:space="preserve">Derived-state rule</w:t>
+      </w:r>
+      <w:r>
+        <w:t xml:space="preserve"> </w:t>
+      </w:r>
+      <w:r>
+        <w:t xml:space="preserve">สถานะส่งมอบสำเร็จเกิดขึ้นได้ทางเดียวเท่านั้น คือผ่านธุรกรรมตัดสต็อกที่สำเร็จ ระบบต้องปฏิเสธการตั้งค่าสถานะนี้โดยตรงผ่านเส้นทางปรับสถานะทั่วไป เพราะถ้าอนุญาต สถานะจะไม่ใช่หลักฐานอีกต่อไปว่าสต็อกถูกหักแล้วจริง</w:t>
+      </w:r>
+    </w:p>
+    <w:bookmarkEnd w:id="85"/>
+    <w:bookmarkStart w:id="91" w:name="แดชบอรดปฏบตการและระดบบรหาร-uc-08-uc-09"/>
+    <w:p>
+      <w:pPr>
+        <w:pStyle w:val="Heading2"/>
+      </w:pPr>
+      <w:r>
+        <w:t xml:space="preserve">4.7 แดชบอร์ดปฏิบัติการและระดับบริหาร — UC-08, UC-09</w:t>
       </w:r>
     </w:p>
     <w:tbl>
@@ -8689,87 +10156,114 @@
         </w:tc>
       </w:tr>
     </w:tbl>
-    <w:p>
-      <w:pPr>
-        <w:pStyle w:val="BodyText"/>
-      </w:pPr>
-      <w:r>
-        <w:rPr>
-          <w:b/>
-          <w:bCs/>
-        </w:rPr>
+    <w:bookmarkStart w:id="86" w:name="preconditions-5"/>
+    <w:p>
+      <w:pPr>
+        <w:pStyle w:val="Heading3"/>
+      </w:pPr>
+      <w:r>
         <w:t xml:space="preserve">Preconditions</w:t>
       </w:r>
-      <w:r>
-        <w:t xml:space="preserve"> </w:t>
-      </w:r>
-      <w:r>
-        <w:t xml:space="preserve">- ผู้ใช้เข้าสู่ระบบด้วยบทบาทที่มีสิทธิ์</w:t>
-      </w:r>
-    </w:p>
-    <w:p>
-      <w:pPr>
-        <w:pStyle w:val="BodyText"/>
-      </w:pPr>
-      <w:r>
-        <w:rPr>
-          <w:b/>
-          <w:bCs/>
-        </w:rPr>
+    </w:p>
+    <w:p>
+      <w:pPr>
+        <w:pStyle w:val="Compact"/>
+        <w:numPr>
+          <w:ilvl w:val="0"/>
+          <w:numId w:val="1016"/>
+        </w:numPr>
+      </w:pPr>
+      <w:r>
+        <w:t xml:space="preserve">ผู้ใช้เข้าสู่ระบบด้วยบทบาทที่มีสิทธิ์</w:t>
+      </w:r>
+    </w:p>
+    <w:bookmarkEnd w:id="86"/>
+    <w:bookmarkStart w:id="87" w:name="success-postconditions-5"/>
+    <w:p>
+      <w:pPr>
+        <w:pStyle w:val="Heading3"/>
+      </w:pPr>
+      <w:r>
         <w:t xml:space="preserve">Success Postconditions</w:t>
       </w:r>
-      <w:r>
-        <w:t xml:space="preserve"> </w:t>
-      </w:r>
-      <w:r>
-        <w:t xml:space="preserve">- ตัวเลขที่แสดงตรงกับผลรวมที่คำนวณจากฐานข้อมูลในขณะนั้น</w:t>
-      </w:r>
-    </w:p>
-    <w:p>
-      <w:pPr>
-        <w:pStyle w:val="BodyText"/>
-      </w:pPr>
-      <w:r>
-        <w:rPr>
-          <w:b/>
-          <w:bCs/>
-        </w:rPr>
+    </w:p>
+    <w:p>
+      <w:pPr>
+        <w:pStyle w:val="Compact"/>
+        <w:numPr>
+          <w:ilvl w:val="0"/>
+          <w:numId w:val="1017"/>
+        </w:numPr>
+      </w:pPr>
+      <w:r>
+        <w:t xml:space="preserve">ตัวเลขที่แสดงตรงกับผลรวมที่คำนวณจากฐานข้อมูลในขณะนั้น</w:t>
+      </w:r>
+    </w:p>
+    <w:bookmarkEnd w:id="87"/>
+    <w:bookmarkStart w:id="88" w:name="main-success-scenario-5"/>
+    <w:p>
+      <w:pPr>
+        <w:pStyle w:val="Heading3"/>
+      </w:pPr>
+      <w:r>
         <w:t xml:space="preserve">Main Success Scenario</w:t>
       </w:r>
-      <w:r>
-        <w:t xml:space="preserve"> </w:t>
-      </w:r>
-      <w:r>
-        <w:t xml:space="preserve">1. ผู้ใช้เปิดแดชบอร์ด</w:t>
-      </w:r>
-      <w:r>
-        <w:t xml:space="preserve"> </w:t>
-      </w:r>
-      <w:r>
-        <w:t xml:space="preserve">2. ระบบคำนวณตัวชี้วัดจากฐานข้อมูลโดยตรง ณ เวลาที่เรียก ไม่ใช้ค่าสรุปที่เก็บไว้ล่วงหน้า</w:t>
-      </w:r>
-      <w:r>
-        <w:t xml:space="preserve"> </w:t>
-      </w:r>
-      <w:r>
-        <w:t xml:space="preserve">3. ระบบแสดงยอดขายวันนี้ จำนวนคิวคงค้าง จำนวนที่ส่งมอบแล้ว และจำนวนสินค้าต่ำกว่าจุดสั่งซื้อ พร้อมตารางระดับสต็อกและการแจ้งเตือนล่าสุด</w:t>
-      </w:r>
-      <w:r>
-        <w:t xml:space="preserve"> </w:t>
-      </w:r>
-      <w:r>
-        <w:t xml:space="preserve">4. แดชบอร์ดรีเฟรชตัวเองเมื่อได้รับเหตุการณ์จากระบบ</w:t>
-      </w:r>
-    </w:p>
-    <w:p>
-      <w:pPr>
-        <w:pStyle w:val="BodyText"/>
-      </w:pPr>
-      <w:r>
-        <w:rPr>
-          <w:b/>
-          <w:bCs/>
-        </w:rPr>
+    </w:p>
+    <w:p>
+      <w:pPr>
+        <w:pStyle w:val="Compact"/>
+        <w:numPr>
+          <w:ilvl w:val="0"/>
+          <w:numId w:val="1018"/>
+        </w:numPr>
+      </w:pPr>
+      <w:r>
+        <w:t xml:space="preserve">ผู้ใช้เปิดแดชบอร์ด</w:t>
+      </w:r>
+    </w:p>
+    <w:p>
+      <w:pPr>
+        <w:pStyle w:val="Compact"/>
+        <w:numPr>
+          <w:ilvl w:val="0"/>
+          <w:numId w:val="1018"/>
+        </w:numPr>
+      </w:pPr>
+      <w:r>
+        <w:t xml:space="preserve">ระบบคำนวณตัวชี้วัดจากฐานข้อมูลโดยตรง ณ เวลาที่เรียก ไม่ใช้ค่าสรุปที่เก็บไว้ล่วงหน้า</w:t>
+      </w:r>
+    </w:p>
+    <w:p>
+      <w:pPr>
+        <w:pStyle w:val="Compact"/>
+        <w:numPr>
+          <w:ilvl w:val="0"/>
+          <w:numId w:val="1018"/>
+        </w:numPr>
+      </w:pPr>
+      <w:r>
+        <w:t xml:space="preserve">ระบบแสดงยอดขายวันนี้ จำนวนคิวคงค้าง จำนวนที่ส่งมอบแล้ว และจำนวนสินค้าต่ำกว่าจุดสั่งซื้อ พร้อมตารางระดับสต็อกและการแจ้งเตือนล่าสุด</w:t>
+      </w:r>
+    </w:p>
+    <w:p>
+      <w:pPr>
+        <w:pStyle w:val="Compact"/>
+        <w:numPr>
+          <w:ilvl w:val="0"/>
+          <w:numId w:val="1018"/>
+        </w:numPr>
+      </w:pPr>
+      <w:r>
+        <w:t xml:space="preserve">แดชบอร์ดรีเฟรชตัวเองเมื่อได้รับเหตุการณ์จากระบบ</w:t>
+      </w:r>
+    </w:p>
+    <w:bookmarkEnd w:id="88"/>
+    <w:bookmarkStart w:id="89" w:name="alternate-flows-5"/>
+    <w:p>
+      <w:pPr>
+        <w:pStyle w:val="Heading3"/>
+      </w:pPr>
+      <w:r>
         <w:t xml:space="preserve">Alternate Flows</w:t>
       </w:r>
     </w:p>
@@ -8859,15 +10353,13 @@
         </w:tc>
       </w:tr>
     </w:tbl>
-    <w:p>
-      <w:pPr>
-        <w:pStyle w:val="BodyText"/>
-      </w:pPr>
-      <w:r>
-        <w:rPr>
-          <w:b/>
-          <w:bCs/>
-        </w:rPr>
+    <w:bookmarkEnd w:id="89"/>
+    <w:bookmarkStart w:id="90" w:name="exception-flows-5"/>
+    <w:p>
+      <w:pPr>
+        <w:pStyle w:val="Heading3"/>
+      </w:pPr>
+      <w:r>
         <w:t xml:space="preserve">Exception Flows</w:t>
       </w:r>
     </w:p>
@@ -9102,14 +10594,15 @@
         </w:tc>
       </w:tr>
     </w:tbl>
-    <w:bookmarkEnd w:id="38"/>
-    <w:bookmarkStart w:id="39" w:name="การแจงเตอนภายในแอปพลเคชน-uc-11"/>
+    <w:bookmarkEnd w:id="90"/>
+    <w:bookmarkEnd w:id="91"/>
+    <w:bookmarkStart w:id="97" w:name="การแจงเตอนภายในแอปพลเคชน-uc-11"/>
     <w:p>
       <w:pPr>
         <w:pStyle w:val="Heading2"/>
       </w:pPr>
       <w:r>
-        <w:t xml:space="preserve">4.7 การแจ้งเตือนภายในแอปพลิเคชัน — UC-11</w:t>
+        <w:t xml:space="preserve">4.8 การแจ้งเตือนภายในแอปพลิเคชัน — UC-11</w:t>
       </w:r>
     </w:p>
     <w:tbl>
@@ -9310,93 +10803,126 @@
         </w:tc>
       </w:tr>
     </w:tbl>
-    <w:p>
-      <w:pPr>
-        <w:pStyle w:val="BodyText"/>
-      </w:pPr>
-      <w:r>
-        <w:rPr>
-          <w:b/>
-          <w:bCs/>
-        </w:rPr>
+    <w:bookmarkStart w:id="92" w:name="preconditions-6"/>
+    <w:p>
+      <w:pPr>
+        <w:pStyle w:val="Heading3"/>
+      </w:pPr>
+      <w:r>
         <w:t xml:space="preserve">Preconditions</w:t>
       </w:r>
-      <w:r>
-        <w:t xml:space="preserve"> </w:t>
-      </w:r>
-      <w:r>
-        <w:t xml:space="preserve">- มีการตั้งจุดสั่งซื้อเพิ่มของสินค้า และตั้งเกณฑ์เวลาคิวค้างไว้แล้ว</w:t>
-      </w:r>
-    </w:p>
-    <w:p>
-      <w:pPr>
-        <w:pStyle w:val="BodyText"/>
-      </w:pPr>
-      <w:r>
-        <w:rPr>
-          <w:b/>
-          <w:bCs/>
-        </w:rPr>
+    </w:p>
+    <w:p>
+      <w:pPr>
+        <w:pStyle w:val="Compact"/>
+        <w:numPr>
+          <w:ilvl w:val="0"/>
+          <w:numId w:val="1019"/>
+        </w:numPr>
+      </w:pPr>
+      <w:r>
+        <w:t xml:space="preserve">มีการตั้งจุดสั่งซื้อเพิ่มของสินค้า และตั้งเกณฑ์เวลาคิวค้างไว้แล้ว</w:t>
+      </w:r>
+    </w:p>
+    <w:bookmarkEnd w:id="92"/>
+    <w:bookmarkStart w:id="93" w:name="success-postconditions-6"/>
+    <w:p>
+      <w:pPr>
+        <w:pStyle w:val="Heading3"/>
+      </w:pPr>
+      <w:r>
         <w:t xml:space="preserve">Success Postconditions</w:t>
       </w:r>
-      <w:r>
-        <w:t xml:space="preserve"> </w:t>
-      </w:r>
-      <w:r>
-        <w:t xml:space="preserve">- มีการแจ้งเตือนบันทึกไว้ในระบบพร้อมประเภทและข้อความ</w:t>
-      </w:r>
-      <w:r>
-        <w:t xml:space="preserve"> </w:t>
-      </w:r>
-      <w:r>
-        <w:t xml:space="preserve">- การแจ้งเตือนถูกส่งไปแสดงบนหน้าจอที่เปิดค้างอยู่ทันที</w:t>
-      </w:r>
-    </w:p>
-    <w:p>
-      <w:pPr>
-        <w:pStyle w:val="BodyText"/>
-      </w:pPr>
-      <w:r>
-        <w:rPr>
-          <w:b/>
-          <w:bCs/>
-        </w:rPr>
+    </w:p>
+    <w:p>
+      <w:pPr>
+        <w:pStyle w:val="Compact"/>
+        <w:numPr>
+          <w:ilvl w:val="0"/>
+          <w:numId w:val="1020"/>
+        </w:numPr>
+      </w:pPr>
+      <w:r>
+        <w:t xml:space="preserve">มีการแจ้งเตือนบันทึกไว้ในระบบพร้อมประเภทและข้อความ</w:t>
+      </w:r>
+    </w:p>
+    <w:p>
+      <w:pPr>
+        <w:pStyle w:val="Compact"/>
+        <w:numPr>
+          <w:ilvl w:val="0"/>
+          <w:numId w:val="1020"/>
+        </w:numPr>
+      </w:pPr>
+      <w:r>
+        <w:t xml:space="preserve">การแจ้งเตือนถูกส่งไปแสดงบนหน้าจอที่เปิดค้างอยู่ทันที</w:t>
+      </w:r>
+    </w:p>
+    <w:bookmarkEnd w:id="93"/>
+    <w:bookmarkStart w:id="94" w:name="main-success-scenario-6"/>
+    <w:p>
+      <w:pPr>
+        <w:pStyle w:val="Heading3"/>
+      </w:pPr>
+      <w:r>
         <w:t xml:space="preserve">Main Success Scenario</w:t>
       </w:r>
-      <w:r>
-        <w:t xml:space="preserve"> </w:t>
-      </w:r>
-      <w:r>
-        <w:t xml:space="preserve">1. ระบบตรวจเงื่อนไขหลังธุรกรรมตัดสต็อกสำเร็จ หรือตามรอบเวลาที่ตั้งไว้</w:t>
-      </w:r>
-      <w:r>
-        <w:t xml:space="preserve"> </w:t>
-      </w:r>
-      <w:r>
-        <w:t xml:space="preserve">2. ระบบสร้างการแจ้งเตือนพร้อมข้อความที่ระบุชื่อสินค้า ยอดคงเหลือ และจุดสั่งซื้อเพิ่ม</w:t>
-      </w:r>
-      <w:r>
-        <w:t xml:space="preserve"> </w:t>
-      </w:r>
-      <w:r>
-        <w:t xml:space="preserve">3. ระบบผลักการแจ้งเตือนไปยังหน้าจอผู้จัดการทันที</w:t>
-      </w:r>
-      <w:r>
-        <w:t xml:space="preserve"> </w:t>
-      </w:r>
-      <w:r>
-        <w:t xml:space="preserve">4. ผู้จัดการทำเครื่องหมายว่าอ่านแล้วเมื่อรับทราบ</w:t>
-      </w:r>
-    </w:p>
-    <w:p>
-      <w:pPr>
-        <w:pStyle w:val="BodyText"/>
-      </w:pPr>
-      <w:r>
-        <w:rPr>
-          <w:b/>
-          <w:bCs/>
-        </w:rPr>
+    </w:p>
+    <w:p>
+      <w:pPr>
+        <w:pStyle w:val="Compact"/>
+        <w:numPr>
+          <w:ilvl w:val="0"/>
+          <w:numId w:val="1021"/>
+        </w:numPr>
+      </w:pPr>
+      <w:r>
+        <w:t xml:space="preserve">ระบบตรวจเงื่อนไขหลังธุรกรรมตัดสต็อกสำเร็จ หรือตามรอบเวลาที่ตั้งไว้</w:t>
+      </w:r>
+    </w:p>
+    <w:p>
+      <w:pPr>
+        <w:pStyle w:val="Compact"/>
+        <w:numPr>
+          <w:ilvl w:val="0"/>
+          <w:numId w:val="1021"/>
+        </w:numPr>
+      </w:pPr>
+      <w:r>
+        <w:t xml:space="preserve">ระบบสร้างการแจ้งเตือนพร้อมข้อความที่ระบุชื่อสินค้า ยอดคงเหลือ และจุดสั่งซื้อเพิ่ม</w:t>
+      </w:r>
+    </w:p>
+    <w:p>
+      <w:pPr>
+        <w:pStyle w:val="Compact"/>
+        <w:numPr>
+          <w:ilvl w:val="0"/>
+          <w:numId w:val="1021"/>
+        </w:numPr>
+      </w:pPr>
+      <w:r>
+        <w:t xml:space="preserve">ระบบผลักการแจ้งเตือนไปยังหน้าจอผู้จัดการทันที</w:t>
+      </w:r>
+    </w:p>
+    <w:p>
+      <w:pPr>
+        <w:pStyle w:val="Compact"/>
+        <w:numPr>
+          <w:ilvl w:val="0"/>
+          <w:numId w:val="1021"/>
+        </w:numPr>
+      </w:pPr>
+      <w:r>
+        <w:t xml:space="preserve">ผู้จัดการทำเครื่องหมายว่าอ่านแล้วเมื่อรับทราบ</w:t>
+      </w:r>
+    </w:p>
+    <w:bookmarkEnd w:id="94"/>
+    <w:bookmarkStart w:id="95" w:name="alternate-flows-6"/>
+    <w:p>
+      <w:pPr>
+        <w:pStyle w:val="Heading3"/>
+      </w:pPr>
+      <w:r>
         <w:t xml:space="preserve">Alternate Flows</w:t>
       </w:r>
     </w:p>
@@ -9521,15 +11047,13 @@
         </w:tc>
       </w:tr>
     </w:tbl>
-    <w:p>
-      <w:pPr>
-        <w:pStyle w:val="BodyText"/>
-      </w:pPr>
-      <w:r>
-        <w:rPr>
-          <w:b/>
-          <w:bCs/>
-        </w:rPr>
+    <w:bookmarkEnd w:id="95"/>
+    <w:bookmarkStart w:id="96" w:name="exception-flows-6"/>
+    <w:p>
+      <w:pPr>
+        <w:pStyle w:val="Heading3"/>
+      </w:pPr>
+      <w:r>
         <w:t xml:space="preserve">Exception Flows</w:t>
       </w:r>
     </w:p>
@@ -9729,14 +11253,15 @@
         </w:tc>
       </w:tr>
     </w:tbl>
-    <w:bookmarkEnd w:id="39"/>
-    <w:bookmarkStart w:id="40" w:name="ประวตการทำรายการ-uc-10"/>
+    <w:bookmarkEnd w:id="96"/>
+    <w:bookmarkEnd w:id="97"/>
+    <w:bookmarkStart w:id="103" w:name="ประวตการทำรายการ-uc-10"/>
     <w:p>
       <w:pPr>
         <w:pStyle w:val="Heading2"/>
       </w:pPr>
       <w:r>
-        <w:t xml:space="preserve">4.8 ประวัติการทำรายการ — UC-10</w:t>
+        <w:t xml:space="preserve">4.9 ประวัติการทำรายการ — UC-10</w:t>
       </w:r>
     </w:p>
     <w:tbl>
@@ -9936,81 +11461,102 @@
         </w:tc>
       </w:tr>
     </w:tbl>
-    <w:p>
-      <w:pPr>
-        <w:pStyle w:val="BodyText"/>
-      </w:pPr>
-      <w:r>
-        <w:rPr>
-          <w:b/>
-          <w:bCs/>
-        </w:rPr>
+    <w:bookmarkStart w:id="98" w:name="preconditions-7"/>
+    <w:p>
+      <w:pPr>
+        <w:pStyle w:val="Heading3"/>
+      </w:pPr>
+      <w:r>
         <w:t xml:space="preserve">Preconditions</w:t>
       </w:r>
-      <w:r>
-        <w:t xml:space="preserve"> </w:t>
-      </w:r>
-      <w:r>
-        <w:t xml:space="preserve">- ผู้จัดการเข้าสู่ระบบสำเร็จ</w:t>
-      </w:r>
-    </w:p>
-    <w:p>
-      <w:pPr>
-        <w:pStyle w:val="BodyText"/>
-      </w:pPr>
-      <w:r>
-        <w:rPr>
-          <w:b/>
-          <w:bCs/>
-        </w:rPr>
+    </w:p>
+    <w:p>
+      <w:pPr>
+        <w:pStyle w:val="Compact"/>
+        <w:numPr>
+          <w:ilvl w:val="0"/>
+          <w:numId w:val="1022"/>
+        </w:numPr>
+      </w:pPr>
+      <w:r>
+        <w:t xml:space="preserve">ผู้จัดการเข้าสู่ระบบสำเร็จ</w:t>
+      </w:r>
+    </w:p>
+    <w:bookmarkEnd w:id="98"/>
+    <w:bookmarkStart w:id="99" w:name="success-postconditions-7"/>
+    <w:p>
+      <w:pPr>
+        <w:pStyle w:val="Heading3"/>
+      </w:pPr>
+      <w:r>
         <w:t xml:space="preserve">Success Postconditions</w:t>
       </w:r>
-      <w:r>
-        <w:t xml:space="preserve"> </w:t>
-      </w:r>
-      <w:r>
-        <w:t xml:space="preserve">- ผลลัพธ์ตรงตามเงื่อนไขที่กรองทุกแถว</w:t>
-      </w:r>
-    </w:p>
-    <w:p>
-      <w:pPr>
-        <w:pStyle w:val="BodyText"/>
-      </w:pPr>
-      <w:r>
-        <w:rPr>
-          <w:b/>
-          <w:bCs/>
-        </w:rPr>
+    </w:p>
+    <w:p>
+      <w:pPr>
+        <w:pStyle w:val="Compact"/>
+        <w:numPr>
+          <w:ilvl w:val="0"/>
+          <w:numId w:val="1023"/>
+        </w:numPr>
+      </w:pPr>
+      <w:r>
+        <w:t xml:space="preserve">ผลลัพธ์ตรงตามเงื่อนไขที่กรองทุกแถว</w:t>
+      </w:r>
+    </w:p>
+    <w:bookmarkEnd w:id="99"/>
+    <w:bookmarkStart w:id="100" w:name="main-success-scenario-7"/>
+    <w:p>
+      <w:pPr>
+        <w:pStyle w:val="Heading3"/>
+      </w:pPr>
+      <w:r>
         <w:t xml:space="preserve">Main Success Scenario</w:t>
       </w:r>
-      <w:r>
-        <w:t xml:space="preserve"> </w:t>
-      </w:r>
-      <w:r>
-        <w:t xml:space="preserve">1. ผู้จัดการเปิดหน้าประวัติการทำรายการ</w:t>
-      </w:r>
-      <w:r>
-        <w:t xml:space="preserve"> </w:t>
-      </w:r>
-      <w:r>
-        <w:t xml:space="preserve">2. ผู้จัดการกรองตามช่วงวันที่ บทบาทของผู้กระทำ หรือประเภทเหตุการณ์</w:t>
-      </w:r>
-      <w:r>
-        <w:t xml:space="preserve"> </w:t>
-      </w:r>
-      <w:r>
-        <w:t xml:space="preserve">3. ระบบแสดงผลพร้อมชื่อผู้กระทำ เวลา ข้อมูลที่ถูกกระทำ รายละเอียดการเปลี่ยนแปลง และหมายเลขไอพี</w:t>
-      </w:r>
-    </w:p>
-    <w:p>
-      <w:pPr>
-        <w:pStyle w:val="BodyText"/>
-      </w:pPr>
-      <w:r>
-        <w:rPr>
-          <w:b/>
-          <w:bCs/>
-        </w:rPr>
+    </w:p>
+    <w:p>
+      <w:pPr>
+        <w:pStyle w:val="Compact"/>
+        <w:numPr>
+          <w:ilvl w:val="0"/>
+          <w:numId w:val="1024"/>
+        </w:numPr>
+      </w:pPr>
+      <w:r>
+        <w:t xml:space="preserve">ผู้จัดการเปิดหน้าประวัติการทำรายการ</w:t>
+      </w:r>
+    </w:p>
+    <w:p>
+      <w:pPr>
+        <w:pStyle w:val="Compact"/>
+        <w:numPr>
+          <w:ilvl w:val="0"/>
+          <w:numId w:val="1024"/>
+        </w:numPr>
+      </w:pPr>
+      <w:r>
+        <w:t xml:space="preserve">ผู้จัดการกรองตามช่วงวันที่ บทบาทของผู้กระทำ หรือประเภทเหตุการณ์</w:t>
+      </w:r>
+    </w:p>
+    <w:p>
+      <w:pPr>
+        <w:pStyle w:val="Compact"/>
+        <w:numPr>
+          <w:ilvl w:val="0"/>
+          <w:numId w:val="1024"/>
+        </w:numPr>
+      </w:pPr>
+      <w:r>
+        <w:t xml:space="preserve">ระบบแสดงผลพร้อมชื่อผู้กระทำ เวลา ข้อมูลที่ถูกกระทำ รายละเอียดการเปลี่ยนแปลง และหมายเลขไอพี</w:t>
+      </w:r>
+    </w:p>
+    <w:bookmarkEnd w:id="100"/>
+    <w:bookmarkStart w:id="101" w:name="alternate-flows-7"/>
+    <w:p>
+      <w:pPr>
+        <w:pStyle w:val="Heading3"/>
+      </w:pPr>
+      <w:r>
         <w:t xml:space="preserve">Alternate Flows</w:t>
       </w:r>
     </w:p>
@@ -10100,15 +11646,13 @@
         </w:tc>
       </w:tr>
     </w:tbl>
-    <w:p>
-      <w:pPr>
-        <w:pStyle w:val="BodyText"/>
-      </w:pPr>
-      <w:r>
-        <w:rPr>
-          <w:b/>
-          <w:bCs/>
-        </w:rPr>
+    <w:bookmarkEnd w:id="101"/>
+    <w:bookmarkStart w:id="102" w:name="exception-flows-7"/>
+    <w:p>
+      <w:pPr>
+        <w:pStyle w:val="Heading3"/>
+      </w:pPr>
+      <w:r>
         <w:t xml:space="preserve">Exception Flows</w:t>
       </w:r>
     </w:p>
@@ -10307,6 +11851,233 @@
         </w:tc>
       </w:tr>
     </w:tbl>
+    <w:bookmarkEnd w:id="102"/>
+    <w:bookmarkEnd w:id="103"/>
+    <w:bookmarkStart w:id="104" w:name="ความสามารถทเกบไวนอกขอบเขตของรนน"/>
+    <w:p>
+      <w:pPr>
+        <w:pStyle w:val="Heading2"/>
+      </w:pPr>
+      <w:r>
+        <w:t xml:space="preserve">4.10 ความสามารถที่เก็บไว้นอกขอบเขตของรุ่นนี้</w:t>
+      </w:r>
+    </w:p>
+    <w:tbl>
+      <w:tblPr>
+        <w:tblStyle w:val="Table"/>
+        <w:tblW w:type="auto" w:w="0"/>
+        <w:tblLook w:firstRow="1" w:lastRow="0" w:firstColumn="0" w:lastColumn="0" w:noHBand="0" w:noVBand="0" w:val="0020"/>
+      </w:tblPr>
+      <w:tblGrid>
+        <w:gridCol w:w="3960"/>
+        <w:gridCol w:w="3960"/>
+      </w:tblGrid>
+      <w:tr>
+        <w:trPr>
+          <w:tblHeader w:val="on"/>
+        </w:trPr>
+        <w:tc>
+          <w:tcPr/>
+          <w:p>
+            <w:pPr>
+              <w:pStyle w:val="Compact"/>
+            </w:pPr>
+            <w:r>
+              <w:t xml:space="preserve">Priority</w:t>
+            </w:r>
+          </w:p>
+        </w:tc>
+        <w:tc>
+          <w:tcPr/>
+          <w:p>
+            <w:pPr>
+              <w:pStyle w:val="Compact"/>
+            </w:pPr>
+            <w:r>
+              <w:t xml:space="preserve">Source / Coverage</w:t>
+            </w:r>
+          </w:p>
+        </w:tc>
+      </w:tr>
+      <w:tr>
+        <w:tc>
+          <w:tcPr/>
+          <w:p>
+            <w:pPr>
+              <w:pStyle w:val="Compact"/>
+            </w:pPr>
+            <w:r>
+              <w:t xml:space="preserve">Out of MVP</w:t>
+            </w:r>
+          </w:p>
+        </w:tc>
+        <w:tc>
+          <w:tcPr/>
+          <w:p>
+            <w:pPr>
+              <w:pStyle w:val="Compact"/>
+            </w:pPr>
+            <w:r>
+              <w:t xml:space="preserve">EV-08, EV-09; เก็บไว้เพื่อการสอบกลับเท่านั้น</w:t>
+            </w:r>
+          </w:p>
+        </w:tc>
+      </w:tr>
+    </w:tbl>
+    <w:p/>
+    <w:tbl>
+      <w:tblPr>
+        <w:tblStyle w:val="Table"/>
+        <w:tblW w:type="pct" w:w="5000"/>
+        <w:tblLayout w:type="fixed"/>
+        <w:tblLook w:firstRow="1" w:lastRow="0" w:firstColumn="0" w:lastColumn="0" w:noHBand="0" w:noVBand="0" w:val="0020"/>
+      </w:tblPr>
+      <w:tblGrid>
+        <w:gridCol w:w="3960"/>
+        <w:gridCol w:w="3960"/>
+      </w:tblGrid>
+      <w:tr>
+        <w:trPr>
+          <w:tblHeader w:val="on"/>
+        </w:trPr>
+        <w:tc>
+          <w:tcPr/>
+          <w:p>
+            <w:pPr>
+              <w:pStyle w:val="Compact"/>
+            </w:pPr>
+            <w:r>
+              <w:t xml:space="preserve">ความสามารถ</w:t>
+            </w:r>
+          </w:p>
+        </w:tc>
+        <w:tc>
+          <w:tcPr/>
+          <w:p>
+            <w:pPr>
+              <w:pStyle w:val="Compact"/>
+            </w:pPr>
+            <w:r>
+              <w:t xml:space="preserve">เหตุผลที่ยังไม่ทำในรุ่นนี้</w:t>
+            </w:r>
+          </w:p>
+        </w:tc>
+      </w:tr>
+      <w:tr>
+        <w:tc>
+          <w:tcPr/>
+          <w:p>
+            <w:pPr>
+              <w:pStyle w:val="Compact"/>
+            </w:pPr>
+            <w:r>
+              <w:t xml:space="preserve">ตรวจสอบสถานะการชำระเงินอัตโนมัติผ่าน API ของธนาคาร</w:t>
+            </w:r>
+          </w:p>
+        </w:tc>
+        <w:tc>
+          <w:tcPr/>
+          <w:p>
+            <w:pPr>
+              <w:pStyle w:val="Compact"/>
+            </w:pPr>
+            <w:r>
+              <w:t xml:space="preserve">ร้านไม่มีสิทธิ์เข้าถึงบริการดังกล่าว การยืนยันรับเงินจึงเป็นการกระทำของพนักงานขายตามข้อสมมติ A-01</w:t>
+            </w:r>
+          </w:p>
+        </w:tc>
+      </w:tr>
+      <w:tr>
+        <w:tc>
+          <w:tcPr/>
+          <w:p>
+            <w:pPr>
+              <w:pStyle w:val="Compact"/>
+            </w:pPr>
+            <w:r>
+              <w:t xml:space="preserve">แจ้งเตือนผ่านบริการภายนอก เช่น LINE Notify หรืออีเมล</w:t>
+            </w:r>
+          </w:p>
+        </w:tc>
+        <w:tc>
+          <w:tcPr/>
+          <w:p>
+            <w:pPr>
+              <w:pStyle w:val="Compact"/>
+            </w:pPr>
+            <w:r>
+              <w:t xml:space="preserve">เพิ่มการพึ่งพาบริการภายนอกที่อยู่นอกการควบคุม และไม่จำเป็นเมื่อผู้ใช้เปิดหน้าจอระบบอยู่แล้วขณะทำงาน</w:t>
+            </w:r>
+          </w:p>
+        </w:tc>
+      </w:tr>
+      <w:tr>
+        <w:tc>
+          <w:tcPr/>
+          <w:p>
+            <w:pPr>
+              <w:pStyle w:val="Compact"/>
+            </w:pPr>
+            <w:r>
+              <w:t xml:space="preserve">เชื่อมต่อระบบ ERP หรือสั่งซื้อจากซัพพลายเออร์อัตโนมัติ</w:t>
+            </w:r>
+          </w:p>
+        </w:tc>
+        <w:tc>
+          <w:tcPr/>
+          <w:p>
+            <w:pPr>
+              <w:pStyle w:val="Compact"/>
+            </w:pPr>
+            <w:r>
+              <w:t xml:space="preserve">ร้านยังไม่มีระบบดังกล่าว และการสั่งซื้อยังเป็นการตัดสินใจของเจ้าของร้าน</w:t>
+            </w:r>
+          </w:p>
+        </w:tc>
+      </w:tr>
+      <w:tr>
+        <w:tc>
+          <w:tcPr/>
+          <w:p>
+            <w:pPr>
+              <w:pStyle w:val="Compact"/>
+            </w:pPr>
+            <w:r>
+              <w:t xml:space="preserve">โมดูลช่วยพยากรณ์ความต้องการสินค้า</w:t>
+            </w:r>
+          </w:p>
+        </w:tc>
+        <w:tc>
+          <w:tcPr/>
+          <w:p>
+            <w:pPr>
+              <w:pStyle w:val="Compact"/>
+            </w:pPr>
+            <w:r>
+              <w:t xml:space="preserve">ต้องใช้ข้อมูลย้อนหลังที่ระบบยังไม่ได้สะสมมากพอ จึงกำหนดเป็นงานในอนาคต</w:t>
+            </w:r>
+          </w:p>
+        </w:tc>
+      </w:tr>
+    </w:tbl>
+    <w:p>
+      <w:pPr>
+        <w:pStyle w:val="BlockText"/>
+      </w:pPr>
+      <w:r>
+        <w:rPr>
+          <w:b/>
+          <w:bCs/>
+        </w:rPr>
+        <w:t xml:space="preserve">Scope control</w:t>
+      </w:r>
+      <w:r>
+        <w:t xml:space="preserve"> </w:t>
+      </w:r>
+      <w:r>
+        <w:t xml:space="preserve">ความสามารถเหล่านี้ไม่มีเส้นทางใดในระบบรองรับ และไม่มีกรณีทดสอบใดครอบคลุม การเก็บไว้ในเอกสารมีจุดประสงค์เพื่อรักษาการสอบกลับจากหลักฐานหน้างานเท่านั้น มิใช่การรับปากว่าจะพัฒนา</w:t>
+      </w:r>
+    </w:p>
     <w:p>
       <w:r>
         <w:pict>
@@ -10314,9 +12085,9 @@
         </w:pict>
       </w:r>
     </w:p>
-    <w:bookmarkEnd w:id="40"/>
-    <w:bookmarkEnd w:id="41"/>
-    <w:bookmarkStart w:id="47" w:name="other-nonfunctional-requirements"/>
+    <w:bookmarkEnd w:id="104"/>
+    <w:bookmarkEnd w:id="105"/>
+    <w:bookmarkStart w:id="111" w:name="other-nonfunctional-requirements"/>
     <w:p>
       <w:pPr>
         <w:pStyle w:val="Heading1"/>
@@ -10325,7 +12096,7 @@
         <w:t xml:space="preserve">5. Other Nonfunctional Requirements</w:t>
       </w:r>
     </w:p>
-    <w:bookmarkStart w:id="42" w:name="performance-requirements"/>
+    <w:bookmarkStart w:id="106" w:name="performance-requirements"/>
     <w:p>
       <w:pPr>
         <w:pStyle w:val="Heading2"/>
@@ -10543,8 +12314,8 @@
         <w:t xml:space="preserve">ตัวเลขทั้งหมดวัดในสภาพแวดล้อมที่ทุกส่วนของระบบทำงานบนเครื่องเดียวกัน ไม่มีความหน่วงจากเครือข่าย เมื่อติดตั้งใช้งานจริงค่าที่วัดได้จะสูงกว่านี้ตามคุณภาพของเครือข่าย แต่ช่องว่างจากเกณฑ์ยังมากพอสมควร</w:t>
       </w:r>
     </w:p>
-    <w:bookmarkEnd w:id="42"/>
-    <w:bookmarkStart w:id="43" w:name="safety-requirements"/>
+    <w:bookmarkEnd w:id="106"/>
+    <w:bookmarkStart w:id="107" w:name="safety-requirements"/>
     <w:p>
       <w:pPr>
         <w:pStyle w:val="Heading2"/>
@@ -10696,8 +12467,8 @@
         </w:tc>
       </w:tr>
     </w:tbl>
-    <w:bookmarkEnd w:id="43"/>
-    <w:bookmarkStart w:id="44" w:name="security-requirements"/>
+    <w:bookmarkEnd w:id="107"/>
+    <w:bookmarkStart w:id="108" w:name="security-requirements"/>
     <w:p>
       <w:pPr>
         <w:pStyle w:val="Heading2"/>
@@ -11007,8 +12778,8 @@
         </w:tc>
       </w:tr>
     </w:tbl>
-    <w:bookmarkEnd w:id="44"/>
-    <w:bookmarkStart w:id="45" w:name="software-quality-attributes"/>
+    <w:bookmarkEnd w:id="108"/>
+    <w:bookmarkStart w:id="109" w:name="software-quality-attributes"/>
     <w:p>
       <w:pPr>
         <w:pStyle w:val="Heading2"/>
@@ -11318,8 +13089,8 @@
         <w:t xml:space="preserve">ความครอบคลุมโค้ดของชุดทดสอบอยู่ที่ร้อยละ 83.73 ของคำสั่ง และร้อยละ 86.49 ของบรรทัด สูงกว่าเกณฑ์ร้อยละ 70 ที่กำหนดไว้</w:t>
       </w:r>
     </w:p>
-    <w:bookmarkEnd w:id="45"/>
-    <w:bookmarkStart w:id="46" w:name="business-rules"/>
+    <w:bookmarkEnd w:id="109"/>
+    <w:bookmarkStart w:id="110" w:name="business-rules"/>
     <w:p>
       <w:pPr>
         <w:pStyle w:val="Heading2"/>
@@ -11708,9 +13479,9 @@
         </w:pict>
       </w:r>
     </w:p>
-    <w:bookmarkEnd w:id="46"/>
-    <w:bookmarkEnd w:id="47"/>
-    <w:bookmarkStart w:id="51" w:name="other-requirements"/>
+    <w:bookmarkEnd w:id="110"/>
+    <w:bookmarkEnd w:id="111"/>
+    <w:bookmarkStart w:id="115" w:name="other-requirements"/>
     <w:p>
       <w:pPr>
         <w:pStyle w:val="Heading1"/>
@@ -11719,7 +13490,7 @@
         <w:t xml:space="preserve">6. Other Requirements</w:t>
       </w:r>
     </w:p>
-    <w:bookmarkStart w:id="48" w:name="data-and-audit-requirements"/>
+    <w:bookmarkStart w:id="112" w:name="data-and-audit-requirements"/>
     <w:p>
       <w:pPr>
         <w:pStyle w:val="Heading2"/>
@@ -11887,8 +13658,8 @@
         </w:tc>
       </w:tr>
     </w:tbl>
-    <w:bookmarkEnd w:id="48"/>
-    <w:bookmarkStart w:id="49" w:name="language-and-terminology"/>
+    <w:bookmarkEnd w:id="112"/>
+    <w:bookmarkStart w:id="113" w:name="language-and-terminology"/>
     <w:p>
       <w:pPr>
         <w:pStyle w:val="Heading2"/>
@@ -11905,8 +13676,8 @@
         <w:t xml:space="preserve">ส่วนต่อประสานผู้ใช้ ข้อความแจ้งเตือน และใบเสร็จใช้ภาษาไทยทั้งหมด จำนวนเงินแสดงในรูปแบบสกุลเงินบาทพร้อมทศนิยมสองตำแหน่ง วันที่บนใบเสร็จแสดงตามปฏิทินไทย ข้อความบนใบเสร็จส่งไปยังเครื่องพิมพ์ด้วยรหัส TIS-620 และหลีกเลี่ยงอักขระที่อยู่นอกชุดรหัสนั้น</w:t>
       </w:r>
     </w:p>
-    <w:bookmarkEnd w:id="49"/>
-    <w:bookmarkStart w:id="50" w:name="release-and-change-boundary"/>
+    <w:bookmarkEnd w:id="113"/>
+    <w:bookmarkStart w:id="114" w:name="release-and-change-boundary"/>
     <w:p>
       <w:pPr>
         <w:pStyle w:val="Heading2"/>
@@ -12057,9 +13828,9 @@
         </w:pict>
       </w:r>
     </w:p>
-    <w:bookmarkEnd w:id="50"/>
-    <w:bookmarkEnd w:id="51"/>
-    <w:bookmarkStart w:id="52" w:name="appendix-a-glossary"/>
+    <w:bookmarkEnd w:id="114"/>
+    <w:bookmarkEnd w:id="115"/>
+    <w:bookmarkStart w:id="116" w:name="appendix-a-glossary"/>
     <w:p>
       <w:pPr>
         <w:pStyle w:val="Heading1"/>
@@ -12474,8 +14245,8 @@
         </w:pict>
       </w:r>
     </w:p>
-    <w:bookmarkEnd w:id="52"/>
-    <w:bookmarkStart w:id="56" w:name="appendix-b-analysis-models"/>
+    <w:bookmarkEnd w:id="116"/>
+    <w:bookmarkStart w:id="128" w:name="appendix-b-analysis-models"/>
     <w:p>
       <w:pPr>
         <w:pStyle w:val="Heading1"/>
@@ -12484,13 +14255,183 @@
         <w:t xml:space="preserve">Appendix B: Analysis Models</w:t>
       </w:r>
     </w:p>
-    <w:bookmarkStart w:id="53" w:name="b.1-model-elements-and-traceability"/>
+    <w:bookmarkStart w:id="120" w:name="b.1-แบบจำลองวงจรชวตของคำสงซอ"/>
     <w:p>
       <w:pPr>
         <w:pStyle w:val="Heading2"/>
       </w:pPr>
       <w:r>
-        <w:t xml:space="preserve">B.1 Model Elements and Traceability</w:t>
+        <w:t xml:space="preserve">B.1 แบบจำลองวงจรชีวิตของคำสั่งซื้อ</w:t>
+      </w:r>
+    </w:p>
+    <w:p>
+      <w:pPr>
+        <w:pStyle w:val="CaptionedFigure"/>
+      </w:pPr>
+      <w:r>
+        <w:drawing>
+          <wp:inline>
+            <wp:extent cx="5334000" cy="4759765"/>
+            <wp:effectExtent b="0" l="0" r="0" t="0"/>
+            <wp:docPr descr="แผนภาพสถานะของคำสั่งซื้อ" title="" id="118" name="Picture"/>
+            <a:graphic>
+              <a:graphicData uri="http://schemas.openxmlformats.org/drawingml/2006/picture">
+                <pic:pic>
+                  <pic:nvPicPr>
+                    <pic:cNvPr descr="assets/diagrams/fig3-13_state_order.png" id="119" name="Picture"/>
+                    <pic:cNvPicPr>
+                      <a:picLocks noChangeArrowheads="1" noChangeAspect="1"/>
+                    </pic:cNvPicPr>
+                  </pic:nvPicPr>
+                  <pic:blipFill>
+                    <a:blip r:embed="rId117"/>
+                    <a:stretch>
+                      <a:fillRect/>
+                    </a:stretch>
+                  </pic:blipFill>
+                  <pic:spPr bwMode="auto">
+                    <a:xfrm>
+                      <a:off x="0" y="0"/>
+                      <a:ext cx="5334000" cy="4759765"/>
+                    </a:xfrm>
+                    <a:prstGeom prst="rect">
+                      <a:avLst/>
+                    </a:prstGeom>
+                    <a:noFill/>
+                    <a:ln w="9525">
+                      <a:noFill/>
+                      <a:headEnd/>
+                      <a:tailEnd/>
+                    </a:ln>
+                  </pic:spPr>
+                </pic:pic>
+              </a:graphicData>
+            </a:graphic>
+          </wp:inline>
+        </w:drawing>
+      </w:r>
+    </w:p>
+    <w:p>
+      <w:pPr>
+        <w:pStyle w:val="ImageCaption"/>
+      </w:pPr>
+      <w:r>
+        <w:t xml:space="preserve">แผนภาพสถานะของคำสั่งซื้อ</w:t>
+      </w:r>
+    </w:p>
+    <w:p>
+      <w:pPr>
+        <w:pStyle w:val="BodyText"/>
+      </w:pPr>
+      <w:r>
+        <w:rPr>
+          <w:i/>
+          <w:iCs/>
+        </w:rPr>
+        <w:t xml:space="preserve">ภาพที่ 8 — Order Lifecycle Model แสดงสถานะทั้งสี่และเส้นทางการเปลี่ยนสถานะที่ระบบอนุญาต</w:t>
+      </w:r>
+    </w:p>
+    <w:p>
+      <w:pPr>
+        <w:pStyle w:val="BodyText"/>
+      </w:pPr>
+      <w:r>
+        <w:t xml:space="preserve">แบบจำลองนี้เป็นหัวใจของระบบ เพราะสถานะของคำสั่งซื้อทำหน้าที่สองอย่างพร้อมกัน คือบอกว่างานอยู่ขั้นใด และเป็นกลไกล็อกที่ทำให้การจ่ายสินค้าเกิดขึ้นได้เพียงครั้งเดียว</w:t>
+      </w:r>
+    </w:p>
+    <w:bookmarkEnd w:id="120"/>
+    <w:bookmarkStart w:id="124" w:name="b.2-conceptual-domain-model"/>
+    <w:p>
+      <w:pPr>
+        <w:pStyle w:val="Heading2"/>
+      </w:pPr>
+      <w:r>
+        <w:t xml:space="preserve">B.2 Conceptual Domain Model</w:t>
+      </w:r>
+    </w:p>
+    <w:p>
+      <w:pPr>
+        <w:pStyle w:val="CaptionedFigure"/>
+      </w:pPr>
+      <w:r>
+        <w:drawing>
+          <wp:inline>
+            <wp:extent cx="5334000" cy="4208245"/>
+            <wp:effectExtent b="0" l="0" r="0" t="0"/>
+            <wp:docPr descr="แผนภาพความสัมพันธ์ระหว่างข้อมูล" title="" id="122" name="Picture"/>
+            <a:graphic>
+              <a:graphicData uri="http://schemas.openxmlformats.org/drawingml/2006/picture">
+                <pic:pic>
+                  <pic:nvPicPr>
+                    <pic:cNvPr descr="assets/diagrams/fig3-05_erd.png" id="123" name="Picture"/>
+                    <pic:cNvPicPr>
+                      <a:picLocks noChangeArrowheads="1" noChangeAspect="1"/>
+                    </pic:cNvPicPr>
+                  </pic:nvPicPr>
+                  <pic:blipFill>
+                    <a:blip r:embed="rId121"/>
+                    <a:stretch>
+                      <a:fillRect/>
+                    </a:stretch>
+                  </pic:blipFill>
+                  <pic:spPr bwMode="auto">
+                    <a:xfrm>
+                      <a:off x="0" y="0"/>
+                      <a:ext cx="5334000" cy="4208245"/>
+                    </a:xfrm>
+                    <a:prstGeom prst="rect">
+                      <a:avLst/>
+                    </a:prstGeom>
+                    <a:noFill/>
+                    <a:ln w="9525">
+                      <a:noFill/>
+                      <a:headEnd/>
+                      <a:tailEnd/>
+                    </a:ln>
+                  </pic:spPr>
+                </pic:pic>
+              </a:graphicData>
+            </a:graphic>
+          </wp:inline>
+        </w:drawing>
+      </w:r>
+    </w:p>
+    <w:p>
+      <w:pPr>
+        <w:pStyle w:val="ImageCaption"/>
+      </w:pPr>
+      <w:r>
+        <w:t xml:space="preserve">แผนภาพความสัมพันธ์ระหว่างข้อมูล</w:t>
+      </w:r>
+    </w:p>
+    <w:p>
+      <w:pPr>
+        <w:pStyle w:val="BodyText"/>
+      </w:pPr>
+      <w:r>
+        <w:rPr>
+          <w:i/>
+          <w:iCs/>
+        </w:rPr>
+        <w:t xml:space="preserve">ภาพที่ 9 — โครงสร้างเชิงตรรกะของผู้ใช้งาน สินค้า คำสั่งซื้อ รายการสินค้า การเคลื่อนไหวสต็อก การแจ้งเตือน และประวัติการทำรายการ</w:t>
+      </w:r>
+    </w:p>
+    <w:p>
+      <w:pPr>
+        <w:pStyle w:val="BodyText"/>
+      </w:pPr>
+      <w:r>
+        <w:t xml:space="preserve">แผนภาพนี้แสดงความสัมพันธ์เชิงตรรกะระหว่างข้อมูล มิใช่ข้อกำหนดของโครงสร้างตารางในฐานข้อมูล ประเด็นที่ต้องสังเกตคือรายการสินค้าในคำสั่งซื้อเก็บราคาต่อหน่วย ณ เวลาที่ขายไว้แยกจากราคาปัจจุบันของสินค้า เพื่อให้ใบเสร็จย้อนหลังยังถูกต้องแม้ราคาจะเปลี่ยนไปแล้ว</w:t>
+      </w:r>
+    </w:p>
+    <w:bookmarkEnd w:id="124"/>
+    <w:bookmarkStart w:id="125" w:name="b.3-model-elements-and-traceability"/>
+    <w:p>
+      <w:pPr>
+        <w:pStyle w:val="Heading2"/>
+      </w:pPr>
+      <w:r>
+        <w:t xml:space="preserve">B.3 Model Elements and Traceability</w:t>
       </w:r>
     </w:p>
     <w:tbl>
@@ -13024,14 +14965,14 @@
         </w:tc>
       </w:tr>
     </w:tbl>
-    <w:bookmarkEnd w:id="53"/>
-    <w:bookmarkStart w:id="54" w:name="b.2-state-semantics"/>
+    <w:bookmarkEnd w:id="125"/>
+    <w:bookmarkStart w:id="126" w:name="b.4-state-semantics"/>
     <w:p>
       <w:pPr>
         <w:pStyle w:val="Heading2"/>
       </w:pPr>
       <w:r>
-        <w:t xml:space="preserve">B.2 State Semantics</w:t>
+        <w:t xml:space="preserve">B.4 State Semantics</w:t>
       </w:r>
     </w:p>
     <w:tbl>
@@ -13295,22 +15236,213 @@
         </w:tc>
       </w:tr>
     </w:tbl>
-    <w:bookmarkEnd w:id="54"/>
-    <w:bookmarkStart w:id="55" w:name="b.3-แผนภาพประกอบ"/>
+    <w:bookmarkEnd w:id="126"/>
+    <w:bookmarkStart w:id="127" w:name="b.5-authority-matrix"/>
     <w:p>
       <w:pPr>
         <w:pStyle w:val="Heading2"/>
       </w:pPr>
       <w:r>
-        <w:t xml:space="preserve">B.3 แผนภาพประกอบ</w:t>
-      </w:r>
-    </w:p>
-    <w:p>
-      <w:pPr>
-        <w:pStyle w:val="FirstParagraph"/>
-      </w:pPr>
-      <w:r>
-        <w:t xml:space="preserve">แบบจำลองทั้งหมดมีแผนภาพประกอบอยู่ในบทที่ 3 ของปริญญานิพนธ์ ได้แก่ แผนภาพบริบทของระบบ แผนภาพคอนเทนเนอร์ แผนภาพส่วนประกอบ แผนภาพความสัมพันธ์ระหว่างข้อมูล แผนภาพกรณีการใช้งานสี่กลุ่ม แผนภาพลำดับของการสร้างคำสั่งซื้อและของการยืนยันจ่ายสินค้า แผนภาพกิจกรรม และแผนภาพสถานะของคำสั่งซื้อ</w:t>
+        <w:t xml:space="preserve">B.5 Authority Matrix</w:t>
+      </w:r>
+    </w:p>
+    <w:tbl>
+      <w:tblPr>
+        <w:tblStyle w:val="Table"/>
+        <w:tblW w:type="pct" w:w="5000"/>
+        <w:tblLayout w:type="fixed"/>
+        <w:tblLook w:firstRow="1" w:lastRow="0" w:firstColumn="0" w:lastColumn="0" w:noHBand="0" w:noVBand="0" w:val="0020"/>
+      </w:tblPr>
+      <w:tblGrid>
+        <w:gridCol w:w="2640"/>
+        <w:gridCol w:w="2640"/>
+        <w:gridCol w:w="2640"/>
+      </w:tblGrid>
+      <w:tr>
+        <w:trPr>
+          <w:tblHeader w:val="on"/>
+        </w:trPr>
+        <w:tc>
+          <w:tcPr/>
+          <w:p>
+            <w:pPr>
+              <w:pStyle w:val="Compact"/>
+            </w:pPr>
+            <w:r>
+              <w:t xml:space="preserve">Actor</w:t>
+            </w:r>
+          </w:p>
+        </w:tc>
+        <w:tc>
+          <w:tcPr/>
+          <w:p>
+            <w:pPr>
+              <w:pStyle w:val="Compact"/>
+            </w:pPr>
+            <w:r>
+              <w:t xml:space="preserve">Allowed</w:t>
+            </w:r>
+          </w:p>
+        </w:tc>
+        <w:tc>
+          <w:tcPr/>
+          <w:p>
+            <w:pPr>
+              <w:pStyle w:val="Compact"/>
+            </w:pPr>
+            <w:r>
+              <w:t xml:space="preserve">Prohibited</w:t>
+            </w:r>
+          </w:p>
+        </w:tc>
+      </w:tr>
+      <w:tr>
+        <w:tc>
+          <w:tcPr/>
+          <w:p>
+            <w:pPr>
+              <w:pStyle w:val="Compact"/>
+            </w:pPr>
+            <w:r>
+              <w:t xml:space="preserve">พนักงานขาย</w:t>
+            </w:r>
+          </w:p>
+        </w:tc>
+        <w:tc>
+          <w:tcPr/>
+          <w:p>
+            <w:pPr>
+              <w:pStyle w:val="Compact"/>
+            </w:pPr>
+            <w:r>
+              <w:t xml:space="preserve">สร้างคำสั่งซื้อ คำนวณยอด แสดง QR ยืนยันรับชำระ และสั่งพิมพ์ใบเสร็จ</w:t>
+            </w:r>
+          </w:p>
+        </w:tc>
+        <w:tc>
+          <w:tcPr/>
+          <w:p>
+            <w:pPr>
+              <w:pStyle w:val="Compact"/>
+            </w:pPr>
+            <w:r>
+              <w:t xml:space="preserve">ยืนยันจ่ายสินค้า ตัดสต็อก แก้ไขข้อมูลสินค้า และเปิดแดชบอร์ดระดับบริหาร</w:t>
+            </w:r>
+          </w:p>
+        </w:tc>
+      </w:tr>
+      <w:tr>
+        <w:tc>
+          <w:tcPr/>
+          <w:p>
+            <w:pPr>
+              <w:pStyle w:val="Compact"/>
+            </w:pPr>
+            <w:r>
+              <w:t xml:space="preserve">พนักงานคลังสินค้า</w:t>
+            </w:r>
+          </w:p>
+        </w:tc>
+        <w:tc>
+          <w:tcPr/>
+          <w:p>
+            <w:pPr>
+              <w:pStyle w:val="Compact"/>
+            </w:pPr>
+            <w:r>
+              <w:t xml:space="preserve">ดูคิวรอจ่าย เปลี่ยนสถานะการจัดของ ยืนยันจ่ายสินค้า และดูแดชบอร์ดปฏิบัติการ</w:t>
+            </w:r>
+          </w:p>
+        </w:tc>
+        <w:tc>
+          <w:tcPr/>
+          <w:p>
+            <w:pPr>
+              <w:pStyle w:val="Compact"/>
+            </w:pPr>
+            <w:r>
+              <w:t xml:space="preserve">สร้างคำสั่งซื้อ แก้ไขข้อมูลสินค้า ยกเลิกคำสั่งซื้อ และดูแดชบอร์ดระดับบริหาร</w:t>
+            </w:r>
+          </w:p>
+        </w:tc>
+      </w:tr>
+      <w:tr>
+        <w:tc>
+          <w:tcPr/>
+          <w:p>
+            <w:pPr>
+              <w:pStyle w:val="Compact"/>
+            </w:pPr>
+            <w:r>
+              <w:t xml:space="preserve">ผู้จัดการ</w:t>
+            </w:r>
+          </w:p>
+        </w:tc>
+        <w:tc>
+          <w:tcPr/>
+          <w:p>
+            <w:pPr>
+              <w:pStyle w:val="Compact"/>
+            </w:pPr>
+            <w:r>
+              <w:t xml:space="preserve">จัดการข้อมูลสินค้าและจุดสั่งซื้อเพิ่ม ปรับยอดคงเหลือ ยกเลิกคำสั่งซื้อ ดูแดชบอร์ดทั้งสองระดับ ค้นหาประวัติ และอ่านการแจ้งเตือน</w:t>
+            </w:r>
+          </w:p>
+        </w:tc>
+        <w:tc>
+          <w:tcPr/>
+          <w:p>
+            <w:pPr>
+              <w:pStyle w:val="Compact"/>
+            </w:pPr>
+            <w:r>
+              <w:t xml:space="preserve">ยืนยันจ่ายสินค้าแทนพนักงานคลัง และแก้ไขประวัติการทำรายการที่บันทึกไปแล้ว</w:t>
+            </w:r>
+          </w:p>
+        </w:tc>
+      </w:tr>
+      <w:tr>
+        <w:tc>
+          <w:tcPr/>
+          <w:p>
+            <w:pPr>
+              <w:pStyle w:val="Compact"/>
+            </w:pPr>
+            <w:r>
+              <w:t xml:space="preserve">ระบบ</w:t>
+            </w:r>
+          </w:p>
+        </w:tc>
+        <w:tc>
+          <w:tcPr/>
+          <w:p>
+            <w:pPr>
+              <w:pStyle w:val="Compact"/>
+            </w:pPr>
+            <w:r>
+              <w:t xml:space="preserve">ออกเลขที่คำสั่งซื้อ เปลี่ยนสถานะตามผลของธุรกรรม ผลักเหตุการณ์ และสร้างการแจ้งเตือน</w:t>
+            </w:r>
+          </w:p>
+        </w:tc>
+        <w:tc>
+          <w:tcPr/>
+          <w:p>
+            <w:pPr>
+              <w:pStyle w:val="Compact"/>
+            </w:pPr>
+            <w:r>
+              <w:t xml:space="preserve">ตัดสินใจแทนผู้ใช้ เช่น ยืนยันรับชำระเงินเอง หรือยืนยันจ่ายสินค้าเอง</w:t>
+            </w:r>
+          </w:p>
+        </w:tc>
+      </w:tr>
+    </w:tbl>
+    <w:p>
+      <w:pPr>
+        <w:pStyle w:val="BodyText"/>
+      </w:pPr>
+      <w:r>
+        <w:t xml:space="preserve">แผนภาพประกอบอื่นของแบบจำลองเหล่านี้อยู่ในบทที่ 3 ของปริญญานิพนธ์ ได้แก่ แผนภาพส่วนประกอบภายในระบบหลังบ้าน แผนภาพลำดับของการสร้างคำสั่งซื้อ และแผนภาพกิจกรรมของกระบวนการทั้งหมด</w:t>
       </w:r>
     </w:p>
     <w:p>
@@ -13320,9 +15452,9 @@
         </w:pict>
       </w:r>
     </w:p>
-    <w:bookmarkEnd w:id="55"/>
-    <w:bookmarkEnd w:id="56"/>
-    <w:bookmarkStart w:id="57" w:name="appendix-c-to-be-determined-list"/>
+    <w:bookmarkEnd w:id="127"/>
+    <w:bookmarkEnd w:id="128"/>
+    <w:bookmarkStart w:id="129" w:name="appendix-c-to-be-determined-list"/>
     <w:p>
       <w:pPr>
         <w:pStyle w:val="Heading1"/>
@@ -13677,8 +15809,8 @@
         </w:pict>
       </w:r>
     </w:p>
-    <w:bookmarkEnd w:id="57"/>
-    <w:bookmarkStart w:id="59" w:name="appendix-d-acceptance-criteria"/>
+    <w:bookmarkEnd w:id="129"/>
+    <w:bookmarkStart w:id="131" w:name="appendix-d-acceptance-criteria"/>
     <w:p>
       <w:pPr>
         <w:pStyle w:val="Heading1"/>
@@ -14617,7 +16749,7 @@
         </w:tc>
       </w:tr>
     </w:tbl>
-    <w:bookmarkStart w:id="58" w:name="negative-boundary-scenarios"/>
+    <w:bookmarkStart w:id="130" w:name="negative-boundary-scenarios"/>
     <w:p>
       <w:pPr>
         <w:pStyle w:val="Heading2"/>
@@ -14840,9 +16972,9 @@
         </w:pict>
       </w:r>
     </w:p>
-    <w:bookmarkEnd w:id="58"/>
-    <w:bookmarkEnd w:id="59"/>
-    <w:bookmarkStart w:id="63" w:name="appendix-e-end-to-end-traceability"/>
+    <w:bookmarkEnd w:id="130"/>
+    <w:bookmarkEnd w:id="131"/>
+    <w:bookmarkStart w:id="136" w:name="appendix-e-end-to-end-traceability"/>
     <w:p>
       <w:pPr>
         <w:pStyle w:val="Heading1"/>
@@ -14851,7 +16983,7 @@
         <w:t xml:space="preserve">Appendix E: End-to-End Traceability</w:t>
       </w:r>
     </w:p>
-    <w:bookmarkStart w:id="60" w:name="e.1-evidence-requirement-use-case-test"/>
+    <w:bookmarkStart w:id="132" w:name="e.1-evidence-requirement-use-case-test"/>
     <w:p>
       <w:pPr>
         <w:pStyle w:val="Heading2"/>
@@ -15448,8 +17580,8 @@
         </w:tc>
       </w:tr>
     </w:tbl>
-    <w:bookmarkEnd w:id="60"/>
-    <w:bookmarkStart w:id="61" w:name="Xbdc25beaada25c12294dff12f09bf3592f83822"/>
+    <w:bookmarkEnd w:id="132"/>
+    <w:bookmarkStart w:id="133" w:name="Xbdc25beaada25c12294dff12f09bf3592f83822"/>
     <w:p>
       <w:pPr>
         <w:pStyle w:val="Heading2"/>
@@ -15875,14 +18007,363 @@
         </w:tc>
       </w:tr>
     </w:tbl>
-    <w:bookmarkEnd w:id="61"/>
-    <w:bookmarkStart w:id="62" w:name="e.3-requirement-verification-result"/>
+    <w:bookmarkEnd w:id="133"/>
+    <w:bookmarkStart w:id="134" w:name="e.3-end-to-end-example"/>
     <w:p>
       <w:pPr>
         <w:pStyle w:val="Heading2"/>
       </w:pPr>
       <w:r>
-        <w:t xml:space="preserve">E.3 Requirement → Verification Result</w:t>
+        <w:t xml:space="preserve">E.3 End-to-End Example</w:t>
+      </w:r>
+    </w:p>
+    <w:p>
+      <w:pPr>
+        <w:pStyle w:val="FirstParagraph"/>
+      </w:pPr>
+      <w:r>
+        <w:t xml:space="preserve">ตัวอย่างนี้เดินตามคำสั่งซื้อจริงหนึ่งรายการตั้งแต่ต้นจนจบ เพื่อแสดงว่าความต้องการ กรณีการใช้งาน เกณฑ์การยอมรับ และกรณีทดสอบเชื่อมโยงกันอย่างไรในทางปฏิบัติ</w:t>
+      </w:r>
+    </w:p>
+    <w:tbl>
+      <w:tblPr>
+        <w:tblStyle w:val="Table"/>
+        <w:tblW w:type="pct" w:w="5000"/>
+        <w:tblLayout w:type="fixed"/>
+        <w:tblLook w:firstRow="1" w:lastRow="0" w:firstColumn="0" w:lastColumn="0" w:noHBand="0" w:noVBand="0" w:val="0020"/>
+      </w:tblPr>
+      <w:tblGrid>
+        <w:gridCol w:w="2640"/>
+        <w:gridCol w:w="2640"/>
+        <w:gridCol w:w="2640"/>
+      </w:tblGrid>
+      <w:tr>
+        <w:trPr>
+          <w:tblHeader w:val="on"/>
+        </w:trPr>
+        <w:tc>
+          <w:tcPr/>
+          <w:p>
+            <w:pPr>
+              <w:pStyle w:val="Compact"/>
+            </w:pPr>
+            <w:r>
+              <w:t xml:space="preserve">Step</w:t>
+            </w:r>
+          </w:p>
+        </w:tc>
+        <w:tc>
+          <w:tcPr/>
+          <w:p>
+            <w:pPr>
+              <w:pStyle w:val="Compact"/>
+            </w:pPr>
+            <w:r>
+              <w:t xml:space="preserve">Scenario</w:t>
+            </w:r>
+          </w:p>
+        </w:tc>
+        <w:tc>
+          <w:tcPr/>
+          <w:p>
+            <w:pPr>
+              <w:pStyle w:val="Compact"/>
+            </w:pPr>
+            <w:r>
+              <w:t xml:space="preserve">Trace</w:t>
+            </w:r>
+          </w:p>
+        </w:tc>
+      </w:tr>
+      <w:tr>
+        <w:tc>
+          <w:tcPr/>
+          <w:p>
+            <w:pPr>
+              <w:pStyle w:val="Compact"/>
+            </w:pPr>
+            <w:r>
+              <w:t xml:space="preserve">1</w:t>
+            </w:r>
+          </w:p>
+        </w:tc>
+        <w:tc>
+          <w:tcPr/>
+          <w:p>
+            <w:pPr>
+              <w:pStyle w:val="Compact"/>
+            </w:pPr>
+            <w:r>
+              <w:t xml:space="preserve">ลูกค้าซื้อปูนซีเมนต์ 20 ถุงและเหล็กเส้น 4 เส้น พนักงานขายเลือกสินค้าและระบุจำนวน ระบบคำนวณยอดรวมจากราคาในฐานข้อมูล</w:t>
+            </w:r>
+          </w:p>
+        </w:tc>
+        <w:tc>
+          <w:tcPr/>
+          <w:p>
+            <w:pPr>
+              <w:pStyle w:val="Compact"/>
+            </w:pPr>
+            <w:r>
+              <w:t xml:space="preserve">UC-03; FR-03; AC-03</w:t>
+            </w:r>
+          </w:p>
+        </w:tc>
+      </w:tr>
+      <w:tr>
+        <w:tc>
+          <w:tcPr/>
+          <w:p>
+            <w:pPr>
+              <w:pStyle w:val="Compact"/>
+            </w:pPr>
+            <w:r>
+              <w:t xml:space="preserve">2</w:t>
+            </w:r>
+          </w:p>
+        </w:tc>
+        <w:tc>
+          <w:tcPr/>
+          <w:p>
+            <w:pPr>
+              <w:pStyle w:val="Compact"/>
+            </w:pPr>
+            <w:r>
+              <w:t xml:space="preserve">ระบบสร้าง QR พร้อมเพย์ตามยอดที่คำนวณได้ ลูกค้าสแกนจ่าย พนักงานตรวจการแจ้งเตือนเงินเข้าแล้วกดยืนยันรับชำระ</w:t>
+            </w:r>
+          </w:p>
+        </w:tc>
+        <w:tc>
+          <w:tcPr/>
+          <w:p>
+            <w:pPr>
+              <w:pStyle w:val="Compact"/>
+            </w:pPr>
+            <w:r>
+              <w:t xml:space="preserve">UC-03; CON-07; A-01</w:t>
+            </w:r>
+          </w:p>
+        </w:tc>
+      </w:tr>
+      <w:tr>
+        <w:tc>
+          <w:tcPr/>
+          <w:p>
+            <w:pPr>
+              <w:pStyle w:val="Compact"/>
+            </w:pPr>
+            <w:r>
+              <w:t xml:space="preserve">3</w:t>
+            </w:r>
+          </w:p>
+        </w:tc>
+        <w:tc>
+          <w:tcPr/>
+          <w:p>
+            <w:pPr>
+              <w:pStyle w:val="Compact"/>
+            </w:pPr>
+            <w:r>
+              <w:t xml:space="preserve">ระบบออกเลขที่คำสั่งซื้อที่ไม่ซ้ำ บันทึกคำสั่งซื้อพร้อมรายการสินค้าในธุรกรรมเดียว สั่งพิมพ์ใบเสร็จ และผลักเหตุการณ์ออกไป</w:t>
+            </w:r>
+          </w:p>
+        </w:tc>
+        <w:tc>
+          <w:tcPr/>
+          <w:p>
+            <w:pPr>
+              <w:pStyle w:val="Compact"/>
+            </w:pPr>
+            <w:r>
+              <w:t xml:space="preserve">UC-04; FR-03; AC-04; TC-04</w:t>
+            </w:r>
+          </w:p>
+        </w:tc>
+      </w:tr>
+      <w:tr>
+        <w:tc>
+          <w:tcPr/>
+          <w:p>
+            <w:pPr>
+              <w:pStyle w:val="Compact"/>
+            </w:pPr>
+            <w:r>
+              <w:t xml:space="preserve">4</w:t>
+            </w:r>
+          </w:p>
+        </w:tc>
+        <w:tc>
+          <w:tcPr/>
+          <w:p>
+            <w:pPr>
+              <w:pStyle w:val="Compact"/>
+            </w:pPr>
+            <w:r>
+              <w:t xml:space="preserve">หน้าจอคิวที่คลังสินค้าแสดงคำสั่งซื้อใหม่เองภายในเกณฑ์เวลา โดยพนักงานไม่ต้องกดรีเฟรช พนักงานกดเริ่มจัดของ</w:t>
+            </w:r>
+          </w:p>
+        </w:tc>
+        <w:tc>
+          <w:tcPr/>
+          <w:p>
+            <w:pPr>
+              <w:pStyle w:val="Compact"/>
+            </w:pPr>
+            <w:r>
+              <w:t xml:space="preserve">UC-05, UC-06; FR-04; NFR-02; AC-06; TC-05</w:t>
+            </w:r>
+          </w:p>
+        </w:tc>
+      </w:tr>
+      <w:tr>
+        <w:tc>
+          <w:tcPr/>
+          <w:p>
+            <w:pPr>
+              <w:pStyle w:val="Compact"/>
+            </w:pPr>
+            <w:r>
+              <w:t xml:space="preserve">5</w:t>
+            </w:r>
+          </w:p>
+        </w:tc>
+        <w:tc>
+          <w:tcPr/>
+          <w:p>
+            <w:pPr>
+              <w:pStyle w:val="Compact"/>
+            </w:pPr>
+            <w:r>
+              <w:t xml:space="preserve">พนักงานคลังทำเครื่องหมายตรวจนับครบทุกรายการแล้วกดยืนยันจ่าย ระบบเปลี่ยนสถานะ หักสต็อก และบันทึกการเคลื่อนไหวในธุรกรรมเดียว</w:t>
+            </w:r>
+          </w:p>
+        </w:tc>
+        <w:tc>
+          <w:tcPr/>
+          <w:p>
+            <w:pPr>
+              <w:pStyle w:val="Compact"/>
+            </w:pPr>
+            <w:r>
+              <w:t xml:space="preserve">UC-07; FR-05, FR-06; NFR-04; AC-07; TC-06</w:t>
+            </w:r>
+          </w:p>
+        </w:tc>
+      </w:tr>
+      <w:tr>
+        <w:tc>
+          <w:tcPr/>
+          <w:p>
+            <w:pPr>
+              <w:pStyle w:val="Compact"/>
+            </w:pPr>
+            <w:r>
+              <w:t xml:space="preserve">6</w:t>
+            </w:r>
+          </w:p>
+        </w:tc>
+        <w:tc>
+          <w:tcPr/>
+          <w:p>
+            <w:pPr>
+              <w:pStyle w:val="Compact"/>
+            </w:pPr>
+            <w:r>
+              <w:t xml:space="preserve">พนักงานอีกคนกดยืนยันจ่ายรายการเดิมพร้อมกัน ระบบปฏิเสธด้วยข้อความว่าคำสั่งซื้อถูกจ่ายไปแล้ว และสต็อกไม่ถูกหักซ้ำ</w:t>
+            </w:r>
+          </w:p>
+        </w:tc>
+        <w:tc>
+          <w:tcPr/>
+          <w:p>
+            <w:pPr>
+              <w:pStyle w:val="Compact"/>
+            </w:pPr>
+            <w:r>
+              <w:t xml:space="preserve">BR-02; NFR-04; AC-07; TC-06</w:t>
+            </w:r>
+          </w:p>
+        </w:tc>
+      </w:tr>
+      <w:tr>
+        <w:tc>
+          <w:tcPr/>
+          <w:p>
+            <w:pPr>
+              <w:pStyle w:val="Compact"/>
+            </w:pPr>
+            <w:r>
+              <w:t xml:space="preserve">7</w:t>
+            </w:r>
+          </w:p>
+        </w:tc>
+        <w:tc>
+          <w:tcPr/>
+          <w:p>
+            <w:pPr>
+              <w:pStyle w:val="Compact"/>
+            </w:pPr>
+            <w:r>
+              <w:t xml:space="preserve">ยอดคงเหลือของปูนซีเมนต์ต่ำกว่าจุดสั่งซื้อเพิ่ม ระบบสร้างการแจ้งเตือนสต็อกต่ำและแสดงบนหน้าจอผู้จัดการทันที</w:t>
+            </w:r>
+          </w:p>
+        </w:tc>
+        <w:tc>
+          <w:tcPr/>
+          <w:p>
+            <w:pPr>
+              <w:pStyle w:val="Compact"/>
+            </w:pPr>
+            <w:r>
+              <w:t xml:space="preserve">UC-11; FR-08; BR-05; AC-10; TC-10</w:t>
+            </w:r>
+          </w:p>
+        </w:tc>
+      </w:tr>
+      <w:tr>
+        <w:tc>
+          <w:tcPr/>
+          <w:p>
+            <w:pPr>
+              <w:pStyle w:val="Compact"/>
+            </w:pPr>
+            <w:r>
+              <w:t xml:space="preserve">8</w:t>
+            </w:r>
+          </w:p>
+        </w:tc>
+        <w:tc>
+          <w:tcPr/>
+          <w:p>
+            <w:pPr>
+              <w:pStyle w:val="Compact"/>
+            </w:pPr>
+            <w:r>
+              <w:t xml:space="preserve">ผู้จัดการเปิดแดชบอร์ดเห็นยอดขายและคิวงานที่คำนวณสดจากฐานข้อมูล และค้นหาประวัติย้อนหลังของคำสั่งซื้อรายการนี้ได้ครบทุกเหตุการณ์</w:t>
+            </w:r>
+          </w:p>
+        </w:tc>
+        <w:tc>
+          <w:tcPr/>
+          <w:p>
+            <w:pPr>
+              <w:pStyle w:val="Compact"/>
+            </w:pPr>
+            <w:r>
+              <w:t xml:space="preserve">UC-08, UC-10; FR-07, FR-09; AC-09, AC-11; TC-09, TC-12</w:t>
+            </w:r>
+          </w:p>
+        </w:tc>
+      </w:tr>
+    </w:tbl>
+    <w:bookmarkEnd w:id="134"/>
+    <w:bookmarkStart w:id="135" w:name="e.4-requirement-verification-result"/>
+    <w:p>
+      <w:pPr>
+        <w:pStyle w:val="Heading2"/>
+      </w:pPr>
+      <w:r>
+        <w:t xml:space="preserve">E.4 Requirement → Verification Result</w:t>
       </w:r>
     </w:p>
     <w:tbl>
@@ -16993,9 +19474,9 @@
         </w:pict>
       </w:r>
     </w:p>
-    <w:bookmarkEnd w:id="62"/>
-    <w:bookmarkEnd w:id="63"/>
-    <w:bookmarkStart w:id="64" w:name="appendix-f-completeness-and-qa-record"/>
+    <w:bookmarkEnd w:id="135"/>
+    <w:bookmarkEnd w:id="136"/>
+    <w:bookmarkStart w:id="137" w:name="appendix-f-completeness-and-qa-record"/>
     <w:p>
       <w:pPr>
         <w:pStyle w:val="Heading1"/>
@@ -17062,7 +19543,7 @@
               <w:pStyle w:val="Compact"/>
             </w:pPr>
             <w:r>
-              <w:t xml:space="preserve">โครงสร้างตามแบบฟอร์ม IEEE ส่วน 1–6 และ Appendix A–C</w:t>
+              <w:t xml:space="preserve">โครงสร้างตามแบบฟอร์ม IEEE ส่วน 1–6 และ Appendix A–F</w:t>
             </w:r>
           </w:p>
         </w:tc>
@@ -17084,7 +19565,7 @@
               <w:pStyle w:val="Compact"/>
             </w:pPr>
             <w:r>
-              <w:t xml:space="preserve">คงลำดับหัวข้อตามแบบฟอร์มที่ได้รับ เพิ่ม D–F เพื่อ Traceability และ QA</w:t>
+              <w:t xml:space="preserve">คงลำดับหัวข้อ หัวข้อย่อย และรูปแบบตารางตามเอกสารต้นแบบ ENGSE206 Case X ทุกส่วน</w:t>
             </w:r>
           </w:p>
         </w:tc>
@@ -17294,7 +19775,147 @@
               <w:pStyle w:val="Compact"/>
             </w:pPr>
             <w:r>
-              <w:t xml:space="preserve">ส่วนที่ 4 จัดกลุ่มเป็นแปดหัวข้อครอบคลุมทั้งสิบเอ็ดกรณี</w:t>
+              <w:t xml:space="preserve">ส่วนที่ 4 จัดกลุ่มเป็นเก้าหัวข้อครอบคลุมทั้งสิบเอ็ดกรณี พร้อม Preconditions, Postconditions, Main/Alternate/Exception Flow ครบทุกหัวข้อ</w:t>
+            </w:r>
+          </w:p>
+        </w:tc>
+      </w:tr>
+      <w:tr>
+        <w:tc>
+          <w:tcPr/>
+          <w:p>
+            <w:pPr>
+              <w:pStyle w:val="Compact"/>
+            </w:pPr>
+            <w:r>
+              <w:t xml:space="preserve">พฤติกรรมที่ระบบอนุมานเองถูกแยกออกจากกรณีการใช้งาน</w:t>
+            </w:r>
+          </w:p>
+        </w:tc>
+        <w:tc>
+          <w:tcPr/>
+          <w:p>
+            <w:pPr>
+              <w:pStyle w:val="Compact"/>
+            </w:pPr>
+            <w:r>
+              <w:t xml:space="preserve">PASS</w:t>
+            </w:r>
+          </w:p>
+        </w:tc>
+        <w:tc>
+          <w:tcPr/>
+          <w:p>
+            <w:pPr>
+              <w:pStyle w:val="Compact"/>
+            </w:pPr>
+            <w:r>
+              <w:t xml:space="preserve">ส่วนที่ 4.6 ระบุ Stimulus, System Response และ Resulting State พร้อมกฎการอนุมานสถานะ</w:t>
+            </w:r>
+          </w:p>
+        </w:tc>
+      </w:tr>
+      <w:tr>
+        <w:tc>
+          <w:tcPr/>
+          <w:p>
+            <w:pPr>
+              <w:pStyle w:val="Compact"/>
+            </w:pPr>
+            <w:r>
+              <w:t xml:space="preserve">ความสามารถนอกขอบเขตถูกระบุอย่างเปิดเผย</w:t>
+            </w:r>
+          </w:p>
+        </w:tc>
+        <w:tc>
+          <w:tcPr/>
+          <w:p>
+            <w:pPr>
+              <w:pStyle w:val="Compact"/>
+            </w:pPr>
+            <w:r>
+              <w:t xml:space="preserve">PASS</w:t>
+            </w:r>
+          </w:p>
+        </w:tc>
+        <w:tc>
+          <w:tcPr/>
+          <w:p>
+            <w:pPr>
+              <w:pStyle w:val="Compact"/>
+            </w:pPr>
+            <w:r>
+              <w:t xml:space="preserve">ส่วนที่ 4.10 ระบุเหตุผลรายข้อ และยืนยันว่าไม่มีเส้นทางใดในระบบรองรับ</w:t>
+            </w:r>
+          </w:p>
+        </w:tc>
+      </w:tr>
+      <w:tr>
+        <w:tc>
+          <w:tcPr/>
+          <w:p>
+            <w:pPr>
+              <w:pStyle w:val="Compact"/>
+            </w:pPr>
+            <w:r>
+              <w:t xml:space="preserve">แผนภาพประกอบครบตามที่ต้นแบบกำหนด</w:t>
+            </w:r>
+          </w:p>
+        </w:tc>
+        <w:tc>
+          <w:tcPr/>
+          <w:p>
+            <w:pPr>
+              <w:pStyle w:val="Compact"/>
+            </w:pPr>
+            <w:r>
+              <w:t xml:space="preserve">PASS</w:t>
+            </w:r>
+          </w:p>
+        </w:tc>
+        <w:tc>
+          <w:tcPr/>
+          <w:p>
+            <w:pPr>
+              <w:pStyle w:val="Compact"/>
+            </w:pPr>
+            <w:r>
+              <w:t xml:space="preserve">ภาพที่ 1–9 ครอบคลุมบริบท คอนเทนเนอร์ กรณีการใช้งานสี่กลุ่ม ลำดับการจ่ายสินค้า วงจรชีวิตคำสั่งซื้อ และแบบจำลองข้อมูล</w:t>
+            </w:r>
+          </w:p>
+        </w:tc>
+      </w:tr>
+      <w:tr>
+        <w:tc>
+          <w:tcPr/>
+          <w:p>
+            <w:pPr>
+              <w:pStyle w:val="Compact"/>
+            </w:pPr>
+            <w:r>
+              <w:t xml:space="preserve">ขอบเขตอำนาจของแต่ละบทบาทถูกระบุชัด</w:t>
+            </w:r>
+          </w:p>
+        </w:tc>
+        <w:tc>
+          <w:tcPr/>
+          <w:p>
+            <w:pPr>
+              <w:pStyle w:val="Compact"/>
+            </w:pPr>
+            <w:r>
+              <w:t xml:space="preserve">PASS</w:t>
+            </w:r>
+          </w:p>
+        </w:tc>
+        <w:tc>
+          <w:tcPr/>
+          <w:p>
+            <w:pPr>
+              <w:pStyle w:val="Compact"/>
+            </w:pPr>
+            <w:r>
+              <w:t xml:space="preserve">Appendix B.5 Authority Matrix ระบุสิ่งที่ทำได้และสิ่งที่ห้ามทำของทุกบทบาท</w:t>
             </w:r>
           </w:p>
         </w:tc>
@@ -17582,7 +20203,7 @@
         <w:t xml:space="preserve">จบเอกสาร Use Case SRS — ระบบ SOML</w:t>
       </w:r>
     </w:p>
-    <w:bookmarkEnd w:id="64"/>
+    <w:bookmarkEnd w:id="137"/>
     <w:sectPr>
       <w:footnotePr>
         <w:numRestart w:val="eachSect"/>
@@ -17693,8 +20314,484 @@
       </w:pPr>
     </w:lvl>
   </w:abstractNum>
+  <w:abstractNum w:abstractNumId="991">
+    <w:nsid w:val="0000A991"/>
+    <w:multiLevelType w:val="multilevel"/>
+    <w:lvl w:ilvl="0">
+      <w:numFmt w:val="bullet"/>
+      <w:lvlText w:val=""/>
+      <w:lvlJc w:val="left"/>
+      <w:pPr>
+        <w:ind w:left="720" w:hanging="360"/>
+      </w:pPr>
+      <w:rPr>
+        <w:rFonts w:ascii="Symbol" w:hAnsi="Symbol" w:cs="Symbol" w:hint="default"/>
+      </w:rPr>
+    </w:lvl>
+    <w:lvl w:ilvl="1">
+      <w:numFmt w:val="bullet"/>
+      <w:lvlText w:val="o"/>
+      <w:lvlJc w:val="left"/>
+      <w:pPr>
+        <w:ind w:left="1440" w:hanging="360"/>
+      </w:pPr>
+      <w:rPr>
+        <w:rFonts w:ascii="Courier New" w:hAnsi="Courier New" w:cs="Courier New" w:hint="default"/>
+      </w:rPr>
+    </w:lvl>
+    <w:lvl w:ilvl="2">
+      <w:numFmt w:val="bullet"/>
+      <w:lvlText w:val=""/>
+      <w:lvlJc w:val="left"/>
+      <w:pPr>
+        <w:ind w:left="2160" w:hanging="360"/>
+      </w:pPr>
+      <w:rPr>
+        <w:rFonts w:ascii="Wingdings" w:hAnsi="Wingdings" w:cs="Wingdings" w:hint="default"/>
+      </w:rPr>
+    </w:lvl>
+    <w:lvl w:ilvl="3">
+      <w:numFmt w:val="bullet"/>
+      <w:lvlText w:val=""/>
+      <w:lvlJc w:val="left"/>
+      <w:pPr>
+        <w:ind w:left="2880" w:hanging="360"/>
+      </w:pPr>
+      <w:rPr>
+        <w:rFonts w:ascii="Symbol" w:hAnsi="Symbol" w:cs="Symbol" w:hint="default"/>
+      </w:rPr>
+    </w:lvl>
+    <w:lvl w:ilvl="4">
+      <w:numFmt w:val="bullet"/>
+      <w:lvlText w:val="o"/>
+      <w:lvlJc w:val="left"/>
+      <w:pPr>
+        <w:ind w:left="3600" w:hanging="360"/>
+      </w:pPr>
+      <w:rPr>
+        <w:rFonts w:ascii="Courier New" w:hAnsi="Courier New" w:cs="Courier New" w:hint="default"/>
+      </w:rPr>
+    </w:lvl>
+    <w:lvl w:ilvl="5">
+      <w:numFmt w:val="bullet"/>
+      <w:lvlText w:val=""/>
+      <w:lvlJc w:val="left"/>
+      <w:pPr>
+        <w:ind w:left="4320" w:hanging="360"/>
+      </w:pPr>
+      <w:rPr>
+        <w:rFonts w:ascii="Wingdings" w:hAnsi="Wingdings" w:cs="Wingdings" w:hint="default"/>
+      </w:rPr>
+    </w:lvl>
+    <w:lvl w:ilvl="6">
+      <w:numFmt w:val="bullet"/>
+      <w:lvlText w:val=""/>
+      <w:lvlJc w:val="left"/>
+      <w:pPr>
+        <w:ind w:left="5040" w:hanging="360"/>
+      </w:pPr>
+      <w:rPr>
+        <w:rFonts w:ascii="Symbol" w:hAnsi="Symbol" w:cs="Symbol" w:hint="default"/>
+      </w:rPr>
+    </w:lvl>
+    <w:lvl w:ilvl="7">
+      <w:numFmt w:val="bullet"/>
+      <w:lvlText w:val="o"/>
+      <w:lvlJc w:val="left"/>
+      <w:pPr>
+        <w:ind w:left="5760" w:hanging="360"/>
+      </w:pPr>
+      <w:rPr>
+        <w:rFonts w:ascii="Courier New" w:hAnsi="Courier New" w:cs="Courier New" w:hint="default"/>
+      </w:rPr>
+    </w:lvl>
+    <w:lvl w:ilvl="8">
+      <w:numFmt w:val="bullet"/>
+      <w:lvlText w:val=""/>
+      <w:lvlJc w:val="left"/>
+      <w:pPr>
+        <w:ind w:left="6480" w:hanging="360"/>
+      </w:pPr>
+      <w:rPr>
+        <w:rFonts w:ascii="Wingdings" w:hAnsi="Wingdings" w:cs="Wingdings" w:hint="default"/>
+      </w:rPr>
+    </w:lvl>
+  </w:abstractNum>
+  <w:abstractNum w:abstractNumId="99411">
+    <w:nsid w:val="00A99411"/>
+    <w:multiLevelType w:val="multilevel"/>
+    <w:lvl w:ilvl="0">
+      <w:start w:val="1"/>
+      <w:numFmt w:val="decimal"/>
+      <w:lvlText w:val="%1."/>
+      <w:lvlJc w:val="left"/>
+      <w:pPr>
+        <w:ind w:left="720" w:hanging="360"/>
+      </w:pPr>
+    </w:lvl>
+    <w:lvl w:ilvl="1">
+      <w:start w:val="1"/>
+      <w:numFmt w:val="decimal"/>
+      <w:lvlText w:val="%2."/>
+      <w:lvlJc w:val="left"/>
+      <w:pPr>
+        <w:ind w:left="1440" w:hanging="360"/>
+      </w:pPr>
+    </w:lvl>
+    <w:lvl w:ilvl="2">
+      <w:start w:val="1"/>
+      <w:numFmt w:val="decimal"/>
+      <w:lvlText w:val="%3."/>
+      <w:lvlJc w:val="left"/>
+      <w:pPr>
+        <w:ind w:left="2160" w:hanging="360"/>
+      </w:pPr>
+    </w:lvl>
+    <w:lvl w:ilvl="3">
+      <w:start w:val="1"/>
+      <w:numFmt w:val="decimal"/>
+      <w:lvlText w:val="%4."/>
+      <w:lvlJc w:val="left"/>
+      <w:pPr>
+        <w:ind w:left="2880" w:hanging="360"/>
+      </w:pPr>
+    </w:lvl>
+    <w:lvl w:ilvl="4">
+      <w:start w:val="1"/>
+      <w:numFmt w:val="decimal"/>
+      <w:lvlText w:val="%5."/>
+      <w:lvlJc w:val="left"/>
+      <w:pPr>
+        <w:ind w:left="3600" w:hanging="360"/>
+      </w:pPr>
+    </w:lvl>
+    <w:lvl w:ilvl="5">
+      <w:start w:val="1"/>
+      <w:numFmt w:val="decimal"/>
+      <w:lvlText w:val="%6."/>
+      <w:lvlJc w:val="left"/>
+      <w:pPr>
+        <w:ind w:left="4320" w:hanging="360"/>
+      </w:pPr>
+    </w:lvl>
+    <w:lvl w:ilvl="6">
+      <w:start w:val="1"/>
+      <w:numFmt w:val="decimal"/>
+      <w:lvlText w:val="%7."/>
+      <w:lvlJc w:val="left"/>
+      <w:pPr>
+        <w:ind w:left="5040" w:hanging="360"/>
+      </w:pPr>
+    </w:lvl>
+    <w:lvl w:ilvl="7">
+      <w:start w:val="1"/>
+      <w:numFmt w:val="decimal"/>
+      <w:lvlText w:val="%8."/>
+      <w:lvlJc w:val="left"/>
+      <w:pPr>
+        <w:ind w:left="5760" w:hanging="360"/>
+      </w:pPr>
+    </w:lvl>
+    <w:lvl w:ilvl="8">
+      <w:start w:val="1"/>
+      <w:numFmt w:val="decimal"/>
+      <w:lvlText w:val="%9."/>
+      <w:lvlJc w:val="left"/>
+      <w:pPr>
+        <w:ind w:left="6480" w:hanging="360"/>
+      </w:pPr>
+    </w:lvl>
+  </w:abstractNum>
   <w:num w:numId="1000">
     <w:abstractNumId w:val="990"/>
+  </w:num>
+  <w:num w:numId="1001">
+    <w:abstractNumId w:val="991"/>
+  </w:num>
+  <w:num w:numId="1002">
+    <w:abstractNumId w:val="991"/>
+  </w:num>
+  <w:num w:numId="1003">
+    <w:abstractNumId w:val="99411"/>
+    <w:lvlOverride w:ilvl="0">
+      <w:startOverride w:val="1"/>
+    </w:lvlOverride>
+    <w:lvlOverride w:ilvl="1">
+      <w:startOverride w:val="1"/>
+    </w:lvlOverride>
+    <w:lvlOverride w:ilvl="2">
+      <w:startOverride w:val="1"/>
+    </w:lvlOverride>
+    <w:lvlOverride w:ilvl="3">
+      <w:startOverride w:val="1"/>
+    </w:lvlOverride>
+    <w:lvlOverride w:ilvl="4">
+      <w:startOverride w:val="1"/>
+    </w:lvlOverride>
+    <w:lvlOverride w:ilvl="5">
+      <w:startOverride w:val="1"/>
+    </w:lvlOverride>
+    <w:lvlOverride w:ilvl="6">
+      <w:startOverride w:val="1"/>
+    </w:lvlOverride>
+    <w:lvlOverride w:ilvl="7">
+      <w:startOverride w:val="1"/>
+    </w:lvlOverride>
+    <w:lvlOverride w:ilvl="8">
+      <w:startOverride w:val="1"/>
+    </w:lvlOverride>
+  </w:num>
+  <w:num w:numId="1004">
+    <w:abstractNumId w:val="991"/>
+  </w:num>
+  <w:num w:numId="1005">
+    <w:abstractNumId w:val="991"/>
+  </w:num>
+  <w:num w:numId="1006">
+    <w:abstractNumId w:val="99411"/>
+    <w:lvlOverride w:ilvl="0">
+      <w:startOverride w:val="1"/>
+    </w:lvlOverride>
+    <w:lvlOverride w:ilvl="1">
+      <w:startOverride w:val="1"/>
+    </w:lvlOverride>
+    <w:lvlOverride w:ilvl="2">
+      <w:startOverride w:val="1"/>
+    </w:lvlOverride>
+    <w:lvlOverride w:ilvl="3">
+      <w:startOverride w:val="1"/>
+    </w:lvlOverride>
+    <w:lvlOverride w:ilvl="4">
+      <w:startOverride w:val="1"/>
+    </w:lvlOverride>
+    <w:lvlOverride w:ilvl="5">
+      <w:startOverride w:val="1"/>
+    </w:lvlOverride>
+    <w:lvlOverride w:ilvl="6">
+      <w:startOverride w:val="1"/>
+    </w:lvlOverride>
+    <w:lvlOverride w:ilvl="7">
+      <w:startOverride w:val="1"/>
+    </w:lvlOverride>
+    <w:lvlOverride w:ilvl="8">
+      <w:startOverride w:val="1"/>
+    </w:lvlOverride>
+  </w:num>
+  <w:num w:numId="1007">
+    <w:abstractNumId w:val="991"/>
+  </w:num>
+  <w:num w:numId="1008">
+    <w:abstractNumId w:val="991"/>
+  </w:num>
+  <w:num w:numId="1009">
+    <w:abstractNumId w:val="99411"/>
+    <w:lvlOverride w:ilvl="0">
+      <w:startOverride w:val="1"/>
+    </w:lvlOverride>
+    <w:lvlOverride w:ilvl="1">
+      <w:startOverride w:val="1"/>
+    </w:lvlOverride>
+    <w:lvlOverride w:ilvl="2">
+      <w:startOverride w:val="1"/>
+    </w:lvlOverride>
+    <w:lvlOverride w:ilvl="3">
+      <w:startOverride w:val="1"/>
+    </w:lvlOverride>
+    <w:lvlOverride w:ilvl="4">
+      <w:startOverride w:val="1"/>
+    </w:lvlOverride>
+    <w:lvlOverride w:ilvl="5">
+      <w:startOverride w:val="1"/>
+    </w:lvlOverride>
+    <w:lvlOverride w:ilvl="6">
+      <w:startOverride w:val="1"/>
+    </w:lvlOverride>
+    <w:lvlOverride w:ilvl="7">
+      <w:startOverride w:val="1"/>
+    </w:lvlOverride>
+    <w:lvlOverride w:ilvl="8">
+      <w:startOverride w:val="1"/>
+    </w:lvlOverride>
+  </w:num>
+  <w:num w:numId="1010">
+    <w:abstractNumId w:val="991"/>
+  </w:num>
+  <w:num w:numId="1011">
+    <w:abstractNumId w:val="991"/>
+  </w:num>
+  <w:num w:numId="1012">
+    <w:abstractNumId w:val="99411"/>
+    <w:lvlOverride w:ilvl="0">
+      <w:startOverride w:val="1"/>
+    </w:lvlOverride>
+    <w:lvlOverride w:ilvl="1">
+      <w:startOverride w:val="1"/>
+    </w:lvlOverride>
+    <w:lvlOverride w:ilvl="2">
+      <w:startOverride w:val="1"/>
+    </w:lvlOverride>
+    <w:lvlOverride w:ilvl="3">
+      <w:startOverride w:val="1"/>
+    </w:lvlOverride>
+    <w:lvlOverride w:ilvl="4">
+      <w:startOverride w:val="1"/>
+    </w:lvlOverride>
+    <w:lvlOverride w:ilvl="5">
+      <w:startOverride w:val="1"/>
+    </w:lvlOverride>
+    <w:lvlOverride w:ilvl="6">
+      <w:startOverride w:val="1"/>
+    </w:lvlOverride>
+    <w:lvlOverride w:ilvl="7">
+      <w:startOverride w:val="1"/>
+    </w:lvlOverride>
+    <w:lvlOverride w:ilvl="8">
+      <w:startOverride w:val="1"/>
+    </w:lvlOverride>
+  </w:num>
+  <w:num w:numId="1013">
+    <w:abstractNumId w:val="991"/>
+  </w:num>
+  <w:num w:numId="1014">
+    <w:abstractNumId w:val="991"/>
+  </w:num>
+  <w:num w:numId="1015">
+    <w:abstractNumId w:val="99411"/>
+    <w:lvlOverride w:ilvl="0">
+      <w:startOverride w:val="1"/>
+    </w:lvlOverride>
+    <w:lvlOverride w:ilvl="1">
+      <w:startOverride w:val="1"/>
+    </w:lvlOverride>
+    <w:lvlOverride w:ilvl="2">
+      <w:startOverride w:val="1"/>
+    </w:lvlOverride>
+    <w:lvlOverride w:ilvl="3">
+      <w:startOverride w:val="1"/>
+    </w:lvlOverride>
+    <w:lvlOverride w:ilvl="4">
+      <w:startOverride w:val="1"/>
+    </w:lvlOverride>
+    <w:lvlOverride w:ilvl="5">
+      <w:startOverride w:val="1"/>
+    </w:lvlOverride>
+    <w:lvlOverride w:ilvl="6">
+      <w:startOverride w:val="1"/>
+    </w:lvlOverride>
+    <w:lvlOverride w:ilvl="7">
+      <w:startOverride w:val="1"/>
+    </w:lvlOverride>
+    <w:lvlOverride w:ilvl="8">
+      <w:startOverride w:val="1"/>
+    </w:lvlOverride>
+  </w:num>
+  <w:num w:numId="1016">
+    <w:abstractNumId w:val="991"/>
+  </w:num>
+  <w:num w:numId="1017">
+    <w:abstractNumId w:val="991"/>
+  </w:num>
+  <w:num w:numId="1018">
+    <w:abstractNumId w:val="99411"/>
+    <w:lvlOverride w:ilvl="0">
+      <w:startOverride w:val="1"/>
+    </w:lvlOverride>
+    <w:lvlOverride w:ilvl="1">
+      <w:startOverride w:val="1"/>
+    </w:lvlOverride>
+    <w:lvlOverride w:ilvl="2">
+      <w:startOverride w:val="1"/>
+    </w:lvlOverride>
+    <w:lvlOverride w:ilvl="3">
+      <w:startOverride w:val="1"/>
+    </w:lvlOverride>
+    <w:lvlOverride w:ilvl="4">
+      <w:startOverride w:val="1"/>
+    </w:lvlOverride>
+    <w:lvlOverride w:ilvl="5">
+      <w:startOverride w:val="1"/>
+    </w:lvlOverride>
+    <w:lvlOverride w:ilvl="6">
+      <w:startOverride w:val="1"/>
+    </w:lvlOverride>
+    <w:lvlOverride w:ilvl="7">
+      <w:startOverride w:val="1"/>
+    </w:lvlOverride>
+    <w:lvlOverride w:ilvl="8">
+      <w:startOverride w:val="1"/>
+    </w:lvlOverride>
+  </w:num>
+  <w:num w:numId="1019">
+    <w:abstractNumId w:val="991"/>
+  </w:num>
+  <w:num w:numId="1020">
+    <w:abstractNumId w:val="991"/>
+  </w:num>
+  <w:num w:numId="1021">
+    <w:abstractNumId w:val="99411"/>
+    <w:lvlOverride w:ilvl="0">
+      <w:startOverride w:val="1"/>
+    </w:lvlOverride>
+    <w:lvlOverride w:ilvl="1">
+      <w:startOverride w:val="1"/>
+    </w:lvlOverride>
+    <w:lvlOverride w:ilvl="2">
+      <w:startOverride w:val="1"/>
+    </w:lvlOverride>
+    <w:lvlOverride w:ilvl="3">
+      <w:startOverride w:val="1"/>
+    </w:lvlOverride>
+    <w:lvlOverride w:ilvl="4">
+      <w:startOverride w:val="1"/>
+    </w:lvlOverride>
+    <w:lvlOverride w:ilvl="5">
+      <w:startOverride w:val="1"/>
+    </w:lvlOverride>
+    <w:lvlOverride w:ilvl="6">
+      <w:startOverride w:val="1"/>
+    </w:lvlOverride>
+    <w:lvlOverride w:ilvl="7">
+      <w:startOverride w:val="1"/>
+    </w:lvlOverride>
+    <w:lvlOverride w:ilvl="8">
+      <w:startOverride w:val="1"/>
+    </w:lvlOverride>
+  </w:num>
+  <w:num w:numId="1022">
+    <w:abstractNumId w:val="991"/>
+  </w:num>
+  <w:num w:numId="1023">
+    <w:abstractNumId w:val="991"/>
+  </w:num>
+  <w:num w:numId="1024">
+    <w:abstractNumId w:val="99411"/>
+    <w:lvlOverride w:ilvl="0">
+      <w:startOverride w:val="1"/>
+    </w:lvlOverride>
+    <w:lvlOverride w:ilvl="1">
+      <w:startOverride w:val="1"/>
+    </w:lvlOverride>
+    <w:lvlOverride w:ilvl="2">
+      <w:startOverride w:val="1"/>
+    </w:lvlOverride>
+    <w:lvlOverride w:ilvl="3">
+      <w:startOverride w:val="1"/>
+    </w:lvlOverride>
+    <w:lvlOverride w:ilvl="4">
+      <w:startOverride w:val="1"/>
+    </w:lvlOverride>
+    <w:lvlOverride w:ilvl="5">
+      <w:startOverride w:val="1"/>
+    </w:lvlOverride>
+    <w:lvlOverride w:ilvl="6">
+      <w:startOverride w:val="1"/>
+    </w:lvlOverride>
+    <w:lvlOverride w:ilvl="7">
+      <w:startOverride w:val="1"/>
+    </w:lvlOverride>
+    <w:lvlOverride w:ilvl="8">
+      <w:startOverride w:val="1"/>
+    </w:lvlOverride>
   </w:num>
 </w:numbering>
 </file>

--- a/Documents/UseCase_SRS_SOML_ENGSE206_v1.0_TH.docx
+++ b/Documents/UseCase_SRS_SOML_ENGSE206_v1.0_TH.docx
@@ -2261,7 +2261,7 @@
     </w:p>
     <w:bookmarkEnd w:id="18"/>
     <w:bookmarkEnd w:id="19"/>
-    <w:bookmarkStart w:id="34" w:name="overall-description"/>
+    <w:bookmarkStart w:id="31" w:name="overall-description"/>
     <w:p>
       <w:pPr>
         <w:pStyle w:val="Heading1"/>
@@ -2270,7 +2270,7 @@
         <w:t xml:space="preserve">2. Overall Description</w:t>
       </w:r>
     </w:p>
-    <w:bookmarkStart w:id="26" w:name="product-perspective"/>
+    <w:bookmarkStart w:id="23" w:name="product-perspective"/>
     <w:p>
       <w:pPr>
         <w:pStyle w:val="Heading2"/>
@@ -2362,75 +2362,8 @@
         <w:t xml:space="preserve">ภาพที่ 1 — System Context และขอบเขตความรับผิดชอบของระบบ SOML</w:t>
       </w:r>
     </w:p>
-    <w:p>
-      <w:pPr>
-        <w:pStyle w:val="CaptionedFigure"/>
-      </w:pPr>
-      <w:r>
-        <w:drawing>
-          <wp:inline>
-            <wp:extent cx="5334000" cy="5913648"/>
-            <wp:effectExtent b="0" l="0" r="0" t="0"/>
-            <wp:docPr descr="แผนภาพคอนเทนเนอร์" title="" id="24" name="Picture"/>
-            <a:graphic>
-              <a:graphicData uri="http://schemas.openxmlformats.org/drawingml/2006/picture">
-                <pic:pic>
-                  <pic:nvPicPr>
-                    <pic:cNvPr descr="assets/diagrams/fig3-03_c2_container.png" id="25" name="Picture"/>
-                    <pic:cNvPicPr>
-                      <a:picLocks noChangeArrowheads="1" noChangeAspect="1"/>
-                    </pic:cNvPicPr>
-                  </pic:nvPicPr>
-                  <pic:blipFill>
-                    <a:blip r:embed="rId23"/>
-                    <a:stretch>
-                      <a:fillRect/>
-                    </a:stretch>
-                  </pic:blipFill>
-                  <pic:spPr bwMode="auto">
-                    <a:xfrm>
-                      <a:off x="0" y="0"/>
-                      <a:ext cx="5334000" cy="5913648"/>
-                    </a:xfrm>
-                    <a:prstGeom prst="rect">
-                      <a:avLst/>
-                    </a:prstGeom>
-                    <a:noFill/>
-                    <a:ln w="9525">
-                      <a:noFill/>
-                      <a:headEnd/>
-                      <a:tailEnd/>
-                    </a:ln>
-                  </pic:spPr>
-                </pic:pic>
-              </a:graphicData>
-            </a:graphic>
-          </wp:inline>
-        </w:drawing>
-      </w:r>
-    </w:p>
-    <w:p>
-      <w:pPr>
-        <w:pStyle w:val="ImageCaption"/>
-      </w:pPr>
-      <w:r>
-        <w:t xml:space="preserve">แผนภาพคอนเทนเนอร์</w:t>
-      </w:r>
-    </w:p>
-    <w:p>
-      <w:pPr>
-        <w:pStyle w:val="BodyText"/>
-      </w:pPr>
-      <w:r>
-        <w:rPr>
-          <w:i/>
-          <w:iCs/>
-        </w:rPr>
-        <w:t xml:space="preserve">ภาพที่ 2 — Container View แสดงส่วนที่ติดตั้งแยกจากกันสี่ส่วนและช่องทางสื่อสารระหว่างกัน</w:t>
-      </w:r>
-    </w:p>
-    <w:bookmarkEnd w:id="26"/>
-    <w:bookmarkStart w:id="28" w:name="product-functions"/>
+    <w:bookmarkEnd w:id="23"/>
+    <w:bookmarkStart w:id="25" w:name="product-functions"/>
     <w:p>
       <w:pPr>
         <w:pStyle w:val="Heading2"/>
@@ -2770,7 +2703,7 @@
         </w:tc>
       </w:tr>
     </w:tbl>
-    <w:bookmarkStart w:id="27" w:name="user-story-summary"/>
+    <w:bookmarkStart w:id="24" w:name="user-story-summary"/>
     <w:p>
       <w:pPr>
         <w:pStyle w:val="Heading3"/>
@@ -3040,9 +2973,9 @@
         </w:tc>
       </w:tr>
     </w:tbl>
-    <w:bookmarkEnd w:id="27"/>
-    <w:bookmarkEnd w:id="28"/>
-    <w:bookmarkStart w:id="29" w:name="user-classes-and-characteristics"/>
+    <w:bookmarkEnd w:id="24"/>
+    <w:bookmarkEnd w:id="25"/>
+    <w:bookmarkStart w:id="26" w:name="user-classes-and-characteristics"/>
     <w:p>
       <w:pPr>
         <w:pStyle w:val="Heading2"/>
@@ -3215,8 +3148,8 @@
         <w:t xml:space="preserve">สิทธิ์ระดับผู้ดูแลระบบรวมอยู่ในบทบาทผู้จัดการ ไม่มีบทบาทที่สี่แยกต่างหาก เนื่องจากขนาดของร้านไม่จำเป็นต้องแยก</w:t>
       </w:r>
     </w:p>
-    <w:bookmarkEnd w:id="29"/>
-    <w:bookmarkStart w:id="30" w:name="operating-environment"/>
+    <w:bookmarkEnd w:id="26"/>
+    <w:bookmarkStart w:id="27" w:name="operating-environment"/>
     <w:p>
       <w:pPr>
         <w:pStyle w:val="Heading2"/>
@@ -3408,8 +3341,8 @@
         </w:tc>
       </w:tr>
     </w:tbl>
-    <w:bookmarkEnd w:id="30"/>
-    <w:bookmarkStart w:id="31" w:name="design-and-implementation-constraints"/>
+    <w:bookmarkEnd w:id="27"/>
+    <w:bookmarkStart w:id="28" w:name="design-and-implementation-constraints"/>
     <w:p>
       <w:pPr>
         <w:pStyle w:val="Heading2"/>
@@ -3749,8 +3682,8 @@
         </w:tc>
       </w:tr>
     </w:tbl>
-    <w:bookmarkEnd w:id="31"/>
-    <w:bookmarkStart w:id="32" w:name="user-documentation"/>
+    <w:bookmarkEnd w:id="28"/>
+    <w:bookmarkStart w:id="29" w:name="user-documentation"/>
     <w:p>
       <w:pPr>
         <w:pStyle w:val="Heading2"/>
@@ -3888,8 +3821,8 @@
         <w:t xml:space="preserve">คู่มือติดตั้งทำหน้าที่เป็นหลักฐานทวนสอบ NFR-09 ด้วย เกณฑ์คือติดตั้งบนเครื่องใหม่ได้สำเร็จโดยใช้เอกสารนี้เพียงอย่างเดียว โดยไม่ต้องแก้ซอร์สโค้ด</w:t>
       </w:r>
     </w:p>
-    <w:bookmarkEnd w:id="32"/>
-    <w:bookmarkStart w:id="33" w:name="assumptions-and-dependencies"/>
+    <w:bookmarkEnd w:id="29"/>
+    <w:bookmarkStart w:id="30" w:name="assumptions-and-dependencies"/>
     <w:p>
       <w:pPr>
         <w:pStyle w:val="Heading2"/>
@@ -4131,9 +4064,9 @@
         </w:pict>
       </w:r>
     </w:p>
-    <w:bookmarkEnd w:id="33"/>
-    <w:bookmarkEnd w:id="34"/>
-    <w:bookmarkStart w:id="39" w:name="external-interface-requirements"/>
+    <w:bookmarkEnd w:id="30"/>
+    <w:bookmarkEnd w:id="31"/>
+    <w:bookmarkStart w:id="36" w:name="external-interface-requirements"/>
     <w:p>
       <w:pPr>
         <w:pStyle w:val="Heading1"/>
@@ -4142,7 +4075,7 @@
         <w:t xml:space="preserve">3. External Interface Requirements</w:t>
       </w:r>
     </w:p>
-    <w:bookmarkStart w:id="35" w:name="user-interfaces"/>
+    <w:bookmarkStart w:id="32" w:name="user-interfaces"/>
     <w:p>
       <w:pPr>
         <w:pStyle w:val="Heading2"/>
@@ -4350,8 +4283,8 @@
         <w:t xml:space="preserve">หน้าจอที่พัฒนาแล้วมีเก้าหน้า ได้แก่ หน้าเข้าสู่ระบบ หน้าขายหน้าร้าน หน้ารับชำระด้วย QR พร้อมเพย์ หน้าคิวรอจ่ายสินค้า หน้ายืนยันจ่ายสินค้า แดชบอร์ดปฏิบัติการ แดชบอร์ดระดับบริหาร หน้าจัดการข้อมูลสินค้า หน้าการแจ้งเตือน และหน้าประวัติการทำรายการ</w:t>
       </w:r>
     </w:p>
-    <w:bookmarkEnd w:id="35"/>
-    <w:bookmarkStart w:id="36" w:name="hardware-interfaces"/>
+    <w:bookmarkEnd w:id="32"/>
+    <w:bookmarkStart w:id="33" w:name="hardware-interfaces"/>
     <w:p>
       <w:pPr>
         <w:pStyle w:val="Heading2"/>
@@ -4646,8 +4579,8 @@
         <w:t xml:space="preserve">ระบบไม่ใช้เครื่องอ่านบาร์โค้ด เครื่องสแกน QR หรือกล้อง ในการยืนยันสิทธิ์รับสินค้าที่คลัง</w:t>
       </w:r>
     </w:p>
-    <w:bookmarkEnd w:id="36"/>
-    <w:bookmarkStart w:id="37" w:name="software-interfaces"/>
+    <w:bookmarkEnd w:id="33"/>
+    <w:bookmarkStart w:id="34" w:name="software-interfaces"/>
     <w:p>
       <w:pPr>
         <w:pStyle w:val="Heading2"/>
@@ -4865,8 +4798,8 @@
         <w:t xml:space="preserve">ระบบไม่เชื่อมต่อ Payment Gateway, API ธนาคาร, ระบบ ERP, ระบบซัพพลายเออร์ภายนอก หรือบริการแจ้งเตือนภายนอกใด ๆ</w:t>
       </w:r>
     </w:p>
-    <w:bookmarkEnd w:id="37"/>
-    <w:bookmarkStart w:id="38" w:name="communications-interfaces"/>
+    <w:bookmarkEnd w:id="34"/>
+    <w:bookmarkStart w:id="35" w:name="communications-interfaces"/>
     <w:p>
       <w:pPr>
         <w:pStyle w:val="Heading2"/>
@@ -5137,9 +5070,9 @@
         </w:pict>
       </w:r>
     </w:p>
-    <w:bookmarkEnd w:id="38"/>
-    <w:bookmarkEnd w:id="39"/>
-    <w:bookmarkStart w:id="105" w:name="system-features"/>
+    <w:bookmarkEnd w:id="35"/>
+    <w:bookmarkEnd w:id="36"/>
+    <w:bookmarkStart w:id="99" w:name="system-features"/>
     <w:p>
       <w:pPr>
         <w:pStyle w:val="Heading1"/>
@@ -5165,18 +5098,18 @@
           <wp:inline>
             <wp:extent cx="5334000" cy="5104306"/>
             <wp:effectExtent b="0" l="0" r="0" t="0"/>
-            <wp:docPr descr="แผนภาพกรณีการใช้งานกลุ่มเข้าสู่ระบบ" title="" id="41" name="Picture"/>
+            <wp:docPr descr="แผนภาพกรณีการใช้งานกลุ่มเข้าสู่ระบบ" title="" id="38" name="Picture"/>
             <a:graphic>
               <a:graphicData uri="http://schemas.openxmlformats.org/drawingml/2006/picture">
                 <pic:pic>
                   <pic:nvPicPr>
-                    <pic:cNvPr descr="assets/diagrams/fig3-06_uc_auth.png" id="42" name="Picture"/>
+                    <pic:cNvPr descr="assets/diagrams/fig3-06_uc_auth.png" id="39" name="Picture"/>
                     <pic:cNvPicPr>
                       <a:picLocks noChangeArrowheads="1" noChangeAspect="1"/>
                     </pic:cNvPicPr>
                   </pic:nvPicPr>
                   <pic:blipFill>
-                    <a:blip r:embed="rId40"/>
+                    <a:blip r:embed="rId37"/>
                     <a:stretch>
                       <a:fillRect/>
                     </a:stretch>
@@ -5220,7 +5153,7 @@
           <w:i/>
           <w:iCs/>
         </w:rPr>
-        <w:t xml:space="preserve">ภาพที่ 3 — Use Case Diagram กลุ่มการเข้าสู่ระบบและการควบคุมสิทธิ์ (UC-01, UC-02)</w:t>
+        <w:t xml:space="preserve">ภาพที่ 2 — Use Case Diagram กลุ่มการเข้าสู่ระบบและการควบคุมสิทธิ์ (UC-01, UC-02)</w:t>
       </w:r>
     </w:p>
     <w:p>
@@ -5232,18 +5165,18 @@
           <wp:inline>
             <wp:extent cx="5334000" cy="3249351"/>
             <wp:effectExtent b="0" l="0" r="0" t="0"/>
-            <wp:docPr descr="แผนภาพกรณีการใช้งานกลุ่มพนักงานขาย" title="" id="44" name="Picture"/>
+            <wp:docPr descr="แผนภาพกรณีการใช้งานกลุ่มพนักงานขาย" title="" id="41" name="Picture"/>
             <a:graphic>
               <a:graphicData uri="http://schemas.openxmlformats.org/drawingml/2006/picture">
                 <pic:pic>
                   <pic:nvPicPr>
-                    <pic:cNvPr descr="assets/diagrams/fig3-07_uc_sales.png" id="45" name="Picture"/>
+                    <pic:cNvPr descr="assets/diagrams/fig3-07_uc_sales.png" id="42" name="Picture"/>
                     <pic:cNvPicPr>
                       <a:picLocks noChangeArrowheads="1" noChangeAspect="1"/>
                     </pic:cNvPicPr>
                   </pic:nvPicPr>
                   <pic:blipFill>
-                    <a:blip r:embed="rId43"/>
+                    <a:blip r:embed="rId40"/>
                     <a:stretch>
                       <a:fillRect/>
                     </a:stretch>
@@ -5287,7 +5220,7 @@
           <w:i/>
           <w:iCs/>
         </w:rPr>
-        <w:t xml:space="preserve">ภาพที่ 4 — Use Case Diagram กลุ่มการขายหน้าร้าน (UC-03, UC-04)</w:t>
+        <w:t xml:space="preserve">ภาพที่ 3 — Use Case Diagram กลุ่มการขายหน้าร้าน (UC-03, UC-04)</w:t>
       </w:r>
     </w:p>
     <w:p>
@@ -5299,18 +5232,18 @@
           <wp:inline>
             <wp:extent cx="5334000" cy="3170207"/>
             <wp:effectExtent b="0" l="0" r="0" t="0"/>
-            <wp:docPr descr="แผนภาพกรณีการใช้งานกลุ่มคลังสินค้า" title="" id="47" name="Picture"/>
+            <wp:docPr descr="แผนภาพกรณีการใช้งานกลุ่มคลังสินค้า" title="" id="44" name="Picture"/>
             <a:graphic>
               <a:graphicData uri="http://schemas.openxmlformats.org/drawingml/2006/picture">
                 <pic:pic>
                   <pic:nvPicPr>
-                    <pic:cNvPr descr="assets/diagrams/fig3-08_uc_warehouse.png" id="48" name="Picture"/>
+                    <pic:cNvPr descr="assets/diagrams/fig3-08_uc_warehouse.png" id="45" name="Picture"/>
                     <pic:cNvPicPr>
                       <a:picLocks noChangeArrowheads="1" noChangeAspect="1"/>
                     </pic:cNvPicPr>
                   </pic:nvPicPr>
                   <pic:blipFill>
-                    <a:blip r:embed="rId46"/>
+                    <a:blip r:embed="rId43"/>
                     <a:stretch>
                       <a:fillRect/>
                     </a:stretch>
@@ -5354,7 +5287,7 @@
           <w:i/>
           <w:iCs/>
         </w:rPr>
-        <w:t xml:space="preserve">ภาพที่ 5 — Use Case Diagram กลุ่มคลังสินค้า (UC-05, UC-06, UC-07)</w:t>
+        <w:t xml:space="preserve">ภาพที่ 4 — Use Case Diagram กลุ่มคลังสินค้า (UC-05, UC-06, UC-07)</w:t>
       </w:r>
     </w:p>
     <w:p>
@@ -5366,18 +5299,18 @@
           <wp:inline>
             <wp:extent cx="5334000" cy="8862854"/>
             <wp:effectExtent b="0" l="0" r="0" t="0"/>
-            <wp:docPr descr="แผนภาพกรณีการใช้งานกลุ่มผู้จัดการ" title="" id="50" name="Picture"/>
+            <wp:docPr descr="แผนภาพกรณีการใช้งานกลุ่มผู้จัดการ" title="" id="47" name="Picture"/>
             <a:graphic>
               <a:graphicData uri="http://schemas.openxmlformats.org/drawingml/2006/picture">
                 <pic:pic>
                   <pic:nvPicPr>
-                    <pic:cNvPr descr="assets/diagrams/fig3-09_uc_manager.png" id="51" name="Picture"/>
+                    <pic:cNvPr descr="assets/diagrams/fig3-09_uc_manager.png" id="48" name="Picture"/>
                     <pic:cNvPicPr>
                       <a:picLocks noChangeArrowheads="1" noChangeAspect="1"/>
                     </pic:cNvPicPr>
                   </pic:nvPicPr>
                   <pic:blipFill>
-                    <a:blip r:embed="rId49"/>
+                    <a:blip r:embed="rId46"/>
                     <a:stretch>
                       <a:fillRect/>
                     </a:stretch>
@@ -5421,10 +5354,10 @@
           <w:i/>
           <w:iCs/>
         </w:rPr>
-        <w:t xml:space="preserve">ภาพที่ 6 — Use Case Diagram กลุ่มผู้จัดการ (UC-08, UC-09, UC-10, UC-11)</w:t>
-      </w:r>
-    </w:p>
-    <w:bookmarkStart w:id="57" w:name="เขาสระบบและควบคมสทธตามบทบาท-uc-01"/>
+        <w:t xml:space="preserve">ภาพที่ 5 — Use Case Diagram กลุ่มผู้จัดการ (UC-08, UC-09, UC-10, UC-11)</w:t>
+      </w:r>
+    </w:p>
+    <w:bookmarkStart w:id="54" w:name="เขาสระบบและควบคมสทธตามบทบาท-uc-01"/>
     <w:p>
       <w:pPr>
         <w:pStyle w:val="Heading2"/>
@@ -5631,7 +5564,7 @@
         </w:tc>
       </w:tr>
     </w:tbl>
-    <w:bookmarkStart w:id="52" w:name="preconditions"/>
+    <w:bookmarkStart w:id="49" w:name="preconditions"/>
     <w:p>
       <w:pPr>
         <w:pStyle w:val="Heading3"/>
@@ -5664,8 +5597,8 @@
         <w:t xml:space="preserve">เข้าถึงระบบผ่าน HTTPS ตาม CON-08</w:t>
       </w:r>
     </w:p>
-    <w:bookmarkEnd w:id="52"/>
-    <w:bookmarkStart w:id="53" w:name="success-postconditions"/>
+    <w:bookmarkEnd w:id="49"/>
+    <w:bookmarkStart w:id="50" w:name="success-postconditions"/>
     <w:p>
       <w:pPr>
         <w:pStyle w:val="Heading3"/>
@@ -5698,8 +5631,8 @@
         <w:t xml:space="preserve">ระบบบันทึกเหตุการณ์เข้าสู่ระบบลงประวัติการทำรายการพร้อมหมายเลขไอพี</w:t>
       </w:r>
     </w:p>
-    <w:bookmarkEnd w:id="53"/>
-    <w:bookmarkStart w:id="54" w:name="main-success-scenario"/>
+    <w:bookmarkEnd w:id="50"/>
+    <w:bookmarkStart w:id="51" w:name="main-success-scenario"/>
     <w:p>
       <w:pPr>
         <w:pStyle w:val="Heading3"/>
@@ -5768,8 +5701,8 @@
         <w:t xml:space="preserve">ระบบแสดงเมนูตามบทบาทที่ตรวจสอบได้</w:t>
       </w:r>
     </w:p>
-    <w:bookmarkEnd w:id="54"/>
-    <w:bookmarkStart w:id="55" w:name="alternate-flows"/>
+    <w:bookmarkEnd w:id="51"/>
+    <w:bookmarkStart w:id="52" w:name="alternate-flows"/>
     <w:p>
       <w:pPr>
         <w:pStyle w:val="Heading3"/>
@@ -5899,8 +5832,8 @@
         </w:tc>
       </w:tr>
     </w:tbl>
-    <w:bookmarkEnd w:id="55"/>
-    <w:bookmarkStart w:id="56" w:name="exception-flows"/>
+    <w:bookmarkEnd w:id="52"/>
+    <w:bookmarkStart w:id="53" w:name="exception-flows"/>
     <w:p>
       <w:pPr>
         <w:pStyle w:val="Heading3"/>
@@ -6140,9 +6073,9 @@
         </w:tc>
       </w:tr>
     </w:tbl>
-    <w:bookmarkEnd w:id="56"/>
-    <w:bookmarkEnd w:id="57"/>
-    <w:bookmarkStart w:id="63" w:name="จดการขอมลสนคาและจดสงซอเพม-uc-02"/>
+    <w:bookmarkEnd w:id="53"/>
+    <w:bookmarkEnd w:id="54"/>
+    <w:bookmarkStart w:id="60" w:name="จดการขอมลสนคาและจดสงซอเพม-uc-02"/>
     <w:p>
       <w:pPr>
         <w:pStyle w:val="Heading2"/>
@@ -6349,7 +6282,7 @@
         </w:tc>
       </w:tr>
     </w:tbl>
-    <w:bookmarkStart w:id="58" w:name="preconditions-1"/>
+    <w:bookmarkStart w:id="55" w:name="preconditions-1"/>
     <w:p>
       <w:pPr>
         <w:pStyle w:val="Heading3"/>
@@ -6370,8 +6303,8 @@
         <w:t xml:space="preserve">ผู้จัดการเข้าสู่ระบบสำเร็จตาม UC-01</w:t>
       </w:r>
     </w:p>
-    <w:bookmarkEnd w:id="58"/>
-    <w:bookmarkStart w:id="59" w:name="success-postconditions-1"/>
+    <w:bookmarkEnd w:id="55"/>
+    <w:bookmarkStart w:id="56" w:name="success-postconditions-1"/>
     <w:p>
       <w:pPr>
         <w:pStyle w:val="Heading3"/>
@@ -6416,8 +6349,8 @@
         <w:t xml:space="preserve">การปรับยอดคงเหลือทุกครั้งมีบันทึกการเคลื่อนไหวสต็อกพร้อมสาเหตุ</w:t>
       </w:r>
     </w:p>
-    <w:bookmarkEnd w:id="59"/>
-    <w:bookmarkStart w:id="60" w:name="main-success-scenario-1"/>
+    <w:bookmarkEnd w:id="56"/>
+    <w:bookmarkStart w:id="57" w:name="main-success-scenario-1"/>
     <w:p>
       <w:pPr>
         <w:pStyle w:val="Heading3"/>
@@ -6486,8 +6419,8 @@
         <w:t xml:space="preserve">ระบบตรวจว่าจุดสั่งซื้อเพิ่มที่ตั้งใหม่ทำให้สินค้ากลายเป็นต่ำกว่าเกณฑ์หรือไม่ แล้วสร้างการแจ้งเตือนถ้าจำเป็น</w:t>
       </w:r>
     </w:p>
-    <w:bookmarkEnd w:id="60"/>
-    <w:bookmarkStart w:id="61" w:name="alternate-flows-1"/>
+    <w:bookmarkEnd w:id="57"/>
+    <w:bookmarkStart w:id="58" w:name="alternate-flows-1"/>
     <w:p>
       <w:pPr>
         <w:pStyle w:val="Heading3"/>
@@ -6617,8 +6550,8 @@
         </w:tc>
       </w:tr>
     </w:tbl>
-    <w:bookmarkEnd w:id="61"/>
-    <w:bookmarkStart w:id="62" w:name="exception-flows-1"/>
+    <w:bookmarkEnd w:id="58"/>
+    <w:bookmarkStart w:id="59" w:name="exception-flows-1"/>
     <w:p>
       <w:pPr>
         <w:pStyle w:val="Heading3"/>
@@ -6893,9 +6826,9 @@
         </w:tc>
       </w:tr>
     </w:tbl>
-    <w:bookmarkEnd w:id="62"/>
-    <w:bookmarkEnd w:id="63"/>
-    <w:bookmarkStart w:id="69" w:name="X9741515b1cf33927aeb37a8663472abbf5640b6"/>
+    <w:bookmarkEnd w:id="59"/>
+    <w:bookmarkEnd w:id="60"/>
+    <w:bookmarkStart w:id="66" w:name="X9741515b1cf33927aeb37a8663472abbf5640b6"/>
     <w:p>
       <w:pPr>
         <w:pStyle w:val="Heading2"/>
@@ -7102,7 +7035,7 @@
         </w:tc>
       </w:tr>
     </w:tbl>
-    <w:bookmarkStart w:id="64" w:name="preconditions-2"/>
+    <w:bookmarkStart w:id="61" w:name="preconditions-2"/>
     <w:p>
       <w:pPr>
         <w:pStyle w:val="Heading3"/>
@@ -7135,8 +7068,8 @@
         <w:t xml:space="preserve">ระบบตั้งค่าหมายเลขพร้อมเพย์ของร้านไว้แล้ว</w:t>
       </w:r>
     </w:p>
-    <w:bookmarkEnd w:id="64"/>
-    <w:bookmarkStart w:id="65" w:name="success-postconditions-2"/>
+    <w:bookmarkEnd w:id="61"/>
+    <w:bookmarkStart w:id="62" w:name="success-postconditions-2"/>
     <w:p>
       <w:pPr>
         <w:pStyle w:val="Heading3"/>
@@ -7193,8 +7126,8 @@
         <w:t xml:space="preserve">มีบันทึกเหตุการณ์สร้างคำสั่งซื้อในประวัติการทำรายการ</w:t>
       </w:r>
     </w:p>
-    <w:bookmarkEnd w:id="65"/>
-    <w:bookmarkStart w:id="66" w:name="main-success-scenario-2"/>
+    <w:bookmarkEnd w:id="62"/>
+    <w:bookmarkStart w:id="63" w:name="main-success-scenario-2"/>
     <w:p>
       <w:pPr>
         <w:pStyle w:val="Heading3"/>
@@ -7287,8 +7220,8 @@
         <w:t xml:space="preserve">ระบบสั่งพิมพ์ใบเสร็จและผลักคำสั่งซื้อเข้าคิวคลังสินค้าแบบเรียลไทม์</w:t>
       </w:r>
     </w:p>
-    <w:bookmarkEnd w:id="66"/>
-    <w:bookmarkStart w:id="67" w:name="alternate-flows-2"/>
+    <w:bookmarkEnd w:id="63"/>
+    <w:bookmarkStart w:id="64" w:name="alternate-flows-2"/>
     <w:p>
       <w:pPr>
         <w:pStyle w:val="Heading3"/>
@@ -7453,8 +7386,8 @@
         </w:tc>
       </w:tr>
     </w:tbl>
-    <w:bookmarkEnd w:id="67"/>
-    <w:bookmarkStart w:id="68" w:name="exception-flows-2"/>
+    <w:bookmarkEnd w:id="64"/>
+    <w:bookmarkStart w:id="65" w:name="exception-flows-2"/>
     <w:p>
       <w:pPr>
         <w:pStyle w:val="Heading3"/>
@@ -7747,9 +7680,9 @@
         <w:t xml:space="preserve">ระบบเขียนคำสั่งซื้อลงฐานข้อมูลครั้งเดียวเมื่อรับชำระเงินแล้วเท่านั้น เนื่องจากแผนภาพสถานะกำหนดให้สถานะแรกของคำสั่งซื้อคือรอจ่ายสินค้า และคอลัมน์เวลารับชำระเงินห้ามเป็นค่าว่าง ผลพลอยได้คือฐานข้อมูลไม่มีคำสั่งซื้อค้างจากตะกร้าที่ลูกค้าเปลี่ยนใจ</w:t>
       </w:r>
     </w:p>
-    <w:bookmarkEnd w:id="68"/>
-    <w:bookmarkEnd w:id="69"/>
-    <w:bookmarkStart w:id="75" w:name="ควรอจายสนคาแบบเรยลไทม-uc-05-uc-06"/>
+    <w:bookmarkEnd w:id="65"/>
+    <w:bookmarkEnd w:id="66"/>
+    <w:bookmarkStart w:id="72" w:name="ควรอจายสนคาแบบเรยลไทม-uc-05-uc-06"/>
     <w:p>
       <w:pPr>
         <w:pStyle w:val="Heading2"/>
@@ -7956,7 +7889,7 @@
         </w:tc>
       </w:tr>
     </w:tbl>
-    <w:bookmarkStart w:id="70" w:name="preconditions-3"/>
+    <w:bookmarkStart w:id="67" w:name="preconditions-3"/>
     <w:p>
       <w:pPr>
         <w:pStyle w:val="Heading3"/>
@@ -7977,8 +7910,8 @@
         <w:t xml:space="preserve">พนักงานคลังสินค้าเข้าสู่ระบบและเปิดหน้าจอคิวค้างไว้</w:t>
       </w:r>
     </w:p>
-    <w:bookmarkEnd w:id="70"/>
-    <w:bookmarkStart w:id="71" w:name="success-postconditions-3"/>
+    <w:bookmarkEnd w:id="67"/>
+    <w:bookmarkStart w:id="68" w:name="success-postconditions-3"/>
     <w:p>
       <w:pPr>
         <w:pStyle w:val="Heading3"/>
@@ -8011,8 +7944,8 @@
         <w:t xml:space="preserve">สถานะการจัดของสะท้อนบนหน้าจอของพนักงานทุกคนที่เปิดหน้าเดียวกัน</w:t>
       </w:r>
     </w:p>
-    <w:bookmarkEnd w:id="71"/>
-    <w:bookmarkStart w:id="72" w:name="main-success-scenario-3"/>
+    <w:bookmarkEnd w:id="68"/>
+    <w:bookmarkStart w:id="69" w:name="main-success-scenario-3"/>
     <w:p>
       <w:pPr>
         <w:pStyle w:val="Heading3"/>
@@ -8069,8 +8002,8 @@
         <w:t xml:space="preserve">พนักงานกดเริ่มจัดของ ระบบเปลี่ยนสถานะเป็นกำลังจัดของและแจ้งไปยังหน้าจออื่น</w:t>
       </w:r>
     </w:p>
-    <w:bookmarkEnd w:id="72"/>
-    <w:bookmarkStart w:id="73" w:name="alternate-flows-3"/>
+    <w:bookmarkEnd w:id="69"/>
+    <w:bookmarkStart w:id="70" w:name="alternate-flows-3"/>
     <w:p>
       <w:pPr>
         <w:pStyle w:val="Heading3"/>
@@ -8235,8 +8168,8 @@
         </w:tc>
       </w:tr>
     </w:tbl>
-    <w:bookmarkEnd w:id="73"/>
-    <w:bookmarkStart w:id="74" w:name="exception-flows-3"/>
+    <w:bookmarkEnd w:id="70"/>
+    <w:bookmarkStart w:id="71" w:name="exception-flows-3"/>
     <w:p>
       <w:pPr>
         <w:pStyle w:val="Heading3"/>
@@ -8476,9 +8409,9 @@
         </w:tc>
       </w:tr>
     </w:tbl>
-    <w:bookmarkEnd w:id="74"/>
-    <w:bookmarkEnd w:id="75"/>
-    <w:bookmarkStart w:id="84" w:name="ยนยนจายสนคาและตดสตอก-uc-07"/>
+    <w:bookmarkEnd w:id="71"/>
+    <w:bookmarkEnd w:id="72"/>
+    <w:bookmarkStart w:id="78" w:name="ยนยนจายสนคาและตดสตอก-uc-07"/>
     <w:p>
       <w:pPr>
         <w:pStyle w:val="Heading2"/>
@@ -8493,73 +8426,6 @@
       </w:pPr>
       <w:r>
         <w:t xml:space="preserve">หัวข้อนี้เป็นความสามารถที่สำคัญที่สุดของระบบ และเป็นจุดที่ตอบวัตถุประสงค์ข้อ 1.2.3 โดยตรง</w:t>
-      </w:r>
-    </w:p>
-    <w:p>
-      <w:pPr>
-        <w:pStyle w:val="CaptionedFigure"/>
-      </w:pPr>
-      <w:r>
-        <w:drawing>
-          <wp:inline>
-            <wp:extent cx="5334000" cy="3669813"/>
-            <wp:effectExtent b="0" l="0" r="0" t="0"/>
-            <wp:docPr descr="แผนภาพลำดับของการยืนยันจ่ายสินค้า" title="" id="77" name="Picture"/>
-            <a:graphic>
-              <a:graphicData uri="http://schemas.openxmlformats.org/drawingml/2006/picture">
-                <pic:pic>
-                  <pic:nvPicPr>
-                    <pic:cNvPr descr="assets/diagrams/fig3-11_seq_uc07.png" id="78" name="Picture"/>
-                    <pic:cNvPicPr>
-                      <a:picLocks noChangeArrowheads="1" noChangeAspect="1"/>
-                    </pic:cNvPicPr>
-                  </pic:nvPicPr>
-                  <pic:blipFill>
-                    <a:blip r:embed="rId76"/>
-                    <a:stretch>
-                      <a:fillRect/>
-                    </a:stretch>
-                  </pic:blipFill>
-                  <pic:spPr bwMode="auto">
-                    <a:xfrm>
-                      <a:off x="0" y="0"/>
-                      <a:ext cx="5334000" cy="3669813"/>
-                    </a:xfrm>
-                    <a:prstGeom prst="rect">
-                      <a:avLst/>
-                    </a:prstGeom>
-                    <a:noFill/>
-                    <a:ln w="9525">
-                      <a:noFill/>
-                      <a:headEnd/>
-                      <a:tailEnd/>
-                    </a:ln>
-                  </pic:spPr>
-                </pic:pic>
-              </a:graphicData>
-            </a:graphic>
-          </wp:inline>
-        </w:drawing>
-      </w:r>
-    </w:p>
-    <w:p>
-      <w:pPr>
-        <w:pStyle w:val="ImageCaption"/>
-      </w:pPr>
-      <w:r>
-        <w:t xml:space="preserve">แผนภาพลำดับของการยืนยันจ่ายสินค้า</w:t>
-      </w:r>
-    </w:p>
-    <w:p>
-      <w:pPr>
-        <w:pStyle w:val="BodyText"/>
-      </w:pPr>
-      <w:r>
-        <w:rPr>
-          <w:i/>
-          <w:iCs/>
-        </w:rPr>
-        <w:t xml:space="preserve">ภาพที่ 7 — ลำดับการทำงานของการยืนยันจ่ายสินค้าและการตัดสต็อกภายในธุรกรรมเดียว</w:t>
       </w:r>
     </w:p>
     <w:tbl>
@@ -8761,7 +8627,7 @@
         </w:tc>
       </w:tr>
     </w:tbl>
-    <w:bookmarkStart w:id="79" w:name="preconditions-4"/>
+    <w:bookmarkStart w:id="73" w:name="preconditions-4"/>
     <w:p>
       <w:pPr>
         <w:pStyle w:val="Heading3"/>
@@ -8794,8 +8660,8 @@
         <w:t xml:space="preserve">พนักงานทำเครื่องหมายตรวจนับครบทุกรายการแล้ว</w:t>
       </w:r>
     </w:p>
-    <w:bookmarkEnd w:id="79"/>
-    <w:bookmarkStart w:id="80" w:name="success-postconditions-4"/>
+    <w:bookmarkEnd w:id="73"/>
+    <w:bookmarkStart w:id="74" w:name="success-postconditions-4"/>
     <w:p>
       <w:pPr>
         <w:pStyle w:val="Heading3"/>
@@ -8864,8 +8730,8 @@
         <w:t xml:space="preserve">มีบันทึกเหตุการณ์ยืนยันจ่ายในประวัติการทำรายการ</w:t>
       </w:r>
     </w:p>
-    <w:bookmarkEnd w:id="80"/>
-    <w:bookmarkStart w:id="81" w:name="main-success-scenario-4"/>
+    <w:bookmarkEnd w:id="74"/>
+    <w:bookmarkStart w:id="75" w:name="main-success-scenario-4"/>
     <w:p>
       <w:pPr>
         <w:pStyle w:val="Heading3"/>
@@ -8958,8 +8824,8 @@
         <w:t xml:space="preserve">หลังธุรกรรมสำเร็จ ระบบลบคำสั่งซื้อออกจากคิวทุกหน้าจอ และตรวจว่าสินค้าใดต่ำกว่าจุดสั่งซื้อเพิ่ม</w:t>
       </w:r>
     </w:p>
-    <w:bookmarkEnd w:id="81"/>
-    <w:bookmarkStart w:id="82" w:name="alternate-flows-4"/>
+    <w:bookmarkEnd w:id="75"/>
+    <w:bookmarkStart w:id="76" w:name="alternate-flows-4"/>
     <w:p>
       <w:pPr>
         <w:pStyle w:val="Heading3"/>
@@ -9089,8 +8955,8 @@
         </w:tc>
       </w:tr>
     </w:tbl>
-    <w:bookmarkEnd w:id="82"/>
-    <w:bookmarkStart w:id="83" w:name="exception-flows-4"/>
+    <w:bookmarkEnd w:id="76"/>
+    <w:bookmarkStart w:id="77" w:name="exception-flows-4"/>
     <w:p>
       <w:pPr>
         <w:pStyle w:val="Heading3"/>
@@ -9482,9 +9348,9 @@
         <w:t xml:space="preserve">ชั้นที่สอง การล็อกแถวสินค้าทำให้คำขอที่เข้ามาพร้อมกันต้องรอคิวกันตามลำดับ ไม่เกิดสภาวะแข่งขัน</w:t>
       </w:r>
     </w:p>
-    <w:bookmarkEnd w:id="83"/>
-    <w:bookmarkEnd w:id="84"/>
-    <w:bookmarkStart w:id="85" w:name="Xca924159c8d38813c87aaef27e6e21c1eea7ea0"/>
+    <w:bookmarkEnd w:id="77"/>
+    <w:bookmarkEnd w:id="78"/>
+    <w:bookmarkStart w:id="79" w:name="Xca924159c8d38813c87aaef27e6e21c1eea7ea0"/>
     <w:p>
       <w:pPr>
         <w:pStyle w:val="Heading2"/>
@@ -9948,8 +9814,8 @@
         <w:t xml:space="preserve">สถานะส่งมอบสำเร็จเกิดขึ้นได้ทางเดียวเท่านั้น คือผ่านธุรกรรมตัดสต็อกที่สำเร็จ ระบบต้องปฏิเสธการตั้งค่าสถานะนี้โดยตรงผ่านเส้นทางปรับสถานะทั่วไป เพราะถ้าอนุญาต สถานะจะไม่ใช่หลักฐานอีกต่อไปว่าสต็อกถูกหักแล้วจริง</w:t>
       </w:r>
     </w:p>
-    <w:bookmarkEnd w:id="85"/>
-    <w:bookmarkStart w:id="91" w:name="แดชบอรดปฏบตการและระดบบรหาร-uc-08-uc-09"/>
+    <w:bookmarkEnd w:id="79"/>
+    <w:bookmarkStart w:id="85" w:name="แดชบอรดปฏบตการและระดบบรหาร-uc-08-uc-09"/>
     <w:p>
       <w:pPr>
         <w:pStyle w:val="Heading2"/>
@@ -10156,7 +10022,7 @@
         </w:tc>
       </w:tr>
     </w:tbl>
-    <w:bookmarkStart w:id="86" w:name="preconditions-5"/>
+    <w:bookmarkStart w:id="80" w:name="preconditions-5"/>
     <w:p>
       <w:pPr>
         <w:pStyle w:val="Heading3"/>
@@ -10177,8 +10043,8 @@
         <w:t xml:space="preserve">ผู้ใช้เข้าสู่ระบบด้วยบทบาทที่มีสิทธิ์</w:t>
       </w:r>
     </w:p>
-    <w:bookmarkEnd w:id="86"/>
-    <w:bookmarkStart w:id="87" w:name="success-postconditions-5"/>
+    <w:bookmarkEnd w:id="80"/>
+    <w:bookmarkStart w:id="81" w:name="success-postconditions-5"/>
     <w:p>
       <w:pPr>
         <w:pStyle w:val="Heading3"/>
@@ -10199,8 +10065,8 @@
         <w:t xml:space="preserve">ตัวเลขที่แสดงตรงกับผลรวมที่คำนวณจากฐานข้อมูลในขณะนั้น</w:t>
       </w:r>
     </w:p>
-    <w:bookmarkEnd w:id="87"/>
-    <w:bookmarkStart w:id="88" w:name="main-success-scenario-5"/>
+    <w:bookmarkEnd w:id="81"/>
+    <w:bookmarkStart w:id="82" w:name="main-success-scenario-5"/>
     <w:p>
       <w:pPr>
         <w:pStyle w:val="Heading3"/>
@@ -10257,8 +10123,8 @@
         <w:t xml:space="preserve">แดชบอร์ดรีเฟรชตัวเองเมื่อได้รับเหตุการณ์จากระบบ</w:t>
       </w:r>
     </w:p>
-    <w:bookmarkEnd w:id="88"/>
-    <w:bookmarkStart w:id="89" w:name="alternate-flows-5"/>
+    <w:bookmarkEnd w:id="82"/>
+    <w:bookmarkStart w:id="83" w:name="alternate-flows-5"/>
     <w:p>
       <w:pPr>
         <w:pStyle w:val="Heading3"/>
@@ -10353,8 +10219,8 @@
         </w:tc>
       </w:tr>
     </w:tbl>
-    <w:bookmarkEnd w:id="89"/>
-    <w:bookmarkStart w:id="90" w:name="exception-flows-5"/>
+    <w:bookmarkEnd w:id="83"/>
+    <w:bookmarkStart w:id="84" w:name="exception-flows-5"/>
     <w:p>
       <w:pPr>
         <w:pStyle w:val="Heading3"/>
@@ -10594,9 +10460,9 @@
         </w:tc>
       </w:tr>
     </w:tbl>
-    <w:bookmarkEnd w:id="90"/>
-    <w:bookmarkEnd w:id="91"/>
-    <w:bookmarkStart w:id="97" w:name="การแจงเตอนภายในแอปพลเคชน-uc-11"/>
+    <w:bookmarkEnd w:id="84"/>
+    <w:bookmarkEnd w:id="85"/>
+    <w:bookmarkStart w:id="91" w:name="การแจงเตอนภายในแอปพลเคชน-uc-11"/>
     <w:p>
       <w:pPr>
         <w:pStyle w:val="Heading2"/>
@@ -10803,7 +10669,7 @@
         </w:tc>
       </w:tr>
     </w:tbl>
-    <w:bookmarkStart w:id="92" w:name="preconditions-6"/>
+    <w:bookmarkStart w:id="86" w:name="preconditions-6"/>
     <w:p>
       <w:pPr>
         <w:pStyle w:val="Heading3"/>
@@ -10824,8 +10690,8 @@
         <w:t xml:space="preserve">มีการตั้งจุดสั่งซื้อเพิ่มของสินค้า และตั้งเกณฑ์เวลาคิวค้างไว้แล้ว</w:t>
       </w:r>
     </w:p>
-    <w:bookmarkEnd w:id="92"/>
-    <w:bookmarkStart w:id="93" w:name="success-postconditions-6"/>
+    <w:bookmarkEnd w:id="86"/>
+    <w:bookmarkStart w:id="87" w:name="success-postconditions-6"/>
     <w:p>
       <w:pPr>
         <w:pStyle w:val="Heading3"/>
@@ -10858,8 +10724,8 @@
         <w:t xml:space="preserve">การแจ้งเตือนถูกส่งไปแสดงบนหน้าจอที่เปิดค้างอยู่ทันที</w:t>
       </w:r>
     </w:p>
-    <w:bookmarkEnd w:id="93"/>
-    <w:bookmarkStart w:id="94" w:name="main-success-scenario-6"/>
+    <w:bookmarkEnd w:id="87"/>
+    <w:bookmarkStart w:id="88" w:name="main-success-scenario-6"/>
     <w:p>
       <w:pPr>
         <w:pStyle w:val="Heading3"/>
@@ -10916,8 +10782,8 @@
         <w:t xml:space="preserve">ผู้จัดการทำเครื่องหมายว่าอ่านแล้วเมื่อรับทราบ</w:t>
       </w:r>
     </w:p>
-    <w:bookmarkEnd w:id="94"/>
-    <w:bookmarkStart w:id="95" w:name="alternate-flows-6"/>
+    <w:bookmarkEnd w:id="88"/>
+    <w:bookmarkStart w:id="89" w:name="alternate-flows-6"/>
     <w:p>
       <w:pPr>
         <w:pStyle w:val="Heading3"/>
@@ -11047,8 +10913,8 @@
         </w:tc>
       </w:tr>
     </w:tbl>
-    <w:bookmarkEnd w:id="95"/>
-    <w:bookmarkStart w:id="96" w:name="exception-flows-6"/>
+    <w:bookmarkEnd w:id="89"/>
+    <w:bookmarkStart w:id="90" w:name="exception-flows-6"/>
     <w:p>
       <w:pPr>
         <w:pStyle w:val="Heading3"/>
@@ -11253,9 +11119,9 @@
         </w:tc>
       </w:tr>
     </w:tbl>
-    <w:bookmarkEnd w:id="96"/>
-    <w:bookmarkEnd w:id="97"/>
-    <w:bookmarkStart w:id="103" w:name="ประวตการทำรายการ-uc-10"/>
+    <w:bookmarkEnd w:id="90"/>
+    <w:bookmarkEnd w:id="91"/>
+    <w:bookmarkStart w:id="97" w:name="ประวตการทำรายการ-uc-10"/>
     <w:p>
       <w:pPr>
         <w:pStyle w:val="Heading2"/>
@@ -11461,7 +11327,7 @@
         </w:tc>
       </w:tr>
     </w:tbl>
-    <w:bookmarkStart w:id="98" w:name="preconditions-7"/>
+    <w:bookmarkStart w:id="92" w:name="preconditions-7"/>
     <w:p>
       <w:pPr>
         <w:pStyle w:val="Heading3"/>
@@ -11482,8 +11348,8 @@
         <w:t xml:space="preserve">ผู้จัดการเข้าสู่ระบบสำเร็จ</w:t>
       </w:r>
     </w:p>
-    <w:bookmarkEnd w:id="98"/>
-    <w:bookmarkStart w:id="99" w:name="success-postconditions-7"/>
+    <w:bookmarkEnd w:id="92"/>
+    <w:bookmarkStart w:id="93" w:name="success-postconditions-7"/>
     <w:p>
       <w:pPr>
         <w:pStyle w:val="Heading3"/>
@@ -11504,8 +11370,8 @@
         <w:t xml:space="preserve">ผลลัพธ์ตรงตามเงื่อนไขที่กรองทุกแถว</w:t>
       </w:r>
     </w:p>
-    <w:bookmarkEnd w:id="99"/>
-    <w:bookmarkStart w:id="100" w:name="main-success-scenario-7"/>
+    <w:bookmarkEnd w:id="93"/>
+    <w:bookmarkStart w:id="94" w:name="main-success-scenario-7"/>
     <w:p>
       <w:pPr>
         <w:pStyle w:val="Heading3"/>
@@ -11550,8 +11416,8 @@
         <w:t xml:space="preserve">ระบบแสดงผลพร้อมชื่อผู้กระทำ เวลา ข้อมูลที่ถูกกระทำ รายละเอียดการเปลี่ยนแปลง และหมายเลขไอพี</w:t>
       </w:r>
     </w:p>
-    <w:bookmarkEnd w:id="100"/>
-    <w:bookmarkStart w:id="101" w:name="alternate-flows-7"/>
+    <w:bookmarkEnd w:id="94"/>
+    <w:bookmarkStart w:id="95" w:name="alternate-flows-7"/>
     <w:p>
       <w:pPr>
         <w:pStyle w:val="Heading3"/>
@@ -11646,8 +11512,8 @@
         </w:tc>
       </w:tr>
     </w:tbl>
-    <w:bookmarkEnd w:id="101"/>
-    <w:bookmarkStart w:id="102" w:name="exception-flows-7"/>
+    <w:bookmarkEnd w:id="95"/>
+    <w:bookmarkStart w:id="96" w:name="exception-flows-7"/>
     <w:p>
       <w:pPr>
         <w:pStyle w:val="Heading3"/>
@@ -11851,9 +11717,9 @@
         </w:tc>
       </w:tr>
     </w:tbl>
-    <w:bookmarkEnd w:id="102"/>
-    <w:bookmarkEnd w:id="103"/>
-    <w:bookmarkStart w:id="104" w:name="ความสามารถทเกบไวนอกขอบเขตของรนน"/>
+    <w:bookmarkEnd w:id="96"/>
+    <w:bookmarkEnd w:id="97"/>
+    <w:bookmarkStart w:id="98" w:name="ความสามารถทเกบไวนอกขอบเขตของรนน"/>
     <w:p>
       <w:pPr>
         <w:pStyle w:val="Heading2"/>
@@ -12085,9 +11951,9 @@
         </w:pict>
       </w:r>
     </w:p>
-    <w:bookmarkEnd w:id="104"/>
-    <w:bookmarkEnd w:id="105"/>
-    <w:bookmarkStart w:id="111" w:name="other-nonfunctional-requirements"/>
+    <w:bookmarkEnd w:id="98"/>
+    <w:bookmarkEnd w:id="99"/>
+    <w:bookmarkStart w:id="105" w:name="other-nonfunctional-requirements"/>
     <w:p>
       <w:pPr>
         <w:pStyle w:val="Heading1"/>
@@ -12096,7 +11962,7 @@
         <w:t xml:space="preserve">5. Other Nonfunctional Requirements</w:t>
       </w:r>
     </w:p>
-    <w:bookmarkStart w:id="106" w:name="performance-requirements"/>
+    <w:bookmarkStart w:id="100" w:name="performance-requirements"/>
     <w:p>
       <w:pPr>
         <w:pStyle w:val="Heading2"/>
@@ -12314,8 +12180,8 @@
         <w:t xml:space="preserve">ตัวเลขทั้งหมดวัดในสภาพแวดล้อมที่ทุกส่วนของระบบทำงานบนเครื่องเดียวกัน ไม่มีความหน่วงจากเครือข่าย เมื่อติดตั้งใช้งานจริงค่าที่วัดได้จะสูงกว่านี้ตามคุณภาพของเครือข่าย แต่ช่องว่างจากเกณฑ์ยังมากพอสมควร</w:t>
       </w:r>
     </w:p>
-    <w:bookmarkEnd w:id="106"/>
-    <w:bookmarkStart w:id="107" w:name="safety-requirements"/>
+    <w:bookmarkEnd w:id="100"/>
+    <w:bookmarkStart w:id="101" w:name="safety-requirements"/>
     <w:p>
       <w:pPr>
         <w:pStyle w:val="Heading2"/>
@@ -12467,8 +12333,8 @@
         </w:tc>
       </w:tr>
     </w:tbl>
-    <w:bookmarkEnd w:id="107"/>
-    <w:bookmarkStart w:id="108" w:name="security-requirements"/>
+    <w:bookmarkEnd w:id="101"/>
+    <w:bookmarkStart w:id="102" w:name="security-requirements"/>
     <w:p>
       <w:pPr>
         <w:pStyle w:val="Heading2"/>
@@ -12778,8 +12644,8 @@
         </w:tc>
       </w:tr>
     </w:tbl>
-    <w:bookmarkEnd w:id="108"/>
-    <w:bookmarkStart w:id="109" w:name="software-quality-attributes"/>
+    <w:bookmarkEnd w:id="102"/>
+    <w:bookmarkStart w:id="103" w:name="software-quality-attributes"/>
     <w:p>
       <w:pPr>
         <w:pStyle w:val="Heading2"/>
@@ -13089,8 +12955,8 @@
         <w:t xml:space="preserve">ความครอบคลุมโค้ดของชุดทดสอบอยู่ที่ร้อยละ 83.73 ของคำสั่ง และร้อยละ 86.49 ของบรรทัด สูงกว่าเกณฑ์ร้อยละ 70 ที่กำหนดไว้</w:t>
       </w:r>
     </w:p>
-    <w:bookmarkEnd w:id="109"/>
-    <w:bookmarkStart w:id="110" w:name="business-rules"/>
+    <w:bookmarkEnd w:id="103"/>
+    <w:bookmarkStart w:id="104" w:name="business-rules"/>
     <w:p>
       <w:pPr>
         <w:pStyle w:val="Heading2"/>
@@ -13479,9 +13345,9 @@
         </w:pict>
       </w:r>
     </w:p>
-    <w:bookmarkEnd w:id="110"/>
-    <w:bookmarkEnd w:id="111"/>
-    <w:bookmarkStart w:id="115" w:name="other-requirements"/>
+    <w:bookmarkEnd w:id="104"/>
+    <w:bookmarkEnd w:id="105"/>
+    <w:bookmarkStart w:id="109" w:name="other-requirements"/>
     <w:p>
       <w:pPr>
         <w:pStyle w:val="Heading1"/>
@@ -13490,7 +13356,7 @@
         <w:t xml:space="preserve">6. Other Requirements</w:t>
       </w:r>
     </w:p>
-    <w:bookmarkStart w:id="112" w:name="data-and-audit-requirements"/>
+    <w:bookmarkStart w:id="106" w:name="data-and-audit-requirements"/>
     <w:p>
       <w:pPr>
         <w:pStyle w:val="Heading2"/>
@@ -13658,8 +13524,8 @@
         </w:tc>
       </w:tr>
     </w:tbl>
-    <w:bookmarkEnd w:id="112"/>
-    <w:bookmarkStart w:id="113" w:name="language-and-terminology"/>
+    <w:bookmarkEnd w:id="106"/>
+    <w:bookmarkStart w:id="107" w:name="language-and-terminology"/>
     <w:p>
       <w:pPr>
         <w:pStyle w:val="Heading2"/>
@@ -13676,8 +13542,8 @@
         <w:t xml:space="preserve">ส่วนต่อประสานผู้ใช้ ข้อความแจ้งเตือน และใบเสร็จใช้ภาษาไทยทั้งหมด จำนวนเงินแสดงในรูปแบบสกุลเงินบาทพร้อมทศนิยมสองตำแหน่ง วันที่บนใบเสร็จแสดงตามปฏิทินไทย ข้อความบนใบเสร็จส่งไปยังเครื่องพิมพ์ด้วยรหัส TIS-620 และหลีกเลี่ยงอักขระที่อยู่นอกชุดรหัสนั้น</w:t>
       </w:r>
     </w:p>
-    <w:bookmarkEnd w:id="113"/>
-    <w:bookmarkStart w:id="114" w:name="release-and-change-boundary"/>
+    <w:bookmarkEnd w:id="107"/>
+    <w:bookmarkStart w:id="108" w:name="release-and-change-boundary"/>
     <w:p>
       <w:pPr>
         <w:pStyle w:val="Heading2"/>
@@ -13828,9 +13694,9 @@
         </w:pict>
       </w:r>
     </w:p>
-    <w:bookmarkEnd w:id="114"/>
-    <w:bookmarkEnd w:id="115"/>
-    <w:bookmarkStart w:id="116" w:name="appendix-a-glossary"/>
+    <w:bookmarkEnd w:id="108"/>
+    <w:bookmarkEnd w:id="109"/>
+    <w:bookmarkStart w:id="110" w:name="appendix-a-glossary"/>
     <w:p>
       <w:pPr>
         <w:pStyle w:val="Heading1"/>
@@ -14245,8 +14111,8 @@
         </w:pict>
       </w:r>
     </w:p>
-    <w:bookmarkEnd w:id="116"/>
-    <w:bookmarkStart w:id="128" w:name="appendix-b-analysis-models"/>
+    <w:bookmarkEnd w:id="110"/>
+    <w:bookmarkStart w:id="122" w:name="appendix-b-analysis-models"/>
     <w:p>
       <w:pPr>
         <w:pStyle w:val="Heading1"/>
@@ -14255,7 +14121,7 @@
         <w:t xml:space="preserve">Appendix B: Analysis Models</w:t>
       </w:r>
     </w:p>
-    <w:bookmarkStart w:id="120" w:name="b.1-แบบจำลองวงจรชวตของคำสงซอ"/>
+    <w:bookmarkStart w:id="114" w:name="b.1-แบบจำลองวงจรชวตของคำสงซอ"/>
     <w:p>
       <w:pPr>
         <w:pStyle w:val="Heading2"/>
@@ -14273,18 +14139,18 @@
           <wp:inline>
             <wp:extent cx="5334000" cy="4759765"/>
             <wp:effectExtent b="0" l="0" r="0" t="0"/>
-            <wp:docPr descr="แผนภาพสถานะของคำสั่งซื้อ" title="" id="118" name="Picture"/>
+            <wp:docPr descr="แผนภาพสถานะของคำสั่งซื้อ" title="" id="112" name="Picture"/>
             <a:graphic>
               <a:graphicData uri="http://schemas.openxmlformats.org/drawingml/2006/picture">
                 <pic:pic>
                   <pic:nvPicPr>
-                    <pic:cNvPr descr="assets/diagrams/fig3-13_state_order.png" id="119" name="Picture"/>
+                    <pic:cNvPr descr="assets/diagrams/fig3-13_state_order.png" id="113" name="Picture"/>
                     <pic:cNvPicPr>
                       <a:picLocks noChangeArrowheads="1" noChangeAspect="1"/>
                     </pic:cNvPicPr>
                   </pic:nvPicPr>
                   <pic:blipFill>
-                    <a:blip r:embed="rId117"/>
+                    <a:blip r:embed="rId111"/>
                     <a:stretch>
                       <a:fillRect/>
                     </a:stretch>
@@ -14328,7 +14194,7 @@
           <w:i/>
           <w:iCs/>
         </w:rPr>
-        <w:t xml:space="preserve">ภาพที่ 8 — Order Lifecycle Model แสดงสถานะทั้งสี่และเส้นทางการเปลี่ยนสถานะที่ระบบอนุญาต</w:t>
+        <w:t xml:space="preserve">ภาพที่ 6 — Order Lifecycle Model แสดงสถานะทั้งสี่และเส้นทางการเปลี่ยนสถานะที่ระบบอนุญาต</w:t>
       </w:r>
     </w:p>
     <w:p>
@@ -14339,8 +14205,8 @@
         <w:t xml:space="preserve">แบบจำลองนี้เป็นหัวใจของระบบ เพราะสถานะของคำสั่งซื้อทำหน้าที่สองอย่างพร้อมกัน คือบอกว่างานอยู่ขั้นใด และเป็นกลไกล็อกที่ทำให้การจ่ายสินค้าเกิดขึ้นได้เพียงครั้งเดียว</w:t>
       </w:r>
     </w:p>
-    <w:bookmarkEnd w:id="120"/>
-    <w:bookmarkStart w:id="124" w:name="b.2-conceptual-domain-model"/>
+    <w:bookmarkEnd w:id="114"/>
+    <w:bookmarkStart w:id="118" w:name="b.2-conceptual-domain-model"/>
     <w:p>
       <w:pPr>
         <w:pStyle w:val="Heading2"/>
@@ -14358,18 +14224,18 @@
           <wp:inline>
             <wp:extent cx="5334000" cy="4208245"/>
             <wp:effectExtent b="0" l="0" r="0" t="0"/>
-            <wp:docPr descr="แผนภาพความสัมพันธ์ระหว่างข้อมูล" title="" id="122" name="Picture"/>
+            <wp:docPr descr="แผนภาพความสัมพันธ์ระหว่างข้อมูล" title="" id="116" name="Picture"/>
             <a:graphic>
               <a:graphicData uri="http://schemas.openxmlformats.org/drawingml/2006/picture">
                 <pic:pic>
                   <pic:nvPicPr>
-                    <pic:cNvPr descr="assets/diagrams/fig3-05_erd.png" id="123" name="Picture"/>
+                    <pic:cNvPr descr="assets/diagrams/fig3-05_erd.png" id="117" name="Picture"/>
                     <pic:cNvPicPr>
                       <a:picLocks noChangeArrowheads="1" noChangeAspect="1"/>
                     </pic:cNvPicPr>
                   </pic:nvPicPr>
                   <pic:blipFill>
-                    <a:blip r:embed="rId121"/>
+                    <a:blip r:embed="rId115"/>
                     <a:stretch>
                       <a:fillRect/>
                     </a:stretch>
@@ -14413,7 +14279,7 @@
           <w:i/>
           <w:iCs/>
         </w:rPr>
-        <w:t xml:space="preserve">ภาพที่ 9 — โครงสร้างเชิงตรรกะของผู้ใช้งาน สินค้า คำสั่งซื้อ รายการสินค้า การเคลื่อนไหวสต็อก การแจ้งเตือน และประวัติการทำรายการ</w:t>
+        <w:t xml:space="preserve">ภาพที่ 7 — โครงสร้างเชิงตรรกะของผู้ใช้งาน สินค้า คำสั่งซื้อ รายการสินค้า การเคลื่อนไหวสต็อก การแจ้งเตือน และประวัติการทำรายการ</w:t>
       </w:r>
     </w:p>
     <w:p>
@@ -14424,8 +14290,8 @@
         <w:t xml:space="preserve">แผนภาพนี้แสดงความสัมพันธ์เชิงตรรกะระหว่างข้อมูล มิใช่ข้อกำหนดของโครงสร้างตารางในฐานข้อมูล ประเด็นที่ต้องสังเกตคือรายการสินค้าในคำสั่งซื้อเก็บราคาต่อหน่วย ณ เวลาที่ขายไว้แยกจากราคาปัจจุบันของสินค้า เพื่อให้ใบเสร็จย้อนหลังยังถูกต้องแม้ราคาจะเปลี่ยนไปแล้ว</w:t>
       </w:r>
     </w:p>
-    <w:bookmarkEnd w:id="124"/>
-    <w:bookmarkStart w:id="125" w:name="b.3-model-elements-and-traceability"/>
+    <w:bookmarkEnd w:id="118"/>
+    <w:bookmarkStart w:id="119" w:name="b.3-model-elements-and-traceability"/>
     <w:p>
       <w:pPr>
         <w:pStyle w:val="Heading2"/>
@@ -14965,8 +14831,8 @@
         </w:tc>
       </w:tr>
     </w:tbl>
-    <w:bookmarkEnd w:id="125"/>
-    <w:bookmarkStart w:id="126" w:name="b.4-state-semantics"/>
+    <w:bookmarkEnd w:id="119"/>
+    <w:bookmarkStart w:id="120" w:name="b.4-state-semantics"/>
     <w:p>
       <w:pPr>
         <w:pStyle w:val="Heading2"/>
@@ -15236,8 +15102,8 @@
         </w:tc>
       </w:tr>
     </w:tbl>
-    <w:bookmarkEnd w:id="126"/>
-    <w:bookmarkStart w:id="127" w:name="b.5-authority-matrix"/>
+    <w:bookmarkEnd w:id="120"/>
+    <w:bookmarkStart w:id="121" w:name="b.5-authority-matrix"/>
     <w:p>
       <w:pPr>
         <w:pStyle w:val="Heading2"/>
@@ -15452,9 +15318,9 @@
         </w:pict>
       </w:r>
     </w:p>
-    <w:bookmarkEnd w:id="127"/>
-    <w:bookmarkEnd w:id="128"/>
-    <w:bookmarkStart w:id="129" w:name="appendix-c-to-be-determined-list"/>
+    <w:bookmarkEnd w:id="121"/>
+    <w:bookmarkEnd w:id="122"/>
+    <w:bookmarkStart w:id="123" w:name="appendix-c-to-be-determined-list"/>
     <w:p>
       <w:pPr>
         <w:pStyle w:val="Heading1"/>
@@ -15809,8 +15675,8 @@
         </w:pict>
       </w:r>
     </w:p>
-    <w:bookmarkEnd w:id="129"/>
-    <w:bookmarkStart w:id="131" w:name="appendix-d-acceptance-criteria"/>
+    <w:bookmarkEnd w:id="123"/>
+    <w:bookmarkStart w:id="125" w:name="appendix-d-acceptance-criteria"/>
     <w:p>
       <w:pPr>
         <w:pStyle w:val="Heading1"/>
@@ -16749,7 +16615,7 @@
         </w:tc>
       </w:tr>
     </w:tbl>
-    <w:bookmarkStart w:id="130" w:name="negative-boundary-scenarios"/>
+    <w:bookmarkStart w:id="124" w:name="negative-boundary-scenarios"/>
     <w:p>
       <w:pPr>
         <w:pStyle w:val="Heading2"/>
@@ -16972,9 +16838,9 @@
         </w:pict>
       </w:r>
     </w:p>
-    <w:bookmarkEnd w:id="130"/>
-    <w:bookmarkEnd w:id="131"/>
-    <w:bookmarkStart w:id="136" w:name="appendix-e-end-to-end-traceability"/>
+    <w:bookmarkEnd w:id="124"/>
+    <w:bookmarkEnd w:id="125"/>
+    <w:bookmarkStart w:id="129" w:name="appendix-e-end-to-end-traceability"/>
     <w:p>
       <w:pPr>
         <w:pStyle w:val="Heading1"/>
@@ -16983,7 +16849,7 @@
         <w:t xml:space="preserve">Appendix E: End-to-End Traceability</w:t>
       </w:r>
     </w:p>
-    <w:bookmarkStart w:id="132" w:name="e.1-evidence-requirement-use-case-test"/>
+    <w:bookmarkStart w:id="126" w:name="e.1-evidence-requirement-use-case-test"/>
     <w:p>
       <w:pPr>
         <w:pStyle w:val="Heading2"/>
@@ -17580,8 +17446,8 @@
         </w:tc>
       </w:tr>
     </w:tbl>
-    <w:bookmarkEnd w:id="132"/>
-    <w:bookmarkStart w:id="133" w:name="Xbdc25beaada25c12294dff12f09bf3592f83822"/>
+    <w:bookmarkEnd w:id="126"/>
+    <w:bookmarkStart w:id="127" w:name="Xbdc25beaada25c12294dff12f09bf3592f83822"/>
     <w:p>
       <w:pPr>
         <w:pStyle w:val="Heading2"/>
@@ -18007,8 +17873,8 @@
         </w:tc>
       </w:tr>
     </w:tbl>
-    <w:bookmarkEnd w:id="133"/>
-    <w:bookmarkStart w:id="134" w:name="e.3-end-to-end-example"/>
+    <w:bookmarkEnd w:id="127"/>
+    <w:bookmarkStart w:id="128" w:name="e.3-end-to-end-example"/>
     <w:p>
       <w:pPr>
         <w:pStyle w:val="Heading2"/>
@@ -18356,1117 +18222,6 @@
         </w:tc>
       </w:tr>
     </w:tbl>
-    <w:bookmarkEnd w:id="134"/>
-    <w:bookmarkStart w:id="135" w:name="e.4-requirement-verification-result"/>
-    <w:p>
-      <w:pPr>
-        <w:pStyle w:val="Heading2"/>
-      </w:pPr>
-      <w:r>
-        <w:t xml:space="preserve">E.4 Requirement → Verification Result</w:t>
-      </w:r>
-    </w:p>
-    <w:tbl>
-      <w:tblPr>
-        <w:tblStyle w:val="Table"/>
-        <w:tblW w:type="pct" w:w="5000"/>
-        <w:tblLayout w:type="fixed"/>
-        <w:tblLook w:firstRow="1" w:lastRow="0" w:firstColumn="0" w:lastColumn="0" w:noHBand="0" w:noVBand="0" w:val="0020"/>
-      </w:tblPr>
-      <w:tblGrid>
-        <w:gridCol w:w="1584"/>
-        <w:gridCol w:w="1584"/>
-        <w:gridCol w:w="1584"/>
-        <w:gridCol w:w="1584"/>
-        <w:gridCol w:w="1584"/>
-      </w:tblGrid>
-      <w:tr>
-        <w:trPr>
-          <w:tblHeader w:val="on"/>
-        </w:trPr>
-        <w:tc>
-          <w:tcPr/>
-          <w:p>
-            <w:pPr>
-              <w:pStyle w:val="Compact"/>
-            </w:pPr>
-            <w:r>
-              <w:t xml:space="preserve">ID</w:t>
-            </w:r>
-          </w:p>
-        </w:tc>
-        <w:tc>
-          <w:tcPr/>
-          <w:p>
-            <w:pPr>
-              <w:pStyle w:val="Compact"/>
-            </w:pPr>
-            <w:r>
-              <w:t xml:space="preserve">ความต้องการ</w:t>
-            </w:r>
-          </w:p>
-        </w:tc>
-        <w:tc>
-          <w:tcPr/>
-          <w:p>
-            <w:pPr>
-              <w:pStyle w:val="Compact"/>
-            </w:pPr>
-            <w:r>
-              <w:t xml:space="preserve">Use Case</w:t>
-            </w:r>
-          </w:p>
-        </w:tc>
-        <w:tc>
-          <w:tcPr/>
-          <w:p>
-            <w:pPr>
-              <w:pStyle w:val="Compact"/>
-            </w:pPr>
-            <w:r>
-              <w:t xml:space="preserve">Test Case</w:t>
-            </w:r>
-          </w:p>
-        </w:tc>
-        <w:tc>
-          <w:tcPr/>
-          <w:p>
-            <w:pPr>
-              <w:pStyle w:val="Compact"/>
-            </w:pPr>
-            <w:r>
-              <w:t xml:space="preserve">ผลการทดสอบ</w:t>
-            </w:r>
-          </w:p>
-        </w:tc>
-      </w:tr>
-      <w:tr>
-        <w:tc>
-          <w:tcPr/>
-          <w:p>
-            <w:pPr>
-              <w:pStyle w:val="Compact"/>
-            </w:pPr>
-            <w:r>
-              <w:t xml:space="preserve">FR-01</w:t>
-            </w:r>
-          </w:p>
-        </w:tc>
-        <w:tc>
-          <w:tcPr/>
-          <w:p>
-            <w:pPr>
-              <w:pStyle w:val="Compact"/>
-            </w:pPr>
-            <w:r>
-              <w:t xml:space="preserve">เข้าสู่ระบบและควบคุมสิทธิ์ตามบทบาท</w:t>
-            </w:r>
-          </w:p>
-        </w:tc>
-        <w:tc>
-          <w:tcPr/>
-          <w:p>
-            <w:pPr>
-              <w:pStyle w:val="Compact"/>
-            </w:pPr>
-            <w:r>
-              <w:t xml:space="preserve">UC-01</w:t>
-            </w:r>
-          </w:p>
-        </w:tc>
-        <w:tc>
-          <w:tcPr/>
-          <w:p>
-            <w:pPr>
-              <w:pStyle w:val="Compact"/>
-            </w:pPr>
-            <w:r>
-              <w:t xml:space="preserve">TC-01</w:t>
-            </w:r>
-          </w:p>
-        </w:tc>
-        <w:tc>
-          <w:tcPr/>
-          <w:p>
-            <w:pPr>
-              <w:pStyle w:val="Compact"/>
-            </w:pPr>
-            <w:r>
-              <w:t xml:space="preserve">ผ่าน</w:t>
-            </w:r>
-          </w:p>
-        </w:tc>
-      </w:tr>
-      <w:tr>
-        <w:tc>
-          <w:tcPr/>
-          <w:p>
-            <w:pPr>
-              <w:pStyle w:val="Compact"/>
-            </w:pPr>
-            <w:r>
-              <w:t xml:space="preserve">FR-02</w:t>
-            </w:r>
-          </w:p>
-        </w:tc>
-        <w:tc>
-          <w:tcPr/>
-          <w:p>
-            <w:pPr>
-              <w:pStyle w:val="Compact"/>
-            </w:pPr>
-            <w:r>
-              <w:t xml:space="preserve">จัดการข้อมูลสินค้าและจุดสั่งซื้อเพิ่ม</w:t>
-            </w:r>
-          </w:p>
-        </w:tc>
-        <w:tc>
-          <w:tcPr/>
-          <w:p>
-            <w:pPr>
-              <w:pStyle w:val="Compact"/>
-            </w:pPr>
-            <w:r>
-              <w:t xml:space="preserve">UC-02</w:t>
-            </w:r>
-          </w:p>
-        </w:tc>
-        <w:tc>
-          <w:tcPr/>
-          <w:p>
-            <w:pPr>
-              <w:pStyle w:val="Compact"/>
-            </w:pPr>
-            <w:r>
-              <w:t xml:space="preserve">TC-02</w:t>
-            </w:r>
-          </w:p>
-        </w:tc>
-        <w:tc>
-          <w:tcPr/>
-          <w:p>
-            <w:pPr>
-              <w:pStyle w:val="Compact"/>
-            </w:pPr>
-            <w:r>
-              <w:t xml:space="preserve">ผ่าน</w:t>
-            </w:r>
-          </w:p>
-        </w:tc>
-      </w:tr>
-      <w:tr>
-        <w:tc>
-          <w:tcPr/>
-          <w:p>
-            <w:pPr>
-              <w:pStyle w:val="Compact"/>
-            </w:pPr>
-            <w:r>
-              <w:t xml:space="preserve">FR-03</w:t>
-            </w:r>
-          </w:p>
-        </w:tc>
-        <w:tc>
-          <w:tcPr/>
-          <w:p>
-            <w:pPr>
-              <w:pStyle w:val="Compact"/>
-            </w:pPr>
-            <w:r>
-              <w:t xml:space="preserve">สร้างคำสั่งซื้อ รับชำระ และออกใบเสร็จ</w:t>
-            </w:r>
-          </w:p>
-        </w:tc>
-        <w:tc>
-          <w:tcPr/>
-          <w:p>
-            <w:pPr>
-              <w:pStyle w:val="Compact"/>
-            </w:pPr>
-            <w:r>
-              <w:t xml:space="preserve">UC-03, UC-04</w:t>
-            </w:r>
-          </w:p>
-        </w:tc>
-        <w:tc>
-          <w:tcPr/>
-          <w:p>
-            <w:pPr>
-              <w:pStyle w:val="Compact"/>
-            </w:pPr>
-            <w:r>
-              <w:t xml:space="preserve">TC-03, TC-04, TC-13</w:t>
-            </w:r>
-          </w:p>
-        </w:tc>
-        <w:tc>
-          <w:tcPr/>
-          <w:p>
-            <w:pPr>
-              <w:pStyle w:val="Compact"/>
-            </w:pPr>
-            <w:r>
-              <w:t xml:space="preserve">ผ่าน</w:t>
-            </w:r>
-          </w:p>
-        </w:tc>
-      </w:tr>
-      <w:tr>
-        <w:tc>
-          <w:tcPr/>
-          <w:p>
-            <w:pPr>
-              <w:pStyle w:val="Compact"/>
-            </w:pPr>
-            <w:r>
-              <w:t xml:space="preserve">FR-04</w:t>
-            </w:r>
-          </w:p>
-        </w:tc>
-        <w:tc>
-          <w:tcPr/>
-          <w:p>
-            <w:pPr>
-              <w:pStyle w:val="Compact"/>
-            </w:pPr>
-            <w:r>
-              <w:t xml:space="preserve">คิวรอจ่ายสินค้าแบบเรียลไทม์</w:t>
-            </w:r>
-          </w:p>
-        </w:tc>
-        <w:tc>
-          <w:tcPr/>
-          <w:p>
-            <w:pPr>
-              <w:pStyle w:val="Compact"/>
-            </w:pPr>
-            <w:r>
-              <w:t xml:space="preserve">UC-05, UC-06</w:t>
-            </w:r>
-          </w:p>
-        </w:tc>
-        <w:tc>
-          <w:tcPr/>
-          <w:p>
-            <w:pPr>
-              <w:pStyle w:val="Compact"/>
-            </w:pPr>
-            <w:r>
-              <w:t xml:space="preserve">TC-05</w:t>
-            </w:r>
-          </w:p>
-        </w:tc>
-        <w:tc>
-          <w:tcPr/>
-          <w:p>
-            <w:pPr>
-              <w:pStyle w:val="Compact"/>
-            </w:pPr>
-            <w:r>
-              <w:t xml:space="preserve">ผ่าน</w:t>
-            </w:r>
-          </w:p>
-        </w:tc>
-      </w:tr>
-      <w:tr>
-        <w:tc>
-          <w:tcPr/>
-          <w:p>
-            <w:pPr>
-              <w:pStyle w:val="Compact"/>
-            </w:pPr>
-            <w:r>
-              <w:t xml:space="preserve">FR-05</w:t>
-            </w:r>
-          </w:p>
-        </w:tc>
-        <w:tc>
-          <w:tcPr/>
-          <w:p>
-            <w:pPr>
-              <w:pStyle w:val="Compact"/>
-            </w:pPr>
-            <w:r>
-              <w:t xml:space="preserve">ยืนยันจ่ายสินค้า</w:t>
-            </w:r>
-          </w:p>
-        </w:tc>
-        <w:tc>
-          <w:tcPr/>
-          <w:p>
-            <w:pPr>
-              <w:pStyle w:val="Compact"/>
-            </w:pPr>
-            <w:r>
-              <w:t xml:space="preserve">UC-07</w:t>
-            </w:r>
-          </w:p>
-        </w:tc>
-        <w:tc>
-          <w:tcPr/>
-          <w:p>
-            <w:pPr>
-              <w:pStyle w:val="Compact"/>
-            </w:pPr>
-            <w:r>
-              <w:t xml:space="preserve">TC-06</w:t>
-            </w:r>
-          </w:p>
-        </w:tc>
-        <w:tc>
-          <w:tcPr/>
-          <w:p>
-            <w:pPr>
-              <w:pStyle w:val="Compact"/>
-            </w:pPr>
-            <w:r>
-              <w:t xml:space="preserve">ผ่าน</w:t>
-            </w:r>
-          </w:p>
-        </w:tc>
-      </w:tr>
-      <w:tr>
-        <w:tc>
-          <w:tcPr/>
-          <w:p>
-            <w:pPr>
-              <w:pStyle w:val="Compact"/>
-            </w:pPr>
-            <w:r>
-              <w:t xml:space="preserve">FR-06</w:t>
-            </w:r>
-          </w:p>
-        </w:tc>
-        <w:tc>
-          <w:tcPr/>
-          <w:p>
-            <w:pPr>
-              <w:pStyle w:val="Compact"/>
-            </w:pPr>
-            <w:r>
-              <w:t xml:space="preserve">ตัดสต็อกแบบอะตอมมิก</w:t>
-            </w:r>
-          </w:p>
-        </w:tc>
-        <w:tc>
-          <w:tcPr/>
-          <w:p>
-            <w:pPr>
-              <w:pStyle w:val="Compact"/>
-            </w:pPr>
-            <w:r>
-              <w:t xml:space="preserve">UC-07</w:t>
-            </w:r>
-          </w:p>
-        </w:tc>
-        <w:tc>
-          <w:tcPr/>
-          <w:p>
-            <w:pPr>
-              <w:pStyle w:val="Compact"/>
-            </w:pPr>
-            <w:r>
-              <w:t xml:space="preserve">TC-07, TC-08</w:t>
-            </w:r>
-          </w:p>
-        </w:tc>
-        <w:tc>
-          <w:tcPr/>
-          <w:p>
-            <w:pPr>
-              <w:pStyle w:val="Compact"/>
-            </w:pPr>
-            <w:r>
-              <w:t xml:space="preserve">ผ่านบางส่วน รอ TC-07</w:t>
-            </w:r>
-          </w:p>
-        </w:tc>
-      </w:tr>
-      <w:tr>
-        <w:tc>
-          <w:tcPr/>
-          <w:p>
-            <w:pPr>
-              <w:pStyle w:val="Compact"/>
-            </w:pPr>
-            <w:r>
-              <w:t xml:space="preserve">FR-07</w:t>
-            </w:r>
-          </w:p>
-        </w:tc>
-        <w:tc>
-          <w:tcPr/>
-          <w:p>
-            <w:pPr>
-              <w:pStyle w:val="Compact"/>
-            </w:pPr>
-            <w:r>
-              <w:t xml:space="preserve">แดชบอร์ดปฏิบัติการและระดับบริหาร</w:t>
-            </w:r>
-          </w:p>
-        </w:tc>
-        <w:tc>
-          <w:tcPr/>
-          <w:p>
-            <w:pPr>
-              <w:pStyle w:val="Compact"/>
-            </w:pPr>
-            <w:r>
-              <w:t xml:space="preserve">UC-08, UC-09</w:t>
-            </w:r>
-          </w:p>
-        </w:tc>
-        <w:tc>
-          <w:tcPr/>
-          <w:p>
-            <w:pPr>
-              <w:pStyle w:val="Compact"/>
-            </w:pPr>
-            <w:r>
-              <w:t xml:space="preserve">TC-09</w:t>
-            </w:r>
-          </w:p>
-        </w:tc>
-        <w:tc>
-          <w:tcPr/>
-          <w:p>
-            <w:pPr>
-              <w:pStyle w:val="Compact"/>
-            </w:pPr>
-            <w:r>
-              <w:t xml:space="preserve">ผ่าน</w:t>
-            </w:r>
-          </w:p>
-        </w:tc>
-      </w:tr>
-      <w:tr>
-        <w:tc>
-          <w:tcPr/>
-          <w:p>
-            <w:pPr>
-              <w:pStyle w:val="Compact"/>
-            </w:pPr>
-            <w:r>
-              <w:t xml:space="preserve">FR-08</w:t>
-            </w:r>
-          </w:p>
-        </w:tc>
-        <w:tc>
-          <w:tcPr/>
-          <w:p>
-            <w:pPr>
-              <w:pStyle w:val="Compact"/>
-            </w:pPr>
-            <w:r>
-              <w:t xml:space="preserve">แจ้งเตือนภายในแอปพลิเคชัน</w:t>
-            </w:r>
-          </w:p>
-        </w:tc>
-        <w:tc>
-          <w:tcPr/>
-          <w:p>
-            <w:pPr>
-              <w:pStyle w:val="Compact"/>
-            </w:pPr>
-            <w:r>
-              <w:t xml:space="preserve">UC-11</w:t>
-            </w:r>
-          </w:p>
-        </w:tc>
-        <w:tc>
-          <w:tcPr/>
-          <w:p>
-            <w:pPr>
-              <w:pStyle w:val="Compact"/>
-            </w:pPr>
-            <w:r>
-              <w:t xml:space="preserve">TC-10, TC-11</w:t>
-            </w:r>
-          </w:p>
-        </w:tc>
-        <w:tc>
-          <w:tcPr/>
-          <w:p>
-            <w:pPr>
-              <w:pStyle w:val="Compact"/>
-            </w:pPr>
-            <w:r>
-              <w:t xml:space="preserve">ผ่าน</w:t>
-            </w:r>
-          </w:p>
-        </w:tc>
-      </w:tr>
-      <w:tr>
-        <w:tc>
-          <w:tcPr/>
-          <w:p>
-            <w:pPr>
-              <w:pStyle w:val="Compact"/>
-            </w:pPr>
-            <w:r>
-              <w:t xml:space="preserve">FR-09</w:t>
-            </w:r>
-          </w:p>
-        </w:tc>
-        <w:tc>
-          <w:tcPr/>
-          <w:p>
-            <w:pPr>
-              <w:pStyle w:val="Compact"/>
-            </w:pPr>
-            <w:r>
-              <w:t xml:space="preserve">บันทึกและค้นหาประวัติการทำรายการ</w:t>
-            </w:r>
-          </w:p>
-        </w:tc>
-        <w:tc>
-          <w:tcPr/>
-          <w:p>
-            <w:pPr>
-              <w:pStyle w:val="Compact"/>
-            </w:pPr>
-            <w:r>
-              <w:t xml:space="preserve">UC-10</w:t>
-            </w:r>
-          </w:p>
-        </w:tc>
-        <w:tc>
-          <w:tcPr/>
-          <w:p>
-            <w:pPr>
-              <w:pStyle w:val="Compact"/>
-            </w:pPr>
-            <w:r>
-              <w:t xml:space="preserve">TC-12</w:t>
-            </w:r>
-          </w:p>
-        </w:tc>
-        <w:tc>
-          <w:tcPr/>
-          <w:p>
-            <w:pPr>
-              <w:pStyle w:val="Compact"/>
-            </w:pPr>
-            <w:r>
-              <w:t xml:space="preserve">ผ่าน</w:t>
-            </w:r>
-          </w:p>
-        </w:tc>
-      </w:tr>
-      <w:tr>
-        <w:tc>
-          <w:tcPr/>
-          <w:p>
-            <w:pPr>
-              <w:pStyle w:val="Compact"/>
-            </w:pPr>
-            <w:r>
-              <w:t xml:space="preserve">NFR-01</w:t>
-            </w:r>
-          </w:p>
-        </w:tc>
-        <w:tc>
-          <w:tcPr/>
-          <w:p>
-            <w:pPr>
-              <w:pStyle w:val="Compact"/>
-            </w:pPr>
-            <w:r>
-              <w:t xml:space="preserve">ความมั่นคงปลอดภัยและ RBAC</w:t>
-            </w:r>
-          </w:p>
-        </w:tc>
-        <w:tc>
-          <w:tcPr/>
-          <w:p>
-            <w:pPr>
-              <w:pStyle w:val="Compact"/>
-            </w:pPr>
-            <w:r>
-              <w:t xml:space="preserve">ทุก UC</w:t>
-            </w:r>
-          </w:p>
-        </w:tc>
-        <w:tc>
-          <w:tcPr/>
-          <w:p>
-            <w:pPr>
-              <w:pStyle w:val="Compact"/>
-            </w:pPr>
-            <w:r>
-              <w:t xml:space="preserve">TC-01</w:t>
-            </w:r>
-          </w:p>
-        </w:tc>
-        <w:tc>
-          <w:tcPr/>
-          <w:p>
-            <w:pPr>
-              <w:pStyle w:val="Compact"/>
-            </w:pPr>
-            <w:r>
-              <w:t xml:space="preserve">ผ่าน 7 จาก 7 รายการ</w:t>
-            </w:r>
-          </w:p>
-        </w:tc>
-      </w:tr>
-      <w:tr>
-        <w:tc>
-          <w:tcPr/>
-          <w:p>
-            <w:pPr>
-              <w:pStyle w:val="Compact"/>
-            </w:pPr>
-            <w:r>
-              <w:t xml:space="preserve">NFR-02</w:t>
-            </w:r>
-          </w:p>
-        </w:tc>
-        <w:tc>
-          <w:tcPr/>
-          <w:p>
-            <w:pPr>
-              <w:pStyle w:val="Compact"/>
-            </w:pPr>
-            <w:r>
-              <w:t xml:space="preserve">ข้อมูลปรากฏบนหน้าจอคิวภายใน 3 วินาที</w:t>
-            </w:r>
-          </w:p>
-        </w:tc>
-        <w:tc>
-          <w:tcPr/>
-          <w:p>
-            <w:pPr>
-              <w:pStyle w:val="Compact"/>
-            </w:pPr>
-            <w:r>
-              <w:t xml:space="preserve">UC-05</w:t>
-            </w:r>
-          </w:p>
-        </w:tc>
-        <w:tc>
-          <w:tcPr/>
-          <w:p>
-            <w:pPr>
-              <w:pStyle w:val="Compact"/>
-            </w:pPr>
-            <w:r>
-              <w:t xml:space="preserve">TC-05</w:t>
-            </w:r>
-          </w:p>
-        </w:tc>
-        <w:tc>
-          <w:tcPr/>
-          <w:p>
-            <w:pPr>
-              <w:pStyle w:val="Compact"/>
-            </w:pPr>
-            <w:r>
-              <w:t xml:space="preserve">ผ่าน สูงสุด 9 ms</w:t>
-            </w:r>
-          </w:p>
-        </w:tc>
-      </w:tr>
-      <w:tr>
-        <w:tc>
-          <w:tcPr/>
-          <w:p>
-            <w:pPr>
-              <w:pStyle w:val="Compact"/>
-            </w:pPr>
-            <w:r>
-              <w:t xml:space="preserve">NFR-03</w:t>
-            </w:r>
-          </w:p>
-        </w:tc>
-        <w:tc>
-          <w:tcPr/>
-          <w:p>
-            <w:pPr>
-              <w:pStyle w:val="Compact"/>
-            </w:pPr>
-            <w:r>
-              <w:t xml:space="preserve">รองรับแท็บเล็ตและสมาร์ตโฟน</w:t>
-            </w:r>
-          </w:p>
-        </w:tc>
-        <w:tc>
-          <w:tcPr/>
-          <w:p>
-            <w:pPr>
-              <w:pStyle w:val="Compact"/>
-            </w:pPr>
-            <w:r>
-              <w:t xml:space="preserve">UC-05, UC-07</w:t>
-            </w:r>
-          </w:p>
-        </w:tc>
-        <w:tc>
-          <w:tcPr/>
-          <w:p>
-            <w:pPr>
-              <w:pStyle w:val="Compact"/>
-            </w:pPr>
-            <w:r>
-              <w:t xml:space="preserve">ตรวจด้วยเบราว์เซอร์จริง</w:t>
-            </w:r>
-          </w:p>
-        </w:tc>
-        <w:tc>
-          <w:tcPr/>
-          <w:p>
-            <w:pPr>
-              <w:pStyle w:val="Compact"/>
-            </w:pPr>
-            <w:r>
-              <w:t xml:space="preserve">ผ่าน</w:t>
-            </w:r>
-          </w:p>
-        </w:tc>
-      </w:tr>
-      <w:tr>
-        <w:tc>
-          <w:tcPr/>
-          <w:p>
-            <w:pPr>
-              <w:pStyle w:val="Compact"/>
-            </w:pPr>
-            <w:r>
-              <w:t xml:space="preserve">NFR-04</w:t>
-            </w:r>
-          </w:p>
-        </w:tc>
-        <w:tc>
-          <w:tcPr/>
-          <w:p>
-            <w:pPr>
-              <w:pStyle w:val="Compact"/>
-            </w:pPr>
-            <w:r>
-              <w:t xml:space="preserve">ทนทานต่อธุรกรรมพร้อมกัน</w:t>
-            </w:r>
-          </w:p>
-        </w:tc>
-        <w:tc>
-          <w:tcPr/>
-          <w:p>
-            <w:pPr>
-              <w:pStyle w:val="Compact"/>
-            </w:pPr>
-            <w:r>
-              <w:t xml:space="preserve">UC-07</w:t>
-            </w:r>
-          </w:p>
-        </w:tc>
-        <w:tc>
-          <w:tcPr/>
-          <w:p>
-            <w:pPr>
-              <w:pStyle w:val="Compact"/>
-            </w:pPr>
-            <w:r>
-              <w:t xml:space="preserve">TC-06, TC-08</w:t>
-            </w:r>
-          </w:p>
-        </w:tc>
-        <w:tc>
-          <w:tcPr/>
-          <w:p>
-            <w:pPr>
-              <w:pStyle w:val="Compact"/>
-            </w:pPr>
-            <w:r>
-              <w:t xml:space="preserve">ผ่าน 300 คำขอ</w:t>
-            </w:r>
-          </w:p>
-        </w:tc>
-      </w:tr>
-      <w:tr>
-        <w:tc>
-          <w:tcPr/>
-          <w:p>
-            <w:pPr>
-              <w:pStyle w:val="Compact"/>
-            </w:pPr>
-            <w:r>
-              <w:t xml:space="preserve">NFR-05</w:t>
-            </w:r>
-          </w:p>
-        </w:tc>
-        <w:tc>
-          <w:tcPr/>
-          <w:p>
-            <w:pPr>
-              <w:pStyle w:val="Compact"/>
-            </w:pPr>
-            <w:r>
-              <w:t xml:space="preserve">พิมพ์ใบเสร็จภายใน 5 วินาที</w:t>
-            </w:r>
-          </w:p>
-        </w:tc>
-        <w:tc>
-          <w:tcPr/>
-          <w:p>
-            <w:pPr>
-              <w:pStyle w:val="Compact"/>
-            </w:pPr>
-            <w:r>
-              <w:t xml:space="preserve">UC-03</w:t>
-            </w:r>
-          </w:p>
-        </w:tc>
-        <w:tc>
-          <w:tcPr/>
-          <w:p>
-            <w:pPr>
-              <w:pStyle w:val="Compact"/>
-            </w:pPr>
-            <w:r>
-              <w:t xml:space="preserve">TC-13</w:t>
-            </w:r>
-          </w:p>
-        </w:tc>
-        <w:tc>
-          <w:tcPr/>
-          <w:p>
-            <w:pPr>
-              <w:pStyle w:val="Compact"/>
-            </w:pPr>
-            <w:r>
-              <w:t xml:space="preserve">ผ่านบางส่วน วัดในโหมดจำลอง</w:t>
-            </w:r>
-          </w:p>
-        </w:tc>
-      </w:tr>
-      <w:tr>
-        <w:tc>
-          <w:tcPr/>
-          <w:p>
-            <w:pPr>
-              <w:pStyle w:val="Compact"/>
-            </w:pPr>
-            <w:r>
-              <w:t xml:space="preserve">NFR-06</w:t>
-            </w:r>
-          </w:p>
-        </w:tc>
-        <w:tc>
-          <w:tcPr/>
-          <w:p>
-            <w:pPr>
-              <w:pStyle w:val="Compact"/>
-            </w:pPr>
-            <w:r>
-              <w:t xml:space="preserve">รองรับพร้อมกันไม่น้อยกว่า 10 เซสชัน</w:t>
-            </w:r>
-          </w:p>
-        </w:tc>
-        <w:tc>
-          <w:tcPr/>
-          <w:p>
-            <w:pPr>
-              <w:pStyle w:val="Compact"/>
-            </w:pPr>
-            <w:r>
-              <w:t xml:space="preserve">ทุก UC</w:t>
-            </w:r>
-          </w:p>
-        </w:tc>
-        <w:tc>
-          <w:tcPr/>
-          <w:p>
-            <w:pPr>
-              <w:pStyle w:val="Compact"/>
-            </w:pPr>
-            <w:r>
-              <w:t xml:space="preserve">TC-14</w:t>
-            </w:r>
-          </w:p>
-        </w:tc>
-        <w:tc>
-          <w:tcPr/>
-          <w:p>
-            <w:pPr>
-              <w:pStyle w:val="Compact"/>
-            </w:pPr>
-            <w:r>
-              <w:t xml:space="preserve">ผ่าน ไม่มีคำขอล้มเหลว</w:t>
-            </w:r>
-          </w:p>
-        </w:tc>
-      </w:tr>
-      <w:tr>
-        <w:tc>
-          <w:tcPr/>
-          <w:p>
-            <w:pPr>
-              <w:pStyle w:val="Compact"/>
-            </w:pPr>
-            <w:r>
-              <w:t xml:space="preserve">NFR-07</w:t>
-            </w:r>
-          </w:p>
-        </w:tc>
-        <w:tc>
-          <w:tcPr/>
-          <w:p>
-            <w:pPr>
-              <w:pStyle w:val="Compact"/>
-            </w:pPr>
-            <w:r>
-              <w:t xml:space="preserve">ทำงานถูกต้องบนเบราว์เซอร์ที่กำหนด</w:t>
-            </w:r>
-          </w:p>
-        </w:tc>
-        <w:tc>
-          <w:tcPr/>
-          <w:p>
-            <w:pPr>
-              <w:pStyle w:val="Compact"/>
-            </w:pPr>
-            <w:r>
-              <w:t xml:space="preserve">ทุก UC</w:t>
-            </w:r>
-          </w:p>
-        </w:tc>
-        <w:tc>
-          <w:tcPr/>
-          <w:p>
-            <w:pPr>
-              <w:pStyle w:val="Compact"/>
-            </w:pPr>
-            <w:r>
-              <w:t xml:space="preserve">เมทริกซ์เบราว์เซอร์</w:t>
-            </w:r>
-          </w:p>
-        </w:tc>
-        <w:tc>
-          <w:tcPr/>
-          <w:p>
-            <w:pPr>
-              <w:pStyle w:val="Compact"/>
-            </w:pPr>
-            <w:r>
-              <w:t xml:space="preserve">ผ่านทั้งสามกลไกเรนเดอร์</w:t>
-            </w:r>
-          </w:p>
-        </w:tc>
-      </w:tr>
-      <w:tr>
-        <w:tc>
-          <w:tcPr/>
-          <w:p>
-            <w:pPr>
-              <w:pStyle w:val="Compact"/>
-            </w:pPr>
-            <w:r>
-              <w:t xml:space="preserve">NFR-08</w:t>
-            </w:r>
-          </w:p>
-        </w:tc>
-        <w:tc>
-          <w:tcPr/>
-          <w:p>
-            <w:pPr>
-              <w:pStyle w:val="Compact"/>
-            </w:pPr>
-            <w:r>
-              <w:t xml:space="preserve">แยกชั้นและแยกส่วนประกอบตามที่ออกแบบ</w:t>
-            </w:r>
-          </w:p>
-        </w:tc>
-        <w:tc>
-          <w:tcPr/>
-          <w:p>
-            <w:pPr>
-              <w:pStyle w:val="Compact"/>
-            </w:pPr>
-            <w:r>
-              <w:t xml:space="preserve">—</w:t>
-            </w:r>
-          </w:p>
-        </w:tc>
-        <w:tc>
-          <w:tcPr/>
-          <w:p>
-            <w:pPr>
-              <w:pStyle w:val="Compact"/>
-            </w:pPr>
-            <w:r>
-              <w:t xml:space="preserve">ตรวจโครงสร้างซอร์สโค้ด</w:t>
-            </w:r>
-          </w:p>
-        </w:tc>
-        <w:tc>
-          <w:tcPr/>
-          <w:p>
-            <w:pPr>
-              <w:pStyle w:val="Compact"/>
-            </w:pPr>
-            <w:r>
-              <w:t xml:space="preserve">ผ่าน</w:t>
-            </w:r>
-          </w:p>
-        </w:tc>
-      </w:tr>
-      <w:tr>
-        <w:tc>
-          <w:tcPr/>
-          <w:p>
-            <w:pPr>
-              <w:pStyle w:val="Compact"/>
-            </w:pPr>
-            <w:r>
-              <w:t xml:space="preserve">NFR-09</w:t>
-            </w:r>
-          </w:p>
-        </w:tc>
-        <w:tc>
-          <w:tcPr/>
-          <w:p>
-            <w:pPr>
-              <w:pStyle w:val="Compact"/>
-            </w:pPr>
-            <w:r>
-              <w:t xml:space="preserve">ติดตั้งซ้ำได้ด้วยเอกสารเพียงอย่างเดียว</w:t>
-            </w:r>
-          </w:p>
-        </w:tc>
-        <w:tc>
-          <w:tcPr/>
-          <w:p>
-            <w:pPr>
-              <w:pStyle w:val="Compact"/>
-            </w:pPr>
-            <w:r>
-              <w:t xml:space="preserve">—</w:t>
-            </w:r>
-          </w:p>
-        </w:tc>
-        <w:tc>
-          <w:tcPr/>
-          <w:p>
-            <w:pPr>
-              <w:pStyle w:val="Compact"/>
-            </w:pPr>
-            <w:r>
-              <w:t xml:space="preserve">ติดตั้งตามคู่มือ</w:t>
-            </w:r>
-          </w:p>
-        </w:tc>
-        <w:tc>
-          <w:tcPr/>
-          <w:p>
-            <w:pPr>
-              <w:pStyle w:val="Compact"/>
-            </w:pPr>
-            <w:r>
-              <w:t xml:space="preserve">ผ่านบางส่วน รอผู้ทวนสอบภายนอก</w:t>
-            </w:r>
-          </w:p>
-        </w:tc>
-      </w:tr>
-    </w:tbl>
     <w:p>
       <w:r>
         <w:pict>
@@ -19474,9 +18229,9 @@
         </w:pict>
       </w:r>
     </w:p>
-    <w:bookmarkEnd w:id="135"/>
-    <w:bookmarkEnd w:id="136"/>
-    <w:bookmarkStart w:id="137" w:name="appendix-f-completeness-and-qa-record"/>
+    <w:bookmarkEnd w:id="128"/>
+    <w:bookmarkEnd w:id="129"/>
+    <w:bookmarkStart w:id="130" w:name="appendix-f-completeness-and-qa-record"/>
     <w:p>
       <w:pPr>
         <w:pStyle w:val="Heading1"/>
@@ -19858,7 +18613,7 @@
               <w:pStyle w:val="Compact"/>
             </w:pPr>
             <w:r>
-              <w:t xml:space="preserve">แผนภาพประกอบครบตามที่ต้นแบบกำหนด</w:t>
+              <w:t xml:space="preserve">แผนภาพประกอบครบตามช่องที่ต้นแบบกำหนด</w:t>
             </w:r>
           </w:p>
         </w:tc>
@@ -19880,7 +18635,7 @@
               <w:pStyle w:val="Compact"/>
             </w:pPr>
             <w:r>
-              <w:t xml:space="preserve">ภาพที่ 1–9 ครอบคลุมบริบท คอนเทนเนอร์ กรณีการใช้งานสี่กลุ่ม ลำดับการจ่ายสินค้า วงจรชีวิตคำสั่งซื้อ และแบบจำลองข้อมูล</w:t>
+              <w:t xml:space="preserve">ภาพที่ 1–7 คือแผนภาพบริบท กรณีการใช้งานสี่กลุ่ม วงจรชีวิตคำสั่งซื้อ และแบบจำลองข้อมูล</w:t>
             </w:r>
           </w:p>
         </w:tc>
@@ -20203,7 +18958,7 @@
         <w:t xml:space="preserve">จบเอกสาร Use Case SRS — ระบบ SOML</w:t>
       </w:r>
     </w:p>
-    <w:bookmarkEnd w:id="137"/>
+    <w:bookmarkEnd w:id="130"/>
     <w:sectPr>
       <w:footnotePr>
         <w:numRestart w:val="eachSect"/>

--- a/Documents/UseCase_SRS_SOML_ENGSE206_v1.0_TH.docx
+++ b/Documents/UseCase_SRS_SOML_ENGSE206_v1.0_TH.docx
@@ -1139,7 +1139,7 @@
               <w:pStyle w:val="Compact"/>
             </w:pPr>
             <w:r>
-              <w:t xml:space="preserve">บทที่ 1–2</w:t>
+              <w:t xml:space="preserve">ระยะเก็บความต้องการ</w:t>
             </w:r>
           </w:p>
         </w:tc>
@@ -1185,7 +1185,7 @@
               <w:pStyle w:val="Compact"/>
             </w:pPr>
             <w:r>
-              <w:t xml:space="preserve">บทที่ 3</w:t>
+              <w:t xml:space="preserve">ระยะออกแบบ</w:t>
             </w:r>
           </w:p>
         </w:tc>
@@ -1628,7 +1628,7 @@
               <w:pStyle w:val="Compact"/>
             </w:pPr>
             <w:r>
-              <w:t xml:space="preserve">Test Case ตามแผนการทดสอบในบทที่ 3</w:t>
+              <w:t xml:space="preserve">Test Case ตามแผนการทดสอบของโครงงาน</w:t>
             </w:r>
           </w:p>
         </w:tc>
@@ -1735,7 +1735,7 @@
         <w:pStyle w:val="BodyText"/>
       </w:pPr>
       <w:r>
-        <w:t xml:space="preserve">รหัสความต้องการ FR, NFR, BR และ UC ในเอกสารนี้ใช้หมายเลขเดียวกับที่ปรากฏในบทที่ 3 ของปริญญานิพนธ์ทุกประการ เพื่อให้อ้างอิงข้ามเอกสารได้โดยไม่ต้องแปลงรหัส ส่วนรหัส EV, US, AC, M, CON และ TBD เพิ่มขึ้นใหม่ในเอกสารฉบับนี้ตามโครงสร้างของแบบฟอร์ม</w:t>
+        <w:t xml:space="preserve">รหัสความต้องการ FR, NFR, BR และ UC ในเอกสารนี้ใช้หมายเลขเดียวกับที่ปรากฏในเอกสารข้อกำหนดความต้องการฉบับมาตรฐานตาม REF-03 ทุกประการ เพื่อให้อ้างอิงข้ามเอกสารได้โดยไม่ต้องแปลงรหัส ส่วนรหัส EV, US, AC, M, CON และ TBD เพิ่มขึ้นใหม่ในเอกสารฉบับนี้ตามโครงสร้างของแบบฟอร์ม</w:t>
       </w:r>
     </w:p>
     <w:bookmarkEnd w:id="37"/>
@@ -2352,18 +2352,18 @@
               <w:pStyle w:val="Compact"/>
             </w:pPr>
             <w:r>
-              <w:t xml:space="preserve">ENGSE206_CaseX_SRS_v1.0_TH.docx</w:t>
-            </w:r>
-          </w:p>
-        </w:tc>
-        <w:tc>
-          <w:tcPr/>
-          <w:p>
-            <w:pPr>
-              <w:pStyle w:val="Compact"/>
-            </w:pPr>
-            <w:r>
-              <w:t xml:space="preserve">โครงสร้างหัวข้อหลักของเอกสารฉบับนี้</w:t>
+              <w:t xml:space="preserve">ปริญญานิพนธ์ SE02 บทที่ 1</w:t>
+            </w:r>
+          </w:p>
+        </w:tc>
+        <w:tc>
+          <w:tcPr/>
+          <w:p>
+            <w:pPr>
+              <w:pStyle w:val="Compact"/>
+            </w:pPr>
+            <w:r>
+              <w:t xml:space="preserve">ที่มาของปัญหา EV-01..09 วัตถุประสงค์ และขอบเขตของโครงงาน</w:t>
             </w:r>
           </w:p>
         </w:tc>
@@ -2387,18 +2387,18 @@
               <w:pStyle w:val="Compact"/>
             </w:pPr>
             <w:r>
-              <w:t xml:space="preserve">ปริญญานิพนธ์ SE02 บทที่ 1</w:t>
-            </w:r>
-          </w:p>
-        </w:tc>
-        <w:tc>
-          <w:tcPr/>
-          <w:p>
-            <w:pPr>
-              <w:pStyle w:val="Compact"/>
-            </w:pPr>
-            <w:r>
-              <w:t xml:space="preserve">ที่มาของปัญหา EV-01..09 วัตถุประสงค์ และขอบเขต</w:t>
+              <w:t xml:space="preserve">ปริญญานิพนธ์ SE02 บทที่ 2</w:t>
+            </w:r>
+          </w:p>
+        </w:tc>
+        <w:tc>
+          <w:tcPr/>
+          <w:p>
+            <w:pPr>
+              <w:pStyle w:val="Compact"/>
+            </w:pPr>
+            <w:r>
+              <w:t xml:space="preserve">ทฤษฎีและงานที่เกี่ยวข้องซึ่งใช้อ้างอิงการออกแบบ</w:t>
             </w:r>
           </w:p>
         </w:tc>
@@ -2412,111 +2412,6 @@
             </w:pPr>
             <w:r>
               <w:t xml:space="preserve">REF-03</w:t>
-            </w:r>
-          </w:p>
-        </w:tc>
-        <w:tc>
-          <w:tcPr/>
-          <w:p>
-            <w:pPr>
-              <w:pStyle w:val="Compact"/>
-            </w:pPr>
-            <w:r>
-              <w:t xml:space="preserve">ปริญญานิพนธ์ SE02 บทที่ 2</w:t>
-            </w:r>
-          </w:p>
-        </w:tc>
-        <w:tc>
-          <w:tcPr/>
-          <w:p>
-            <w:pPr>
-              <w:pStyle w:val="Compact"/>
-            </w:pPr>
-            <w:r>
-              <w:t xml:space="preserve">ทฤษฎีและงานที่เกี่ยวข้องซึ่งใช้อ้างอิงการออกแบบ</w:t>
-            </w:r>
-          </w:p>
-        </w:tc>
-      </w:tr>
-      <w:tr>
-        <w:tc>
-          <w:tcPr/>
-          <w:p>
-            <w:pPr>
-              <w:pStyle w:val="Compact"/>
-            </w:pPr>
-            <w:r>
-              <w:t xml:space="preserve">REF-04</w:t>
-            </w:r>
-          </w:p>
-        </w:tc>
-        <w:tc>
-          <w:tcPr/>
-          <w:p>
-            <w:pPr>
-              <w:pStyle w:val="Compact"/>
-            </w:pPr>
-            <w:r>
-              <w:t xml:space="preserve">ปริญญานิพนธ์ SE02 บทที่ 3</w:t>
-            </w:r>
-          </w:p>
-        </w:tc>
-        <w:tc>
-          <w:tcPr/>
-          <w:p>
-            <w:pPr>
-              <w:pStyle w:val="Compact"/>
-            </w:pPr>
-            <w:r>
-              <w:t xml:space="preserve">FR/NFR, UC-01..11, ERD, C4 Model และแผนการทดสอบ</w:t>
-            </w:r>
-          </w:p>
-        </w:tc>
-      </w:tr>
-      <w:tr>
-        <w:tc>
-          <w:tcPr/>
-          <w:p>
-            <w:pPr>
-              <w:pStyle w:val="Compact"/>
-            </w:pPr>
-            <w:r>
-              <w:t xml:space="preserve">REF-05</w:t>
-            </w:r>
-          </w:p>
-        </w:tc>
-        <w:tc>
-          <w:tcPr/>
-          <w:p>
-            <w:pPr>
-              <w:pStyle w:val="Compact"/>
-            </w:pPr>
-            <w:r>
-              <w:t xml:space="preserve">ปริญญานิพนธ์ SE02 บทที่ 4</w:t>
-            </w:r>
-          </w:p>
-        </w:tc>
-        <w:tc>
-          <w:tcPr/>
-          <w:p>
-            <w:pPr>
-              <w:pStyle w:val="Compact"/>
-            </w:pPr>
-            <w:r>
-              <w:t xml:space="preserve">ผลการทดสอบจริงที่อ้างอิงในเอกสารนี้</w:t>
-            </w:r>
-          </w:p>
-        </w:tc>
-      </w:tr>
-      <w:tr>
-        <w:tc>
-          <w:tcPr/>
-          <w:p>
-            <w:pPr>
-              <w:pStyle w:val="Compact"/>
-            </w:pPr>
-            <w:r>
-              <w:t xml:space="preserve">REF-06</w:t>
             </w:r>
           </w:p>
         </w:tc>
@@ -2547,42 +2442,7 @@
               <w:pStyle w:val="Compact"/>
             </w:pPr>
             <w:r>
-              <w:t xml:space="preserve">ฉบับคู่กันของโครงงาน ใช้รหัสความต้องการชุดเดียวกัน</w:t>
-            </w:r>
-          </w:p>
-        </w:tc>
-      </w:tr>
-      <w:tr>
-        <w:tc>
-          <w:tcPr/>
-          <w:p>
-            <w:pPr>
-              <w:pStyle w:val="Compact"/>
-            </w:pPr>
-            <w:r>
-              <w:t xml:space="preserve">REF-07</w:t>
-            </w:r>
-          </w:p>
-        </w:tc>
-        <w:tc>
-          <w:tcPr/>
-          <w:p>
-            <w:pPr>
-              <w:pStyle w:val="Compact"/>
-            </w:pPr>
-            <w:r>
-              <w:t xml:space="preserve">app/evidence/</w:t>
-            </w:r>
-          </w:p>
-        </w:tc>
-        <w:tc>
-          <w:tcPr/>
-          <w:p>
-            <w:pPr>
-              <w:pStyle w:val="Compact"/>
-            </w:pPr>
-            <w:r>
-              <w:t xml:space="preserve">ไฟล์หลักฐานผลการทดสอบที่อ้างอิงทุกตัวเลข</w:t>
+              <w:t xml:space="preserve">เอกสารข้อกำหนดความต้องการฉบับคู่กันของโครงงาน ใช้รหัสความต้องการชุดเดียวกัน</w:t>
             </w:r>
           </w:p>
         </w:tc>
@@ -5734,7 +5594,7 @@
         <w:pStyle w:val="FirstParagraph"/>
       </w:pPr>
       <w:r>
-        <w:t xml:space="preserve">ส่วนนี้จัดตามเป้าหมายของผู้ใช้และกรณีการใช้งาน ตามที่แบบฟอร์ม IEEE อนุญาต โดยคงรหัสความต้องการเดิมจากบทที่ 3</w:t>
+        <w:t xml:space="preserve">ส่วนนี้จัดตามเป้าหมายของผู้ใช้และกรณีการใช้งาน ตามที่แบบฟอร์ม IEEE อนุญาต โดยคงรหัสความต้องการเดิมของโครงงาน</w:t>
       </w:r>
     </w:p>
     <w:p>
@@ -17518,7 +17378,7 @@
         <w:pStyle w:val="BodyText"/>
       </w:pPr>
       <w:r>
-        <w:t xml:space="preserve">แผนภาพประกอบอื่นของแบบจำลองเหล่านี้อยู่ในบทที่ 3 ของปริญญานิพนธ์ ได้แก่ แผนภาพส่วนประกอบภายในระบบหลังบ้าน แผนภาพลำดับของการสร้างคำสั่งซื้อ และแผนภาพกิจกรรมของกระบวนการทั้งหมด</w:t>
+        <w:t xml:space="preserve">แบบจำลองเหล่านี้ยังมีแผนภาพประกอบอื่นในเอกสารการออกแบบของโครงงาน ได้แก่ แผนภาพส่วนประกอบภายในระบบหลังบ้าน แผนภาพลำดับของการสร้างคำสั่งซื้อ และแผนภาพกิจกรรมของกระบวนการทั้งหมด</w:t>
       </w:r>
     </w:p>
     <w:p>
@@ -21243,7 +21103,7 @@
               <w:pStyle w:val="Compact"/>
             </w:pPr>
             <w:r>
-              <w:t xml:space="preserve">รหัสความต้องการตรงกับบทที่ 3 ของปริญญานิพนธ์</w:t>
+              <w:t xml:space="preserve">รหัสความต้องการตรงกับเอกสารข้อกำหนดฉบับมาตรฐาน</w:t>
             </w:r>
           </w:p>
         </w:tc>

--- a/Documents/UseCase_SRS_SOML_ENGSE206_v1.0_TH.docx
+++ b/Documents/UseCase_SRS_SOML_ENGSE206_v1.0_TH.docx
@@ -384,243 +384,6 @@
           <w:b/>
           <w:bCs/>
         </w:rPr>
-        <w:t xml:space="preserve">เอกสารฉบับนี้ต่างจาก SRS อีกฉบับอย่างไร</w:t>
-      </w:r>
-      <w:r>
-        <w:t xml:space="preserve"> </w:t>
-      </w:r>
-      <w:r>
-        <w:t xml:space="preserve">โครงงานนี้มีเอกสารข้อกำหนดความต้องการสองฉบับที่ใช้คู่กัน ไม่ใช่ฉบับซ้ำซ้อน</w:t>
-      </w:r>
-    </w:p>
-    <w:tbl>
-      <w:tblPr>
-        <w:tblStyle w:val="TableGrid"/>
-        <w:tblBorders>
-          <w:top w:val="single" w:sz="4" w:space="0" w:color="auto"/>
-          <w:left w:val="single" w:sz="4" w:space="0" w:color="auto"/>
-          <w:bottom w:val="single" w:sz="4" w:space="0" w:color="auto"/>
-          <w:right w:val="single" w:sz="4" w:space="0" w:color="auto"/>
-          <w:insideH w:val="single" w:sz="4" w:space="0" w:color="auto"/>
-          <w:insideV w:val="single" w:sz="4" w:space="0" w:color="auto"/>
-        </w:tblBorders>
-        <w:tblW w:type="pct" w:w="5000"/>
-        <w:tblLayout w:type="fixed"/>
-        <w:tblLook w:firstRow="1" w:lastRow="0" w:firstColumn="0" w:lastColumn="0" w:noHBand="0" w:noVBand="0" w:val="0020"/>
-      </w:tblPr>
-      <w:tblGrid>
-        <w:gridCol w:w="1980"/>
-        <w:gridCol w:w="1980"/>
-        <w:gridCol w:w="1980"/>
-        <w:gridCol w:w="1980"/>
-      </w:tblGrid>
-      <w:tr>
-        <w:trPr>
-          <w:tblHeader w:val="on"/>
-        </w:trPr>
-        <w:tc>
-          <w:tcPr>
-            <w:shd w:val="clear" w:color="auto" w:fill="183B63"/>
-          </w:tcPr>
-          <w:p>
-            <w:pPr>
-              <w:pStyle w:val="Compact"/>
-            </w:pPr>
-            <w:r>
-              <w:rPr>
-                <w:b/>
-                <w:bCs/>
-                <w:color w:val="FFFFFF"/>
-              </w:rPr>
-              <w:t xml:space="preserve">ฉบับ</w:t>
-            </w:r>
-          </w:p>
-        </w:tc>
-        <w:tc>
-          <w:tcPr>
-            <w:shd w:val="clear" w:color="auto" w:fill="183B63"/>
-          </w:tcPr>
-          <w:p>
-            <w:pPr>
-              <w:pStyle w:val="Compact"/>
-            </w:pPr>
-            <w:r>
-              <w:rPr>
-                <w:b/>
-                <w:bCs/>
-                <w:color w:val="FFFFFF"/>
-              </w:rPr>
-              <w:t xml:space="preserve">ไฟล์</w:t>
-            </w:r>
-          </w:p>
-        </w:tc>
-        <w:tc>
-          <w:tcPr>
-            <w:shd w:val="clear" w:color="auto" w:fill="183B63"/>
-          </w:tcPr>
-          <w:p>
-            <w:pPr>
-              <w:pStyle w:val="Compact"/>
-            </w:pPr>
-            <w:r>
-              <w:rPr>
-                <w:b/>
-                <w:bCs/>
-                <w:color w:val="FFFFFF"/>
-              </w:rPr>
-              <w:t xml:space="preserve">จัดตามมาตรฐาน</w:t>
-            </w:r>
-          </w:p>
-        </w:tc>
-        <w:tc>
-          <w:tcPr>
-            <w:shd w:val="clear" w:color="auto" w:fill="183B63"/>
-          </w:tcPr>
-          <w:p>
-            <w:pPr>
-              <w:pStyle w:val="Compact"/>
-            </w:pPr>
-            <w:r>
-              <w:rPr>
-                <w:b/>
-                <w:bCs/>
-                <w:color w:val="FFFFFF"/>
-              </w:rPr>
-              <w:t xml:space="preserve">จุดเน้น</w:t>
-            </w:r>
-          </w:p>
-        </w:tc>
-      </w:tr>
-      <w:tr>
-        <w:tc>
-          <w:tcPr/>
-          <w:p>
-            <w:pPr>
-              <w:pStyle w:val="Compact"/>
-            </w:pPr>
-            <w:r>
-              <w:rPr>
-                <w:b/>
-                <w:bCs/>
-              </w:rPr>
-              <w:t xml:space="preserve">Use Case SRS</w:t>
-            </w:r>
-            <w:r>
-              <w:t xml:space="preserve"> </w:t>
-            </w:r>
-            <w:r>
-              <w:t xml:space="preserve">(ฉบับนี้)</w:t>
-            </w:r>
-          </w:p>
-        </w:tc>
-        <w:tc>
-          <w:tcPr/>
-          <w:p>
-            <w:pPr>
-              <w:pStyle w:val="Compact"/>
-            </w:pPr>
-            <w:r>
-              <w:rPr>
-                <w:rStyle w:val="VerbatimChar"/>
-              </w:rPr>
-              <w:t xml:space="preserve">UseCase_SRS_SOML_ENGSE206_v1.0_TH.md</w:t>
-            </w:r>
-          </w:p>
-        </w:tc>
-        <w:tc>
-          <w:tcPr/>
-          <w:p>
-            <w:pPr>
-              <w:pStyle w:val="Compact"/>
-            </w:pPr>
-            <w:r>
-              <w:t xml:space="preserve">แบบฟอร์ม IEEE SRS ของรายวิชา ENGSE206</w:t>
-            </w:r>
-          </w:p>
-        </w:tc>
-        <w:tc>
-          <w:tcPr/>
-          <w:p>
-            <w:pPr>
-              <w:pStyle w:val="Compact"/>
-            </w:pPr>
-            <w:r>
-              <w:t xml:space="preserve">จัดเนื้อหาตามกรณีการใช้งาน เน้นลำดับขั้นการทำงาน ทางเลือก ข้อยกเว้น เกณฑ์การยอมรับ และการสอบกลับตั้งแต่หลักฐานถึงกรณีทดสอบ</w:t>
-            </w:r>
-          </w:p>
-        </w:tc>
-      </w:tr>
-      <w:tr>
-        <w:tc>
-          <w:tcPr/>
-          <w:p>
-            <w:pPr>
-              <w:pStyle w:val="Compact"/>
-            </w:pPr>
-            <w:r>
-              <w:rPr>
-                <w:b/>
-                <w:bCs/>
-              </w:rPr>
-              <w:t xml:space="preserve">SRS ตามมาตรฐาน</w:t>
-            </w:r>
-          </w:p>
-        </w:tc>
-        <w:tc>
-          <w:tcPr/>
-          <w:p>
-            <w:pPr>
-              <w:pStyle w:val="Compact"/>
-            </w:pPr>
-            <w:r>
-              <w:rPr>
-                <w:rStyle w:val="VerbatimChar"/>
-              </w:rPr>
-              <w:t xml:space="preserve">SRS_SOML_SE02_3.md</w:t>
-            </w:r>
-          </w:p>
-        </w:tc>
-        <w:tc>
-          <w:tcPr/>
-          <w:p>
-            <w:pPr>
-              <w:pStyle w:val="Compact"/>
-            </w:pPr>
-            <w:r>
-              <w:t xml:space="preserve">ISO/IEC/IEEE 29148</w:t>
-            </w:r>
-          </w:p>
-        </w:tc>
-        <w:tc>
-          <w:tcPr/>
-          <w:p>
-            <w:pPr>
-              <w:pStyle w:val="Compact"/>
-            </w:pPr>
-            <w:r>
-              <w:t xml:space="preserve">จัดเนื้อหาตามหมวดของมาตรฐาน เน้นความครบถ้วนของประเภทความต้องการและการทวนสอบรายข้อ</w:t>
-            </w:r>
-          </w:p>
-        </w:tc>
-      </w:tr>
-    </w:tbl>
-    <w:p>
-      <w:pPr>
-        <w:pStyle w:val="BlockText"/>
-      </w:pPr>
-      <w:r>
-        <w:t xml:space="preserve">ทั้งสองฉบับใช้รหัสความต้องการชุดเดียวกัน คือ FR, NFR, BR, UC และ TC จึงอ่านสลับกันได้โดยไม่ต้องแปลงรหัส</w:t>
-      </w:r>
-    </w:p>
-    <w:p>
-      <w:pPr>
-        <w:pStyle w:val="BlockText"/>
-      </w:pPr>
-      <w:r>
-        <w:rPr>
-          <w:b/>
-          <w:bCs/>
-        </w:rPr>
         <w:t xml:space="preserve">ขอบเขตของเอกสารฉบับนี้</w:t>
       </w:r>
       <w:r>
@@ -1735,7 +1498,7 @@
         <w:pStyle w:val="BodyText"/>
       </w:pPr>
       <w:r>
-        <w:t xml:space="preserve">รหัสความต้องการ FR, NFR, BR และ UC ในเอกสารนี้ใช้หมายเลขเดียวกับที่ปรากฏในเอกสารข้อกำหนดความต้องการฉบับมาตรฐานตาม REF-03 ทุกประการ เพื่อให้อ้างอิงข้ามเอกสารได้โดยไม่ต้องแปลงรหัส ส่วนรหัส EV, US, AC, M, CON และ TBD เพิ่มขึ้นใหม่ในเอกสารฉบับนี้ตามโครงสร้างของแบบฟอร์ม</w:t>
+        <w:t xml:space="preserve">รหัสความต้องการ FR, NFR, BR และ UC ในเอกสารนี้กำหนดขึ้นในเอกสารฉบับนี้และใช้ร่วมกันตลอดทั้งโครงงาน ส่วนรหัส EV, US, AC, M, CON และ TBD เพิ่มขึ้นตามโครงสร้างของแบบฟอร์ม</w:t>
       </w:r>
     </w:p>
     <w:bookmarkEnd w:id="37"/>
@@ -2399,50 +2162,6 @@
             </w:pPr>
             <w:r>
               <w:t xml:space="preserve">ทฤษฎีและงานที่เกี่ยวข้องซึ่งใช้อ้างอิงการออกแบบ</w:t>
-            </w:r>
-          </w:p>
-        </w:tc>
-      </w:tr>
-      <w:tr>
-        <w:tc>
-          <w:tcPr/>
-          <w:p>
-            <w:pPr>
-              <w:pStyle w:val="Compact"/>
-            </w:pPr>
-            <w:r>
-              <w:t xml:space="preserve">REF-03</w:t>
-            </w:r>
-          </w:p>
-        </w:tc>
-        <w:tc>
-          <w:tcPr/>
-          <w:p>
-            <w:pPr>
-              <w:pStyle w:val="Compact"/>
-            </w:pPr>
-            <w:r>
-              <w:rPr>
-                <w:rStyle w:val="VerbatimChar"/>
-              </w:rPr>
-              <w:t xml:space="preserve">SRS_SOML_SE02_3.md</w:t>
-            </w:r>
-            <w:r>
-              <w:t xml:space="preserve"> </w:t>
-            </w:r>
-            <w:r>
-              <w:t xml:space="preserve">— SRS ตามมาตรฐาน ISO/IEC/IEEE 29148</w:t>
-            </w:r>
-          </w:p>
-        </w:tc>
-        <w:tc>
-          <w:tcPr/>
-          <w:p>
-            <w:pPr>
-              <w:pStyle w:val="Compact"/>
-            </w:pPr>
-            <w:r>
-              <w:t xml:space="preserve">เอกสารข้อกำหนดความต้องการฉบับคู่กันของโครงงาน ใช้รหัสความต้องการชุดเดียวกัน</w:t>
             </w:r>
           </w:p>
         </w:tc>
@@ -3441,211 +3160,54 @@
         <w:t xml:space="preserve">2.4 Operating Environment</w:t>
       </w:r>
     </w:p>
-    <w:tbl>
-      <w:tblPr>
-        <w:tblStyle w:val="TableGrid"/>
-        <w:tblBorders>
-          <w:top w:val="single" w:sz="4" w:space="0" w:color="auto"/>
-          <w:left w:val="single" w:sz="4" w:space="0" w:color="auto"/>
-          <w:bottom w:val="single" w:sz="4" w:space="0" w:color="auto"/>
-          <w:right w:val="single" w:sz="4" w:space="0" w:color="auto"/>
-          <w:insideH w:val="single" w:sz="4" w:space="0" w:color="auto"/>
-          <w:insideV w:val="single" w:sz="4" w:space="0" w:color="auto"/>
-        </w:tblBorders>
-        <w:tblW w:type="pct" w:w="5000"/>
-        <w:tblLayout w:type="fixed"/>
-        <w:tblLook w:firstRow="1" w:lastRow="0" w:firstColumn="0" w:lastColumn="0" w:noHBand="0" w:noVBand="0" w:val="0020"/>
-      </w:tblPr>
-      <w:tblGrid>
-        <w:gridCol w:w="3960"/>
-        <w:gridCol w:w="3960"/>
-      </w:tblGrid>
-      <w:tr>
-        <w:trPr>
-          <w:tblHeader w:val="on"/>
-        </w:trPr>
-        <w:tc>
-          <w:tcPr>
-            <w:shd w:val="clear" w:color="auto" w:fill="183B63"/>
-          </w:tcPr>
-          <w:p>
-            <w:pPr>
-              <w:pStyle w:val="Compact"/>
-            </w:pPr>
-            <w:r>
-              <w:rPr>
-                <w:b/>
-                <w:bCs/>
-                <w:color w:val="FFFFFF"/>
-              </w:rPr>
-              <w:t xml:space="preserve">รายการ</w:t>
-            </w:r>
-          </w:p>
-        </w:tc>
-        <w:tc>
-          <w:tcPr>
-            <w:shd w:val="clear" w:color="auto" w:fill="183B63"/>
-          </w:tcPr>
-          <w:p>
-            <w:pPr>
-              <w:pStyle w:val="Compact"/>
-            </w:pPr>
-            <w:r>
-              <w:rPr>
-                <w:b/>
-                <w:bCs/>
-                <w:color w:val="FFFFFF"/>
-              </w:rPr>
-              <w:t xml:space="preserve">ข้อกำหนด</w:t>
-            </w:r>
-          </w:p>
-        </w:tc>
-      </w:tr>
-      <w:tr>
-        <w:tc>
-          <w:tcPr/>
-          <w:p>
-            <w:pPr>
-              <w:pStyle w:val="Compact"/>
-            </w:pPr>
-            <w:r>
-              <w:t xml:space="preserve">ฝั่งผู้ใช้</w:t>
-            </w:r>
-          </w:p>
-        </w:tc>
-        <w:tc>
-          <w:tcPr/>
-          <w:p>
-            <w:pPr>
-              <w:pStyle w:val="Compact"/>
-            </w:pPr>
-            <w:r>
-              <w:t xml:space="preserve">เว็บเบราว์เซอร์รุ่นล่าสุด Chrome, Edge หรือ Firefox บนคอมพิวเตอร์ แท็บเล็ต หรือสมาร์ตโฟน</w:t>
-            </w:r>
-          </w:p>
-        </w:tc>
-      </w:tr>
-      <w:tr>
-        <w:tc>
-          <w:tcPr/>
-          <w:p>
-            <w:pPr>
-              <w:pStyle w:val="Compact"/>
-            </w:pPr>
-            <w:r>
-              <w:t xml:space="preserve">ฝั่งเซิร์ฟเวอร์</w:t>
-            </w:r>
-          </w:p>
-        </w:tc>
-        <w:tc>
-          <w:tcPr/>
-          <w:p>
-            <w:pPr>
-              <w:pStyle w:val="Compact"/>
-            </w:pPr>
-            <w:r>
-              <w:t xml:space="preserve">Node.js 20 LTS ขึ้นไป · Express.js</w:t>
-            </w:r>
-          </w:p>
-        </w:tc>
-      </w:tr>
-      <w:tr>
-        <w:tc>
-          <w:tcPr/>
-          <w:p>
-            <w:pPr>
-              <w:pStyle w:val="Compact"/>
-            </w:pPr>
-            <w:r>
-              <w:t xml:space="preserve">ฐานข้อมูล</w:t>
-            </w:r>
-          </w:p>
-        </w:tc>
-        <w:tc>
-          <w:tcPr/>
-          <w:p>
-            <w:pPr>
-              <w:pStyle w:val="Compact"/>
-            </w:pPr>
-            <w:r>
-              <w:t xml:space="preserve">MySQL 8.0 กลไกจัดเก็บ InnoDB</w:t>
-            </w:r>
-          </w:p>
-        </w:tc>
-      </w:tr>
-      <w:tr>
-        <w:tc>
-          <w:tcPr/>
-          <w:p>
-            <w:pPr>
-              <w:pStyle w:val="Compact"/>
-            </w:pPr>
-            <w:r>
-              <w:t xml:space="preserve">อุปกรณ์ต่อพ่วง</w:t>
-            </w:r>
-          </w:p>
-        </w:tc>
-        <w:tc>
-          <w:tcPr/>
-          <w:p>
-            <w:pPr>
-              <w:pStyle w:val="Compact"/>
-            </w:pPr>
-            <w:r>
-              <w:t xml:space="preserve">เครื่องพิมพ์ใบเสร็จความร้อนที่รองรับ ESC/POS ต่อผ่าน USB หรือเครือข่าย</w:t>
-            </w:r>
-          </w:p>
-        </w:tc>
-      </w:tr>
-      <w:tr>
-        <w:tc>
-          <w:tcPr/>
-          <w:p>
-            <w:pPr>
-              <w:pStyle w:val="Compact"/>
-            </w:pPr>
-            <w:r>
-              <w:t xml:space="preserve">เครือข่าย</w:t>
-            </w:r>
-          </w:p>
-        </w:tc>
-        <w:tc>
-          <w:tcPr/>
-          <w:p>
-            <w:pPr>
-              <w:pStyle w:val="Compact"/>
-            </w:pPr>
-            <w:r>
-              <w:t xml:space="preserve">เครือข่ายภายในร้านที่ครอบคลุมทั้งจุดชำระเงินและคลังสินค้า</w:t>
-            </w:r>
-          </w:p>
-        </w:tc>
-      </w:tr>
-      <w:tr>
-        <w:tc>
-          <w:tcPr/>
-          <w:p>
-            <w:pPr>
-              <w:pStyle w:val="Compact"/>
-            </w:pPr>
-            <w:r>
-              <w:t xml:space="preserve">ช่องทางเข้าถึง</w:t>
-            </w:r>
-          </w:p>
-        </w:tc>
-        <w:tc>
-          <w:tcPr/>
-          <w:p>
-            <w:pPr>
-              <w:pStyle w:val="Compact"/>
-            </w:pPr>
-            <w:r>
-              <w:t xml:space="preserve">HTTPS เท่านั้น</w:t>
-            </w:r>
-          </w:p>
-        </w:tc>
-      </w:tr>
-    </w:tbl>
+    <w:p>
+      <w:pPr>
+        <w:pStyle w:val="Compact"/>
+        <w:numPr>
+          <w:ilvl w:val="0"/>
+          <w:numId w:val="1001"/>
+        </w:numPr>
+      </w:pPr>
+      <w:r>
+        <w:t xml:space="preserve">ฝั่งผู้ใช้ใช้เว็บเบราว์เซอร์รุ่นล่าสุด Chrome, Edge หรือ Firefox บนคอมพิวเตอร์ แท็บเล็ต หรือสมาร์ตโฟน</w:t>
+      </w:r>
+    </w:p>
+    <w:p>
+      <w:pPr>
+        <w:pStyle w:val="Compact"/>
+        <w:numPr>
+          <w:ilvl w:val="0"/>
+          <w:numId w:val="1001"/>
+        </w:numPr>
+      </w:pPr>
+      <w:r>
+        <w:t xml:space="preserve">ฝั่งเซิร์ฟเวอร์ใช้ Node.js 20 LTS ขึ้นไปร่วมกับ Express.js และฐานข้อมูล MySQL 8.0 กลไกจัดเก็บ InnoDB</w:t>
+      </w:r>
+    </w:p>
+    <w:p>
+      <w:pPr>
+        <w:pStyle w:val="Compact"/>
+        <w:numPr>
+          <w:ilvl w:val="0"/>
+          <w:numId w:val="1001"/>
+        </w:numPr>
+      </w:pPr>
+      <w:r>
+        <w:t xml:space="preserve">อุปกรณ์ต่อพ่วงคือเครื่องพิมพ์ใบเสร็จความร้อนที่รองรับ ESC/POS ต่อผ่าน USB หรือเครือข่าย</w:t>
+      </w:r>
+    </w:p>
+    <w:p>
+      <w:pPr>
+        <w:pStyle w:val="Compact"/>
+        <w:numPr>
+          <w:ilvl w:val="0"/>
+          <w:numId w:val="1001"/>
+        </w:numPr>
+      </w:pPr>
+      <w:r>
+        <w:t xml:space="preserve">ใช้งานบนเครือข่ายภายในร้านที่ครอบคลุมทั้งจุดชำระเงินและคลังสินค้า และเข้าถึงระบบผ่าน HTTPS เท่านั้น</w:t>
+      </w:r>
+    </w:p>
     <w:bookmarkEnd w:id="49"/>
     <w:bookmarkStart w:id="50" w:name="design-and-implementation-constraints"/>
     <w:p>
@@ -4026,159 +3588,33 @@
         <w:t xml:space="preserve">2.6 User Documentation</w:t>
       </w:r>
     </w:p>
-    <w:tbl>
-      <w:tblPr>
-        <w:tblStyle w:val="TableGrid"/>
-        <w:tblBorders>
-          <w:top w:val="single" w:sz="4" w:space="0" w:color="auto"/>
-          <w:left w:val="single" w:sz="4" w:space="0" w:color="auto"/>
-          <w:bottom w:val="single" w:sz="4" w:space="0" w:color="auto"/>
-          <w:right w:val="single" w:sz="4" w:space="0" w:color="auto"/>
-          <w:insideH w:val="single" w:sz="4" w:space="0" w:color="auto"/>
-          <w:insideV w:val="single" w:sz="4" w:space="0" w:color="auto"/>
-        </w:tblBorders>
-        <w:tblW w:type="pct" w:w="5000"/>
-        <w:tblLayout w:type="fixed"/>
-        <w:tblLook w:firstRow="1" w:lastRow="0" w:firstColumn="0" w:lastColumn="0" w:noHBand="0" w:noVBand="0" w:val="0020"/>
-      </w:tblPr>
-      <w:tblGrid>
-        <w:gridCol w:w="2640"/>
-        <w:gridCol w:w="2640"/>
-        <w:gridCol w:w="2640"/>
-      </w:tblGrid>
-      <w:tr>
-        <w:trPr>
-          <w:tblHeader w:val="on"/>
-        </w:trPr>
-        <w:tc>
-          <w:tcPr>
-            <w:shd w:val="clear" w:color="auto" w:fill="183B63"/>
-          </w:tcPr>
-          <w:p>
-            <w:pPr>
-              <w:pStyle w:val="Compact"/>
-            </w:pPr>
-            <w:r>
-              <w:rPr>
-                <w:b/>
-                <w:bCs/>
-                <w:color w:val="FFFFFF"/>
-              </w:rPr>
-              <w:t xml:space="preserve">เอกสาร</w:t>
-            </w:r>
-          </w:p>
-        </w:tc>
-        <w:tc>
-          <w:tcPr>
-            <w:shd w:val="clear" w:color="auto" w:fill="183B63"/>
-          </w:tcPr>
-          <w:p>
-            <w:pPr>
-              <w:pStyle w:val="Compact"/>
-            </w:pPr>
-            <w:r>
-              <w:rPr>
-                <w:b/>
-                <w:bCs/>
-                <w:color w:val="FFFFFF"/>
-              </w:rPr>
-              <w:t xml:space="preserve">ผู้ใช้</w:t>
-            </w:r>
-          </w:p>
-        </w:tc>
-        <w:tc>
-          <w:tcPr>
-            <w:shd w:val="clear" w:color="auto" w:fill="183B63"/>
-          </w:tcPr>
-          <w:p>
-            <w:pPr>
-              <w:pStyle w:val="Compact"/>
-            </w:pPr>
-            <w:r>
-              <w:rPr>
-                <w:b/>
-                <w:bCs/>
-                <w:color w:val="FFFFFF"/>
-              </w:rPr>
-              <w:t xml:space="preserve">เนื้อหา</w:t>
-            </w:r>
-          </w:p>
-        </w:tc>
-      </w:tr>
-      <w:tr>
-        <w:tc>
-          <w:tcPr/>
-          <w:p>
-            <w:pPr>
-              <w:pStyle w:val="Compact"/>
-            </w:pPr>
-            <w:r>
-              <w:t xml:space="preserve">คู่มือติดตั้งและใช้งาน (app/README.md)</w:t>
-            </w:r>
-          </w:p>
-        </w:tc>
-        <w:tc>
-          <w:tcPr/>
-          <w:p>
-            <w:pPr>
-              <w:pStyle w:val="Compact"/>
-            </w:pPr>
-            <w:r>
-              <w:t xml:space="preserve">ผู้ดูแลระบบของร้าน</w:t>
-            </w:r>
-          </w:p>
-        </w:tc>
-        <w:tc>
-          <w:tcPr/>
-          <w:p>
-            <w:pPr>
-              <w:pStyle w:val="Compact"/>
-            </w:pPr>
-            <w:r>
-              <w:t xml:space="preserve">ขั้นตอนติดตั้งเจ็ดข้อ การตั้งค่าเครื่องพิมพ์ การสาธิต และการทดสอบ</w:t>
-            </w:r>
-          </w:p>
-        </w:tc>
-      </w:tr>
-      <w:tr>
-        <w:tc>
-          <w:tcPr/>
-          <w:p>
-            <w:pPr>
-              <w:pStyle w:val="Compact"/>
-            </w:pPr>
-            <w:r>
-              <w:t xml:space="preserve">ข้อความแนะนำในหน้าจอ</w:t>
-            </w:r>
-          </w:p>
-        </w:tc>
-        <w:tc>
-          <w:tcPr/>
-          <w:p>
-            <w:pPr>
-              <w:pStyle w:val="Compact"/>
-            </w:pPr>
-            <w:r>
-              <w:t xml:space="preserve">ผู้ใช้ทุกบทบาท</w:t>
-            </w:r>
-          </w:p>
-        </w:tc>
-        <w:tc>
-          <w:tcPr/>
-          <w:p>
-            <w:pPr>
-              <w:pStyle w:val="Compact"/>
-            </w:pPr>
-            <w:r>
-              <w:t xml:space="preserve">ข้อความกำกับปุ่มที่มีผลถาวร คำเตือนก่อนยืนยันจ่าย และผลลัพธ์ของทุกการกระทำ</w:t>
-            </w:r>
-          </w:p>
-        </w:tc>
-      </w:tr>
-    </w:tbl>
     <w:p>
       <w:pPr>
-        <w:pStyle w:val="BodyText"/>
+        <w:pStyle w:val="Compact"/>
+        <w:numPr>
+          <w:ilvl w:val="0"/>
+          <w:numId w:val="1002"/>
+        </w:numPr>
+      </w:pPr>
+      <w:r>
+        <w:t xml:space="preserve">คู่มือติดตั้งและใช้งานสำหรับผู้ดูแลระบบของร้าน ครอบคลุมขั้นตอนติดตั้ง การตั้งค่าเครื่องพิมพ์ และการทดสอบ</w:t>
+      </w:r>
+    </w:p>
+    <w:p>
+      <w:pPr>
+        <w:pStyle w:val="Compact"/>
+        <w:numPr>
+          <w:ilvl w:val="0"/>
+          <w:numId w:val="1002"/>
+        </w:numPr>
+      </w:pPr>
+      <w:r>
+        <w:t xml:space="preserve">ข้อความแนะนำในหน้าจอสำหรับผู้ใช้ทุกบทบาท กำกับปุ่มที่มีผลถาวรและแจ้งผลของทุกการกระทำ</w:t>
+      </w:r>
+    </w:p>
+    <w:p>
+      <w:pPr>
+        <w:pStyle w:val="FirstParagraph"/>
       </w:pPr>
       <w:r>
         <w:t xml:space="preserve">คู่มือติดตั้งทำหน้าที่เป็นหลักฐานทวนสอบ NFR-09 ด้วย เกณฑ์คือติดตั้งบนเครื่องใหม่ได้สำเร็จโดยใช้เอกสารนี้เพียงอย่างเดียว โดยไม่ต้องแก้ซอร์สโค้ด</w:t>
@@ -4689,14 +4125,6 @@
         </w:tc>
       </w:tr>
     </w:tbl>
-    <w:p>
-      <w:pPr>
-        <w:pStyle w:val="BodyText"/>
-      </w:pPr>
-      <w:r>
-        <w:t xml:space="preserve">หน้าจอที่พัฒนาแล้วมีเก้าหน้า ได้แก่ หน้าเข้าสู่ระบบ หน้าขายหน้าร้าน หน้ารับชำระด้วย QR พร้อมเพย์ หน้าคิวรอจ่ายสินค้า หน้ายืนยันจ่ายสินค้า แดชบอร์ดปฏิบัติการ แดชบอร์ดระดับบริหาร หน้าจัดการข้อมูลสินค้า หน้าการแจ้งเตือน และหน้าประวัติการทำรายการ</w:t>
-      </w:r>
-    </w:p>
     <w:bookmarkEnd w:id="54"/>
     <w:bookmarkStart w:id="55" w:name="hardware-interfaces"/>
     <w:p>
@@ -5580,7 +5008,7 @@
     </w:p>
     <w:bookmarkEnd w:id="57"/>
     <w:bookmarkEnd w:id="58"/>
-    <w:bookmarkStart w:id="121" w:name="system-features"/>
+    <w:bookmarkStart w:id="112" w:name="system-features"/>
     <w:p>
       <w:pPr>
         <w:pStyle w:val="Heading1"/>
@@ -5604,14 +5032,14 @@
       <w:r>
         <w:drawing>
           <wp:inline>
-            <wp:extent cx="6261100" cy="5991483"/>
+            <wp:extent cx="4023360" cy="7210230"/>
             <wp:effectExtent b="0" l="0" r="0" t="0"/>
-            <wp:docPr descr="แผนภาพกรณีการใช้งานกลุ่มเข้าสู่ระบบ" title="" id="60" name="Picture"/>
+            <wp:docPr descr="แผนภาพกรณีการใช้งาน" title="" id="60" name="Picture"/>
             <a:graphic>
               <a:graphicData uri="http://schemas.openxmlformats.org/drawingml/2006/picture">
                 <pic:pic>
                   <pic:nvPicPr>
-                    <pic:cNvPr descr="assets/diagrams/fig3-06_uc_auth.png" id="61" name="Picture"/>
+                    <pic:cNvPr descr="assets/diagrams/fig-srs-usecase-all.png" id="61" name="Picture"/>
                     <pic:cNvPicPr>
                       <a:picLocks noChangeArrowheads="1" noChangeAspect="1"/>
                     </pic:cNvPicPr>
@@ -5625,7 +5053,7 @@
                   <pic:spPr bwMode="auto">
                     <a:xfrm>
                       <a:off x="0" y="0"/>
-                      <a:ext cx="6261100" cy="5991483"/>
+                      <a:ext cx="4023360" cy="7210230"/>
                     </a:xfrm>
                     <a:prstGeom prst="rect">
                       <a:avLst/>
@@ -5649,7 +5077,7 @@
         <w:pStyle w:val="ImageCaption"/>
       </w:pPr>
       <w:r>
-        <w:t xml:space="preserve">แผนภาพกรณีการใช้งานกลุ่มเข้าสู่ระบบ</w:t>
+        <w:t xml:space="preserve">แผนภาพกรณีการใช้งาน</w:t>
       </w:r>
     </w:p>
     <w:p>
@@ -5661,211 +5089,10 @@
           <w:i/>
           <w:iCs/>
         </w:rPr>
-        <w:t xml:space="preserve">ภาพที่ 2 — Use Case Diagram กลุ่มการเข้าสู่ระบบและการควบคุมสิทธิ์ (UC-01, UC-02)</w:t>
+        <w:t xml:space="preserve">ภาพที่ 2 — Use Case Diagram ของระบบ SOML (UC-01 ถึง UC-11 และตัวแสดงทั้งสามบทบาท)</w:t>
       </w:r>
     </w:p>
-    <w:p>
-      <w:pPr>
-        <w:pStyle w:val="CaptionedFigure"/>
-      </w:pPr>
-      <w:r>
-        <w:drawing>
-          <wp:inline>
-            <wp:extent cx="6261100" cy="3814119"/>
-            <wp:effectExtent b="0" l="0" r="0" t="0"/>
-            <wp:docPr descr="แผนภาพกรณีการใช้งานกลุ่มพนักงานขาย" title="" id="63" name="Picture"/>
-            <a:graphic>
-              <a:graphicData uri="http://schemas.openxmlformats.org/drawingml/2006/picture">
-                <pic:pic>
-                  <pic:nvPicPr>
-                    <pic:cNvPr descr="assets/diagrams/fig3-07_uc_sales.png" id="64" name="Picture"/>
-                    <pic:cNvPicPr>
-                      <a:picLocks noChangeArrowheads="1" noChangeAspect="1"/>
-                    </pic:cNvPicPr>
-                  </pic:nvPicPr>
-                  <pic:blipFill>
-                    <a:blip r:embed="rId62"/>
-                    <a:stretch>
-                      <a:fillRect/>
-                    </a:stretch>
-                  </pic:blipFill>
-                  <pic:spPr bwMode="auto">
-                    <a:xfrm>
-                      <a:off x="0" y="0"/>
-                      <a:ext cx="6261100" cy="3814119"/>
-                    </a:xfrm>
-                    <a:prstGeom prst="rect">
-                      <a:avLst/>
-                    </a:prstGeom>
-                    <a:noFill/>
-                    <a:ln w="9525">
-                      <a:noFill/>
-                      <a:headEnd/>
-                      <a:tailEnd/>
-                    </a:ln>
-                  </pic:spPr>
-                </pic:pic>
-              </a:graphicData>
-            </a:graphic>
-          </wp:inline>
-        </w:drawing>
-      </w:r>
-    </w:p>
-    <w:p>
-      <w:pPr>
-        <w:pStyle w:val="ImageCaption"/>
-      </w:pPr>
-      <w:r>
-        <w:t xml:space="preserve">แผนภาพกรณีการใช้งานกลุ่มพนักงานขาย</w:t>
-      </w:r>
-    </w:p>
-    <w:p>
-      <w:pPr>
-        <w:pStyle w:val="BodyText"/>
-      </w:pPr>
-      <w:r>
-        <w:rPr>
-          <w:i/>
-          <w:iCs/>
-        </w:rPr>
-        <w:t xml:space="preserve">ภาพที่ 3 — Use Case Diagram กลุ่มการขายหน้าร้าน (UC-03, UC-04)</w:t>
-      </w:r>
-    </w:p>
-    <w:p>
-      <w:pPr>
-        <w:pStyle w:val="CaptionedFigure"/>
-      </w:pPr>
-      <w:r>
-        <w:drawing>
-          <wp:inline>
-            <wp:extent cx="6261100" cy="3721219"/>
-            <wp:effectExtent b="0" l="0" r="0" t="0"/>
-            <wp:docPr descr="แผนภาพกรณีการใช้งานกลุ่มคลังสินค้า" title="" id="66" name="Picture"/>
-            <a:graphic>
-              <a:graphicData uri="http://schemas.openxmlformats.org/drawingml/2006/picture">
-                <pic:pic>
-                  <pic:nvPicPr>
-                    <pic:cNvPr descr="assets/diagrams/fig3-08_uc_warehouse.png" id="67" name="Picture"/>
-                    <pic:cNvPicPr>
-                      <a:picLocks noChangeArrowheads="1" noChangeAspect="1"/>
-                    </pic:cNvPicPr>
-                  </pic:nvPicPr>
-                  <pic:blipFill>
-                    <a:blip r:embed="rId65"/>
-                    <a:stretch>
-                      <a:fillRect/>
-                    </a:stretch>
-                  </pic:blipFill>
-                  <pic:spPr bwMode="auto">
-                    <a:xfrm>
-                      <a:off x="0" y="0"/>
-                      <a:ext cx="6261100" cy="3721219"/>
-                    </a:xfrm>
-                    <a:prstGeom prst="rect">
-                      <a:avLst/>
-                    </a:prstGeom>
-                    <a:noFill/>
-                    <a:ln w="9525">
-                      <a:noFill/>
-                      <a:headEnd/>
-                      <a:tailEnd/>
-                    </a:ln>
-                  </pic:spPr>
-                </pic:pic>
-              </a:graphicData>
-            </a:graphic>
-          </wp:inline>
-        </w:drawing>
-      </w:r>
-    </w:p>
-    <w:p>
-      <w:pPr>
-        <w:pStyle w:val="ImageCaption"/>
-      </w:pPr>
-      <w:r>
-        <w:t xml:space="preserve">แผนภาพกรณีการใช้งานกลุ่มคลังสินค้า</w:t>
-      </w:r>
-    </w:p>
-    <w:p>
-      <w:pPr>
-        <w:pStyle w:val="BodyText"/>
-      </w:pPr>
-      <w:r>
-        <w:rPr>
-          <w:i/>
-          <w:iCs/>
-        </w:rPr>
-        <w:t xml:space="preserve">ภาพที่ 4 — Use Case Diagram กลุ่มคลังสินค้า (UC-05, UC-06, UC-07)</w:t>
-      </w:r>
-    </w:p>
-    <w:p>
-      <w:pPr>
-        <w:pStyle w:val="CaptionedFigure"/>
-      </w:pPr>
-      <w:r>
-        <w:drawing>
-          <wp:inline>
-            <wp:extent cx="6261100" cy="10403303"/>
-            <wp:effectExtent b="0" l="0" r="0" t="0"/>
-            <wp:docPr descr="แผนภาพกรณีการใช้งานกลุ่มผู้จัดการ" title="" id="69" name="Picture"/>
-            <a:graphic>
-              <a:graphicData uri="http://schemas.openxmlformats.org/drawingml/2006/picture">
-                <pic:pic>
-                  <pic:nvPicPr>
-                    <pic:cNvPr descr="assets/diagrams/fig3-09_uc_manager.png" id="70" name="Picture"/>
-                    <pic:cNvPicPr>
-                      <a:picLocks noChangeArrowheads="1" noChangeAspect="1"/>
-                    </pic:cNvPicPr>
-                  </pic:nvPicPr>
-                  <pic:blipFill>
-                    <a:blip r:embed="rId68"/>
-                    <a:stretch>
-                      <a:fillRect/>
-                    </a:stretch>
-                  </pic:blipFill>
-                  <pic:spPr bwMode="auto">
-                    <a:xfrm>
-                      <a:off x="0" y="0"/>
-                      <a:ext cx="6261100" cy="10403303"/>
-                    </a:xfrm>
-                    <a:prstGeom prst="rect">
-                      <a:avLst/>
-                    </a:prstGeom>
-                    <a:noFill/>
-                    <a:ln w="9525">
-                      <a:noFill/>
-                      <a:headEnd/>
-                      <a:tailEnd/>
-                    </a:ln>
-                  </pic:spPr>
-                </pic:pic>
-              </a:graphicData>
-            </a:graphic>
-          </wp:inline>
-        </w:drawing>
-      </w:r>
-    </w:p>
-    <w:p>
-      <w:pPr>
-        <w:pStyle w:val="ImageCaption"/>
-      </w:pPr>
-      <w:r>
-        <w:t xml:space="preserve">แผนภาพกรณีการใช้งานกลุ่มผู้จัดการ</w:t>
-      </w:r>
-    </w:p>
-    <w:p>
-      <w:pPr>
-        <w:pStyle w:val="BodyText"/>
-      </w:pPr>
-      <w:r>
-        <w:rPr>
-          <w:i/>
-          <w:iCs/>
-        </w:rPr>
-        <w:t xml:space="preserve">ภาพที่ 5 — Use Case Diagram กลุ่มผู้จัดการ (UC-08, UC-09, UC-10, UC-11)</w:t>
-      </w:r>
-    </w:p>
-    <w:bookmarkStart w:id="76" w:name="เขาสระบบและควบคมสทธตามบทบาท-uc-01"/>
+    <w:bookmarkStart w:id="67" w:name="เขาสระบบและควบคมสทธตามบทบาท-uc-01"/>
     <w:p>
       <w:pPr>
         <w:pStyle w:val="Heading2"/>
@@ -6116,7 +5343,7 @@
         </w:tc>
       </w:tr>
     </w:tbl>
-    <w:bookmarkStart w:id="71" w:name="preconditions"/>
+    <w:bookmarkStart w:id="62" w:name="preconditions"/>
     <w:p>
       <w:pPr>
         <w:pStyle w:val="Heading3"/>
@@ -6130,7 +5357,7 @@
         <w:pStyle w:val="Compact"/>
         <w:numPr>
           <w:ilvl w:val="0"/>
-          <w:numId w:val="1001"/>
+          <w:numId w:val="1003"/>
         </w:numPr>
       </w:pPr>
       <w:r>
@@ -6142,15 +5369,15 @@
         <w:pStyle w:val="Compact"/>
         <w:numPr>
           <w:ilvl w:val="0"/>
-          <w:numId w:val="1001"/>
+          <w:numId w:val="1003"/>
         </w:numPr>
       </w:pPr>
       <w:r>
         <w:t xml:space="preserve">เข้าถึงระบบผ่าน HTTPS ตาม CON-08</w:t>
       </w:r>
     </w:p>
-    <w:bookmarkEnd w:id="71"/>
-    <w:bookmarkStart w:id="72" w:name="success-postconditions"/>
+    <w:bookmarkEnd w:id="62"/>
+    <w:bookmarkStart w:id="63" w:name="success-postconditions"/>
     <w:p>
       <w:pPr>
         <w:pStyle w:val="Heading3"/>
@@ -6164,7 +5391,7 @@
         <w:pStyle w:val="Compact"/>
         <w:numPr>
           <w:ilvl w:val="0"/>
-          <w:numId w:val="1002"/>
+          <w:numId w:val="1004"/>
         </w:numPr>
       </w:pPr>
       <w:r>
@@ -6176,15 +5403,15 @@
         <w:pStyle w:val="Compact"/>
         <w:numPr>
           <w:ilvl w:val="0"/>
-          <w:numId w:val="1002"/>
+          <w:numId w:val="1004"/>
         </w:numPr>
       </w:pPr>
       <w:r>
         <w:t xml:space="preserve">ระบบบันทึกเหตุการณ์เข้าสู่ระบบลงประวัติการทำรายการพร้อมหมายเลขไอพี</w:t>
       </w:r>
     </w:p>
-    <w:bookmarkEnd w:id="72"/>
-    <w:bookmarkStart w:id="73" w:name="main-success-scenario"/>
+    <w:bookmarkEnd w:id="63"/>
+    <w:bookmarkStart w:id="64" w:name="main-success-scenario"/>
     <w:p>
       <w:pPr>
         <w:pStyle w:val="Heading3"/>
@@ -6198,7 +5425,7 @@
         <w:pStyle w:val="Compact"/>
         <w:numPr>
           <w:ilvl w:val="0"/>
-          <w:numId w:val="1003"/>
+          <w:numId w:val="1005"/>
         </w:numPr>
       </w:pPr>
       <w:r>
@@ -6210,7 +5437,7 @@
         <w:pStyle w:val="Compact"/>
         <w:numPr>
           <w:ilvl w:val="0"/>
-          <w:numId w:val="1003"/>
+          <w:numId w:val="1005"/>
         </w:numPr>
       </w:pPr>
       <w:r>
@@ -6222,7 +5449,7 @@
         <w:pStyle w:val="Compact"/>
         <w:numPr>
           <w:ilvl w:val="0"/>
-          <w:numId w:val="1003"/>
+          <w:numId w:val="1005"/>
         </w:numPr>
       </w:pPr>
       <w:r>
@@ -6234,7 +5461,7 @@
         <w:pStyle w:val="Compact"/>
         <w:numPr>
           <w:ilvl w:val="0"/>
-          <w:numId w:val="1003"/>
+          <w:numId w:val="1005"/>
         </w:numPr>
       </w:pPr>
       <w:r>
@@ -6246,15 +5473,15 @@
         <w:pStyle w:val="Compact"/>
         <w:numPr>
           <w:ilvl w:val="0"/>
-          <w:numId w:val="1003"/>
+          <w:numId w:val="1005"/>
         </w:numPr>
       </w:pPr>
       <w:r>
         <w:t xml:space="preserve">ระบบแสดงเมนูตามบทบาทที่ตรวจสอบได้</w:t>
       </w:r>
     </w:p>
-    <w:bookmarkEnd w:id="73"/>
-    <w:bookmarkStart w:id="74" w:name="alternate-flows"/>
+    <w:bookmarkEnd w:id="64"/>
+    <w:bookmarkStart w:id="65" w:name="alternate-flows"/>
     <w:p>
       <w:pPr>
         <w:pStyle w:val="Heading3"/>
@@ -6413,8 +5640,8 @@
         </w:tc>
       </w:tr>
     </w:tbl>
-    <w:bookmarkEnd w:id="74"/>
-    <w:bookmarkStart w:id="75" w:name="exception-flows"/>
+    <w:bookmarkEnd w:id="65"/>
+    <w:bookmarkStart w:id="66" w:name="exception-flows"/>
     <w:p>
       <w:pPr>
         <w:pStyle w:val="Heading3"/>
@@ -6719,9 +5946,9 @@
         </w:tc>
       </w:tr>
     </w:tbl>
-    <w:bookmarkEnd w:id="75"/>
-    <w:bookmarkEnd w:id="76"/>
-    <w:bookmarkStart w:id="82" w:name="จดการขอมลสนคาและจดสงซอเพม-uc-02"/>
+    <w:bookmarkEnd w:id="66"/>
+    <w:bookmarkEnd w:id="67"/>
+    <w:bookmarkStart w:id="73" w:name="จดการขอมลสนคาและจดสงซอเพม-uc-02"/>
     <w:p>
       <w:pPr>
         <w:pStyle w:val="Heading2"/>
@@ -6972,7 +6199,7 @@
         </w:tc>
       </w:tr>
     </w:tbl>
-    <w:bookmarkStart w:id="77" w:name="preconditions-1"/>
+    <w:bookmarkStart w:id="68" w:name="preconditions-1"/>
     <w:p>
       <w:pPr>
         <w:pStyle w:val="Heading3"/>
@@ -6986,15 +6213,15 @@
         <w:pStyle w:val="Compact"/>
         <w:numPr>
           <w:ilvl w:val="0"/>
-          <w:numId w:val="1004"/>
+          <w:numId w:val="1006"/>
         </w:numPr>
       </w:pPr>
       <w:r>
         <w:t xml:space="preserve">ผู้จัดการเข้าสู่ระบบสำเร็จตาม UC-01</w:t>
       </w:r>
     </w:p>
-    <w:bookmarkEnd w:id="77"/>
-    <w:bookmarkStart w:id="78" w:name="success-postconditions-1"/>
+    <w:bookmarkEnd w:id="68"/>
+    <w:bookmarkStart w:id="69" w:name="success-postconditions-1"/>
     <w:p>
       <w:pPr>
         <w:pStyle w:val="Heading3"/>
@@ -7008,7 +6235,7 @@
         <w:pStyle w:val="Compact"/>
         <w:numPr>
           <w:ilvl w:val="0"/>
-          <w:numId w:val="1005"/>
+          <w:numId w:val="1007"/>
         </w:numPr>
       </w:pPr>
       <w:r>
@@ -7020,7 +6247,7 @@
         <w:pStyle w:val="Compact"/>
         <w:numPr>
           <w:ilvl w:val="0"/>
-          <w:numId w:val="1005"/>
+          <w:numId w:val="1007"/>
         </w:numPr>
       </w:pPr>
       <w:r>
@@ -7032,15 +6259,15 @@
         <w:pStyle w:val="Compact"/>
         <w:numPr>
           <w:ilvl w:val="0"/>
-          <w:numId w:val="1005"/>
+          <w:numId w:val="1007"/>
         </w:numPr>
       </w:pPr>
       <w:r>
         <w:t xml:space="preserve">การปรับยอดคงเหลือทุกครั้งมีบันทึกการเคลื่อนไหวสต็อกพร้อมสาเหตุ</w:t>
       </w:r>
     </w:p>
-    <w:bookmarkEnd w:id="78"/>
-    <w:bookmarkStart w:id="79" w:name="main-success-scenario-1"/>
+    <w:bookmarkEnd w:id="69"/>
+    <w:bookmarkStart w:id="70" w:name="main-success-scenario-1"/>
     <w:p>
       <w:pPr>
         <w:pStyle w:val="Heading3"/>
@@ -7054,7 +6281,7 @@
         <w:pStyle w:val="Compact"/>
         <w:numPr>
           <w:ilvl w:val="0"/>
-          <w:numId w:val="1006"/>
+          <w:numId w:val="1008"/>
         </w:numPr>
       </w:pPr>
       <w:r>
@@ -7066,7 +6293,7 @@
         <w:pStyle w:val="Compact"/>
         <w:numPr>
           <w:ilvl w:val="0"/>
-          <w:numId w:val="1006"/>
+          <w:numId w:val="1008"/>
         </w:numPr>
       </w:pPr>
       <w:r>
@@ -7078,7 +6305,7 @@
         <w:pStyle w:val="Compact"/>
         <w:numPr>
           <w:ilvl w:val="0"/>
-          <w:numId w:val="1006"/>
+          <w:numId w:val="1008"/>
         </w:numPr>
       </w:pPr>
       <w:r>
@@ -7090,7 +6317,7 @@
         <w:pStyle w:val="Compact"/>
         <w:numPr>
           <w:ilvl w:val="0"/>
-          <w:numId w:val="1006"/>
+          <w:numId w:val="1008"/>
         </w:numPr>
       </w:pPr>
       <w:r>
@@ -7102,15 +6329,15 @@
         <w:pStyle w:val="Compact"/>
         <w:numPr>
           <w:ilvl w:val="0"/>
-          <w:numId w:val="1006"/>
+          <w:numId w:val="1008"/>
         </w:numPr>
       </w:pPr>
       <w:r>
         <w:t xml:space="preserve">ระบบตรวจว่าจุดสั่งซื้อเพิ่มที่ตั้งใหม่ทำให้สินค้ากลายเป็นต่ำกว่าเกณฑ์หรือไม่ แล้วสร้างการแจ้งเตือนถ้าจำเป็น</w:t>
       </w:r>
     </w:p>
-    <w:bookmarkEnd w:id="79"/>
-    <w:bookmarkStart w:id="80" w:name="alternate-flows-1"/>
+    <w:bookmarkEnd w:id="70"/>
+    <w:bookmarkStart w:id="71" w:name="alternate-flows-1"/>
     <w:p>
       <w:pPr>
         <w:pStyle w:val="Heading3"/>
@@ -7269,8 +6496,8 @@
         </w:tc>
       </w:tr>
     </w:tbl>
-    <w:bookmarkEnd w:id="80"/>
-    <w:bookmarkStart w:id="81" w:name="exception-flows-1"/>
+    <w:bookmarkEnd w:id="71"/>
+    <w:bookmarkStart w:id="72" w:name="exception-flows-1"/>
     <w:p>
       <w:pPr>
         <w:pStyle w:val="Heading3"/>
@@ -7610,9 +6837,9 @@
         </w:tc>
       </w:tr>
     </w:tbl>
-    <w:bookmarkEnd w:id="81"/>
-    <w:bookmarkEnd w:id="82"/>
-    <w:bookmarkStart w:id="88" w:name="X9741515b1cf33927aeb37a8663472abbf5640b6"/>
+    <w:bookmarkEnd w:id="72"/>
+    <w:bookmarkEnd w:id="73"/>
+    <w:bookmarkStart w:id="79" w:name="X9741515b1cf33927aeb37a8663472abbf5640b6"/>
     <w:p>
       <w:pPr>
         <w:pStyle w:val="Heading2"/>
@@ -7863,7 +7090,7 @@
         </w:tc>
       </w:tr>
     </w:tbl>
-    <w:bookmarkStart w:id="83" w:name="preconditions-2"/>
+    <w:bookmarkStart w:id="74" w:name="preconditions-2"/>
     <w:p>
       <w:pPr>
         <w:pStyle w:val="Heading3"/>
@@ -7877,7 +7104,7 @@
         <w:pStyle w:val="Compact"/>
         <w:numPr>
           <w:ilvl w:val="0"/>
-          <w:numId w:val="1007"/>
+          <w:numId w:val="1009"/>
         </w:numPr>
       </w:pPr>
       <w:r>
@@ -7889,15 +7116,15 @@
         <w:pStyle w:val="Compact"/>
         <w:numPr>
           <w:ilvl w:val="0"/>
-          <w:numId w:val="1007"/>
+          <w:numId w:val="1009"/>
         </w:numPr>
       </w:pPr>
       <w:r>
         <w:t xml:space="preserve">ระบบตั้งค่าหมายเลขพร้อมเพย์ของร้านไว้แล้ว</w:t>
       </w:r>
     </w:p>
-    <w:bookmarkEnd w:id="83"/>
-    <w:bookmarkStart w:id="84" w:name="success-postconditions-2"/>
+    <w:bookmarkEnd w:id="74"/>
+    <w:bookmarkStart w:id="75" w:name="success-postconditions-2"/>
     <w:p>
       <w:pPr>
         <w:pStyle w:val="Heading3"/>
@@ -7911,7 +7138,7 @@
         <w:pStyle w:val="Compact"/>
         <w:numPr>
           <w:ilvl w:val="0"/>
-          <w:numId w:val="1008"/>
+          <w:numId w:val="1010"/>
         </w:numPr>
       </w:pPr>
       <w:r>
@@ -7923,7 +7150,7 @@
         <w:pStyle w:val="Compact"/>
         <w:numPr>
           <w:ilvl w:val="0"/>
-          <w:numId w:val="1008"/>
+          <w:numId w:val="1010"/>
         </w:numPr>
       </w:pPr>
       <w:r>
@@ -7935,7 +7162,7 @@
         <w:pStyle w:val="Compact"/>
         <w:numPr>
           <w:ilvl w:val="0"/>
-          <w:numId w:val="1008"/>
+          <w:numId w:val="1010"/>
         </w:numPr>
       </w:pPr>
       <w:r>
@@ -7947,15 +7174,15 @@
         <w:pStyle w:val="Compact"/>
         <w:numPr>
           <w:ilvl w:val="0"/>
-          <w:numId w:val="1008"/>
+          <w:numId w:val="1010"/>
         </w:numPr>
       </w:pPr>
       <w:r>
         <w:t xml:space="preserve">มีบันทึกเหตุการณ์สร้างคำสั่งซื้อในประวัติการทำรายการ</w:t>
       </w:r>
     </w:p>
-    <w:bookmarkEnd w:id="84"/>
-    <w:bookmarkStart w:id="85" w:name="main-success-scenario-2"/>
+    <w:bookmarkEnd w:id="75"/>
+    <w:bookmarkStart w:id="76" w:name="main-success-scenario-2"/>
     <w:p>
       <w:pPr>
         <w:pStyle w:val="Heading3"/>
@@ -7969,7 +7196,7 @@
         <w:pStyle w:val="Compact"/>
         <w:numPr>
           <w:ilvl w:val="0"/>
-          <w:numId w:val="1009"/>
+          <w:numId w:val="1011"/>
         </w:numPr>
       </w:pPr>
       <w:r>
@@ -7981,7 +7208,7 @@
         <w:pStyle w:val="Compact"/>
         <w:numPr>
           <w:ilvl w:val="0"/>
-          <w:numId w:val="1009"/>
+          <w:numId w:val="1011"/>
         </w:numPr>
       </w:pPr>
       <w:r>
@@ -7993,7 +7220,7 @@
         <w:pStyle w:val="Compact"/>
         <w:numPr>
           <w:ilvl w:val="0"/>
-          <w:numId w:val="1009"/>
+          <w:numId w:val="1011"/>
         </w:numPr>
       </w:pPr>
       <w:r>
@@ -8005,7 +7232,7 @@
         <w:pStyle w:val="Compact"/>
         <w:numPr>
           <w:ilvl w:val="0"/>
-          <w:numId w:val="1009"/>
+          <w:numId w:val="1011"/>
         </w:numPr>
       </w:pPr>
       <w:r>
@@ -8017,7 +7244,7 @@
         <w:pStyle w:val="Compact"/>
         <w:numPr>
           <w:ilvl w:val="0"/>
-          <w:numId w:val="1009"/>
+          <w:numId w:val="1011"/>
         </w:numPr>
       </w:pPr>
       <w:r>
@@ -8029,7 +7256,7 @@
         <w:pStyle w:val="Compact"/>
         <w:numPr>
           <w:ilvl w:val="0"/>
-          <w:numId w:val="1009"/>
+          <w:numId w:val="1011"/>
         </w:numPr>
       </w:pPr>
       <w:r>
@@ -8041,15 +7268,15 @@
         <w:pStyle w:val="Compact"/>
         <w:numPr>
           <w:ilvl w:val="0"/>
-          <w:numId w:val="1009"/>
+          <w:numId w:val="1011"/>
         </w:numPr>
       </w:pPr>
       <w:r>
         <w:t xml:space="preserve">ระบบสั่งพิมพ์ใบเสร็จและผลักคำสั่งซื้อเข้าคิวคลังสินค้าแบบเรียลไทม์</w:t>
       </w:r>
     </w:p>
-    <w:bookmarkEnd w:id="85"/>
-    <w:bookmarkStart w:id="86" w:name="alternate-flows-2"/>
+    <w:bookmarkEnd w:id="76"/>
+    <w:bookmarkStart w:id="77" w:name="alternate-flows-2"/>
     <w:p>
       <w:pPr>
         <w:pStyle w:val="Heading3"/>
@@ -8243,8 +7470,8 @@
         </w:tc>
       </w:tr>
     </w:tbl>
-    <w:bookmarkEnd w:id="86"/>
-    <w:bookmarkStart w:id="87" w:name="exception-flows-2"/>
+    <w:bookmarkEnd w:id="77"/>
+    <w:bookmarkStart w:id="78" w:name="exception-flows-2"/>
     <w:p>
       <w:pPr>
         <w:pStyle w:val="Heading3"/>
@@ -8602,9 +7829,9 @@
         <w:t xml:space="preserve">ระบบเขียนคำสั่งซื้อลงฐานข้อมูลครั้งเดียวเมื่อรับชำระเงินแล้วเท่านั้น เนื่องจากแผนภาพสถานะกำหนดให้สถานะแรกของคำสั่งซื้อคือรอจ่ายสินค้า และคอลัมน์เวลารับชำระเงินห้ามเป็นค่าว่าง ผลพลอยได้คือฐานข้อมูลไม่มีคำสั่งซื้อค้างจากตะกร้าที่ลูกค้าเปลี่ยนใจ</w:t>
       </w:r>
     </w:p>
-    <w:bookmarkEnd w:id="87"/>
-    <w:bookmarkEnd w:id="88"/>
-    <w:bookmarkStart w:id="94" w:name="ควรอจายสนคาแบบเรยลไทม-uc-05-uc-06"/>
+    <w:bookmarkEnd w:id="78"/>
+    <w:bookmarkEnd w:id="79"/>
+    <w:bookmarkStart w:id="85" w:name="ควรอจายสนคาแบบเรยลไทม-uc-05-uc-06"/>
     <w:p>
       <w:pPr>
         <w:pStyle w:val="Heading2"/>
@@ -8855,7 +8082,7 @@
         </w:tc>
       </w:tr>
     </w:tbl>
-    <w:bookmarkStart w:id="89" w:name="preconditions-3"/>
+    <w:bookmarkStart w:id="80" w:name="preconditions-3"/>
     <w:p>
       <w:pPr>
         <w:pStyle w:val="Heading3"/>
@@ -8869,15 +8096,15 @@
         <w:pStyle w:val="Compact"/>
         <w:numPr>
           <w:ilvl w:val="0"/>
-          <w:numId w:val="1010"/>
+          <w:numId w:val="1012"/>
         </w:numPr>
       </w:pPr>
       <w:r>
         <w:t xml:space="preserve">พนักงานคลังสินค้าเข้าสู่ระบบและเปิดหน้าจอคิวค้างไว้</w:t>
       </w:r>
     </w:p>
-    <w:bookmarkEnd w:id="89"/>
-    <w:bookmarkStart w:id="90" w:name="success-postconditions-3"/>
+    <w:bookmarkEnd w:id="80"/>
+    <w:bookmarkStart w:id="81" w:name="success-postconditions-3"/>
     <w:p>
       <w:pPr>
         <w:pStyle w:val="Heading3"/>
@@ -8891,7 +8118,7 @@
         <w:pStyle w:val="Compact"/>
         <w:numPr>
           <w:ilvl w:val="0"/>
-          <w:numId w:val="1011"/>
+          <w:numId w:val="1013"/>
         </w:numPr>
       </w:pPr>
       <w:r>
@@ -8903,15 +8130,15 @@
         <w:pStyle w:val="Compact"/>
         <w:numPr>
           <w:ilvl w:val="0"/>
-          <w:numId w:val="1011"/>
+          <w:numId w:val="1013"/>
         </w:numPr>
       </w:pPr>
       <w:r>
         <w:t xml:space="preserve">สถานะการจัดของสะท้อนบนหน้าจอของพนักงานทุกคนที่เปิดหน้าเดียวกัน</w:t>
       </w:r>
     </w:p>
-    <w:bookmarkEnd w:id="90"/>
-    <w:bookmarkStart w:id="91" w:name="main-success-scenario-3"/>
+    <w:bookmarkEnd w:id="81"/>
+    <w:bookmarkStart w:id="82" w:name="main-success-scenario-3"/>
     <w:p>
       <w:pPr>
         <w:pStyle w:val="Heading3"/>
@@ -8925,7 +8152,7 @@
         <w:pStyle w:val="Compact"/>
         <w:numPr>
           <w:ilvl w:val="0"/>
-          <w:numId w:val="1012"/>
+          <w:numId w:val="1014"/>
         </w:numPr>
       </w:pPr>
       <w:r>
@@ -8937,7 +8164,7 @@
         <w:pStyle w:val="Compact"/>
         <w:numPr>
           <w:ilvl w:val="0"/>
-          <w:numId w:val="1012"/>
+          <w:numId w:val="1014"/>
         </w:numPr>
       </w:pPr>
       <w:r>
@@ -8949,7 +8176,7 @@
         <w:pStyle w:val="Compact"/>
         <w:numPr>
           <w:ilvl w:val="0"/>
-          <w:numId w:val="1012"/>
+          <w:numId w:val="1014"/>
         </w:numPr>
       </w:pPr>
       <w:r>
@@ -8961,15 +8188,15 @@
         <w:pStyle w:val="Compact"/>
         <w:numPr>
           <w:ilvl w:val="0"/>
-          <w:numId w:val="1012"/>
+          <w:numId w:val="1014"/>
         </w:numPr>
       </w:pPr>
       <w:r>
         <w:t xml:space="preserve">พนักงานกดเริ่มจัดของ ระบบเปลี่ยนสถานะเป็นกำลังจัดของและแจ้งไปยังหน้าจออื่น</w:t>
       </w:r>
     </w:p>
-    <w:bookmarkEnd w:id="91"/>
-    <w:bookmarkStart w:id="92" w:name="alternate-flows-3"/>
+    <w:bookmarkEnd w:id="82"/>
+    <w:bookmarkStart w:id="83" w:name="alternate-flows-3"/>
     <w:p>
       <w:pPr>
         <w:pStyle w:val="Heading3"/>
@@ -9163,8 +8390,8 @@
         </w:tc>
       </w:tr>
     </w:tbl>
-    <w:bookmarkEnd w:id="92"/>
-    <w:bookmarkStart w:id="93" w:name="exception-flows-3"/>
+    <w:bookmarkEnd w:id="83"/>
+    <w:bookmarkStart w:id="84" w:name="exception-flows-3"/>
     <w:p>
       <w:pPr>
         <w:pStyle w:val="Heading3"/>
@@ -9469,9 +8696,9 @@
         </w:tc>
       </w:tr>
     </w:tbl>
-    <w:bookmarkEnd w:id="93"/>
-    <w:bookmarkEnd w:id="94"/>
-    <w:bookmarkStart w:id="100" w:name="ยนยนจายสนคาและตดสตอก-uc-07"/>
+    <w:bookmarkEnd w:id="84"/>
+    <w:bookmarkEnd w:id="85"/>
+    <w:bookmarkStart w:id="91" w:name="ยนยนจายสนคาและตดสตอก-uc-07"/>
     <w:p>
       <w:pPr>
         <w:pStyle w:val="Heading2"/>
@@ -9731,7 +8958,7 @@
         </w:tc>
       </w:tr>
     </w:tbl>
-    <w:bookmarkStart w:id="95" w:name="preconditions-4"/>
+    <w:bookmarkStart w:id="86" w:name="preconditions-4"/>
     <w:p>
       <w:pPr>
         <w:pStyle w:val="Heading3"/>
@@ -9745,7 +8972,7 @@
         <w:pStyle w:val="Compact"/>
         <w:numPr>
           <w:ilvl w:val="0"/>
-          <w:numId w:val="1013"/>
+          <w:numId w:val="1015"/>
         </w:numPr>
       </w:pPr>
       <w:r>
@@ -9757,15 +8984,15 @@
         <w:pStyle w:val="Compact"/>
         <w:numPr>
           <w:ilvl w:val="0"/>
-          <w:numId w:val="1013"/>
+          <w:numId w:val="1015"/>
         </w:numPr>
       </w:pPr>
       <w:r>
         <w:t xml:space="preserve">พนักงานทำเครื่องหมายตรวจนับครบทุกรายการแล้ว</w:t>
       </w:r>
     </w:p>
-    <w:bookmarkEnd w:id="95"/>
-    <w:bookmarkStart w:id="96" w:name="success-postconditions-4"/>
+    <w:bookmarkEnd w:id="86"/>
+    <w:bookmarkStart w:id="87" w:name="success-postconditions-4"/>
     <w:p>
       <w:pPr>
         <w:pStyle w:val="Heading3"/>
@@ -9779,7 +9006,7 @@
         <w:pStyle w:val="Compact"/>
         <w:numPr>
           <w:ilvl w:val="0"/>
-          <w:numId w:val="1014"/>
+          <w:numId w:val="1016"/>
         </w:numPr>
       </w:pPr>
       <w:r>
@@ -9791,7 +9018,7 @@
         <w:pStyle w:val="Compact"/>
         <w:numPr>
           <w:ilvl w:val="0"/>
-          <w:numId w:val="1014"/>
+          <w:numId w:val="1016"/>
         </w:numPr>
       </w:pPr>
       <w:r>
@@ -9803,7 +9030,7 @@
         <w:pStyle w:val="Compact"/>
         <w:numPr>
           <w:ilvl w:val="0"/>
-          <w:numId w:val="1014"/>
+          <w:numId w:val="1016"/>
         </w:numPr>
       </w:pPr>
       <w:r>
@@ -9815,7 +9042,7 @@
         <w:pStyle w:val="Compact"/>
         <w:numPr>
           <w:ilvl w:val="0"/>
-          <w:numId w:val="1014"/>
+          <w:numId w:val="1016"/>
         </w:numPr>
       </w:pPr>
       <w:r>
@@ -9827,15 +9054,15 @@
         <w:pStyle w:val="Compact"/>
         <w:numPr>
           <w:ilvl w:val="0"/>
-          <w:numId w:val="1014"/>
+          <w:numId w:val="1016"/>
         </w:numPr>
       </w:pPr>
       <w:r>
         <w:t xml:space="preserve">มีบันทึกเหตุการณ์ยืนยันจ่ายในประวัติการทำรายการ</w:t>
       </w:r>
     </w:p>
-    <w:bookmarkEnd w:id="96"/>
-    <w:bookmarkStart w:id="97" w:name="main-success-scenario-4"/>
+    <w:bookmarkEnd w:id="87"/>
+    <w:bookmarkStart w:id="88" w:name="main-success-scenario-4"/>
     <w:p>
       <w:pPr>
         <w:pStyle w:val="Heading3"/>
@@ -9849,7 +9076,7 @@
         <w:pStyle w:val="Compact"/>
         <w:numPr>
           <w:ilvl w:val="0"/>
-          <w:numId w:val="1015"/>
+          <w:numId w:val="1017"/>
         </w:numPr>
       </w:pPr>
       <w:r>
@@ -9861,7 +9088,7 @@
         <w:pStyle w:val="Compact"/>
         <w:numPr>
           <w:ilvl w:val="0"/>
-          <w:numId w:val="1015"/>
+          <w:numId w:val="1017"/>
         </w:numPr>
       </w:pPr>
       <w:r>
@@ -9873,7 +9100,7 @@
         <w:pStyle w:val="Compact"/>
         <w:numPr>
           <w:ilvl w:val="0"/>
-          <w:numId w:val="1015"/>
+          <w:numId w:val="1017"/>
         </w:numPr>
       </w:pPr>
       <w:r>
@@ -9885,7 +9112,7 @@
         <w:pStyle w:val="Compact"/>
         <w:numPr>
           <w:ilvl w:val="0"/>
-          <w:numId w:val="1015"/>
+          <w:numId w:val="1017"/>
         </w:numPr>
       </w:pPr>
       <w:r>
@@ -9897,7 +9124,7 @@
         <w:pStyle w:val="Compact"/>
         <w:numPr>
           <w:ilvl w:val="0"/>
-          <w:numId w:val="1015"/>
+          <w:numId w:val="1017"/>
         </w:numPr>
       </w:pPr>
       <w:r>
@@ -9909,7 +9136,7 @@
         <w:pStyle w:val="Compact"/>
         <w:numPr>
           <w:ilvl w:val="0"/>
-          <w:numId w:val="1015"/>
+          <w:numId w:val="1017"/>
         </w:numPr>
       </w:pPr>
       <w:r>
@@ -9921,15 +9148,15 @@
         <w:pStyle w:val="Compact"/>
         <w:numPr>
           <w:ilvl w:val="0"/>
-          <w:numId w:val="1015"/>
+          <w:numId w:val="1017"/>
         </w:numPr>
       </w:pPr>
       <w:r>
         <w:t xml:space="preserve">หลังธุรกรรมสำเร็จ ระบบลบคำสั่งซื้อออกจากคิวทุกหน้าจอ และตรวจว่าสินค้าใดต่ำกว่าจุดสั่งซื้อเพิ่ม</w:t>
       </w:r>
     </w:p>
-    <w:bookmarkEnd w:id="97"/>
-    <w:bookmarkStart w:id="98" w:name="alternate-flows-4"/>
+    <w:bookmarkEnd w:id="88"/>
+    <w:bookmarkStart w:id="89" w:name="alternate-flows-4"/>
     <w:p>
       <w:pPr>
         <w:pStyle w:val="Heading3"/>
@@ -10088,8 +9315,8 @@
         </w:tc>
       </w:tr>
     </w:tbl>
-    <w:bookmarkEnd w:id="98"/>
-    <w:bookmarkStart w:id="99" w:name="exception-flows-4"/>
+    <w:bookmarkEnd w:id="89"/>
+    <w:bookmarkStart w:id="90" w:name="exception-flows-4"/>
     <w:p>
       <w:pPr>
         <w:pStyle w:val="Heading3"/>
@@ -10546,9 +9773,9 @@
         <w:t xml:space="preserve">ชั้นที่สอง การล็อกแถวสินค้าทำให้คำขอที่เข้ามาพร้อมกันต้องรอคิวกันตามลำดับ ไม่เกิดสภาวะแข่งขัน</w:t>
       </w:r>
     </w:p>
-    <w:bookmarkEnd w:id="99"/>
-    <w:bookmarkEnd w:id="100"/>
-    <w:bookmarkStart w:id="101" w:name="Xca924159c8d38813c87aaef27e6e21c1eea7ea0"/>
+    <w:bookmarkEnd w:id="90"/>
+    <w:bookmarkEnd w:id="91"/>
+    <w:bookmarkStart w:id="92" w:name="Xca924159c8d38813c87aaef27e6e21c1eea7ea0"/>
     <w:p>
       <w:pPr>
         <w:pStyle w:val="Heading2"/>
@@ -11063,8 +10290,8 @@
         <w:t xml:space="preserve">สถานะส่งมอบสำเร็จเกิดขึ้นได้ทางเดียวเท่านั้น คือผ่านธุรกรรมตัดสต็อกที่สำเร็จ ระบบต้องปฏิเสธการตั้งค่าสถานะนี้โดยตรงผ่านเส้นทางปรับสถานะทั่วไป เพราะถ้าอนุญาต สถานะจะไม่ใช่หลักฐานอีกต่อไปว่าสต็อกถูกหักแล้วจริง</w:t>
       </w:r>
     </w:p>
-    <w:bookmarkEnd w:id="101"/>
-    <w:bookmarkStart w:id="107" w:name="แดชบอรดปฏบตการและระดบบรหาร-uc-08-uc-09"/>
+    <w:bookmarkEnd w:id="92"/>
+    <w:bookmarkStart w:id="98" w:name="แดชบอรดปฏบตการและระดบบรหาร-uc-08-uc-09"/>
     <w:p>
       <w:pPr>
         <w:pStyle w:val="Heading2"/>
@@ -11315,7 +10542,7 @@
         </w:tc>
       </w:tr>
     </w:tbl>
-    <w:bookmarkStart w:id="102" w:name="preconditions-5"/>
+    <w:bookmarkStart w:id="93" w:name="preconditions-5"/>
     <w:p>
       <w:pPr>
         <w:pStyle w:val="Heading3"/>
@@ -11329,15 +10556,15 @@
         <w:pStyle w:val="Compact"/>
         <w:numPr>
           <w:ilvl w:val="0"/>
-          <w:numId w:val="1016"/>
+          <w:numId w:val="1018"/>
         </w:numPr>
       </w:pPr>
       <w:r>
         <w:t xml:space="preserve">ผู้ใช้เข้าสู่ระบบด้วยบทบาทที่มีสิทธิ์</w:t>
       </w:r>
     </w:p>
-    <w:bookmarkEnd w:id="102"/>
-    <w:bookmarkStart w:id="103" w:name="success-postconditions-5"/>
+    <w:bookmarkEnd w:id="93"/>
+    <w:bookmarkStart w:id="94" w:name="success-postconditions-5"/>
     <w:p>
       <w:pPr>
         <w:pStyle w:val="Heading3"/>
@@ -11351,15 +10578,15 @@
         <w:pStyle w:val="Compact"/>
         <w:numPr>
           <w:ilvl w:val="0"/>
-          <w:numId w:val="1017"/>
+          <w:numId w:val="1019"/>
         </w:numPr>
       </w:pPr>
       <w:r>
         <w:t xml:space="preserve">ตัวเลขที่แสดงตรงกับผลรวมที่คำนวณจากฐานข้อมูลในขณะนั้น</w:t>
       </w:r>
     </w:p>
-    <w:bookmarkEnd w:id="103"/>
-    <w:bookmarkStart w:id="104" w:name="main-success-scenario-5"/>
+    <w:bookmarkEnd w:id="94"/>
+    <w:bookmarkStart w:id="95" w:name="main-success-scenario-5"/>
     <w:p>
       <w:pPr>
         <w:pStyle w:val="Heading3"/>
@@ -11373,7 +10600,7 @@
         <w:pStyle w:val="Compact"/>
         <w:numPr>
           <w:ilvl w:val="0"/>
-          <w:numId w:val="1018"/>
+          <w:numId w:val="1020"/>
         </w:numPr>
       </w:pPr>
       <w:r>
@@ -11385,7 +10612,7 @@
         <w:pStyle w:val="Compact"/>
         <w:numPr>
           <w:ilvl w:val="0"/>
-          <w:numId w:val="1018"/>
+          <w:numId w:val="1020"/>
         </w:numPr>
       </w:pPr>
       <w:r>
@@ -11397,7 +10624,7 @@
         <w:pStyle w:val="Compact"/>
         <w:numPr>
           <w:ilvl w:val="0"/>
-          <w:numId w:val="1018"/>
+          <w:numId w:val="1020"/>
         </w:numPr>
       </w:pPr>
       <w:r>
@@ -11409,15 +10636,15 @@
         <w:pStyle w:val="Compact"/>
         <w:numPr>
           <w:ilvl w:val="0"/>
-          <w:numId w:val="1018"/>
+          <w:numId w:val="1020"/>
         </w:numPr>
       </w:pPr>
       <w:r>
         <w:t xml:space="preserve">แดชบอร์ดรีเฟรชตัวเองเมื่อได้รับเหตุการณ์จากระบบ</w:t>
       </w:r>
     </w:p>
-    <w:bookmarkEnd w:id="104"/>
-    <w:bookmarkStart w:id="105" w:name="alternate-flows-5"/>
+    <w:bookmarkEnd w:id="95"/>
+    <w:bookmarkStart w:id="96" w:name="alternate-flows-5"/>
     <w:p>
       <w:pPr>
         <w:pStyle w:val="Heading3"/>
@@ -11541,8 +10768,8 @@
         </w:tc>
       </w:tr>
     </w:tbl>
-    <w:bookmarkEnd w:id="105"/>
-    <w:bookmarkStart w:id="106" w:name="exception-flows-5"/>
+    <w:bookmarkEnd w:id="96"/>
+    <w:bookmarkStart w:id="97" w:name="exception-flows-5"/>
     <w:p>
       <w:pPr>
         <w:pStyle w:val="Heading3"/>
@@ -11847,9 +11074,9 @@
         </w:tc>
       </w:tr>
     </w:tbl>
-    <w:bookmarkEnd w:id="106"/>
-    <w:bookmarkEnd w:id="107"/>
-    <w:bookmarkStart w:id="113" w:name="การแจงเตอนภายในแอปพลเคชน-uc-11"/>
+    <w:bookmarkEnd w:id="97"/>
+    <w:bookmarkEnd w:id="98"/>
+    <w:bookmarkStart w:id="104" w:name="การแจงเตอนภายในแอปพลเคชน-uc-11"/>
     <w:p>
       <w:pPr>
         <w:pStyle w:val="Heading2"/>
@@ -12100,7 +11327,7 @@
         </w:tc>
       </w:tr>
     </w:tbl>
-    <w:bookmarkStart w:id="108" w:name="preconditions-6"/>
+    <w:bookmarkStart w:id="99" w:name="preconditions-6"/>
     <w:p>
       <w:pPr>
         <w:pStyle w:val="Heading3"/>
@@ -12114,15 +11341,15 @@
         <w:pStyle w:val="Compact"/>
         <w:numPr>
           <w:ilvl w:val="0"/>
-          <w:numId w:val="1019"/>
+          <w:numId w:val="1021"/>
         </w:numPr>
       </w:pPr>
       <w:r>
         <w:t xml:space="preserve">มีการตั้งจุดสั่งซื้อเพิ่มของสินค้า และตั้งเกณฑ์เวลาคิวค้างไว้แล้ว</w:t>
       </w:r>
     </w:p>
-    <w:bookmarkEnd w:id="108"/>
-    <w:bookmarkStart w:id="109" w:name="success-postconditions-6"/>
+    <w:bookmarkEnd w:id="99"/>
+    <w:bookmarkStart w:id="100" w:name="success-postconditions-6"/>
     <w:p>
       <w:pPr>
         <w:pStyle w:val="Heading3"/>
@@ -12136,7 +11363,7 @@
         <w:pStyle w:val="Compact"/>
         <w:numPr>
           <w:ilvl w:val="0"/>
-          <w:numId w:val="1020"/>
+          <w:numId w:val="1022"/>
         </w:numPr>
       </w:pPr>
       <w:r>
@@ -12148,15 +11375,15 @@
         <w:pStyle w:val="Compact"/>
         <w:numPr>
           <w:ilvl w:val="0"/>
-          <w:numId w:val="1020"/>
+          <w:numId w:val="1022"/>
         </w:numPr>
       </w:pPr>
       <w:r>
         <w:t xml:space="preserve">การแจ้งเตือนถูกส่งไปแสดงบนหน้าจอที่เปิดค้างอยู่ทันที</w:t>
       </w:r>
     </w:p>
-    <w:bookmarkEnd w:id="109"/>
-    <w:bookmarkStart w:id="110" w:name="main-success-scenario-6"/>
+    <w:bookmarkEnd w:id="100"/>
+    <w:bookmarkStart w:id="101" w:name="main-success-scenario-6"/>
     <w:p>
       <w:pPr>
         <w:pStyle w:val="Heading3"/>
@@ -12170,7 +11397,7 @@
         <w:pStyle w:val="Compact"/>
         <w:numPr>
           <w:ilvl w:val="0"/>
-          <w:numId w:val="1021"/>
+          <w:numId w:val="1023"/>
         </w:numPr>
       </w:pPr>
       <w:r>
@@ -12182,7 +11409,7 @@
         <w:pStyle w:val="Compact"/>
         <w:numPr>
           <w:ilvl w:val="0"/>
-          <w:numId w:val="1021"/>
+          <w:numId w:val="1023"/>
         </w:numPr>
       </w:pPr>
       <w:r>
@@ -12194,7 +11421,7 @@
         <w:pStyle w:val="Compact"/>
         <w:numPr>
           <w:ilvl w:val="0"/>
-          <w:numId w:val="1021"/>
+          <w:numId w:val="1023"/>
         </w:numPr>
       </w:pPr>
       <w:r>
@@ -12206,15 +11433,15 @@
         <w:pStyle w:val="Compact"/>
         <w:numPr>
           <w:ilvl w:val="0"/>
-          <w:numId w:val="1021"/>
+          <w:numId w:val="1023"/>
         </w:numPr>
       </w:pPr>
       <w:r>
         <w:t xml:space="preserve">ผู้จัดการทำเครื่องหมายว่าอ่านแล้วเมื่อรับทราบ</w:t>
       </w:r>
     </w:p>
-    <w:bookmarkEnd w:id="110"/>
-    <w:bookmarkStart w:id="111" w:name="alternate-flows-6"/>
+    <w:bookmarkEnd w:id="101"/>
+    <w:bookmarkStart w:id="102" w:name="alternate-flows-6"/>
     <w:p>
       <w:pPr>
         <w:pStyle w:val="Heading3"/>
@@ -12373,8 +11600,8 @@
         </w:tc>
       </w:tr>
     </w:tbl>
-    <w:bookmarkEnd w:id="111"/>
-    <w:bookmarkStart w:id="112" w:name="exception-flows-6"/>
+    <w:bookmarkEnd w:id="102"/>
+    <w:bookmarkStart w:id="103" w:name="exception-flows-6"/>
     <w:p>
       <w:pPr>
         <w:pStyle w:val="Heading3"/>
@@ -12644,9 +11871,9 @@
         </w:tc>
       </w:tr>
     </w:tbl>
-    <w:bookmarkEnd w:id="112"/>
-    <w:bookmarkEnd w:id="113"/>
-    <w:bookmarkStart w:id="119" w:name="ประวตการทำรายการ-uc-10"/>
+    <w:bookmarkEnd w:id="103"/>
+    <w:bookmarkEnd w:id="104"/>
+    <w:bookmarkStart w:id="110" w:name="ประวตการทำรายการ-uc-10"/>
     <w:p>
       <w:pPr>
         <w:pStyle w:val="Heading2"/>
@@ -12896,7 +12123,7 @@
         </w:tc>
       </w:tr>
     </w:tbl>
-    <w:bookmarkStart w:id="114" w:name="preconditions-7"/>
+    <w:bookmarkStart w:id="105" w:name="preconditions-7"/>
     <w:p>
       <w:pPr>
         <w:pStyle w:val="Heading3"/>
@@ -12910,15 +12137,15 @@
         <w:pStyle w:val="Compact"/>
         <w:numPr>
           <w:ilvl w:val="0"/>
-          <w:numId w:val="1022"/>
+          <w:numId w:val="1024"/>
         </w:numPr>
       </w:pPr>
       <w:r>
         <w:t xml:space="preserve">ผู้จัดการเข้าสู่ระบบสำเร็จ</w:t>
       </w:r>
     </w:p>
-    <w:bookmarkEnd w:id="114"/>
-    <w:bookmarkStart w:id="115" w:name="success-postconditions-7"/>
+    <w:bookmarkEnd w:id="105"/>
+    <w:bookmarkStart w:id="106" w:name="success-postconditions-7"/>
     <w:p>
       <w:pPr>
         <w:pStyle w:val="Heading3"/>
@@ -12932,15 +12159,15 @@
         <w:pStyle w:val="Compact"/>
         <w:numPr>
           <w:ilvl w:val="0"/>
-          <w:numId w:val="1023"/>
+          <w:numId w:val="1025"/>
         </w:numPr>
       </w:pPr>
       <w:r>
         <w:t xml:space="preserve">ผลลัพธ์ตรงตามเงื่อนไขที่กรองทุกแถว</w:t>
       </w:r>
     </w:p>
-    <w:bookmarkEnd w:id="115"/>
-    <w:bookmarkStart w:id="116" w:name="main-success-scenario-7"/>
+    <w:bookmarkEnd w:id="106"/>
+    <w:bookmarkStart w:id="107" w:name="main-success-scenario-7"/>
     <w:p>
       <w:pPr>
         <w:pStyle w:val="Heading3"/>
@@ -12954,7 +12181,7 @@
         <w:pStyle w:val="Compact"/>
         <w:numPr>
           <w:ilvl w:val="0"/>
-          <w:numId w:val="1024"/>
+          <w:numId w:val="1026"/>
         </w:numPr>
       </w:pPr>
       <w:r>
@@ -12966,7 +12193,7 @@
         <w:pStyle w:val="Compact"/>
         <w:numPr>
           <w:ilvl w:val="0"/>
-          <w:numId w:val="1024"/>
+          <w:numId w:val="1026"/>
         </w:numPr>
       </w:pPr>
       <w:r>
@@ -12978,15 +12205,15 @@
         <w:pStyle w:val="Compact"/>
         <w:numPr>
           <w:ilvl w:val="0"/>
-          <w:numId w:val="1024"/>
+          <w:numId w:val="1026"/>
         </w:numPr>
       </w:pPr>
       <w:r>
         <w:t xml:space="preserve">ระบบแสดงผลพร้อมชื่อผู้กระทำ เวลา ข้อมูลที่ถูกกระทำ รายละเอียดการเปลี่ยนแปลง และหมายเลขไอพี</w:t>
       </w:r>
     </w:p>
-    <w:bookmarkEnd w:id="116"/>
-    <w:bookmarkStart w:id="117" w:name="alternate-flows-7"/>
+    <w:bookmarkEnd w:id="107"/>
+    <w:bookmarkStart w:id="108" w:name="alternate-flows-7"/>
     <w:p>
       <w:pPr>
         <w:pStyle w:val="Heading3"/>
@@ -13110,8 +12337,8 @@
         </w:tc>
       </w:tr>
     </w:tbl>
-    <w:bookmarkEnd w:id="117"/>
-    <w:bookmarkStart w:id="118" w:name="exception-flows-7"/>
+    <w:bookmarkEnd w:id="108"/>
+    <w:bookmarkStart w:id="109" w:name="exception-flows-7"/>
     <w:p>
       <w:pPr>
         <w:pStyle w:val="Heading3"/>
@@ -13380,9 +12607,9 @@
         </w:tc>
       </w:tr>
     </w:tbl>
-    <w:bookmarkEnd w:id="118"/>
-    <w:bookmarkEnd w:id="119"/>
-    <w:bookmarkStart w:id="120" w:name="ความสามารถทเกบไวนอกขอบเขตของรนน"/>
+    <w:bookmarkEnd w:id="109"/>
+    <w:bookmarkEnd w:id="110"/>
+    <w:bookmarkStart w:id="111" w:name="ความสามารถทเกบไวนอกขอบเขตของรนน"/>
     <w:p>
       <w:pPr>
         <w:pStyle w:val="Heading2"/>
@@ -13658,9 +12885,9 @@
         </w:pict>
       </w:r>
     </w:p>
-    <w:bookmarkEnd w:id="120"/>
-    <w:bookmarkEnd w:id="121"/>
-    <w:bookmarkStart w:id="127" w:name="other-nonfunctional-requirements"/>
+    <w:bookmarkEnd w:id="111"/>
+    <w:bookmarkEnd w:id="112"/>
+    <w:bookmarkStart w:id="118" w:name="other-nonfunctional-requirements"/>
     <w:p>
       <w:pPr>
         <w:pStyle w:val="Heading1"/>
@@ -13669,7 +12896,7 @@
         <w:t xml:space="preserve">5. Other Nonfunctional Requirements</w:t>
       </w:r>
     </w:p>
-    <w:bookmarkStart w:id="122" w:name="performance-requirements"/>
+    <w:bookmarkStart w:id="113" w:name="performance-requirements"/>
     <w:p>
       <w:pPr>
         <w:pStyle w:val="Heading2"/>
@@ -13923,8 +13150,8 @@
         <w:t xml:space="preserve">ตัวเลขทั้งหมดวัดในสภาพแวดล้อมที่ทุกส่วนของระบบทำงานบนเครื่องเดียวกัน ไม่มีความหน่วงจากเครือข่าย เมื่อติดตั้งใช้งานจริงค่าที่วัดได้จะสูงกว่านี้ตามคุณภาพของเครือข่าย แต่ช่องว่างจากเกณฑ์ยังมากพอสมควร</w:t>
       </w:r>
     </w:p>
-    <w:bookmarkEnd w:id="122"/>
-    <w:bookmarkStart w:id="123" w:name="safety-requirements"/>
+    <w:bookmarkEnd w:id="113"/>
+    <w:bookmarkStart w:id="114" w:name="safety-requirements"/>
     <w:p>
       <w:pPr>
         <w:pStyle w:val="Heading2"/>
@@ -14098,8 +13325,8 @@
         </w:tc>
       </w:tr>
     </w:tbl>
-    <w:bookmarkEnd w:id="123"/>
-    <w:bookmarkStart w:id="124" w:name="security-requirements"/>
+    <w:bookmarkEnd w:id="114"/>
+    <w:bookmarkStart w:id="115" w:name="security-requirements"/>
     <w:p>
       <w:pPr>
         <w:pStyle w:val="Heading2"/>
@@ -14182,7 +13409,42 @@
                 <w:bCs/>
                 <w:color w:val="FFFFFF"/>
               </w:rPr>
-              <w:t xml:space="preserve">ผลการทวนสอบ</w:t>
+              <w:t xml:space="preserve">Verification</w:t>
+            </w:r>
+          </w:p>
+        </w:tc>
+      </w:tr>
+      <w:tr>
+        <w:tc>
+          <w:tcPr/>
+          <w:p>
+            <w:pPr>
+              <w:pStyle w:val="Compact"/>
+            </w:pPr>
+            <w:r>
+              <w:t xml:space="preserve">CON-08</w:t>
+            </w:r>
+          </w:p>
+        </w:tc>
+        <w:tc>
+          <w:tcPr/>
+          <w:p>
+            <w:pPr>
+              <w:pStyle w:val="Compact"/>
+            </w:pPr>
+            <w:r>
+              <w:t xml:space="preserve">ต้องเข้าถึงผ่าน HTTPS เท่านั้น การเรียกผ่าน http ต้องถูกส่งต่อไปยัง https</w:t>
+            </w:r>
+          </w:p>
+        </w:tc>
+        <w:tc>
+          <w:tcPr/>
+          <w:p>
+            <w:pPr>
+              <w:pStyle w:val="Compact"/>
+            </w:pPr>
+            <w:r>
+              <w:t xml:space="preserve">ตอบรหัส 301 ไปยังปลายทาง https</w:t>
             </w:r>
           </w:p>
         </w:tc>
@@ -14206,262 +13468,130 @@
               <w:pStyle w:val="Compact"/>
             </w:pPr>
             <w:r>
-              <w:t xml:space="preserve">ข้อมูลและเมนูต้องจำกัดการเข้าถึงตามบทบาทอย่างเข้มงวด</w:t>
-            </w:r>
-          </w:p>
-        </w:tc>
-        <w:tc>
-          <w:tcPr/>
-          <w:p>
-            <w:pPr>
-              <w:pStyle w:val="Compact"/>
-            </w:pPr>
-            <w:r>
-              <w:t xml:space="preserve">ผ่านการตรวจ 7 จาก 7 รายการ</w:t>
+              <w:t xml:space="preserve">ข้อมูลและเมนูต้องจำกัดการเข้าถึงตามบทบาทอย่างเข้มงวด ทุกคำขอต้องแนบโทเคนและถูกตรวจสิทธิ์ก่อนประมวลผล</w:t>
+            </w:r>
+          </w:p>
+        </w:tc>
+        <w:tc>
+          <w:tcPr/>
+          <w:p>
+            <w:pPr>
+              <w:pStyle w:val="Compact"/>
+            </w:pPr>
+            <w:r>
+              <w:t xml:space="preserve">คำขอไม่มีโทเคนหรือโทเคนปลอมได้รหัส 401 บทบาทที่ไม่มีสิทธิ์ได้รหัส 403</w:t>
+            </w:r>
+          </w:p>
+        </w:tc>
+      </w:tr>
+      <w:tr>
+        <w:tc>
+          <w:tcPr/>
+          <w:p>
+            <w:pPr>
+              <w:pStyle w:val="Compact"/>
+            </w:pPr>
+            <w:r>
+              <w:t xml:space="preserve">NFR-01</w:t>
+            </w:r>
+          </w:p>
+        </w:tc>
+        <w:tc>
+          <w:tcPr/>
+          <w:p>
+            <w:pPr>
+              <w:pStyle w:val="Compact"/>
+            </w:pPr>
+            <w:r>
+              <w:t xml:space="preserve">รหัสผ่านต้องเก็บเป็นค่าที่ผ่านการเข้ารหัส ไม่เก็บรหัสผ่านจริง</w:t>
+            </w:r>
+          </w:p>
+        </w:tc>
+        <w:tc>
+          <w:tcPr/>
+          <w:p>
+            <w:pPr>
+              <w:pStyle w:val="Compact"/>
+            </w:pPr>
+            <w:r>
+              <w:t xml:space="preserve">ตรวจจากโครงสร้างฐานข้อมูล</w:t>
+            </w:r>
+          </w:p>
+        </w:tc>
+      </w:tr>
+      <w:tr>
+        <w:tc>
+          <w:tcPr/>
+          <w:p>
+            <w:pPr>
+              <w:pStyle w:val="Compact"/>
+            </w:pPr>
+            <w:r>
+              <w:t xml:space="preserve">NFR-01</w:t>
+            </w:r>
+          </w:p>
+        </w:tc>
+        <w:tc>
+          <w:tcPr/>
+          <w:p>
+            <w:pPr>
+              <w:pStyle w:val="Compact"/>
+            </w:pPr>
+            <w:r>
+              <w:t xml:space="preserve">ข้อความเมื่อเข้าสู่ระบบไม่สำเร็จต้องเหมือนกันทุกกรณี ไม่ระบุว่าผิดที่ชื่อผู้ใช้หรือรหัสผ่าน</w:t>
+            </w:r>
+          </w:p>
+        </w:tc>
+        <w:tc>
+          <w:tcPr/>
+          <w:p>
+            <w:pPr>
+              <w:pStyle w:val="Compact"/>
+            </w:pPr>
+            <w:r>
+              <w:t xml:space="preserve">ข้อความตรงกันทั้งสองกรณี</w:t>
+            </w:r>
+          </w:p>
+        </w:tc>
+      </w:tr>
+      <w:tr>
+        <w:tc>
+          <w:tcPr/>
+          <w:p>
+            <w:pPr>
+              <w:pStyle w:val="Compact"/>
+            </w:pPr>
+            <w:r>
+              <w:t xml:space="preserve">CON-07</w:t>
+            </w:r>
+          </w:p>
+        </w:tc>
+        <w:tc>
+          <w:tcPr/>
+          <w:p>
+            <w:pPr>
+              <w:pStyle w:val="Compact"/>
+            </w:pPr>
+            <w:r>
+              <w:t xml:space="preserve">หมายเลขพร้อมเพย์จริงและรหัสผ่านฐานข้อมูลต้องไม่ถูกเก็บลงที่เก็บโค้ด</w:t>
+            </w:r>
+          </w:p>
+        </w:tc>
+        <w:tc>
+          <w:tcPr/>
+          <w:p>
+            <w:pPr>
+              <w:pStyle w:val="Compact"/>
+            </w:pPr>
+            <w:r>
+              <w:t xml:space="preserve">ตรวจแล้วไม่พบในไฟล์ใด รวมถึงรหัส QR ในภาพหน้าจอ</w:t>
             </w:r>
           </w:p>
         </w:tc>
       </w:tr>
     </w:tbl>
-    <w:p>
-      <w:pPr>
-        <w:pStyle w:val="BodyText"/>
-      </w:pPr>
-      <w:r>
-        <w:t xml:space="preserve">รายละเอียดมาตรการที่ทวนสอบแล้ว</w:t>
-      </w:r>
-    </w:p>
-    <w:tbl>
-      <w:tblPr>
-        <w:tblStyle w:val="TableGrid"/>
-        <w:tblBorders>
-          <w:top w:val="single" w:sz="4" w:space="0" w:color="auto"/>
-          <w:left w:val="single" w:sz="4" w:space="0" w:color="auto"/>
-          <w:bottom w:val="single" w:sz="4" w:space="0" w:color="auto"/>
-          <w:right w:val="single" w:sz="4" w:space="0" w:color="auto"/>
-          <w:insideH w:val="single" w:sz="4" w:space="0" w:color="auto"/>
-          <w:insideV w:val="single" w:sz="4" w:space="0" w:color="auto"/>
-        </w:tblBorders>
-        <w:tblW w:type="pct" w:w="5000"/>
-        <w:tblLayout w:type="fixed"/>
-        <w:tblLook w:firstRow="1" w:lastRow="0" w:firstColumn="0" w:lastColumn="0" w:noHBand="0" w:noVBand="0" w:val="0020"/>
-      </w:tblPr>
-      <w:tblGrid>
-        <w:gridCol w:w="3960"/>
-        <w:gridCol w:w="3960"/>
-      </w:tblGrid>
-      <w:tr>
-        <w:trPr>
-          <w:tblHeader w:val="on"/>
-        </w:trPr>
-        <w:tc>
-          <w:tcPr>
-            <w:shd w:val="clear" w:color="auto" w:fill="183B63"/>
-          </w:tcPr>
-          <w:p>
-            <w:pPr>
-              <w:pStyle w:val="Compact"/>
-            </w:pPr>
-            <w:r>
-              <w:rPr>
-                <w:b/>
-                <w:bCs/>
-                <w:color w:val="FFFFFF"/>
-              </w:rPr>
-              <w:t xml:space="preserve">มาตรการ</w:t>
-            </w:r>
-          </w:p>
-        </w:tc>
-        <w:tc>
-          <w:tcPr>
-            <w:shd w:val="clear" w:color="auto" w:fill="183B63"/>
-          </w:tcPr>
-          <w:p>
-            <w:pPr>
-              <w:pStyle w:val="Compact"/>
-            </w:pPr>
-            <w:r>
-              <w:rPr>
-                <w:b/>
-                <w:bCs/>
-                <w:color w:val="FFFFFF"/>
-              </w:rPr>
-              <w:t xml:space="preserve">ผล</w:t>
-            </w:r>
-          </w:p>
-        </w:tc>
-      </w:tr>
-      <w:tr>
-        <w:tc>
-          <w:tcPr/>
-          <w:p>
-            <w:pPr>
-              <w:pStyle w:val="Compact"/>
-            </w:pPr>
-            <w:r>
-              <w:t xml:space="preserve">เข้าถึงผ่าน HTTPS เท่านั้น การเรียกผ่าน http ถูกส่งต่อไปยัง https</w:t>
-            </w:r>
-          </w:p>
-        </w:tc>
-        <w:tc>
-          <w:tcPr/>
-          <w:p>
-            <w:pPr>
-              <w:pStyle w:val="Compact"/>
-            </w:pPr>
-            <w:r>
-              <w:t xml:space="preserve">ตอบรหัส 301 ไปยังปลายทาง https</w:t>
-            </w:r>
-          </w:p>
-        </w:tc>
-      </w:tr>
-      <w:tr>
-        <w:tc>
-          <w:tcPr/>
-          <w:p>
-            <w:pPr>
-              <w:pStyle w:val="Compact"/>
-            </w:pPr>
-            <w:r>
-              <w:t xml:space="preserve">ทุกคำขอต้องแนบโทเคน คำขอที่ไม่มีโทเคนถูกปฏิเสธ</w:t>
-            </w:r>
-          </w:p>
-        </w:tc>
-        <w:tc>
-          <w:tcPr/>
-          <w:p>
-            <w:pPr>
-              <w:pStyle w:val="Compact"/>
-            </w:pPr>
-            <w:r>
-              <w:t xml:space="preserve">ตอบรหัส 401</w:t>
-            </w:r>
-          </w:p>
-        </w:tc>
-      </w:tr>
-      <w:tr>
-        <w:tc>
-          <w:tcPr/>
-          <w:p>
-            <w:pPr>
-              <w:pStyle w:val="Compact"/>
-            </w:pPr>
-            <w:r>
-              <w:t xml:space="preserve">โทเคนที่ปลอมแปลงถูกปฏิเสธ</w:t>
-            </w:r>
-          </w:p>
-        </w:tc>
-        <w:tc>
-          <w:tcPr/>
-          <w:p>
-            <w:pPr>
-              <w:pStyle w:val="Compact"/>
-            </w:pPr>
-            <w:r>
-              <w:t xml:space="preserve">ตอบรหัส 401</w:t>
-            </w:r>
-          </w:p>
-        </w:tc>
-      </w:tr>
-      <w:tr>
-        <w:tc>
-          <w:tcPr/>
-          <w:p>
-            <w:pPr>
-              <w:pStyle w:val="Compact"/>
-            </w:pPr>
-            <w:r>
-              <w:t xml:space="preserve">บทบาทที่ไม่มีสิทธิ์ถูกปฏิเสธ</w:t>
-            </w:r>
-          </w:p>
-        </w:tc>
-        <w:tc>
-          <w:tcPr/>
-          <w:p>
-            <w:pPr>
-              <w:pStyle w:val="Compact"/>
-            </w:pPr>
-            <w:r>
-              <w:t xml:space="preserve">ตอบรหัส 403</w:t>
-            </w:r>
-          </w:p>
-        </w:tc>
-      </w:tr>
-      <w:tr>
-        <w:tc>
-          <w:tcPr/>
-          <w:p>
-            <w:pPr>
-              <w:pStyle w:val="Compact"/>
-            </w:pPr>
-            <w:r>
-              <w:t xml:space="preserve">รหัสผ่านเก็บเป็นค่าที่ผ่านการเข้ารหัสแบบ bcrypt ไม่เก็บรหัสผ่านจริง</w:t>
-            </w:r>
-          </w:p>
-        </w:tc>
-        <w:tc>
-          <w:tcPr/>
-          <w:p>
-            <w:pPr>
-              <w:pStyle w:val="Compact"/>
-            </w:pPr>
-            <w:r>
-              <w:t xml:space="preserve">ตรวจจากโครงสร้างฐานข้อมูล</w:t>
-            </w:r>
-          </w:p>
-        </w:tc>
-      </w:tr>
-      <w:tr>
-        <w:tc>
-          <w:tcPr/>
-          <w:p>
-            <w:pPr>
-              <w:pStyle w:val="Compact"/>
-            </w:pPr>
-            <w:r>
-              <w:t xml:space="preserve">ข้อความเมื่อเข้าสู่ระบบไม่สำเร็จต้องเหมือนกันทุกกรณี ไม่บอกว่าผิดที่ชื่อผู้ใช้หรือรหัสผ่าน</w:t>
-            </w:r>
-          </w:p>
-        </w:tc>
-        <w:tc>
-          <w:tcPr/>
-          <w:p>
-            <w:pPr>
-              <w:pStyle w:val="Compact"/>
-            </w:pPr>
-            <w:r>
-              <w:t xml:space="preserve">ข้อความตรงกันทั้งสองกรณี</w:t>
-            </w:r>
-          </w:p>
-        </w:tc>
-      </w:tr>
-      <w:tr>
-        <w:tc>
-          <w:tcPr/>
-          <w:p>
-            <w:pPr>
-              <w:pStyle w:val="Compact"/>
-            </w:pPr>
-            <w:r>
-              <w:t xml:space="preserve">หมายเลขพร้อมเพย์จริงและรหัสผ่านฐานข้อมูลต้องไม่ถูกเก็บลงที่เก็บโค้ด</w:t>
-            </w:r>
-          </w:p>
-        </w:tc>
-        <w:tc>
-          <w:tcPr/>
-          <w:p>
-            <w:pPr>
-              <w:pStyle w:val="Compact"/>
-            </w:pPr>
-            <w:r>
-              <w:t xml:space="preserve">ตรวจแล้วไม่พบในไฟล์ใด รวมถึงตรวจรหัส QR ในภาพหน้าจอทุกภาพ</w:t>
-            </w:r>
-          </w:p>
-        </w:tc>
-      </w:tr>
-    </w:tbl>
-    <w:bookmarkEnd w:id="124"/>
-    <w:bookmarkStart w:id="125" w:name="software-quality-attributes"/>
+    <w:bookmarkEnd w:id="115"/>
+    <w:bookmarkStart w:id="116" w:name="software-quality-attributes"/>
     <w:p>
       <w:pPr>
         <w:pStyle w:val="Heading2"/>
@@ -14807,8 +13937,8 @@
         <w:t xml:space="preserve">ความครอบคลุมโค้ดของชุดทดสอบอยู่ที่ร้อยละ 83.73 ของคำสั่ง และร้อยละ 86.49 ของบรรทัด สูงกว่าเกณฑ์ร้อยละ 70 ที่กำหนดไว้</w:t>
       </w:r>
     </w:p>
-    <w:bookmarkEnd w:id="125"/>
-    <w:bookmarkStart w:id="126" w:name="business-rules"/>
+    <w:bookmarkEnd w:id="116"/>
+    <w:bookmarkStart w:id="117" w:name="business-rules"/>
     <w:p>
       <w:pPr>
         <w:pStyle w:val="Heading2"/>
@@ -15073,184 +14203,15 @@
       </w:tr>
     </w:tbl>
     <w:p>
-      <w:pPr>
-        <w:pStyle w:val="BodyText"/>
-      </w:pPr>
-      <w:r>
-        <w:rPr>
-          <w:b/>
-          <w:bCs/>
-        </w:rPr>
-        <w:t xml:space="preserve">กฎเพิ่มเติมที่บังคับใช้ในระบบ</w:t>
-      </w:r>
-    </w:p>
-    <w:tbl>
-      <w:tblPr>
-        <w:tblStyle w:val="TableGrid"/>
-        <w:tblBorders>
-          <w:top w:val="single" w:sz="4" w:space="0" w:color="auto"/>
-          <w:left w:val="single" w:sz="4" w:space="0" w:color="auto"/>
-          <w:bottom w:val="single" w:sz="4" w:space="0" w:color="auto"/>
-          <w:right w:val="single" w:sz="4" w:space="0" w:color="auto"/>
-          <w:insideH w:val="single" w:sz="4" w:space="0" w:color="auto"/>
-          <w:insideV w:val="single" w:sz="4" w:space="0" w:color="auto"/>
-        </w:tblBorders>
-        <w:tblW w:type="pct" w:w="5000"/>
-        <w:tblLayout w:type="fixed"/>
-        <w:tblLook w:firstRow="1" w:lastRow="0" w:firstColumn="0" w:lastColumn="0" w:noHBand="0" w:noVBand="0" w:val="0020"/>
-      </w:tblPr>
-      <w:tblGrid>
-        <w:gridCol w:w="3960"/>
-        <w:gridCol w:w="3960"/>
-      </w:tblGrid>
-      <w:tr>
-        <w:trPr>
-          <w:tblHeader w:val="on"/>
-        </w:trPr>
-        <w:tc>
-          <w:tcPr>
-            <w:shd w:val="clear" w:color="auto" w:fill="183B63"/>
-          </w:tcPr>
-          <w:p>
-            <w:pPr>
-              <w:pStyle w:val="Compact"/>
-            </w:pPr>
-            <w:r>
-              <w:rPr>
-                <w:b/>
-                <w:bCs/>
-                <w:color w:val="FFFFFF"/>
-              </w:rPr>
-              <w:t xml:space="preserve">กฎ</w:t>
-            </w:r>
-          </w:p>
-        </w:tc>
-        <w:tc>
-          <w:tcPr>
-            <w:shd w:val="clear" w:color="auto" w:fill="183B63"/>
-          </w:tcPr>
-          <w:p>
-            <w:pPr>
-              <w:pStyle w:val="Compact"/>
-            </w:pPr>
-            <w:r>
-              <w:rPr>
-                <w:b/>
-                <w:bCs/>
-                <w:color w:val="FFFFFF"/>
-              </w:rPr>
-              <w:t xml:space="preserve">รายละเอียด</w:t>
-            </w:r>
-          </w:p>
-        </w:tc>
-      </w:tr>
-      <w:tr>
-        <w:tc>
-          <w:tcPr/>
-          <w:p>
-            <w:pPr>
-              <w:pStyle w:val="Compact"/>
-            </w:pPr>
-            <w:r>
-              <w:t xml:space="preserve">การเปลี่ยนสถานะคำสั่งซื้อ</w:t>
-            </w:r>
-          </w:p>
-        </w:tc>
-        <w:tc>
-          <w:tcPr/>
-          <w:p>
-            <w:pPr>
-              <w:pStyle w:val="Compact"/>
-            </w:pPr>
-            <w:r>
-              <w:t xml:space="preserve">เปลี่ยนได้เฉพาะเส้นทางที่แผนภาพสถานะอนุญาต และเปลี่ยนเป็นส่งมอบสำเร็จได้เฉพาะผ่านธุรกรรมตัดสต็อก</w:t>
-            </w:r>
-          </w:p>
-        </w:tc>
-      </w:tr>
-      <w:tr>
-        <w:tc>
-          <w:tcPr/>
-          <w:p>
-            <w:pPr>
-              <w:pStyle w:val="Compact"/>
-            </w:pPr>
-            <w:r>
-              <w:t xml:space="preserve">การยกเลิกคำสั่งซื้อ</w:t>
-            </w:r>
-          </w:p>
-        </w:tc>
-        <w:tc>
-          <w:tcPr/>
-          <w:p>
-            <w:pPr>
-              <w:pStyle w:val="Compact"/>
-            </w:pPr>
-            <w:r>
-              <w:t xml:space="preserve">เป็นสิทธิ์ของผู้จัดการเท่านั้น</w:t>
-            </w:r>
-          </w:p>
-        </w:tc>
-      </w:tr>
-      <w:tr>
-        <w:tc>
-          <w:tcPr/>
-          <w:p>
-            <w:pPr>
-              <w:pStyle w:val="Compact"/>
-            </w:pPr>
-            <w:r>
-              <w:t xml:space="preserve">การกำหนดราคา</w:t>
-            </w:r>
-          </w:p>
-        </w:tc>
-        <w:tc>
-          <w:tcPr/>
-          <w:p>
-            <w:pPr>
-              <w:pStyle w:val="Compact"/>
-            </w:pPr>
-            <w:r>
-              <w:t xml:space="preserve">ราคาที่ใช้คำนวณต้องอ่านจากฐานข้อมูลเสมอ ไม่รับค่าที่ส่งมาจากหน้าจอ</w:t>
-            </w:r>
-          </w:p>
-        </w:tc>
-      </w:tr>
-      <w:tr>
-        <w:tc>
-          <w:tcPr/>
-          <w:p>
-            <w:pPr>
-              <w:pStyle w:val="Compact"/>
-            </w:pPr>
-            <w:r>
-              <w:t xml:space="preserve">เลขที่คำสั่งซื้อ</w:t>
-            </w:r>
-          </w:p>
-        </w:tc>
-        <w:tc>
-          <w:tcPr/>
-          <w:p>
-            <w:pPr>
-              <w:pStyle w:val="Compact"/>
-            </w:pPr>
-            <w:r>
-              <w:t xml:space="preserve">ต้องไม่ซ้ำ โดยฐานข้อมูลเป็นผู้รับประกันขั้นสุดท้าย</w:t>
-            </w:r>
-          </w:p>
-        </w:tc>
-      </w:tr>
-    </w:tbl>
-    <w:p>
       <w:r>
         <w:pict>
           <v:rect style="width:0;height:1.5pt" o:hralign="center" o:hrstd="t" o:hr="t"/>
         </w:pict>
       </w:r>
     </w:p>
-    <w:bookmarkEnd w:id="126"/>
-    <w:bookmarkEnd w:id="127"/>
-    <w:bookmarkStart w:id="131" w:name="other-requirements"/>
+    <w:bookmarkEnd w:id="117"/>
+    <w:bookmarkEnd w:id="118"/>
+    <w:bookmarkStart w:id="122" w:name="other-requirements"/>
     <w:p>
       <w:pPr>
         <w:pStyle w:val="Heading1"/>
@@ -15259,7 +14220,7 @@
         <w:t xml:space="preserve">6. Other Requirements</w:t>
       </w:r>
     </w:p>
-    <w:bookmarkStart w:id="128" w:name="data-and-audit-requirements"/>
+    <w:bookmarkStart w:id="119" w:name="data-and-audit-requirements"/>
     <w:p>
       <w:pPr>
         <w:pStyle w:val="Heading2"/>
@@ -15449,8 +14410,8 @@
         </w:tc>
       </w:tr>
     </w:tbl>
-    <w:bookmarkEnd w:id="128"/>
-    <w:bookmarkStart w:id="129" w:name="language-and-terminology"/>
+    <w:bookmarkEnd w:id="119"/>
+    <w:bookmarkStart w:id="120" w:name="language-and-terminology"/>
     <w:p>
       <w:pPr>
         <w:pStyle w:val="Heading2"/>
@@ -15467,8 +14428,8 @@
         <w:t xml:space="preserve">ส่วนต่อประสานผู้ใช้ ข้อความแจ้งเตือน และใบเสร็จใช้ภาษาไทยทั้งหมด จำนวนเงินแสดงในรูปแบบสกุลเงินบาทพร้อมทศนิยมสองตำแหน่ง วันที่บนใบเสร็จแสดงตามปฏิทินไทย ข้อความบนใบเสร็จส่งไปยังเครื่องพิมพ์ด้วยรหัส TIS-620 และหลีกเลี่ยงอักขระที่อยู่นอกชุดรหัสนั้น</w:t>
       </w:r>
     </w:p>
-    <w:bookmarkEnd w:id="129"/>
-    <w:bookmarkStart w:id="130" w:name="release-and-change-boundary"/>
+    <w:bookmarkEnd w:id="120"/>
+    <w:bookmarkStart w:id="121" w:name="release-and-change-boundary"/>
     <w:p>
       <w:pPr>
         <w:pStyle w:val="Heading2"/>
@@ -15641,9 +14602,9 @@
         </w:pict>
       </w:r>
     </w:p>
-    <w:bookmarkEnd w:id="130"/>
-    <w:bookmarkEnd w:id="131"/>
-    <w:bookmarkStart w:id="132" w:name="appendix-a-glossary"/>
+    <w:bookmarkEnd w:id="121"/>
+    <w:bookmarkEnd w:id="122"/>
+    <w:bookmarkStart w:id="123" w:name="appendix-a-glossary"/>
     <w:p>
       <w:pPr>
         <w:pStyle w:val="Heading1"/>
@@ -16080,8 +15041,8 @@
         </w:pict>
       </w:r>
     </w:p>
-    <w:bookmarkEnd w:id="132"/>
-    <w:bookmarkStart w:id="144" w:name="appendix-b-analysis-models"/>
+    <w:bookmarkEnd w:id="123"/>
+    <w:bookmarkStart w:id="135" w:name="appendix-b-analysis-models"/>
     <w:p>
       <w:pPr>
         <w:pStyle w:val="Heading1"/>
@@ -16090,7 +15051,7 @@
         <w:t xml:space="preserve">Appendix B: Analysis Models</w:t>
       </w:r>
     </w:p>
-    <w:bookmarkStart w:id="136" w:name="b.1-แบบจำลองวงจรชวตของคำสงซอ"/>
+    <w:bookmarkStart w:id="127" w:name="b.1-แบบจำลองวงจรชวตของคำสงซอ"/>
     <w:p>
       <w:pPr>
         <w:pStyle w:val="Heading2"/>
@@ -16108,18 +15069,18 @@
           <wp:inline>
             <wp:extent cx="6261100" cy="5587058"/>
             <wp:effectExtent b="0" l="0" r="0" t="0"/>
-            <wp:docPr descr="แผนภาพสถานะของคำสั่งซื้อ" title="" id="134" name="Picture"/>
+            <wp:docPr descr="แผนภาพสถานะของคำสั่งซื้อ" title="" id="125" name="Picture"/>
             <a:graphic>
               <a:graphicData uri="http://schemas.openxmlformats.org/drawingml/2006/picture">
                 <pic:pic>
                   <pic:nvPicPr>
-                    <pic:cNvPr descr="assets/diagrams/fig3-13_state_order.png" id="135" name="Picture"/>
+                    <pic:cNvPr descr="assets/diagrams/fig3-13_state_order.png" id="126" name="Picture"/>
                     <pic:cNvPicPr>
                       <a:picLocks noChangeArrowheads="1" noChangeAspect="1"/>
                     </pic:cNvPicPr>
                   </pic:nvPicPr>
                   <pic:blipFill>
-                    <a:blip r:embed="rId133"/>
+                    <a:blip r:embed="rId124"/>
                     <a:stretch>
                       <a:fillRect/>
                     </a:stretch>
@@ -16163,7 +15124,7 @@
           <w:i/>
           <w:iCs/>
         </w:rPr>
-        <w:t xml:space="preserve">ภาพที่ 6 — Order Lifecycle Model แสดงสถานะทั้งสี่และเส้นทางการเปลี่ยนสถานะที่ระบบอนุญาต</w:t>
+        <w:t xml:space="preserve">ภาพที่ 3 — Order Lifecycle Model แสดงสถานะทั้งสี่และเส้นทางการเปลี่ยนสถานะที่ระบบอนุญาต</w:t>
       </w:r>
     </w:p>
     <w:p>
@@ -16174,8 +15135,8 @@
         <w:t xml:space="preserve">แบบจำลองนี้เป็นหัวใจของระบบ เพราะสถานะของคำสั่งซื้อทำหน้าที่สองอย่างพร้อมกัน คือบอกว่างานอยู่ขั้นใด และเป็นกลไกล็อกที่ทำให้การจ่ายสินค้าเกิดขึ้นได้เพียงครั้งเดียว</w:t>
       </w:r>
     </w:p>
-    <w:bookmarkEnd w:id="136"/>
-    <w:bookmarkStart w:id="140" w:name="b.2-conceptual-domain-model"/>
+    <w:bookmarkEnd w:id="127"/>
+    <w:bookmarkStart w:id="131" w:name="b.2-conceptual-domain-model"/>
     <w:p>
       <w:pPr>
         <w:pStyle w:val="Heading2"/>
@@ -16193,18 +15154,18 @@
           <wp:inline>
             <wp:extent cx="6261100" cy="4939678"/>
             <wp:effectExtent b="0" l="0" r="0" t="0"/>
-            <wp:docPr descr="แผนภาพความสัมพันธ์ระหว่างข้อมูล" title="" id="138" name="Picture"/>
+            <wp:docPr descr="แผนภาพความสัมพันธ์ระหว่างข้อมูล" title="" id="129" name="Picture"/>
             <a:graphic>
               <a:graphicData uri="http://schemas.openxmlformats.org/drawingml/2006/picture">
                 <pic:pic>
                   <pic:nvPicPr>
-                    <pic:cNvPr descr="assets/diagrams/fig3-05_erd.png" id="139" name="Picture"/>
+                    <pic:cNvPr descr="assets/diagrams/fig3-05_erd.png" id="130" name="Picture"/>
                     <pic:cNvPicPr>
                       <a:picLocks noChangeArrowheads="1" noChangeAspect="1"/>
                     </pic:cNvPicPr>
                   </pic:nvPicPr>
                   <pic:blipFill>
-                    <a:blip r:embed="rId137"/>
+                    <a:blip r:embed="rId128"/>
                     <a:stretch>
                       <a:fillRect/>
                     </a:stretch>
@@ -16248,7 +15209,7 @@
           <w:i/>
           <w:iCs/>
         </w:rPr>
-        <w:t xml:space="preserve">ภาพที่ 7 — โครงสร้างเชิงตรรกะของผู้ใช้งาน สินค้า คำสั่งซื้อ รายการสินค้า การเคลื่อนไหวสต็อก การแจ้งเตือน และประวัติการทำรายการ</w:t>
+        <w:t xml:space="preserve">ภาพที่ 4 — โครงสร้างเชิงตรรกะของผู้ใช้งาน สินค้า คำสั่งซื้อ รายการสินค้า การเคลื่อนไหวสต็อก การแจ้งเตือน และประวัติการทำรายการ</w:t>
       </w:r>
     </w:p>
     <w:p>
@@ -16259,8 +15220,8 @@
         <w:t xml:space="preserve">แผนภาพนี้แสดงความสัมพันธ์เชิงตรรกะระหว่างข้อมูล มิใช่ข้อกำหนดของโครงสร้างตารางในฐานข้อมูล ประเด็นที่ต้องสังเกตคือรายการสินค้าในคำสั่งซื้อเก็บราคาต่อหน่วย ณ เวลาที่ขายไว้แยกจากราคาปัจจุบันของสินค้า เพื่อให้ใบเสร็จย้อนหลังยังถูกต้องแม้ราคาจะเปลี่ยนไปแล้ว</w:t>
       </w:r>
     </w:p>
-    <w:bookmarkEnd w:id="140"/>
-    <w:bookmarkStart w:id="141" w:name="b.3-model-elements-and-traceability"/>
+    <w:bookmarkEnd w:id="131"/>
+    <w:bookmarkStart w:id="132" w:name="b.3-model-elements-and-traceability"/>
     <w:p>
       <w:pPr>
         <w:pStyle w:val="Heading2"/>
@@ -16843,8 +15804,8 @@
         </w:tc>
       </w:tr>
     </w:tbl>
-    <w:bookmarkEnd w:id="141"/>
-    <w:bookmarkStart w:id="142" w:name="b.4-state-semantics"/>
+    <w:bookmarkEnd w:id="132"/>
+    <w:bookmarkStart w:id="133" w:name="b.4-state-semantics"/>
     <w:p>
       <w:pPr>
         <w:pStyle w:val="Heading2"/>
@@ -17143,8 +16104,8 @@
         </w:tc>
       </w:tr>
     </w:tbl>
-    <w:bookmarkEnd w:id="142"/>
-    <w:bookmarkStart w:id="143" w:name="b.5-authority-matrix"/>
+    <w:bookmarkEnd w:id="133"/>
+    <w:bookmarkStart w:id="134" w:name="b.5-authority-matrix"/>
     <w:p>
       <w:pPr>
         <w:pStyle w:val="Heading2"/>
@@ -17388,9 +16349,9 @@
         </w:pict>
       </w:r>
     </w:p>
-    <w:bookmarkEnd w:id="143"/>
-    <w:bookmarkEnd w:id="144"/>
-    <w:bookmarkStart w:id="145" w:name="appendix-c-to-be-determined-list"/>
+    <w:bookmarkEnd w:id="134"/>
+    <w:bookmarkEnd w:id="135"/>
+    <w:bookmarkStart w:id="136" w:name="appendix-c-to-be-determined-list"/>
     <w:p>
       <w:pPr>
         <w:pStyle w:val="Heading1"/>
@@ -17781,8 +16742,8 @@
         </w:pict>
       </w:r>
     </w:p>
-    <w:bookmarkEnd w:id="145"/>
-    <w:bookmarkStart w:id="147" w:name="appendix-d-acceptance-criteria"/>
+    <w:bookmarkEnd w:id="136"/>
+    <w:bookmarkStart w:id="138" w:name="appendix-d-acceptance-criteria"/>
     <w:p>
       <w:pPr>
         <w:pStyle w:val="Heading1"/>
@@ -18764,7 +17725,7 @@
         </w:tc>
       </w:tr>
     </w:tbl>
-    <w:bookmarkStart w:id="146" w:name="negative-boundary-scenarios"/>
+    <w:bookmarkStart w:id="137" w:name="negative-boundary-scenarios"/>
     <w:p>
       <w:pPr>
         <w:pStyle w:val="Heading2"/>
@@ -18773,235 +17734,90 @@
         <w:t xml:space="preserve">Negative / Boundary Scenarios</w:t>
       </w:r>
     </w:p>
-    <w:tbl>
-      <w:tblPr>
-        <w:tblStyle w:val="TableGrid"/>
-        <w:tblBorders>
-          <w:top w:val="single" w:sz="4" w:space="0" w:color="auto"/>
-          <w:left w:val="single" w:sz="4" w:space="0" w:color="auto"/>
-          <w:bottom w:val="single" w:sz="4" w:space="0" w:color="auto"/>
-          <w:right w:val="single" w:sz="4" w:space="0" w:color="auto"/>
-          <w:insideH w:val="single" w:sz="4" w:space="0" w:color="auto"/>
-          <w:insideV w:val="single" w:sz="4" w:space="0" w:color="auto"/>
-        </w:tblBorders>
-        <w:tblW w:type="pct" w:w="5000"/>
-        <w:tblLayout w:type="fixed"/>
-        <w:tblLook w:firstRow="1" w:lastRow="0" w:firstColumn="0" w:lastColumn="0" w:noHBand="0" w:noVBand="0" w:val="0020"/>
-      </w:tblPr>
-      <w:tblGrid>
-        <w:gridCol w:w="3960"/>
-        <w:gridCol w:w="3960"/>
-      </w:tblGrid>
-      <w:tr>
-        <w:trPr>
-          <w:tblHeader w:val="on"/>
-        </w:trPr>
-        <w:tc>
-          <w:tcPr>
-            <w:shd w:val="clear" w:color="auto" w:fill="183B63"/>
-          </w:tcPr>
-          <w:p>
-            <w:pPr>
-              <w:pStyle w:val="Compact"/>
-            </w:pPr>
-            <w:r>
-              <w:rPr>
-                <w:b/>
-                <w:bCs/>
-                <w:color w:val="FFFFFF"/>
-              </w:rPr>
-              <w:t xml:space="preserve">สถานการณ์</w:t>
-            </w:r>
-          </w:p>
-        </w:tc>
-        <w:tc>
-          <w:tcPr>
-            <w:shd w:val="clear" w:color="auto" w:fill="183B63"/>
-          </w:tcPr>
-          <w:p>
-            <w:pPr>
-              <w:pStyle w:val="Compact"/>
-            </w:pPr>
-            <w:r>
-              <w:rPr>
-                <w:b/>
-                <w:bCs/>
-                <w:color w:val="FFFFFF"/>
-              </w:rPr>
-              <w:t xml:space="preserve">ผลที่ต้องเกิด</w:t>
-            </w:r>
-          </w:p>
-        </w:tc>
-      </w:tr>
-      <w:tr>
-        <w:tc>
-          <w:tcPr/>
-          <w:p>
-            <w:pPr>
-              <w:pStyle w:val="Compact"/>
-            </w:pPr>
-            <w:r>
-              <w:t xml:space="preserve">พนักงานคลังสองคนกดยืนยันจ่ายคำสั่งซื้อเดียวกันในเสี้ยววินาทีเดียวกัน</w:t>
-            </w:r>
-          </w:p>
-        </w:tc>
-        <w:tc>
-          <w:tcPr/>
-          <w:p>
-            <w:pPr>
-              <w:pStyle w:val="Compact"/>
-            </w:pPr>
-            <w:r>
-              <w:t xml:space="preserve">สต็อกถูกหักครั้งเดียว และมีบันทึกการเคลื่อนไหวหนึ่งแถวต่อสินค้าหนึ่งรายการ</w:t>
-            </w:r>
-          </w:p>
-        </w:tc>
-      </w:tr>
-      <w:tr>
-        <w:tc>
-          <w:tcPr/>
-          <w:p>
-            <w:pPr>
-              <w:pStyle w:val="Compact"/>
-            </w:pPr>
-            <w:r>
-              <w:t xml:space="preserve">คำสั่งซื้อมีสินค้าสองรายการ รายการแรกมีของพอ รายการที่สองไม่พอ</w:t>
-            </w:r>
-          </w:p>
-        </w:tc>
-        <w:tc>
-          <w:tcPr/>
-          <w:p>
-            <w:pPr>
-              <w:pStyle w:val="Compact"/>
-            </w:pPr>
-            <w:r>
-              <w:t xml:space="preserve">ยอดของรายการแรกที่หักไปแล้วในธุรกรรมต้องย้อนกลับด้วย ไม่มีการหักค้างบางส่วน</w:t>
-            </w:r>
-          </w:p>
-        </w:tc>
-      </w:tr>
-      <w:tr>
-        <w:tc>
-          <w:tcPr/>
-          <w:p>
-            <w:pPr>
-              <w:pStyle w:val="Compact"/>
-            </w:pPr>
-            <w:r>
-              <w:t xml:space="preserve">ผู้ใช้ส่งราคาสินค้ามาพร้อมคำขอเพื่อกำหนดราคาเอง</w:t>
-            </w:r>
-          </w:p>
-        </w:tc>
-        <w:tc>
-          <w:tcPr/>
-          <w:p>
-            <w:pPr>
-              <w:pStyle w:val="Compact"/>
-            </w:pPr>
-            <w:r>
-              <w:t xml:space="preserve">ระบบใช้ราคาจากฐานข้อมูลเสมอ ค่าที่ส่งมาถูกละเลย</w:t>
-            </w:r>
-          </w:p>
-        </w:tc>
-      </w:tr>
-      <w:tr>
-        <w:tc>
-          <w:tcPr/>
-          <w:p>
-            <w:pPr>
-              <w:pStyle w:val="Compact"/>
-            </w:pPr>
-            <w:r>
-              <w:t xml:space="preserve">ผู้จัดการปรับยอดคงเหลือเป็นค่าที่จะทำให้ติดลบ</w:t>
-            </w:r>
-          </w:p>
-        </w:tc>
-        <w:tc>
-          <w:tcPr/>
-          <w:p>
-            <w:pPr>
-              <w:pStyle w:val="Compact"/>
-            </w:pPr>
-            <w:r>
-              <w:t xml:space="preserve">ปฏิเสธและยอดเดิมไม่เปลี่ยน</w:t>
-            </w:r>
-          </w:p>
-        </w:tc>
-      </w:tr>
-      <w:tr>
-        <w:tc>
-          <w:tcPr/>
-          <w:p>
-            <w:pPr>
-              <w:pStyle w:val="Compact"/>
-            </w:pPr>
-            <w:r>
-              <w:t xml:space="preserve">พยายามเปลี่ยนสถานะคำสั่งซื้อเป็นส่งมอบสำเร็จโดยไม่ผ่านธุรกรรมตัดสต็อก</w:t>
-            </w:r>
-          </w:p>
-        </w:tc>
-        <w:tc>
-          <w:tcPr/>
-          <w:p>
-            <w:pPr>
-              <w:pStyle w:val="Compact"/>
-            </w:pPr>
-            <w:r>
-              <w:t xml:space="preserve">ปฏิเสธด้วยรหัส 409</w:t>
-            </w:r>
-          </w:p>
-        </w:tc>
-      </w:tr>
-      <w:tr>
-        <w:tc>
-          <w:tcPr/>
-          <w:p>
-            <w:pPr>
-              <w:pStyle w:val="Compact"/>
-            </w:pPr>
-            <w:r>
-              <w:t xml:space="preserve">ข้อความบนใบเสร็จมีอักขระนอกชุดรหัส TIS-620</w:t>
-            </w:r>
-          </w:p>
-        </w:tc>
-        <w:tc>
-          <w:tcPr/>
-          <w:p>
-            <w:pPr>
-              <w:pStyle w:val="Compact"/>
-            </w:pPr>
-            <w:r>
-              <w:t xml:space="preserve">แทนด้วยช่องว่าง ไม่ส่งไบต์แปลกปลอมที่เครื่องพิมพ์อาจตีความเป็นคำสั่งควบคุม</w:t>
-            </w:r>
-          </w:p>
-        </w:tc>
-      </w:tr>
-      <w:tr>
-        <w:tc>
-          <w:tcPr/>
-          <w:p>
-            <w:pPr>
-              <w:pStyle w:val="Compact"/>
-            </w:pPr>
-            <w:r>
-              <w:t xml:space="preserve">เปิดหน้าจอบนความกว้าง 390 พิกเซล</w:t>
-            </w:r>
-          </w:p>
-        </w:tc>
-        <w:tc>
-          <w:tcPr/>
-          <w:p>
-            <w:pPr>
-              <w:pStyle w:val="Compact"/>
-            </w:pPr>
-            <w:r>
-              <w:t xml:space="preserve">ตารางหลายคอลัมน์เปลี่ยนเป็นรายการแบบการ์ด ไม่เกิดการเลื่อนแนวนอนของทั้งหน้า</w:t>
-            </w:r>
-          </w:p>
-        </w:tc>
-      </w:tr>
-    </w:tbl>
+    <w:p>
+      <w:pPr>
+        <w:pStyle w:val="Compact"/>
+        <w:numPr>
+          <w:ilvl w:val="0"/>
+          <w:numId w:val="1027"/>
+        </w:numPr>
+      </w:pPr>
+      <w:r>
+        <w:t xml:space="preserve">พนักงานคลังสองคนกดยืนยันจ่ายคำสั่งซื้อเดียวกันในเสี้ยววินาทีเดียวกัน → สต็อกถูกหักครั้งเดียว และมีบันทึกการเคลื่อนไหวหนึ่งแถวต่อสินค้าหนึ่งรายการ</w:t>
+      </w:r>
+    </w:p>
+    <w:p>
+      <w:pPr>
+        <w:pStyle w:val="Compact"/>
+        <w:numPr>
+          <w:ilvl w:val="0"/>
+          <w:numId w:val="1027"/>
+        </w:numPr>
+      </w:pPr>
+      <w:r>
+        <w:t xml:space="preserve">คำสั่งซื้อมีสินค้าสองรายการ รายการแรกมีของพอ รายการที่สองไม่พอ → ยอดของรายการแรกที่หักไปแล้วในธุรกรรมต้องย้อนกลับด้วย ไม่มีการหักค้างบางส่วน</w:t>
+      </w:r>
+    </w:p>
+    <w:p>
+      <w:pPr>
+        <w:pStyle w:val="Compact"/>
+        <w:numPr>
+          <w:ilvl w:val="0"/>
+          <w:numId w:val="1027"/>
+        </w:numPr>
+      </w:pPr>
+      <w:r>
+        <w:t xml:space="preserve">ผู้ใช้ส่งราคาสินค้ามาพร้อมคำขอเพื่อกำหนดราคาเอง → ระบบใช้ราคาจากฐานข้อมูลเสมอ ค่าที่ส่งมาถูกละเลย</w:t>
+      </w:r>
+    </w:p>
+    <w:p>
+      <w:pPr>
+        <w:pStyle w:val="Compact"/>
+        <w:numPr>
+          <w:ilvl w:val="0"/>
+          <w:numId w:val="1027"/>
+        </w:numPr>
+      </w:pPr>
+      <w:r>
+        <w:t xml:space="preserve">ผู้จัดการปรับยอดคงเหลือเป็นค่าที่จะทำให้ติดลบ → ปฏิเสธและยอดเดิมไม่เปลี่ยน</w:t>
+      </w:r>
+    </w:p>
+    <w:p>
+      <w:pPr>
+        <w:pStyle w:val="Compact"/>
+        <w:numPr>
+          <w:ilvl w:val="0"/>
+          <w:numId w:val="1027"/>
+        </w:numPr>
+      </w:pPr>
+      <w:r>
+        <w:t xml:space="preserve">พยายามเปลี่ยนสถานะคำสั่งซื้อเป็นส่งมอบสำเร็จโดยไม่ผ่านธุรกรรมตัดสต็อก → ปฏิเสธด้วยรหัส 409</w:t>
+      </w:r>
+    </w:p>
+    <w:p>
+      <w:pPr>
+        <w:pStyle w:val="Compact"/>
+        <w:numPr>
+          <w:ilvl w:val="0"/>
+          <w:numId w:val="1027"/>
+        </w:numPr>
+      </w:pPr>
+      <w:r>
+        <w:t xml:space="preserve">ข้อความบนใบเสร็จมีอักขระนอกชุดรหัส TIS-620 → แทนด้วยช่องว่าง ไม่ส่งไบต์แปลกปลอมที่เครื่องพิมพ์อาจตีความเป็นคำสั่งควบคุม</w:t>
+      </w:r>
+    </w:p>
+    <w:p>
+      <w:pPr>
+        <w:pStyle w:val="Compact"/>
+        <w:numPr>
+          <w:ilvl w:val="0"/>
+          <w:numId w:val="1027"/>
+        </w:numPr>
+      </w:pPr>
+      <w:r>
+        <w:t xml:space="preserve">เปิดหน้าจอบนความกว้าง 390 พิกเซล → ตารางหลายคอลัมน์เปลี่ยนเป็นรายการแบบการ์ด ไม่เกิดการเลื่อนแนวนอนของทั้งหน้า</w:t>
+      </w:r>
+    </w:p>
     <w:p>
       <w:r>
         <w:pict>
@@ -19009,9 +17825,9 @@
         </w:pict>
       </w:r>
     </w:p>
-    <w:bookmarkEnd w:id="146"/>
-    <w:bookmarkEnd w:id="147"/>
-    <w:bookmarkStart w:id="151" w:name="appendix-e-end-to-end-traceability"/>
+    <w:bookmarkEnd w:id="137"/>
+    <w:bookmarkEnd w:id="138"/>
+    <w:bookmarkStart w:id="142" w:name="appendix-e-end-to-end-traceability"/>
     <w:p>
       <w:pPr>
         <w:pStyle w:val="Heading1"/>
@@ -19020,7 +17836,7 @@
         <w:t xml:space="preserve">Appendix E: End-to-End Traceability</w:t>
       </w:r>
     </w:p>
-    <w:bookmarkStart w:id="148" w:name="e.1-evidence-requirement-use-case-test"/>
+    <w:bookmarkStart w:id="139" w:name="e.1-evidence-requirement-use-case-test"/>
     <w:p>
       <w:pPr>
         <w:pStyle w:val="Heading2"/>
@@ -19660,8 +18476,8 @@
         </w:tc>
       </w:tr>
     </w:tbl>
-    <w:bookmarkEnd w:id="148"/>
-    <w:bookmarkStart w:id="149" w:name="Xbdc25beaada25c12294dff12f09bf3592f83822"/>
+    <w:bookmarkEnd w:id="139"/>
+    <w:bookmarkStart w:id="140" w:name="Xbdc25beaada25c12294dff12f09bf3592f83822"/>
     <w:p>
       <w:pPr>
         <w:pStyle w:val="Heading2"/>
@@ -20130,8 +18946,8 @@
         </w:tc>
       </w:tr>
     </w:tbl>
-    <w:bookmarkEnd w:id="149"/>
-    <w:bookmarkStart w:id="150" w:name="e.3-end-to-end-example"/>
+    <w:bookmarkEnd w:id="140"/>
+    <w:bookmarkStart w:id="141" w:name="e.3-end-to-end-example"/>
     <w:p>
       <w:pPr>
         <w:pStyle w:val="Heading2"/>
@@ -20515,9 +19331,9 @@
         </w:pict>
       </w:r>
     </w:p>
-    <w:bookmarkEnd w:id="150"/>
-    <w:bookmarkEnd w:id="151"/>
-    <w:bookmarkStart w:id="152" w:name="appendix-f-completeness-and-qa-record"/>
+    <w:bookmarkEnd w:id="141"/>
+    <w:bookmarkEnd w:id="142"/>
+    <w:bookmarkStart w:id="143" w:name="appendix-f-completeness-and-qa-record"/>
     <w:p>
       <w:pPr>
         <w:pStyle w:val="Heading1"/>
@@ -20950,7 +19766,7 @@
               <w:pStyle w:val="Compact"/>
             </w:pPr>
             <w:r>
-              <w:t xml:space="preserve">ภาพที่ 1–7 คือแผนภาพบริบท กรณีการใช้งานสี่กลุ่ม วงจรชีวิตคำสั่งซื้อ และแบบจำลองข้อมูล</w:t>
+              <w:t xml:space="preserve">ภาพที่ 1–4 คือแผนภาพบริบท กรณีการใช้งาน วงจรชีวิตคำสั่งซื้อ และแบบจำลองข้อมูล</w:t>
             </w:r>
           </w:p>
         </w:tc>
@@ -21273,7 +20089,7 @@
         <w:t xml:space="preserve">จบเอกสาร Use Case SRS — ระบบ SOML</w:t>
       </w:r>
     </w:p>
-    <w:bookmarkEnd w:id="152"/>
+    <w:bookmarkEnd w:id="143"/>
     <w:sectPr>
       <w:headerReference r:id="rId15" w:type="default"/>
       <w:footerReference r:id="rId16" w:type="default"/>
@@ -21907,6 +20723,12 @@
     <w:abstractNumId w:val="991"/>
   </w:num>
   <w:num w:numId="1003">
+    <w:abstractNumId w:val="991"/>
+  </w:num>
+  <w:num w:numId="1004">
+    <w:abstractNumId w:val="991"/>
+  </w:num>
+  <w:num w:numId="1005">
     <w:abstractNumId w:val="99411"/>
     <w:lvlOverride w:ilvl="0">
       <w:startOverride w:val="1"/>
@@ -21936,13 +20758,13 @@
       <w:startOverride w:val="1"/>
     </w:lvlOverride>
   </w:num>
-  <w:num w:numId="1004">
+  <w:num w:numId="1006">
     <w:abstractNumId w:val="991"/>
   </w:num>
-  <w:num w:numId="1005">
+  <w:num w:numId="1007">
     <w:abstractNumId w:val="991"/>
   </w:num>
-  <w:num w:numId="1006">
+  <w:num w:numId="1008">
     <w:abstractNumId w:val="99411"/>
     <w:lvlOverride w:ilvl="0">
       <w:startOverride w:val="1"/>
@@ -21972,13 +20794,13 @@
       <w:startOverride w:val="1"/>
     </w:lvlOverride>
   </w:num>
-  <w:num w:numId="1007">
+  <w:num w:numId="1009">
     <w:abstractNumId w:val="991"/>
   </w:num>
-  <w:num w:numId="1008">
+  <w:num w:numId="1010">
     <w:abstractNumId w:val="991"/>
   </w:num>
-  <w:num w:numId="1009">
+  <w:num w:numId="1011">
     <w:abstractNumId w:val="99411"/>
     <w:lvlOverride w:ilvl="0">
       <w:startOverride w:val="1"/>
@@ -22008,13 +20830,13 @@
       <w:startOverride w:val="1"/>
     </w:lvlOverride>
   </w:num>
-  <w:num w:numId="1010">
+  <w:num w:numId="1012">
     <w:abstractNumId w:val="991"/>
   </w:num>
-  <w:num w:numId="1011">
+  <w:num w:numId="1013">
     <w:abstractNumId w:val="991"/>
   </w:num>
-  <w:num w:numId="1012">
+  <w:num w:numId="1014">
     <w:abstractNumId w:val="99411"/>
     <w:lvlOverride w:ilvl="0">
       <w:startOverride w:val="1"/>
@@ -22044,13 +20866,13 @@
       <w:startOverride w:val="1"/>
     </w:lvlOverride>
   </w:num>
-  <w:num w:numId="1013">
+  <w:num w:numId="1015">
     <w:abstractNumId w:val="991"/>
   </w:num>
-  <w:num w:numId="1014">
+  <w:num w:numId="1016">
     <w:abstractNumId w:val="991"/>
   </w:num>
-  <w:num w:numId="1015">
+  <w:num w:numId="1017">
     <w:abstractNumId w:val="99411"/>
     <w:lvlOverride w:ilvl="0">
       <w:startOverride w:val="1"/>
@@ -22080,13 +20902,13 @@
       <w:startOverride w:val="1"/>
     </w:lvlOverride>
   </w:num>
-  <w:num w:numId="1016">
+  <w:num w:numId="1018">
     <w:abstractNumId w:val="991"/>
   </w:num>
-  <w:num w:numId="1017">
+  <w:num w:numId="1019">
     <w:abstractNumId w:val="991"/>
   </w:num>
-  <w:num w:numId="1018">
+  <w:num w:numId="1020">
     <w:abstractNumId w:val="99411"/>
     <w:lvlOverride w:ilvl="0">
       <w:startOverride w:val="1"/>
@@ -22116,13 +20938,13 @@
       <w:startOverride w:val="1"/>
     </w:lvlOverride>
   </w:num>
-  <w:num w:numId="1019">
+  <w:num w:numId="1021">
     <w:abstractNumId w:val="991"/>
   </w:num>
-  <w:num w:numId="1020">
+  <w:num w:numId="1022">
     <w:abstractNumId w:val="991"/>
   </w:num>
-  <w:num w:numId="1021">
+  <w:num w:numId="1023">
     <w:abstractNumId w:val="99411"/>
     <w:lvlOverride w:ilvl="0">
       <w:startOverride w:val="1"/>
@@ -22152,13 +20974,13 @@
       <w:startOverride w:val="1"/>
     </w:lvlOverride>
   </w:num>
-  <w:num w:numId="1022">
+  <w:num w:numId="1024">
     <w:abstractNumId w:val="991"/>
   </w:num>
-  <w:num w:numId="1023">
+  <w:num w:numId="1025">
     <w:abstractNumId w:val="991"/>
   </w:num>
-  <w:num w:numId="1024">
+  <w:num w:numId="1026">
     <w:abstractNumId w:val="99411"/>
     <w:lvlOverride w:ilvl="0">
       <w:startOverride w:val="1"/>
@@ -22187,6 +21009,9 @@
     <w:lvlOverride w:ilvl="8">
       <w:startOverride w:val="1"/>
     </w:lvlOverride>
+  </w:num>
+  <w:num w:numId="1027">
+    <w:abstractNumId w:val="991"/>
   </w:num>
 </w:numbering>
 </file>

--- a/Documents/UseCase_SRS_SOML_ENGSE206_v1.0_TH.docx
+++ b/Documents/UseCase_SRS_SOML_ENGSE206_v1.0_TH.docx
@@ -225,7 +225,7 @@
               <w:pStyle w:val="Compact"/>
             </w:pPr>
             <w:r>
-              <w:t xml:space="preserve">Use Case SRS v1.0 (จัดวางจากบทที่ 1–4 ของปริญญานิพนธ์)</w:t>
+              <w:t xml:space="preserve">Use Case SRS v1.0 (รวบรวมฐานจากบทที่ 1–2 ของปริญญานิพนธ์)</w:t>
             </w:r>
           </w:p>
         </w:tc>

--- a/Documents/UseCase_SRS_SOML_ENGSE206_v1.0_TH.docx
+++ b/Documents/UseCase_SRS_SOML_ENGSE206_v1.0_TH.docx
@@ -6848,6 +6848,14 @@
         <w:t xml:space="preserve">4.3 สร้างคำสั่งซื้อ รับชำระ และออกใบเสร็จ — UC-03, UC-04</w:t>
       </w:r>
     </w:p>
+    <w:p>
+      <w:pPr>
+        <w:pStyle w:val="FirstParagraph"/>
+      </w:pPr>
+      <w:r>
+        <w:t xml:space="preserve">หัวข้อนี้แทนที่การบันทึกการขายด้วยบิลกระดาษที่ไม่มีระบบยืนยัน จึงเป็นจุดที่ตอบวัตถุประสงค์ข้อ 1.2.1 โดยตรง</w:t>
+      </w:r>
+    </w:p>
     <w:tbl>
       <w:tblPr>
         <w:tblStyle w:val="TableGrid"/>
@@ -10298,6 +10306,14 @@
       </w:pPr>
       <w:r>
         <w:t xml:space="preserve">4.7 แดชบอร์ดปฏิบัติการและระดับบริหาร — UC-08, UC-09</w:t>
+      </w:r>
+    </w:p>
+    <w:p>
+      <w:pPr>
+        <w:pStyle w:val="FirstParagraph"/>
+      </w:pPr>
+      <w:r>
+        <w:t xml:space="preserve">หัวข้อนี้ทำให้ผู้บริหารเห็นสถานการณ์ระหว่างวันแทนการรอสรุปตอนท้ายวัน จึงเป็นจุดที่ตอบวัตถุประสงค์ข้อ 1.2.4 โดยตรง</w:t>
       </w:r>
     </w:p>
     <w:tbl>

--- a/Documents/UseCase_SRS_SOML_ENGSE206_v1.0_TH.docx
+++ b/Documents/UseCase_SRS_SOML_ENGSE206_v1.0_TH.docx
@@ -21429,6 +21429,7 @@
       <w:rFonts w:ascii="TH Sarabun New" w:eastAsia="TH Sarabun New" w:hAnsi="TH Sarabun New"/>
       <w:color w:val="183B63"/>
       <w:sz w:val="30"/>
+      <w:szCs w:val="30"/>
     </w:rPr>
   </w:style>
   <w:style w:styleId="Heading1" w:type="paragraph">
@@ -21450,7 +21451,7 @@
       <w:b/>
       <w:bCs/>
       <w:sz w:val="48"/>
-      <w:szCs w:val="28"/>
+      <w:szCs w:val="48"/>
     </w:rPr>
   </w:style>
   <w:style w:styleId="Heading2" w:type="paragraph">
@@ -21474,7 +21475,7 @@
       <w:bCs/>
       <w:color w:val="176B87"/>
       <w:sz w:val="38"/>
-      <w:szCs w:val="26"/>
+      <w:szCs w:val="38"/>
     </w:rPr>
   </w:style>
   <w:style w:styleId="Heading3" w:type="paragraph">
@@ -21498,6 +21499,7 @@
       <w:bCs/>
       <w:color w:val="E28A2B"/>
       <w:sz w:val="32"/>
+      <w:szCs w:val="32"/>
     </w:rPr>
   </w:style>
   <w:style w:styleId="Heading4" w:type="paragraph">
@@ -21785,7 +21787,7 @@
       <w:spacing w:val="5"/>
       <w:kern w:val="28"/>
       <w:sz w:val="72"/>
-      <w:szCs w:val="52"/>
+      <w:szCs w:val="72"/>
     </w:rPr>
   </w:style>
   <w:style w:customStyle="1" w:styleId="TitleChar" w:type="character">
@@ -21826,7 +21828,7 @@
       <w:color w:val="176B87"/>
       <w:spacing w:val="15"/>
       <w:sz w:val="44"/>
-      <w:szCs w:val="24"/>
+      <w:szCs w:val="44"/>
     </w:rPr>
   </w:style>
   <w:style w:customStyle="1" w:styleId="SubtitleChar" w:type="character">
@@ -32607,6 +32609,7 @@
     <w:rPr>
       <w:rFonts w:ascii="Consolas" w:hAnsi="Consolas"/>
       <w:sz w:val="22"/>
+      <w:szCs w:val="22"/>
     </w:rPr>
   </w:style>
   <w:style w:customStyle="1" w:styleId="SectionNumber" w:type="character">

--- a/Documents/UseCase_SRS_SOML_ENGSE206_v1.0_TH.docx
+++ b/Documents/UseCase_SRS_SOML_ENGSE206_v1.0_TH.docx
@@ -273,7 +273,7 @@
               <w:pStyle w:val="Compact"/>
             </w:pPr>
             <w:r>
-              <w:t xml:space="preserve">Implemented and Verified — รอผลทวนสอบภาคสนาม 3 รายการ</w:t>
+              <w:t xml:space="preserve">Review Candidate — ยังไม่ใช่ Baseline</w:t>
             </w:r>
           </w:p>
         </w:tc>
@@ -390,7 +390,7 @@
         <w:t xml:space="preserve"> </w:t>
       </w:r>
       <w:r>
-        <w:t xml:space="preserve">เอกสารนี้อธิบายความต้องการของระบบ SOML ที่พัฒนาและทดสอบแล้ว ไม่รวมข้อมูลภายในของสถานประกอบการ เช่น หมายเลขพร้อมเพย์จริง รหัสผ่านผู้ใช้งานจริง และยอดขายจริงของร้าน ตัวเลขผลการทดสอบทั้งหมดมาจากการรันชุดทดสอบจริงและมีไฟล์หลักฐานรองรับ</w:t>
+        <w:t xml:space="preserve">เอกสารนี้กำหนดความต้องการของระบบ SOML ก่อนเข้าสู่ขั้นทดสอบ จึงระบุเกณฑ์และวิธีทวนสอบไว้ แต่ยังไม่รายงานผลการทดสอบ ผลการทดสอบจริงอยู่ในบทที่ 4 ของปริญญานิพนธ์ และเอกสารนี้ไม่รวมข้อมูลภายในของสถานประกอบการ เช่น หมายเลขพร้อมเพย์จริงและรหัสผ่านผู้ใช้งานจริง</w:t>
       </w:r>
     </w:p>
     <w:p>
@@ -1051,18 +1051,18 @@
               <w:pStyle w:val="Compact"/>
             </w:pPr>
             <w:r>
-              <w:t xml:space="preserve">จัดวางข้อมูลลง IEEE SRS Template พร้อมผลการทดสอบจริงและ Traceability</w:t>
-            </w:r>
-          </w:p>
-        </w:tc>
-        <w:tc>
-          <w:tcPr/>
-          <w:p>
-            <w:pPr>
-              <w:pStyle w:val="Compact"/>
-            </w:pPr>
-            <w:r>
-              <w:t xml:space="preserve">Implemented and Verified</w:t>
+              <w:t xml:space="preserve">จัดวางข้อมูลลง IEEE SRS Template พร้อมแบบจำลองและ Traceability</w:t>
+            </w:r>
+          </w:p>
+        </w:tc>
+        <w:tc>
+          <w:tcPr/>
+          <w:p>
+            <w:pPr>
+              <w:pStyle w:val="Compact"/>
+            </w:pPr>
+            <w:r>
+              <w:t xml:space="preserve">Review Candidate</w:t>
             </w:r>
           </w:p>
         </w:tc>
@@ -1100,7 +1100,7 @@
         <w:pStyle w:val="FirstParagraph"/>
       </w:pPr>
       <w:r>
-        <w:t xml:space="preserve">เอกสาร Use Case SRS ฉบับนี้กำหนดความต้องการซอฟต์แวร์สำหรับระบบ SOML ซึ่งเป็นระบบจัดการคำสั่งซื้อและตรวจสอบคลังสินค้าของร้านวัสดุก่อสร้างอำพรคอนกรีต โดยนำผลจากการสำรวจปัญหาหน้างาน การออกแบบระบบ และการทดสอบจริง มาจัดวางในโครงสร้าง SRS เพื่อให้ผู้พัฒนา ผู้ทดสอบ อาจารย์ที่ปรึกษา และเจ้าของสถานประกอบการตรวจสอบขอบเขต พฤติกรรม กฎ แบบจำลอง และ Traceability ร่วมกันได้</w:t>
+        <w:t xml:space="preserve">เอกสาร Use Case SRS ฉบับนี้กำหนดความต้องการซอฟต์แวร์สำหรับระบบ SOML ซึ่งเป็นระบบจัดการคำสั่งซื้อและตรวจสอบคลังสินค้าของร้านวัสดุก่อสร้างอำพรคอนกรีต โดยนำผลจากการสำรวจปัญหาหน้างานและการวิเคราะห์ความต้องการ มาจัดวางในโครงสร้าง SRS เพื่อให้ผู้พัฒนา ผู้ทดสอบ อาจารย์ที่ปรึกษา และเจ้าของสถานประกอบการตรวจสอบขอบเขต พฤติกรรม กฎ แบบจำลอง และ Traceability ร่วมกันได้</w:t>
       </w:r>
     </w:p>
     <w:p>
@@ -1108,7 +1108,7 @@
         <w:pStyle w:val="BodyText"/>
       </w:pPr>
       <w:r>
-        <w:t xml:space="preserve">เวอร์ชัน 1.0 นี้อธิบายระบบที่พัฒนาและทดสอบแล้ว มิใช่ข้อเสนอที่ยังไม่ได้ลงมือทำ ความต้องการเชิงหน้าที่ทั้งเก้าข้อและความต้องการนอกเหนือหน้าที่ทั้งเก้าข้อได้รับการทวนสอบด้วยชุดทดสอบอัตโนมัติ 92 กรณีและการทดสอบระดับระบบแล้ว ยังคงเหลือการทวนสอบสามรายการที่ต้องดำเนินการในสถานประกอบการจริง ซึ่งระบุไว้ใน Appendix C</w:t>
+        <w:t xml:space="preserve">เวอร์ชัน 1.0 นี้เป็น Review Candidate ยังไม่ใช่ Baseline เนื่องจากยังมีประเด็นที่ต้องยืนยันกับเจ้าของสถานประกอบการและต้องทวนสอบที่หน้างานจริงตามที่ระบุไว้ใน Appendix C การวางแผนการทดสอบและผลการทดสอบไม่อยู่ในเอกสารฉบับนี้ แต่อยู่ในบทที่ 3 และบทที่ 4 ของปริญญานิพนธ์</w:t>
       </w:r>
     </w:p>
     <w:bookmarkEnd w:id="36"/>
@@ -1368,30 +1368,6 @@
             </w:pPr>
             <w:r>
               <w:t xml:space="preserve">Evidence จากการสำรวจปัญหาหน้างาน</w:t>
-            </w:r>
-          </w:p>
-        </w:tc>
-      </w:tr>
-      <w:tr>
-        <w:tc>
-          <w:tcPr/>
-          <w:p>
-            <w:pPr>
-              <w:pStyle w:val="Compact"/>
-            </w:pPr>
-            <w:r>
-              <w:t xml:space="preserve">TC-xx</w:t>
-            </w:r>
-          </w:p>
-        </w:tc>
-        <w:tc>
-          <w:tcPr/>
-          <w:p>
-            <w:pPr>
-              <w:pStyle w:val="Compact"/>
-            </w:pPr>
-            <w:r>
-              <w:t xml:space="preserve">Test Case ตามแผนการทดสอบของโครงงาน</w:t>
             </w:r>
           </w:p>
         </w:tc>
@@ -12937,10 +12913,9 @@
         <w:tblLook w:firstRow="1" w:lastRow="0" w:firstColumn="0" w:lastColumn="0" w:noHBand="0" w:noVBand="0" w:val="0020"/>
       </w:tblPr>
       <w:tblGrid>
-        <w:gridCol w:w="1980"/>
-        <w:gridCol w:w="1980"/>
-        <w:gridCol w:w="1980"/>
-        <w:gridCol w:w="1980"/>
+        <w:gridCol w:w="2640"/>
+        <w:gridCol w:w="2640"/>
+        <w:gridCol w:w="2640"/>
       </w:tblGrid>
       <w:tr>
         <w:trPr>
@@ -12996,25 +12971,7 @@
                 <w:bCs/>
                 <w:color w:val="FFFFFF"/>
               </w:rPr>
-              <w:t xml:space="preserve">ผลที่วัดได้</w:t>
-            </w:r>
-          </w:p>
-        </w:tc>
-        <w:tc>
-          <w:tcPr>
-            <w:shd w:val="clear" w:color="auto" w:fill="183B63"/>
-          </w:tcPr>
-          <w:p>
-            <w:pPr>
-              <w:pStyle w:val="Compact"/>
-            </w:pPr>
-            <w:r>
-              <w:rPr>
-                <w:b/>
-                <w:bCs/>
-                <w:color w:val="FFFFFF"/>
-              </w:rPr>
-              <w:t xml:space="preserve">วิธีทวนสอบ</w:t>
+              <w:t xml:space="preserve">Verification</w:t>
             </w:r>
           </w:p>
         </w:tc>
@@ -13049,18 +13006,7 @@
               <w:pStyle w:val="Compact"/>
             </w:pPr>
             <w:r>
-              <w:t xml:space="preserve">เฉลี่ย 6.5 ms · สูงสุด 9 ms จากการวัด 30 ครั้ง</w:t>
-            </w:r>
-          </w:p>
-        </w:tc>
-        <w:tc>
-          <w:tcPr/>
-          <w:p>
-            <w:pPr>
-              <w:pStyle w:val="Compact"/>
-            </w:pPr>
-            <w:r>
-              <w:t xml:space="preserve">TC-05</w:t>
+              <w:t xml:space="preserve">จับเวลาตั้งแต่ยืนยันรับชำระจนคำสั่งซื้อปรากฏบนหน้าจอคิว วัดซ้ำหลายครั้งแล้วเทียบกับเกณฑ์</w:t>
             </w:r>
           </w:p>
         </w:tc>
@@ -13095,18 +13041,7 @@
               <w:pStyle w:val="Compact"/>
             </w:pPr>
             <w:r>
-              <w:t xml:space="preserve">เฉลี่ย 2 ms · สูงสุด 3 ms วัดในโหมดจำลอง</w:t>
-            </w:r>
-          </w:p>
-        </w:tc>
-        <w:tc>
-          <w:tcPr/>
-          <w:p>
-            <w:pPr>
-              <w:pStyle w:val="Compact"/>
-            </w:pPr>
-            <w:r>
-              <w:t xml:space="preserve">TC-13</w:t>
+              <w:t xml:space="preserve">จับเวลากับเครื่องพิมพ์ความร้อนจริงที่สถานประกอบการ</w:t>
             </w:r>
           </w:p>
         </w:tc>
@@ -13141,18 +13076,7 @@
               <w:pStyle w:val="Compact"/>
             </w:pPr>
             <w:r>
-              <w:t xml:space="preserve">10 เซสชัน 200 คำขอ ไม่มีคำขอล้มเหลว ตอบสนองเฉลี่ย 10.2 ms</w:t>
-            </w:r>
-          </w:p>
-        </w:tc>
-        <w:tc>
-          <w:tcPr/>
-          <w:p>
-            <w:pPr>
-              <w:pStyle w:val="Compact"/>
-            </w:pPr>
-            <w:r>
-              <w:t xml:space="preserve">TC-14</w:t>
+              <w:t xml:space="preserve">จำลองการใช้งานพร้อมกัน 10 เซสชันจากทั้งสามบทบาท แล้วตรวจว่าไม่มีคำขอใดล้มเหลว</w:t>
             </w:r>
           </w:p>
         </w:tc>
@@ -13163,7 +13087,7 @@
         <w:pStyle w:val="BodyText"/>
       </w:pPr>
       <w:r>
-        <w:t xml:space="preserve">ตัวเลขทั้งหมดวัดในสภาพแวดล้อมที่ทุกส่วนของระบบทำงานบนเครื่องเดียวกัน ไม่มีความหน่วงจากเครือข่าย เมื่อติดตั้งใช้งานจริงค่าที่วัดได้จะสูงกว่านี้ตามคุณภาพของเครือข่าย แต่ช่องว่างจากเกณฑ์ยังมากพอสมควร</w:t>
+        <w:t xml:space="preserve">เกณฑ์เวลาข้างต้นมาจากลักษณะการทำงานหน้างาน คือลูกค้าเดินจากจุดชำระเงินไปยังจุดรับของใช้เวลาราวหนึ่งถึงสองนาที ข้อมูลจึงต้องถึงหน้าจอคลังก่อนหน้านั้นมาก ส่วนค่าที่วัดได้จริงจะรายงานในบทที่ 4 ของปริญญานิพนธ์</w:t>
       </w:r>
     </w:p>
     <w:bookmarkEnd w:id="113"/>
@@ -13287,7 +13211,7 @@
               <w:pStyle w:val="Compact"/>
             </w:pPr>
             <w:r>
-              <w:t xml:space="preserve">สถานะคำสั่งซื้อทำหน้าที่เป็นล็อกในระดับฐานข้อมูล ทดสอบด้วยคำขอพร้อมกัน 300 ครั้งแล้วไม่พบการจ่ายซ้ำ</w:t>
+              <w:t xml:space="preserve">สถานะคำสั่งซื้อทำหน้าที่เป็นล็อกในระดับฐานข้อมูล คำขอยืนยันจ่ายที่เข้ามาพร้อมกันจึงสำเร็จได้เพียงคำขอเดียวต่อคำสั่งซื้อหนึ่งรายการ</w:t>
             </w:r>
           </w:p>
         </w:tc>
@@ -13460,7 +13384,7 @@
               <w:pStyle w:val="Compact"/>
             </w:pPr>
             <w:r>
-              <w:t xml:space="preserve">ตอบรหัส 301 ไปยังปลายทาง https</w:t>
+              <w:t xml:space="preserve">เรียกระบบผ่าน http แล้วตรวจว่าถูกส่งต่อไปยัง https</w:t>
             </w:r>
           </w:p>
         </w:tc>
@@ -13495,7 +13419,7 @@
               <w:pStyle w:val="Compact"/>
             </w:pPr>
             <w:r>
-              <w:t xml:space="preserve">คำขอไม่มีโทเคนหรือโทเคนปลอมได้รหัส 401 บทบาทที่ไม่มีสิทธิ์ได้รหัส 403</w:t>
+              <w:t xml:space="preserve">เรียกทุกเส้นทางโดยไม่แนบโทเคน แนบโทเคนปลอม และเรียกด้วยบทบาทที่ไม่มีสิทธิ์</w:t>
             </w:r>
           </w:p>
         </w:tc>
@@ -13530,7 +13454,7 @@
               <w:pStyle w:val="Compact"/>
             </w:pPr>
             <w:r>
-              <w:t xml:space="preserve">ตรวจจากโครงสร้างฐานข้อมูล</w:t>
+              <w:t xml:space="preserve">ตรวจค่าที่จัดเก็บในฐานข้อมูล</w:t>
             </w:r>
           </w:p>
         </w:tc>
@@ -13565,7 +13489,7 @@
               <w:pStyle w:val="Compact"/>
             </w:pPr>
             <w:r>
-              <w:t xml:space="preserve">ข้อความตรงกันทั้งสองกรณี</w:t>
+              <w:t xml:space="preserve">เทียบข้อความกรณีรหัสผ่านผิดกับกรณีไม่มีบัญชีนั้น</w:t>
             </w:r>
           </w:p>
         </w:tc>
@@ -13600,7 +13524,7 @@
               <w:pStyle w:val="Compact"/>
             </w:pPr>
             <w:r>
-              <w:t xml:space="preserve">ตรวจแล้วไม่พบในไฟล์ใด รวมถึงรหัส QR ในภาพหน้าจอ</w:t>
+              <w:t xml:space="preserve">ตรวจไฟล์ในที่เก็บโค้ดและอ่านรหัส QR ในภาพประกอบทุกภาพ</w:t>
             </w:r>
           </w:p>
         </w:tc>
@@ -13709,7 +13633,7 @@
                 <w:bCs/>
                 <w:color w:val="FFFFFF"/>
               </w:rPr>
-              <w:t xml:space="preserve">ผลที่วัดได้</w:t>
+              <w:t xml:space="preserve">Verification</w:t>
             </w:r>
           </w:p>
         </w:tc>
@@ -13744,18 +13668,18 @@
               <w:pStyle w:val="Compact"/>
             </w:pPr>
             <w:r>
-              <w:t xml:space="preserve">หน้าจอคิวและยืนยันจ่ายรองรับแท็บเล็ตและสมาร์ตโฟน</w:t>
-            </w:r>
-          </w:p>
-        </w:tc>
-        <w:tc>
-          <w:tcPr/>
-          <w:p>
-            <w:pPr>
-              <w:pStyle w:val="Compact"/>
-            </w:pPr>
-            <w:r>
-              <w:t xml:space="preserve">เปลี่ยนจากตารางเป็นรายการแบบการ์ดที่ความกว้าง 390 พิกเซล</w:t>
+              <w:t xml:space="preserve">หน้าจอคิวและยืนยันจ่ายต้องใช้งานได้บนแท็บเล็ตและสมาร์ตโฟน</w:t>
+            </w:r>
+          </w:p>
+        </w:tc>
+        <w:tc>
+          <w:tcPr/>
+          <w:p>
+            <w:pPr>
+              <w:pStyle w:val="Compact"/>
+            </w:pPr>
+            <w:r>
+              <w:t xml:space="preserve">เปิดทุกหน้าจอที่ความกว้างของอุปกรณ์เคลื่อนที่แล้วตรวจว่าใช้งานครบทุกปุ่ม</w:t>
             </w:r>
           </w:p>
         </w:tc>
@@ -13801,7 +13725,7 @@
               <w:pStyle w:val="Compact"/>
             </w:pPr>
             <w:r>
-              <w:t xml:space="preserve">300 คำขอพร้อมกัน สต็อกถูกต้องทุกรอบ</w:t>
+              <w:t xml:space="preserve">ยิงคำขอยืนยันจ่ายพร้อมกันหลายคำขอต่อคำสั่งซื้อเดียว แล้วตรวจยอดสต็อกและบันทึกการเคลื่อนไหว</w:t>
             </w:r>
           </w:p>
         </w:tc>
@@ -13847,7 +13771,7 @@
               <w:pStyle w:val="Compact"/>
             </w:pPr>
             <w:r>
-              <w:t xml:space="preserve">ผ่านครบทุกหน้าจอบนกลไกเรนเดอร์ Chromium, Firefox และ WebKit โดยไม่มีข้อผิดพลาดในคอนโซล</w:t>
+              <w:t xml:space="preserve">เปิดทุกหน้าจอบนเบราว์เซอร์ที่กำหนดและตรวจข้อผิดพลาดในคอนโซล</w:t>
             </w:r>
           </w:p>
         </w:tc>
@@ -13893,7 +13817,7 @@
               <w:pStyle w:val="Compact"/>
             </w:pPr>
             <w:r>
-              <w:t xml:space="preserve">ส่วนประกอบครบสิบส่วน ชื่อไฟล์ตรงกับแผนภาพส่วนประกอบ</w:t>
+              <w:t xml:space="preserve">ตรวจโครงสร้างซอร์สโค้ดเทียบกับแผนภาพส่วนประกอบ</w:t>
             </w:r>
           </w:p>
         </w:tc>
@@ -13939,20 +13863,58 @@
               <w:pStyle w:val="Compact"/>
             </w:pPr>
             <w:r>
-              <w:t xml:space="preserve">ติดตั้งสำเร็จตามขั้นตอนทั้งเจ็ดข้อ รอการทวนสอบโดยบุคคลภายนอก</w:t>
+              <w:t xml:space="preserve">ให้ผู้ที่ไม่ได้ร่วมพัฒนาติดตั้งตามคู่มือโดยไม่แก้ซอร์สโค้ด</w:t>
+            </w:r>
+          </w:p>
+        </w:tc>
+      </w:tr>
+      <w:tr>
+        <w:tc>
+          <w:tcPr/>
+          <w:p>
+            <w:pPr>
+              <w:pStyle w:val="Compact"/>
+            </w:pPr>
+            <w:r>
+              <w:t xml:space="preserve">—</w:t>
+            </w:r>
+          </w:p>
+        </w:tc>
+        <w:tc>
+          <w:tcPr/>
+          <w:p>
+            <w:pPr>
+              <w:pStyle w:val="Compact"/>
+            </w:pPr>
+            <w:r>
+              <w:t xml:space="preserve">Testability</w:t>
+            </w:r>
+          </w:p>
+        </w:tc>
+        <w:tc>
+          <w:tcPr/>
+          <w:p>
+            <w:pPr>
+              <w:pStyle w:val="Compact"/>
+            </w:pPr>
+            <w:r>
+              <w:t xml:space="preserve">ทุกความต้องการและกฎต้องจับคู่กับเกณฑ์การยอมรับ หรือถูกบันทึกเป็นประเด็นที่ยังไม่ปิด</w:t>
+            </w:r>
+          </w:p>
+        </w:tc>
+        <w:tc>
+          <w:tcPr/>
+          <w:p>
+            <w:pPr>
+              <w:pStyle w:val="Compact"/>
+            </w:pPr>
+            <w:r>
+              <w:t xml:space="preserve">Appendix D และ Appendix F</w:t>
             </w:r>
           </w:p>
         </w:tc>
       </w:tr>
     </w:tbl>
-    <w:p>
-      <w:pPr>
-        <w:pStyle w:val="BodyText"/>
-      </w:pPr>
-      <w:r>
-        <w:t xml:space="preserve">ความครอบคลุมโค้ดของชุดทดสอบอยู่ที่ร้อยละ 83.73 ของคำสั่ง และร้อยละ 86.49 ของบรรทัด สูงกว่าเกณฑ์ร้อยละ 70 ที่กำหนดไว้</w:t>
-      </w:r>
-    </w:p>
     <w:bookmarkEnd w:id="116"/>
     <w:bookmarkStart w:id="117" w:name="business-rules"/>
     <w:p>
@@ -14533,7 +14495,7 @@
               <w:pStyle w:val="Compact"/>
             </w:pPr>
             <w:r>
-              <w:t xml:space="preserve">พัฒนาและทดสอบครบทุกข้อ</w:t>
+              <w:t xml:space="preserve">กำหนดครบทุกข้อ พร้อมกรณีการใช้งานและเกณฑ์การยอมรับ</w:t>
             </w:r>
           </w:p>
         </w:tc>
@@ -14557,7 +14519,7 @@
               <w:pStyle w:val="Compact"/>
             </w:pPr>
             <w:r>
-              <w:t xml:space="preserve">ทวนสอบครบเจ็ดข้อ อีกสองข้อรอผลภาคสนาม</w:t>
+              <w:t xml:space="preserve">กำหนดครบทุกข้อ พร้อมวิธีทวนสอบในส่วนที่ 5</w:t>
             </w:r>
           </w:p>
         </w:tc>
@@ -16493,7 +16455,7 @@
               <w:pStyle w:val="Compact"/>
             </w:pPr>
             <w:r>
-              <w:t xml:space="preserve">ความสอดคล้องระหว่างยอดสต็อกในระบบกับจำนวนสินค้าจริงในคลัง ตาม TC-07</w:t>
+              <w:t xml:space="preserve">ความสอดคล้องระหว่างยอดสต็อกในระบบกับจำนวนสินค้าจริงในคลัง</w:t>
             </w:r>
           </w:p>
         </w:tc>
@@ -16539,7 +16501,7 @@
               <w:pStyle w:val="Compact"/>
             </w:pPr>
             <w:r>
-              <w:t xml:space="preserve">เวลาพิมพ์ใบเสร็จกับเครื่องพิมพ์ความร้อนจริง และตารางรหัสอักขระไทยที่เครื่องรุ่นนั้นรองรับ ตาม TC-13</w:t>
+              <w:t xml:space="preserve">เวลาพิมพ์ใบเสร็จกับเครื่องพิมพ์ความร้อนจริง และตารางรหัสอักขระไทยที่เครื่องรุ่นนั้นรองรับ</w:t>
             </w:r>
           </w:p>
         </w:tc>
@@ -16937,7 +16899,7 @@
               <w:pStyle w:val="Compact"/>
             </w:pPr>
             <w:r>
-              <w:t xml:space="preserve">FR-01; TC-01</w:t>
+              <w:t xml:space="preserve">FR-01</w:t>
             </w:r>
           </w:p>
         </w:tc>
@@ -16994,7 +16956,7 @@
               <w:pStyle w:val="Compact"/>
             </w:pPr>
             <w:r>
-              <w:t xml:space="preserve">FR-02; TC-02</w:t>
+              <w:t xml:space="preserve">FR-02</w:t>
             </w:r>
           </w:p>
         </w:tc>
@@ -17051,7 +17013,7 @@
               <w:pStyle w:val="Compact"/>
             </w:pPr>
             <w:r>
-              <w:t xml:space="preserve">FR-03; TC-03</w:t>
+              <w:t xml:space="preserve">FR-03</w:t>
             </w:r>
           </w:p>
         </w:tc>
@@ -17108,7 +17070,7 @@
               <w:pStyle w:val="Compact"/>
             </w:pPr>
             <w:r>
-              <w:t xml:space="preserve">FR-03; TC-04</w:t>
+              <w:t xml:space="preserve">FR-03</w:t>
             </w:r>
           </w:p>
         </w:tc>
@@ -17165,7 +17127,7 @@
               <w:pStyle w:val="Compact"/>
             </w:pPr>
             <w:r>
-              <w:t xml:space="preserve">FR-03; TC-13</w:t>
+              <w:t xml:space="preserve">FR-03</w:t>
             </w:r>
           </w:p>
         </w:tc>
@@ -17222,7 +17184,7 @@
               <w:pStyle w:val="Compact"/>
             </w:pPr>
             <w:r>
-              <w:t xml:space="preserve">FR-04; NFR-02; TC-05</w:t>
+              <w:t xml:space="preserve">FR-04; NFR-02</w:t>
             </w:r>
           </w:p>
         </w:tc>
@@ -17279,7 +17241,7 @@
               <w:pStyle w:val="Compact"/>
             </w:pPr>
             <w:r>
-              <w:t xml:space="preserve">FR-05, FR-06; NFR-04; TC-06</w:t>
+              <w:t xml:space="preserve">FR-05, FR-06; NFR-04</w:t>
             </w:r>
           </w:p>
         </w:tc>
@@ -17336,7 +17298,7 @@
               <w:pStyle w:val="Compact"/>
             </w:pPr>
             <w:r>
-              <w:t xml:space="preserve">FR-06; TC-08</w:t>
+              <w:t xml:space="preserve">FR-06</w:t>
             </w:r>
           </w:p>
         </w:tc>
@@ -17393,7 +17355,7 @@
               <w:pStyle w:val="Compact"/>
             </w:pPr>
             <w:r>
-              <w:t xml:space="preserve">FR-07; TC-09</w:t>
+              <w:t xml:space="preserve">FR-07</w:t>
             </w:r>
           </w:p>
         </w:tc>
@@ -17450,7 +17412,7 @@
               <w:pStyle w:val="Compact"/>
             </w:pPr>
             <w:r>
-              <w:t xml:space="preserve">FR-08; TC-10, TC-11</w:t>
+              <w:t xml:space="preserve">FR-08</w:t>
             </w:r>
           </w:p>
         </w:tc>
@@ -17507,7 +17469,7 @@
               <w:pStyle w:val="Compact"/>
             </w:pPr>
             <w:r>
-              <w:t xml:space="preserve">FR-09; TC-12</w:t>
+              <w:t xml:space="preserve">FR-09</w:t>
             </w:r>
           </w:p>
         </w:tc>
@@ -17564,7 +17526,7 @@
               <w:pStyle w:val="Compact"/>
             </w:pPr>
             <w:r>
-              <w:t xml:space="preserve">FR-01; NFR-01; TC-01</w:t>
+              <w:t xml:space="preserve">FR-01; NFR-01</w:t>
             </w:r>
           </w:p>
         </w:tc>
@@ -17621,7 +17583,7 @@
               <w:pStyle w:val="Compact"/>
             </w:pPr>
             <w:r>
-              <w:t xml:space="preserve">FR-08; TC-11</w:t>
+              <w:t xml:space="preserve">FR-08</w:t>
             </w:r>
           </w:p>
         </w:tc>
@@ -17678,7 +17640,7 @@
               <w:pStyle w:val="Compact"/>
             </w:pPr>
             <w:r>
-              <w:t xml:space="preserve">NFR-05; TC-13</w:t>
+              <w:t xml:space="preserve">NFR-05</w:t>
             </w:r>
           </w:p>
         </w:tc>
@@ -17735,7 +17697,7 @@
               <w:pStyle w:val="Compact"/>
             </w:pPr>
             <w:r>
-              <w:t xml:space="preserve">NFR-06; TC-14</w:t>
+              <w:t xml:space="preserve">NFR-06</w:t>
             </w:r>
           </w:p>
         </w:tc>
@@ -17852,13 +17814,21 @@
         <w:t xml:space="preserve">Appendix E: End-to-End Traceability</w:t>
       </w:r>
     </w:p>
-    <w:bookmarkStart w:id="139" w:name="e.1-evidence-requirement-use-case-test"/>
+    <w:bookmarkStart w:id="139" w:name="e.1-evidence-ความตองการ-พฤตกรรม-แบบจำลอง"/>
     <w:p>
       <w:pPr>
         <w:pStyle w:val="Heading2"/>
       </w:pPr>
       <w:r>
-        <w:t xml:space="preserve">E.1 Evidence → Requirement → Use Case → Test</w:t>
+        <w:t xml:space="preserve">E.1 Evidence → ความต้องการ → พฤติกรรม → แบบจำลอง</w:t>
+      </w:r>
+    </w:p>
+    <w:p>
+      <w:pPr>
+        <w:pStyle w:val="FirstParagraph"/>
+      </w:pPr>
+      <w:r>
+        <w:t xml:space="preserve">ตารางนี้ไล่จากหลักฐานที่พบหน้างาน ผ่านความต้องการที่กำหนดขึ้นจากหลักฐานนั้น ไปจนถึงพฤติกรรมที่ผู้ใช้เห็นและแบบจำลองที่รองรับ ทุกความต้องการในเอกสารนี้จึงย้อนกลับไปหาปัญหาจริงได้เสมอ</w:t>
       </w:r>
     </w:p>
     <w:tbl>
@@ -17877,11 +17847,10 @@
         <w:tblLook w:firstRow="1" w:lastRow="0" w:firstColumn="0" w:lastColumn="0" w:noHBand="0" w:noVBand="0" w:val="0020"/>
       </w:tblPr>
       <w:tblGrid>
-        <w:gridCol w:w="1584"/>
-        <w:gridCol w:w="1584"/>
-        <w:gridCol w:w="1584"/>
-        <w:gridCol w:w="1584"/>
-        <w:gridCol w:w="1584"/>
+        <w:gridCol w:w="1980"/>
+        <w:gridCol w:w="1980"/>
+        <w:gridCol w:w="1980"/>
+        <w:gridCol w:w="1980"/>
       </w:tblGrid>
       <w:tr>
         <w:trPr>
@@ -17919,7 +17888,7 @@
                 <w:bCs/>
                 <w:color w:val="FFFFFF"/>
               </w:rPr>
-              <w:t xml:space="preserve">ปัญหาที่พบหน้างาน</w:t>
+              <w:t xml:space="preserve">ความต้องการ</w:t>
             </w:r>
           </w:p>
         </w:tc>
@@ -17937,7 +17906,7 @@
                 <w:bCs/>
                 <w:color w:val="FFFFFF"/>
               </w:rPr>
-              <w:t xml:space="preserve">ความต้องการ</w:t>
+              <w:t xml:space="preserve">พฤติกรรมและเกณฑ์การยอมรับ</w:t>
             </w:r>
           </w:p>
         </w:tc>
@@ -17955,49 +17924,20 @@
                 <w:bCs/>
                 <w:color w:val="FFFFFF"/>
               </w:rPr>
-              <w:t xml:space="preserve">Use Case</w:t>
-            </w:r>
-          </w:p>
-        </w:tc>
-        <w:tc>
-          <w:tcPr>
-            <w:shd w:val="clear" w:color="auto" w:fill="183B63"/>
-          </w:tcPr>
-          <w:p>
-            <w:pPr>
-              <w:pStyle w:val="Compact"/>
-            </w:pPr>
-            <w:r>
-              <w:rPr>
-                <w:b/>
-                <w:bCs/>
-                <w:color w:val="FFFFFF"/>
-              </w:rPr>
-              <w:t xml:space="preserve">ทดสอบด้วย</w:t>
-            </w:r>
-          </w:p>
-        </w:tc>
-      </w:tr>
-      <w:tr>
-        <w:tc>
-          <w:tcPr/>
-          <w:p>
-            <w:pPr>
-              <w:pStyle w:val="Compact"/>
-            </w:pPr>
-            <w:r>
-              <w:t xml:space="preserve">EV-01</w:t>
-            </w:r>
-          </w:p>
-        </w:tc>
-        <w:tc>
-          <w:tcPr/>
-          <w:p>
-            <w:pPr>
-              <w:pStyle w:val="Compact"/>
-            </w:pPr>
-            <w:r>
-              <w:t xml:space="preserve">ร้านไม่มีระบบบันทึกการขายที่เชื่อมกับสต็อก ใช้ใบเสร็จและบิลกระดาษ</w:t>
+              <w:t xml:space="preserve">แบบจำลอง</w:t>
+            </w:r>
+          </w:p>
+        </w:tc>
+      </w:tr>
+      <w:tr>
+        <w:tc>
+          <w:tcPr/>
+          <w:p>
+            <w:pPr>
+              <w:pStyle w:val="Compact"/>
+            </w:pPr>
+            <w:r>
+              <w:t xml:space="preserve">EV-01 ไม่มีระบบบันทึกการขายที่เชื่อมกับสต็อก ใช้ใบเสร็จและบิลกระดาษ</w:t>
             </w:r>
           </w:p>
         </w:tc>
@@ -18019,42 +17959,31 @@
               <w:pStyle w:val="Compact"/>
             </w:pPr>
             <w:r>
-              <w:t xml:space="preserve">UC-03, UC-04</w:t>
-            </w:r>
-          </w:p>
-        </w:tc>
-        <w:tc>
-          <w:tcPr/>
-          <w:p>
-            <w:pPr>
-              <w:pStyle w:val="Compact"/>
-            </w:pPr>
-            <w:r>
-              <w:t xml:space="preserve">TC-03, TC-04</w:t>
-            </w:r>
-          </w:p>
-        </w:tc>
-      </w:tr>
-      <w:tr>
-        <w:tc>
-          <w:tcPr/>
-          <w:p>
-            <w:pPr>
-              <w:pStyle w:val="Compact"/>
-            </w:pPr>
-            <w:r>
-              <w:t xml:space="preserve">EV-02</w:t>
-            </w:r>
-          </w:p>
-        </w:tc>
-        <w:tc>
-          <w:tcPr/>
-          <w:p>
-            <w:pPr>
-              <w:pStyle w:val="Compact"/>
-            </w:pPr>
-            <w:r>
-              <w:t xml:space="preserve">ข้อมูลรายการขายกระจัดกระจาย ตรวจสอบย้อนหลังยาก เสี่ยงสูญหายหรือถูกปลอมแปลง</w:t>
+              <w:t xml:space="preserve">US-01; UC-03, UC-04; AC-03, AC-04</w:t>
+            </w:r>
+          </w:p>
+        </w:tc>
+        <w:tc>
+          <w:tcPr/>
+          <w:p>
+            <w:pPr>
+              <w:pStyle w:val="Compact"/>
+            </w:pPr>
+            <w:r>
+              <w:t xml:space="preserve">M-03</w:t>
+            </w:r>
+          </w:p>
+        </w:tc>
+      </w:tr>
+      <w:tr>
+        <w:tc>
+          <w:tcPr/>
+          <w:p>
+            <w:pPr>
+              <w:pStyle w:val="Compact"/>
+            </w:pPr>
+            <w:r>
+              <w:t xml:space="preserve">EV-02 ข้อมูลรายการขายกระจัดกระจาย ตรวจสอบย้อนหลังยาก</w:t>
             </w:r>
           </w:p>
         </w:tc>
@@ -18076,42 +18005,31 @@
               <w:pStyle w:val="Compact"/>
             </w:pPr>
             <w:r>
-              <w:t xml:space="preserve">UC-10</w:t>
-            </w:r>
-          </w:p>
-        </w:tc>
-        <w:tc>
-          <w:tcPr/>
-          <w:p>
-            <w:pPr>
-              <w:pStyle w:val="Compact"/>
-            </w:pPr>
-            <w:r>
-              <w:t xml:space="preserve">TC-12</w:t>
-            </w:r>
-          </w:p>
-        </w:tc>
-      </w:tr>
-      <w:tr>
-        <w:tc>
-          <w:tcPr/>
-          <w:p>
-            <w:pPr>
-              <w:pStyle w:val="Compact"/>
-            </w:pPr>
-            <w:r>
-              <w:t xml:space="preserve">EV-03</w:t>
-            </w:r>
-          </w:p>
-        </w:tc>
-        <w:tc>
-          <w:tcPr/>
-          <w:p>
-            <w:pPr>
-              <w:pStyle w:val="Compact"/>
-            </w:pPr>
-            <w:r>
-              <w:t xml:space="preserve">จุดชำระเงินหน้าร้านกับจุดรับของที่โกดังอยู่คนละพื้นที่ ไม่มีช่องทางสื่อสารเรียลไทม์</w:t>
+              <w:t xml:space="preserve">US-06; UC-10; AC-11</w:t>
+            </w:r>
+          </w:p>
+        </w:tc>
+        <w:tc>
+          <w:tcPr/>
+          <w:p>
+            <w:pPr>
+              <w:pStyle w:val="Compact"/>
+            </w:pPr>
+            <w:r>
+              <w:t xml:space="preserve">M-08</w:t>
+            </w:r>
+          </w:p>
+        </w:tc>
+      </w:tr>
+      <w:tr>
+        <w:tc>
+          <w:tcPr/>
+          <w:p>
+            <w:pPr>
+              <w:pStyle w:val="Compact"/>
+            </w:pPr>
+            <w:r>
+              <w:t xml:space="preserve">EV-03 หน้าร้านกับคลังสินค้าอยู่คนละพื้นที่ ไม่มีช่องทางสื่อสารเรียลไทม์</w:t>
             </w:r>
           </w:p>
         </w:tc>
@@ -18133,42 +18051,31 @@
               <w:pStyle w:val="Compact"/>
             </w:pPr>
             <w:r>
-              <w:t xml:space="preserve">UC-05</w:t>
-            </w:r>
-          </w:p>
-        </w:tc>
-        <w:tc>
-          <w:tcPr/>
-          <w:p>
-            <w:pPr>
-              <w:pStyle w:val="Compact"/>
-            </w:pPr>
-            <w:r>
-              <w:t xml:space="preserve">TC-05</w:t>
-            </w:r>
-          </w:p>
-        </w:tc>
-      </w:tr>
-      <w:tr>
-        <w:tc>
-          <w:tcPr/>
-          <w:p>
-            <w:pPr>
-              <w:pStyle w:val="Compact"/>
-            </w:pPr>
-            <w:r>
-              <w:t xml:space="preserve">EV-04</w:t>
-            </w:r>
-          </w:p>
-        </w:tc>
-        <w:tc>
-          <w:tcPr/>
-          <w:p>
-            <w:pPr>
-              <w:pStyle w:val="Compact"/>
-            </w:pPr>
-            <w:r>
-              <w:t xml:space="preserve">ลูกค้าต้องถือใบเสร็จกระดาษเดินไปโกดังเอง พนักงานจึงเริ่มจัดของ เกิดคอขวดในชั่วโมงเร่งด่วน</w:t>
+              <w:t xml:space="preserve">US-02; UC-05; AC-06</w:t>
+            </w:r>
+          </w:p>
+        </w:tc>
+        <w:tc>
+          <w:tcPr/>
+          <w:p>
+            <w:pPr>
+              <w:pStyle w:val="Compact"/>
+            </w:pPr>
+            <w:r>
+              <w:t xml:space="preserve">M-07</w:t>
+            </w:r>
+          </w:p>
+        </w:tc>
+      </w:tr>
+      <w:tr>
+        <w:tc>
+          <w:tcPr/>
+          <w:p>
+            <w:pPr>
+              <w:pStyle w:val="Compact"/>
+            </w:pPr>
+            <w:r>
+              <w:t xml:space="preserve">EV-04 ลูกค้าต้องถือใบเสร็จเดินไปคลังเอง เกิดคอขวดในชั่วโมงเร่งด่วน</w:t>
             </w:r>
           </w:p>
         </w:tc>
@@ -18190,42 +18097,31 @@
               <w:pStyle w:val="Compact"/>
             </w:pPr>
             <w:r>
-              <w:t xml:space="preserve">UC-05, UC-06</w:t>
-            </w:r>
-          </w:p>
-        </w:tc>
-        <w:tc>
-          <w:tcPr/>
-          <w:p>
-            <w:pPr>
-              <w:pStyle w:val="Compact"/>
-            </w:pPr>
-            <w:r>
-              <w:t xml:space="preserve">TC-05</w:t>
-            </w:r>
-          </w:p>
-        </w:tc>
-      </w:tr>
-      <w:tr>
-        <w:tc>
-          <w:tcPr/>
-          <w:p>
-            <w:pPr>
-              <w:pStyle w:val="Compact"/>
-            </w:pPr>
-            <w:r>
-              <w:t xml:space="preserve">EV-05</w:t>
-            </w:r>
-          </w:p>
-        </w:tc>
-        <w:tc>
-          <w:tcPr/>
-          <w:p>
-            <w:pPr>
-              <w:pStyle w:val="Compact"/>
-            </w:pPr>
-            <w:r>
-              <w:t xml:space="preserve">พนักงานคลังอ่านใบเสร็จด้วยสายตา จึงหยิบสินค้าผิดประเภทหรือผิดจำนวน</w:t>
+              <w:t xml:space="preserve">US-02; UC-05, UC-06; AC-06</w:t>
+            </w:r>
+          </w:p>
+        </w:tc>
+        <w:tc>
+          <w:tcPr/>
+          <w:p>
+            <w:pPr>
+              <w:pStyle w:val="Compact"/>
+            </w:pPr>
+            <w:r>
+              <w:t xml:space="preserve">M-04, M-07</w:t>
+            </w:r>
+          </w:p>
+        </w:tc>
+      </w:tr>
+      <w:tr>
+        <w:tc>
+          <w:tcPr/>
+          <w:p>
+            <w:pPr>
+              <w:pStyle w:val="Compact"/>
+            </w:pPr>
+            <w:r>
+              <w:t xml:space="preserve">EV-05 พนักงานคลังอ่านใบเสร็จด้วยสายตา จึงหยิบสินค้าผิดประเภทหรือผิดจำนวน</w:t>
             </w:r>
           </w:p>
         </w:tc>
@@ -18247,42 +18143,31 @@
               <w:pStyle w:val="Compact"/>
             </w:pPr>
             <w:r>
-              <w:t xml:space="preserve">UC-07</w:t>
-            </w:r>
-          </w:p>
-        </w:tc>
-        <w:tc>
-          <w:tcPr/>
-          <w:p>
-            <w:pPr>
-              <w:pStyle w:val="Compact"/>
-            </w:pPr>
-            <w:r>
-              <w:t xml:space="preserve">TC-06</w:t>
-            </w:r>
-          </w:p>
-        </w:tc>
-      </w:tr>
-      <w:tr>
-        <w:tc>
-          <w:tcPr/>
-          <w:p>
-            <w:pPr>
-              <w:pStyle w:val="Compact"/>
-            </w:pPr>
-            <w:r>
-              <w:t xml:space="preserve">EV-06</w:t>
-            </w:r>
-          </w:p>
-        </w:tc>
-        <w:tc>
-          <w:tcPr/>
-          <w:p>
-            <w:pPr>
-              <w:pStyle w:val="Compact"/>
-            </w:pPr>
-            <w:r>
-              <w:t xml:space="preserve">มีการนำบิลเก่ามาใช้รับของซ้ำ</w:t>
+              <w:t xml:space="preserve">US-03; UC-07; AC-07</w:t>
+            </w:r>
+          </w:p>
+        </w:tc>
+        <w:tc>
+          <w:tcPr/>
+          <w:p>
+            <w:pPr>
+              <w:pStyle w:val="Compact"/>
+            </w:pPr>
+            <w:r>
+              <w:t xml:space="preserve">M-04, M-05</w:t>
+            </w:r>
+          </w:p>
+        </w:tc>
+      </w:tr>
+      <w:tr>
+        <w:tc>
+          <w:tcPr/>
+          <w:p>
+            <w:pPr>
+              <w:pStyle w:val="Compact"/>
+            </w:pPr>
+            <w:r>
+              <w:t xml:space="preserve">EV-06 มีการนำบิลเก่ามาใช้รับของซ้ำ</w:t>
             </w:r>
           </w:p>
         </w:tc>
@@ -18304,42 +18189,31 @@
               <w:pStyle w:val="Compact"/>
             </w:pPr>
             <w:r>
-              <w:t xml:space="preserve">UC-07</w:t>
-            </w:r>
-          </w:p>
-        </w:tc>
-        <w:tc>
-          <w:tcPr/>
-          <w:p>
-            <w:pPr>
-              <w:pStyle w:val="Compact"/>
-            </w:pPr>
-            <w:r>
-              <w:t xml:space="preserve">TC-06</w:t>
-            </w:r>
-          </w:p>
-        </w:tc>
-      </w:tr>
-      <w:tr>
-        <w:tc>
-          <w:tcPr/>
-          <w:p>
-            <w:pPr>
-              <w:pStyle w:val="Compact"/>
-            </w:pPr>
-            <w:r>
-              <w:t xml:space="preserve">EV-07</w:t>
-            </w:r>
-          </w:p>
-        </w:tc>
-        <w:tc>
-          <w:tcPr/>
-          <w:p>
-            <w:pPr>
-              <w:pStyle w:val="Compact"/>
-            </w:pPr>
-            <w:r>
-              <w:t xml:space="preserve">ยอดสต็อกในบันทึกคลาดเคลื่อนจากจำนวนสินค้าจริง</w:t>
+              <w:t xml:space="preserve">US-03; UC-07; AC-07</w:t>
+            </w:r>
+          </w:p>
+        </w:tc>
+        <w:tc>
+          <w:tcPr/>
+          <w:p>
+            <w:pPr>
+              <w:pStyle w:val="Compact"/>
+            </w:pPr>
+            <w:r>
+              <w:t xml:space="preserve">M-04, M-05</w:t>
+            </w:r>
+          </w:p>
+        </w:tc>
+      </w:tr>
+      <w:tr>
+        <w:tc>
+          <w:tcPr/>
+          <w:p>
+            <w:pPr>
+              <w:pStyle w:val="Compact"/>
+            </w:pPr>
+            <w:r>
+              <w:t xml:space="preserve">EV-07 ยอดสต็อกในบันทึกคลาดเคลื่อนจากจำนวนสินค้าจริง</w:t>
             </w:r>
           </w:p>
         </w:tc>
@@ -18361,42 +18235,31 @@
               <w:pStyle w:val="Compact"/>
             </w:pPr>
             <w:r>
-              <w:t xml:space="preserve">UC-07</w:t>
-            </w:r>
-          </w:p>
-        </w:tc>
-        <w:tc>
-          <w:tcPr/>
-          <w:p>
-            <w:pPr>
-              <w:pStyle w:val="Compact"/>
-            </w:pPr>
-            <w:r>
-              <w:t xml:space="preserve">TC-07, TC-08</w:t>
-            </w:r>
-          </w:p>
-        </w:tc>
-      </w:tr>
-      <w:tr>
-        <w:tc>
-          <w:tcPr/>
-          <w:p>
-            <w:pPr>
-              <w:pStyle w:val="Compact"/>
-            </w:pPr>
-            <w:r>
-              <w:t xml:space="preserve">EV-08</w:t>
-            </w:r>
-          </w:p>
-        </w:tc>
-        <w:tc>
-          <w:tcPr/>
-          <w:p>
-            <w:pPr>
-              <w:pStyle w:val="Compact"/>
-            </w:pPr>
-            <w:r>
-              <w:t xml:space="preserve">ผู้จัดการต้องรอสรุปยอดขายและนับสต็อกด้วยมือตอนท้ายวัน</w:t>
+              <w:t xml:space="preserve">US-03; UC-07; AC-08</w:t>
+            </w:r>
+          </w:p>
+        </w:tc>
+        <w:tc>
+          <w:tcPr/>
+          <w:p>
+            <w:pPr>
+              <w:pStyle w:val="Compact"/>
+            </w:pPr>
+            <w:r>
+              <w:t xml:space="preserve">M-05, M-06</w:t>
+            </w:r>
+          </w:p>
+        </w:tc>
+      </w:tr>
+      <w:tr>
+        <w:tc>
+          <w:tcPr/>
+          <w:p>
+            <w:pPr>
+              <w:pStyle w:val="Compact"/>
+            </w:pPr>
+            <w:r>
+              <w:t xml:space="preserve">EV-08 ผู้จัดการต้องรอสรุปยอดขายและนับสต็อกด้วยมือตอนท้ายวัน</w:t>
             </w:r>
           </w:p>
         </w:tc>
@@ -18418,42 +18281,31 @@
               <w:pStyle w:val="Compact"/>
             </w:pPr>
             <w:r>
-              <w:t xml:space="preserve">UC-08, UC-09</w:t>
-            </w:r>
-          </w:p>
-        </w:tc>
-        <w:tc>
-          <w:tcPr/>
-          <w:p>
-            <w:pPr>
-              <w:pStyle w:val="Compact"/>
-            </w:pPr>
-            <w:r>
-              <w:t xml:space="preserve">TC-09</w:t>
-            </w:r>
-          </w:p>
-        </w:tc>
-      </w:tr>
-      <w:tr>
-        <w:tc>
-          <w:tcPr/>
-          <w:p>
-            <w:pPr>
-              <w:pStyle w:val="Compact"/>
-            </w:pPr>
-            <w:r>
-              <w:t xml:space="preserve">EV-09</w:t>
-            </w:r>
-          </w:p>
-        </w:tc>
-        <w:tc>
-          <w:tcPr/>
-          <w:p>
-            <w:pPr>
-              <w:pStyle w:val="Compact"/>
-            </w:pPr>
-            <w:r>
-              <w:t xml:space="preserve">การตัดสินใจสั่งซื้อสินค้าพึ่งประสบการณ์และสัญชาตญาณแทนข้อมูลจริง</w:t>
+              <w:t xml:space="preserve">US-04; UC-08, UC-09; AC-09</w:t>
+            </w:r>
+          </w:p>
+        </w:tc>
+        <w:tc>
+          <w:tcPr/>
+          <w:p>
+            <w:pPr>
+              <w:pStyle w:val="Compact"/>
+            </w:pPr>
+            <w:r>
+              <w:t xml:space="preserve">M-03, M-06</w:t>
+            </w:r>
+          </w:p>
+        </w:tc>
+      </w:tr>
+      <w:tr>
+        <w:tc>
+          <w:tcPr/>
+          <w:p>
+            <w:pPr>
+              <w:pStyle w:val="Compact"/>
+            </w:pPr>
+            <w:r>
+              <w:t xml:space="preserve">EV-09 การสั่งซื้อสินค้าพึ่งประสบการณ์แทนข้อมูลจริง</w:t>
             </w:r>
           </w:p>
         </w:tc>
@@ -18475,18 +18327,18 @@
               <w:pStyle w:val="Compact"/>
             </w:pPr>
             <w:r>
-              <w:t xml:space="preserve">UC-02, UC-11</w:t>
-            </w:r>
-          </w:p>
-        </w:tc>
-        <w:tc>
-          <w:tcPr/>
-          <w:p>
-            <w:pPr>
-              <w:pStyle w:val="Compact"/>
-            </w:pPr>
-            <w:r>
-              <w:t xml:space="preserve">TC-02, TC-10</w:t>
+              <w:t xml:space="preserve">US-05; UC-02, UC-11; AC-02, AC-10</w:t>
+            </w:r>
+          </w:p>
+        </w:tc>
+        <w:tc>
+          <w:tcPr/>
+          <w:p>
+            <w:pPr>
+              <w:pStyle w:val="Compact"/>
+            </w:pPr>
+            <w:r>
+              <w:t xml:space="preserve">M-02, M-08</w:t>
             </w:r>
           </w:p>
         </w:tc>
@@ -19159,7 +19011,7 @@
               <w:pStyle w:val="Compact"/>
             </w:pPr>
             <w:r>
-              <w:t xml:space="preserve">UC-04; FR-03; AC-04; TC-04</w:t>
+              <w:t xml:space="preserve">UC-04; FR-03; AC-04</w:t>
             </w:r>
           </w:p>
         </w:tc>
@@ -19194,7 +19046,7 @@
               <w:pStyle w:val="Compact"/>
             </w:pPr>
             <w:r>
-              <w:t xml:space="preserve">UC-05, UC-06; FR-04; NFR-02; AC-06; TC-05</w:t>
+              <w:t xml:space="preserve">UC-05, UC-06; FR-04; NFR-02; AC-06</w:t>
             </w:r>
           </w:p>
         </w:tc>
@@ -19229,7 +19081,7 @@
               <w:pStyle w:val="Compact"/>
             </w:pPr>
             <w:r>
-              <w:t xml:space="preserve">UC-07; FR-05, FR-06; NFR-04; AC-07; TC-06</w:t>
+              <w:t xml:space="preserve">UC-07; FR-05, FR-06; NFR-04; AC-07</w:t>
             </w:r>
           </w:p>
         </w:tc>
@@ -19264,7 +19116,7 @@
               <w:pStyle w:val="Compact"/>
             </w:pPr>
             <w:r>
-              <w:t xml:space="preserve">BR-02; NFR-04; AC-07; TC-06</w:t>
+              <w:t xml:space="preserve">BR-02; NFR-04; AC-07</w:t>
             </w:r>
           </w:p>
         </w:tc>
@@ -19299,7 +19151,7 @@
               <w:pStyle w:val="Compact"/>
             </w:pPr>
             <w:r>
-              <w:t xml:space="preserve">UC-11; FR-08; BR-05; AC-10; TC-10</w:t>
+              <w:t xml:space="preserve">UC-11; FR-08; BR-05; AC-10</w:t>
             </w:r>
           </w:p>
         </w:tc>
@@ -19334,7 +19186,7 @@
               <w:pStyle w:val="Compact"/>
             </w:pPr>
             <w:r>
-              <w:t xml:space="preserve">UC-08, UC-10; FR-07, FR-09; AC-09, AC-11; TC-09, TC-12</w:t>
+              <w:t xml:space="preserve">UC-08, UC-10; FR-07, FR-09; AC-09, AC-11</w:t>
             </w:r>
           </w:p>
         </w:tc>
@@ -19970,41 +19822,6 @@
               <w:pStyle w:val="Compact"/>
             </w:pPr>
             <w:r>
-              <w:t xml:space="preserve">ตัวเลขผลการทดสอบมีไฟล์หลักฐานรองรับ</w:t>
-            </w:r>
-          </w:p>
-        </w:tc>
-        <w:tc>
-          <w:tcPr/>
-          <w:p>
-            <w:pPr>
-              <w:pStyle w:val="Compact"/>
-            </w:pPr>
-            <w:r>
-              <w:t xml:space="preserve">PASS</w:t>
-            </w:r>
-          </w:p>
-        </w:tc>
-        <w:tc>
-          <w:tcPr/>
-          <w:p>
-            <w:pPr>
-              <w:pStyle w:val="Compact"/>
-            </w:pPr>
-            <w:r>
-              <w:t xml:space="preserve">app/evidence/ ประกอบด้วยรายงานการทดสอบ ผลการทดสอบพร้อมกัน เมทริกซ์เบราว์เซอร์ และภาพหน้าจอ</w:t>
-            </w:r>
-          </w:p>
-        </w:tc>
-      </w:tr>
-      <w:tr>
-        <w:tc>
-          <w:tcPr/>
-          <w:p>
-            <w:pPr>
-              <w:pStyle w:val="Compact"/>
-            </w:pPr>
-            <w:r>
               <w:t xml:space="preserve">ไม่มีข้อมูลภายในของสถานประกอบการปรากฏในเอกสาร</w:t>
             </w:r>
           </w:p>
@@ -20083,7 +19900,7 @@
         <w:t xml:space="preserve"> </w:t>
       </w:r>
       <w:r>
-        <w:t xml:space="preserve">ผล QA ด้านเนื้อหา PASS สำหรับเอกสารประกอบการนำเสนอความคืบหน้า ระบบพัฒนาและทดสอบครบตามความต้องการที่กำหนดไว้ แต่ยังไม่ถือเป็นฉบับสมบูรณ์จนกว่าจะปิดประเด็น TBD-01 ถึง TBD-04 ซึ่งต้องอาศัยการทวนสอบในสถานประกอบการจริง</w:t>
+        <w:t xml:space="preserve">ผล QA ด้านเนื้อหา PASS สำหรับ Review Candidate แต่ยังไม่อนุมัติเป็น Baseline จนกว่าจะปิดประเด็นใน Appendix C ที่ระบุว่าต้องปิดก่อน ซึ่งต้องอาศัยการยืนยันจากเจ้าของสถานประกอบการและการทวนสอบที่หน้างานจริง</w:t>
       </w:r>
     </w:p>
     <w:p>
@@ -20134,7 +19951,7 @@
         <w:color w:val="70859D"/>
         <w:sz w:val="21"/>
       </w:rPr>
-      <w:t xml:space="preserve">SRS v1.0 · Implemented and Verified · </w:t>
+      <w:t xml:space="preserve">SRS v1.0 · Review Candidate · </w:t>
     </w:r>
     <w:proofErr w:type="spellStart"/>
     <w:r>
